--- a/assignment_3.docx
+++ b/assignment_3.docx
@@ -529,6 +529,7 @@
         <w:rPr>
           <w:b/>
           <w:bCs/>
+          <w:noProof/>
           <w:lang w:val="en-US"/>
         </w:rPr>
         <w:drawing>
@@ -644,6 +645,7 @@
       </w:pPr>
       <w:r>
         <w:rPr>
+          <w:noProof/>
           <w:color w:val="7F7F7F" w:themeColor="text1" w:themeTint="80"/>
           <w:lang w:val="en-US"/>
         </w:rPr>
@@ -720,6 +722,7 @@
         <w:rPr>
           <w:b/>
           <w:bCs/>
+          <w:noProof/>
           <w:lang w:val="en-US"/>
         </w:rPr>
         <w:lastRenderedPageBreak/>
@@ -786,14 +789,7 @@
           <w:color w:val="7F7F7F" w:themeColor="text1" w:themeTint="80"/>
           <w:lang w:val="en-US"/>
         </w:rPr>
-        <w:t xml:space="preserve">: </w:t>
-      </w:r>
-      <w:r>
-        <w:rPr>
-          <w:color w:val="7F7F7F" w:themeColor="text1" w:themeTint="80"/>
-          <w:lang w:val="en-US"/>
-        </w:rPr>
-        <w:t>Acceleration Data from Smartwatch during exercise</w:t>
+        <w:t>: Acceleration Data from Smartwatch during exercise</w:t>
       </w:r>
     </w:p>
     <w:p>
@@ -991,6 +987,7 @@
         <w:rPr>
           <w:b/>
           <w:bCs/>
+          <w:noProof/>
           <w:lang w:val="en-US"/>
         </w:rPr>
         <w:drawing>
@@ -1063,31 +1060,32 @@
           <w:color w:val="7F7F7F" w:themeColor="text1" w:themeTint="80"/>
           <w:lang w:val="en-US"/>
         </w:rPr>
-        <w:t>PPG containing only the exercise from Smartwatch</w:t>
-      </w:r>
+        <w:t xml:space="preserve">PPG containing only the exercise from Smartwatch (top) and ECG containing the same exercise from </w:t>
+      </w:r>
+      <w:proofErr w:type="spellStart"/>
       <w:r>
         <w:rPr>
           <w:color w:val="7F7F7F" w:themeColor="text1" w:themeTint="80"/>
           <w:lang w:val="en-US"/>
         </w:rPr>
-        <w:t xml:space="preserve"> (top) and ECG containing the same exercise from </w:t>
-      </w:r>
-      <w:proofErr w:type="spellStart"/>
+        <w:t>BioPac</w:t>
+      </w:r>
+      <w:proofErr w:type="spellEnd"/>
       <w:r>
         <w:rPr>
           <w:color w:val="7F7F7F" w:themeColor="text1" w:themeTint="80"/>
           <w:lang w:val="en-US"/>
         </w:rPr>
-        <w:t>BioPac</w:t>
-      </w:r>
-      <w:proofErr w:type="spellEnd"/>
-      <w:r>
+        <w:t xml:space="preserve"> (bottom)</w:t>
+      </w:r>
+    </w:p>
+    <w:p>
+      <w:pPr>
         <w:rPr>
           <w:color w:val="7F7F7F" w:themeColor="text1" w:themeTint="80"/>
           <w:lang w:val="en-US"/>
         </w:rPr>
-        <w:t xml:space="preserve"> (bottom)</w:t>
-      </w:r>
+      </w:pPr>
     </w:p>
     <w:p>
       <w:pPr>
@@ -1096,16 +1094,9 @@
           <w:lang w:val="en-US"/>
         </w:rPr>
       </w:pPr>
-    </w:p>
-    <w:p>
-      <w:pPr>
-        <w:rPr>
-          <w:color w:val="7F7F7F" w:themeColor="text1" w:themeTint="80"/>
-          <w:lang w:val="en-US"/>
-        </w:rPr>
-      </w:pPr>
-      <w:r>
-        <w:rPr>
+      <w:r>
+        <w:rPr>
+          <w:noProof/>
           <w:color w:val="7F7F7F" w:themeColor="text1" w:themeTint="80"/>
           <w:lang w:val="en-US"/>
         </w:rPr>
@@ -1159,49 +1150,36 @@
           <w:color w:val="7F7F7F" w:themeColor="text1" w:themeTint="80"/>
           <w:lang w:val="en-US"/>
         </w:rPr>
-        <w:t xml:space="preserve">Figure </w:t>
-      </w:r>
+        <w:t xml:space="preserve">Figure 5: PPG containing only the exercise from </w:t>
+      </w:r>
+      <w:proofErr w:type="spellStart"/>
       <w:r>
         <w:rPr>
           <w:color w:val="7F7F7F" w:themeColor="text1" w:themeTint="80"/>
           <w:lang w:val="en-US"/>
         </w:rPr>
-        <w:t>5</w:t>
-      </w:r>
-      <w:r>
+        <w:t>BioPac</w:t>
+      </w:r>
+      <w:proofErr w:type="spellEnd"/>
+    </w:p>
+    <w:p>
+      <w:pPr>
         <w:rPr>
           <w:color w:val="7F7F7F" w:themeColor="text1" w:themeTint="80"/>
           <w:lang w:val="en-US"/>
         </w:rPr>
-        <w:t xml:space="preserve">: PPG containing only the exercise from </w:t>
-      </w:r>
-      <w:proofErr w:type="spellStart"/>
-      <w:r>
+      </w:pPr>
+    </w:p>
+    <w:p>
+      <w:pPr>
         <w:rPr>
           <w:color w:val="7F7F7F" w:themeColor="text1" w:themeTint="80"/>
           <w:lang w:val="en-US"/>
         </w:rPr>
-        <w:t>BioPac</w:t>
-      </w:r>
-      <w:proofErr w:type="spellEnd"/>
-    </w:p>
-    <w:p>
-      <w:pPr>
-        <w:rPr>
-          <w:color w:val="7F7F7F" w:themeColor="text1" w:themeTint="80"/>
-          <w:lang w:val="en-US"/>
-        </w:rPr>
-      </w:pPr>
-    </w:p>
-    <w:p>
-      <w:pPr>
-        <w:rPr>
-          <w:color w:val="7F7F7F" w:themeColor="text1" w:themeTint="80"/>
-          <w:lang w:val="en-US"/>
-        </w:rPr>
-      </w:pPr>
-      <w:r>
-        <w:rPr>
+      </w:pPr>
+      <w:r>
+        <w:rPr>
+          <w:noProof/>
           <w:color w:val="7F7F7F" w:themeColor="text1" w:themeTint="80"/>
           <w:lang w:val="en-US"/>
         </w:rPr>
@@ -1246,21 +1224,7 @@
           <w:color w:val="7F7F7F" w:themeColor="text1" w:themeTint="80"/>
           <w:lang w:val="en-US"/>
         </w:rPr>
-        <w:t xml:space="preserve">Figure </w:t>
-      </w:r>
-      <w:r>
-        <w:rPr>
-          <w:color w:val="7F7F7F" w:themeColor="text1" w:themeTint="80"/>
-          <w:lang w:val="en-US"/>
-        </w:rPr>
-        <w:t>6</w:t>
-      </w:r>
-      <w:r>
-        <w:rPr>
-          <w:color w:val="7F7F7F" w:themeColor="text1" w:themeTint="80"/>
-          <w:lang w:val="en-US"/>
-        </w:rPr>
-        <w:t>: Acceleration Data from Smartwatch during exercise</w:t>
+        <w:t>Figure 6: Acceleration Data from Smartwatch during exercise</w:t>
       </w:r>
     </w:p>
     <w:p>
@@ -1547,6 +1511,7 @@
         <w:rPr>
           <w:b/>
           <w:bCs/>
+          <w:noProof/>
           <w:lang w:val="en-US"/>
         </w:rPr>
         <w:lastRenderedPageBreak/>
@@ -1599,70 +1564,50 @@
           <w:color w:val="7F7F7F" w:themeColor="text1" w:themeTint="80"/>
           <w:lang w:val="en-US"/>
         </w:rPr>
-        <w:t xml:space="preserve">Figure </w:t>
+        <w:t>Figure 7: R-Peak Detection that worked well</w:t>
       </w:r>
       <w:r>
         <w:rPr>
           <w:color w:val="7F7F7F" w:themeColor="text1" w:themeTint="80"/>
           <w:lang w:val="en-US"/>
         </w:rPr>
-        <w:t>7</w:t>
-      </w:r>
+        <w:t xml:space="preserve"> on </w:t>
+      </w:r>
+      <w:proofErr w:type="spellStart"/>
       <w:r>
         <w:rPr>
           <w:color w:val="7F7F7F" w:themeColor="text1" w:themeTint="80"/>
           <w:lang w:val="en-US"/>
         </w:rPr>
-        <w:t xml:space="preserve">: </w:t>
-      </w:r>
+        <w:t>BioPac</w:t>
+      </w:r>
+      <w:proofErr w:type="spellEnd"/>
       <w:r>
         <w:rPr>
           <w:color w:val="7F7F7F" w:themeColor="text1" w:themeTint="80"/>
           <w:lang w:val="en-US"/>
         </w:rPr>
-        <w:t>R-Peak Detection that worked well</w:t>
-      </w:r>
-      <w:r>
+        <w:t xml:space="preserve"> ECG</w:t>
+      </w:r>
+    </w:p>
+    <w:p>
+      <w:pPr>
         <w:rPr>
           <w:color w:val="7F7F7F" w:themeColor="text1" w:themeTint="80"/>
           <w:lang w:val="en-US"/>
         </w:rPr>
-        <w:t xml:space="preserve"> on </w:t>
-      </w:r>
-      <w:proofErr w:type="spellStart"/>
-      <w:r>
+      </w:pPr>
+    </w:p>
+    <w:p>
+      <w:pPr>
         <w:rPr>
           <w:color w:val="7F7F7F" w:themeColor="text1" w:themeTint="80"/>
           <w:lang w:val="en-US"/>
         </w:rPr>
-        <w:t>BioPac</w:t>
-      </w:r>
-      <w:proofErr w:type="spellEnd"/>
-      <w:r>
-        <w:rPr>
-          <w:color w:val="7F7F7F" w:themeColor="text1" w:themeTint="80"/>
-          <w:lang w:val="en-US"/>
-        </w:rPr>
-        <w:t xml:space="preserve"> ECG</w:t>
-      </w:r>
-    </w:p>
-    <w:p>
-      <w:pPr>
-        <w:rPr>
-          <w:color w:val="7F7F7F" w:themeColor="text1" w:themeTint="80"/>
-          <w:lang w:val="en-US"/>
-        </w:rPr>
-      </w:pPr>
-    </w:p>
-    <w:p>
-      <w:pPr>
-        <w:rPr>
-          <w:color w:val="7F7F7F" w:themeColor="text1" w:themeTint="80"/>
-          <w:lang w:val="en-US"/>
-        </w:rPr>
-      </w:pPr>
-      <w:r>
-        <w:rPr>
+      </w:pPr>
+      <w:r>
+        <w:rPr>
+          <w:noProof/>
           <w:color w:val="7F7F7F" w:themeColor="text1" w:themeTint="80"/>
           <w:lang w:val="en-US"/>
         </w:rPr>
@@ -1715,70 +1660,50 @@
           <w:color w:val="7F7F7F" w:themeColor="text1" w:themeTint="80"/>
           <w:lang w:val="en-US"/>
         </w:rPr>
-        <w:t xml:space="preserve">Figure </w:t>
+        <w:t xml:space="preserve">Figure 8: R-Peak Detection that worked </w:t>
       </w:r>
       <w:r>
         <w:rPr>
           <w:color w:val="7F7F7F" w:themeColor="text1" w:themeTint="80"/>
           <w:lang w:val="en-US"/>
         </w:rPr>
-        <w:t>8</w:t>
-      </w:r>
+        <w:t xml:space="preserve">poorly on </w:t>
+      </w:r>
+      <w:proofErr w:type="spellStart"/>
       <w:r>
         <w:rPr>
           <w:color w:val="7F7F7F" w:themeColor="text1" w:themeTint="80"/>
           <w:lang w:val="en-US"/>
         </w:rPr>
-        <w:t xml:space="preserve">: R-Peak Detection that worked </w:t>
-      </w:r>
+        <w:t>BioPac</w:t>
+      </w:r>
+      <w:proofErr w:type="spellEnd"/>
       <w:r>
         <w:rPr>
           <w:color w:val="7F7F7F" w:themeColor="text1" w:themeTint="80"/>
           <w:lang w:val="en-US"/>
         </w:rPr>
-        <w:t xml:space="preserve">poorly </w:t>
-      </w:r>
-      <w:r>
+        <w:t xml:space="preserve"> ECG</w:t>
+      </w:r>
+    </w:p>
+    <w:p>
+      <w:pPr>
         <w:rPr>
           <w:color w:val="7F7F7F" w:themeColor="text1" w:themeTint="80"/>
           <w:lang w:val="en-US"/>
         </w:rPr>
-        <w:t xml:space="preserve">on </w:t>
-      </w:r>
-      <w:proofErr w:type="spellStart"/>
-      <w:r>
+      </w:pPr>
+    </w:p>
+    <w:p>
+      <w:pPr>
         <w:rPr>
           <w:color w:val="7F7F7F" w:themeColor="text1" w:themeTint="80"/>
           <w:lang w:val="en-US"/>
         </w:rPr>
-        <w:t>BioPac</w:t>
-      </w:r>
-      <w:proofErr w:type="spellEnd"/>
-      <w:r>
-        <w:rPr>
-          <w:color w:val="7F7F7F" w:themeColor="text1" w:themeTint="80"/>
-          <w:lang w:val="en-US"/>
-        </w:rPr>
-        <w:t xml:space="preserve"> ECG</w:t>
-      </w:r>
-    </w:p>
-    <w:p>
-      <w:pPr>
-        <w:rPr>
-          <w:color w:val="7F7F7F" w:themeColor="text1" w:themeTint="80"/>
-          <w:lang w:val="en-US"/>
-        </w:rPr>
-      </w:pPr>
-    </w:p>
-    <w:p>
-      <w:pPr>
-        <w:rPr>
-          <w:color w:val="7F7F7F" w:themeColor="text1" w:themeTint="80"/>
-          <w:lang w:val="en-US"/>
-        </w:rPr>
-      </w:pPr>
-      <w:r>
-        <w:rPr>
+      </w:pPr>
+      <w:r>
+        <w:rPr>
+          <w:noProof/>
           <w:color w:val="7F7F7F" w:themeColor="text1" w:themeTint="80"/>
           <w:lang w:val="en-US"/>
         </w:rPr>
@@ -1831,56 +1756,56 @@
           <w:color w:val="7F7F7F" w:themeColor="text1" w:themeTint="80"/>
           <w:lang w:val="en-US"/>
         </w:rPr>
-        <w:t xml:space="preserve">Figure </w:t>
+        <w:t xml:space="preserve">Figure 9: </w:t>
       </w:r>
       <w:r>
         <w:rPr>
           <w:color w:val="7F7F7F" w:themeColor="text1" w:themeTint="80"/>
           <w:lang w:val="en-US"/>
         </w:rPr>
-        <w:t>9</w:t>
+        <w:t>Derived h</w:t>
       </w:r>
       <w:r>
         <w:rPr>
           <w:color w:val="7F7F7F" w:themeColor="text1" w:themeTint="80"/>
           <w:lang w:val="en-US"/>
         </w:rPr>
-        <w:t xml:space="preserve">: </w:t>
-      </w:r>
-      <w:r>
+        <w:t>eart rate during the exercise: instant heart rate (blue) and smoothed heart rate (orange)</w:t>
+      </w:r>
+    </w:p>
+    <w:p>
+      <w:pPr>
         <w:rPr>
           <w:color w:val="7F7F7F" w:themeColor="text1" w:themeTint="80"/>
           <w:lang w:val="en-US"/>
         </w:rPr>
-        <w:t>Derived h</w:t>
-      </w:r>
-      <w:r>
-        <w:rPr>
-          <w:color w:val="7F7F7F" w:themeColor="text1" w:themeTint="80"/>
-          <w:lang w:val="en-US"/>
-        </w:rPr>
-        <w:t>eart rate during the exercise: instant heart rate (blue) and smoothed heart rate (orange)</w:t>
-      </w:r>
-    </w:p>
-    <w:p>
-      <w:pPr>
-        <w:rPr>
-          <w:color w:val="7F7F7F" w:themeColor="text1" w:themeTint="80"/>
-          <w:lang w:val="en-US"/>
-        </w:rPr>
-      </w:pPr>
-    </w:p>
-    <w:p>
-      <w:pPr>
-        <w:rPr>
-          <w:lang w:val="en-US"/>
-        </w:rPr>
-      </w:pPr>
-      <w:r>
-        <w:rPr>
-          <w:lang w:val="en-US"/>
-        </w:rPr>
-        <w:t xml:space="preserve">The instant heart rate shows extremely sharp peaks and declines that realistically do not give meaningful information about the heart rate. For instance, at the beginning of the measurement, before the start of the exercise (during rest), the instant heart rate hits almost 200 for an instance, and drops to 30 just a few heart beats later. This is not in any way descriptive of the heart rate we want to analyze, as those peaks and drops are most likely artefacts of measuring intervals or slight irregularities in the heart rate. If two heart beats are slightly further apart than </w:t>
+      </w:pPr>
+    </w:p>
+    <w:p>
+      <w:pPr>
+        <w:rPr>
+          <w:lang w:val="en-US"/>
+        </w:rPr>
+      </w:pPr>
+      <w:r>
+        <w:rPr>
+          <w:lang w:val="en-US"/>
+        </w:rPr>
+        <w:t xml:space="preserve">The instant heart rate shows extremely sharp peaks and declines that realistically do not give meaningful information about the heart rate. For instance, at the beginning of the measurement, before the start of the exercise (during rest), the instant heart rate hits almost 200 for an </w:t>
+      </w:r>
+      <w:proofErr w:type="gramStart"/>
+      <w:r>
+        <w:rPr>
+          <w:lang w:val="en-US"/>
+        </w:rPr>
+        <w:t>instance, and</w:t>
+      </w:r>
+      <w:proofErr w:type="gramEnd"/>
+      <w:r>
+        <w:rPr>
+          <w:lang w:val="en-US"/>
+        </w:rPr>
+        <w:t xml:space="preserve"> drops to 30 just a few heart beats later. This is not in any way descriptive of the heart rate we want to analyze, as those peaks and drops are most likely artefacts of measuring intervals or slight irregularities in the heart rate. If two heart beats are slightly further apart than </w:t>
       </w:r>
       <w:r>
         <w:rPr>
@@ -2158,6 +2083,7 @@
         <w:rPr>
           <w:b/>
           <w:bCs/>
+          <w:noProof/>
           <w:lang w:val="en-US"/>
         </w:rPr>
         <w:drawing>
@@ -2209,36 +2135,22 @@
           <w:color w:val="7F7F7F" w:themeColor="text1" w:themeTint="80"/>
           <w:lang w:val="en-US"/>
         </w:rPr>
-        <w:t xml:space="preserve">Figure </w:t>
-      </w:r>
+        <w:t xml:space="preserve">Figure 10: R-Peak Detection that worked well on </w:t>
+      </w:r>
+      <w:proofErr w:type="spellStart"/>
       <w:r>
         <w:rPr>
           <w:color w:val="7F7F7F" w:themeColor="text1" w:themeTint="80"/>
           <w:lang w:val="en-US"/>
         </w:rPr>
-        <w:t>10</w:t>
-      </w:r>
+        <w:t>BioPac</w:t>
+      </w:r>
+      <w:proofErr w:type="spellEnd"/>
       <w:r>
         <w:rPr>
           <w:color w:val="7F7F7F" w:themeColor="text1" w:themeTint="80"/>
           <w:lang w:val="en-US"/>
         </w:rPr>
-        <w:t xml:space="preserve">: R-Peak Detection that worked well on </w:t>
-      </w:r>
-      <w:proofErr w:type="spellStart"/>
-      <w:r>
-        <w:rPr>
-          <w:color w:val="7F7F7F" w:themeColor="text1" w:themeTint="80"/>
-          <w:lang w:val="en-US"/>
-        </w:rPr>
-        <w:t>BioPac</w:t>
-      </w:r>
-      <w:proofErr w:type="spellEnd"/>
-      <w:r>
-        <w:rPr>
-          <w:color w:val="7F7F7F" w:themeColor="text1" w:themeTint="80"/>
-          <w:lang w:val="en-US"/>
-        </w:rPr>
         <w:t xml:space="preserve"> ECG</w:t>
       </w:r>
     </w:p>
@@ -2263,6 +2175,7 @@
         <w:rPr>
           <w:b/>
           <w:bCs/>
+          <w:noProof/>
           <w:lang w:val="en-US"/>
         </w:rPr>
         <w:drawing>
@@ -2314,50 +2227,22 @@
           <w:color w:val="7F7F7F" w:themeColor="text1" w:themeTint="80"/>
           <w:lang w:val="en-US"/>
         </w:rPr>
-        <w:t xml:space="preserve">Figure </w:t>
-      </w:r>
+        <w:t xml:space="preserve">Figure 11: R-Peak Detection that worked poorly on </w:t>
+      </w:r>
+      <w:proofErr w:type="spellStart"/>
       <w:r>
         <w:rPr>
           <w:color w:val="7F7F7F" w:themeColor="text1" w:themeTint="80"/>
           <w:lang w:val="en-US"/>
         </w:rPr>
-        <w:t>11</w:t>
-      </w:r>
+        <w:t>BioPac</w:t>
+      </w:r>
+      <w:proofErr w:type="spellEnd"/>
       <w:r>
         <w:rPr>
           <w:color w:val="7F7F7F" w:themeColor="text1" w:themeTint="80"/>
           <w:lang w:val="en-US"/>
         </w:rPr>
-        <w:t xml:space="preserve">: R-Peak Detection that worked </w:t>
-      </w:r>
-      <w:r>
-        <w:rPr>
-          <w:color w:val="7F7F7F" w:themeColor="text1" w:themeTint="80"/>
-          <w:lang w:val="en-US"/>
-        </w:rPr>
-        <w:t>poorly</w:t>
-      </w:r>
-      <w:r>
-        <w:rPr>
-          <w:color w:val="7F7F7F" w:themeColor="text1" w:themeTint="80"/>
-          <w:lang w:val="en-US"/>
-        </w:rPr>
-        <w:t xml:space="preserve"> on </w:t>
-      </w:r>
-      <w:proofErr w:type="spellStart"/>
-      <w:r>
-        <w:rPr>
-          <w:color w:val="7F7F7F" w:themeColor="text1" w:themeTint="80"/>
-          <w:lang w:val="en-US"/>
-        </w:rPr>
-        <w:t>BioPac</w:t>
-      </w:r>
-      <w:proofErr w:type="spellEnd"/>
-      <w:r>
-        <w:rPr>
-          <w:color w:val="7F7F7F" w:themeColor="text1" w:themeTint="80"/>
-          <w:lang w:val="en-US"/>
-        </w:rPr>
         <w:t xml:space="preserve"> ECG</w:t>
       </w:r>
     </w:p>
@@ -2382,6 +2267,7 @@
         <w:rPr>
           <w:b/>
           <w:bCs/>
+          <w:noProof/>
           <w:lang w:val="en-US"/>
         </w:rPr>
         <w:lastRenderedPageBreak/>
@@ -2434,48 +2320,34 @@
           <w:color w:val="7F7F7F" w:themeColor="text1" w:themeTint="80"/>
           <w:lang w:val="en-US"/>
         </w:rPr>
-        <w:t xml:space="preserve">Figure </w:t>
+        <w:t xml:space="preserve">Figure 12: </w:t>
       </w:r>
       <w:r>
         <w:rPr>
           <w:color w:val="7F7F7F" w:themeColor="text1" w:themeTint="80"/>
           <w:lang w:val="en-US"/>
         </w:rPr>
-        <w:t>12</w:t>
+        <w:t>Derived h</w:t>
       </w:r>
       <w:r>
         <w:rPr>
           <w:color w:val="7F7F7F" w:themeColor="text1" w:themeTint="80"/>
           <w:lang w:val="en-US"/>
         </w:rPr>
-        <w:t xml:space="preserve">: </w:t>
+        <w:t>eart rate</w:t>
       </w:r>
       <w:r>
         <w:rPr>
           <w:color w:val="7F7F7F" w:themeColor="text1" w:themeTint="80"/>
           <w:lang w:val="en-US"/>
         </w:rPr>
-        <w:t>Derived h</w:t>
+        <w:t xml:space="preserve"> </w:t>
       </w:r>
       <w:r>
         <w:rPr>
           <w:color w:val="7F7F7F" w:themeColor="text1" w:themeTint="80"/>
           <w:lang w:val="en-US"/>
         </w:rPr>
-        <w:t>eart rate</w:t>
-      </w:r>
-      <w:r>
-        <w:rPr>
-          <w:color w:val="7F7F7F" w:themeColor="text1" w:themeTint="80"/>
-          <w:lang w:val="en-US"/>
-        </w:rPr>
-        <w:t xml:space="preserve"> </w:t>
-      </w:r>
-      <w:r>
-        <w:rPr>
-          <w:color w:val="7F7F7F" w:themeColor="text1" w:themeTint="80"/>
-          <w:lang w:val="en-US"/>
-        </w:rPr>
         <w:t>during the exercise: instant heart rate (blue) and smoothed heart rate (orange)</w:t>
       </w:r>
     </w:p>
@@ -2496,19 +2368,7 @@
         <w:rPr>
           <w:lang w:val="en-US"/>
         </w:rPr>
-        <w:t xml:space="preserve">The smoothed heart rate is more resistant to irregularities and therefore much more readable. It is much easier to track where the subject was doing exercises and where the subject was resting in the smoothed heart rate. Notably, periods of higher smoothed heart rates largely overlap with more sharp spikes and drops </w:t>
-      </w:r>
-      <w:r>
-        <w:rPr>
-          <w:lang w:val="en-US"/>
-        </w:rPr>
-        <w:t>in the instant heart rate</w:t>
-      </w:r>
-      <w:r>
-        <w:rPr>
-          <w:lang w:val="en-US"/>
-        </w:rPr>
-        <w:t xml:space="preserve">. The instant heart rate appears more irregular when the subjects heart beast faster. </w:t>
+        <w:t xml:space="preserve">The smoothed heart rate is more resistant to irregularities and therefore much more readable. It is much easier to track where the subject was doing exercises and where the subject was resting in the smoothed heart rate. Notably, periods of higher smoothed heart rates largely overlap with more sharp spikes and drops in the instant heart rate. The instant heart rate appears more irregular when the subjects heart beast faster. </w:t>
       </w:r>
     </w:p>
     <w:p>
@@ -2776,6 +2636,7 @@
         <w:rPr>
           <w:b/>
           <w:bCs/>
+          <w:noProof/>
           <w:lang w:val="en-US"/>
         </w:rPr>
         <w:drawing>
@@ -2827,65 +2688,31 @@
           <w:color w:val="7F7F7F" w:themeColor="text1" w:themeTint="80"/>
           <w:lang w:val="en-US"/>
         </w:rPr>
-        <w:t>Figure 1</w:t>
-      </w:r>
-      <w:r>
-        <w:rPr>
-          <w:color w:val="7F7F7F" w:themeColor="text1" w:themeTint="80"/>
-          <w:lang w:val="en-US"/>
-        </w:rPr>
-        <w:t>3</w:t>
-      </w:r>
-      <w:r>
-        <w:rPr>
-          <w:color w:val="7F7F7F" w:themeColor="text1" w:themeTint="80"/>
-          <w:lang w:val="en-US"/>
-        </w:rPr>
-        <w:t xml:space="preserve">: R-Peak Detection that worked well on </w:t>
-      </w:r>
-      <w:r>
-        <w:rPr>
-          <w:color w:val="7F7F7F" w:themeColor="text1" w:themeTint="80"/>
-          <w:lang w:val="en-US"/>
-        </w:rPr>
-        <w:t>Smartwatch</w:t>
-      </w:r>
-      <w:r>
-        <w:rPr>
-          <w:color w:val="7F7F7F" w:themeColor="text1" w:themeTint="80"/>
-          <w:lang w:val="en-US"/>
-        </w:rPr>
-        <w:t xml:space="preserve"> </w:t>
-      </w:r>
-      <w:r>
-        <w:rPr>
-          <w:color w:val="7F7F7F" w:themeColor="text1" w:themeTint="80"/>
-          <w:lang w:val="en-US"/>
-        </w:rPr>
-        <w:t>PPG</w:t>
-      </w:r>
-    </w:p>
-    <w:p>
-      <w:pPr>
-        <w:rPr>
-          <w:b/>
-          <w:bCs/>
-          <w:lang w:val="en-US"/>
-        </w:rPr>
-      </w:pPr>
-    </w:p>
-    <w:p>
-      <w:pPr>
-        <w:rPr>
-          <w:b/>
-          <w:bCs/>
-          <w:lang w:val="en-US"/>
-        </w:rPr>
-      </w:pPr>
-      <w:r>
-        <w:rPr>
-          <w:b/>
-          <w:bCs/>
+        <w:t>Figure 13: R-Peak Detection that worked well on Smartwatch PPG</w:t>
+      </w:r>
+    </w:p>
+    <w:p>
+      <w:pPr>
+        <w:rPr>
+          <w:b/>
+          <w:bCs/>
+          <w:lang w:val="en-US"/>
+        </w:rPr>
+      </w:pPr>
+    </w:p>
+    <w:p>
+      <w:pPr>
+        <w:rPr>
+          <w:b/>
+          <w:bCs/>
+          <w:lang w:val="en-US"/>
+        </w:rPr>
+      </w:pPr>
+      <w:r>
+        <w:rPr>
+          <w:b/>
+          <w:bCs/>
+          <w:noProof/>
           <w:lang w:val="en-US"/>
         </w:rPr>
         <w:lastRenderedPageBreak/>
@@ -2938,79 +2765,31 @@
           <w:color w:val="7F7F7F" w:themeColor="text1" w:themeTint="80"/>
           <w:lang w:val="en-US"/>
         </w:rPr>
-        <w:t>Figure 1</w:t>
-      </w:r>
-      <w:r>
-        <w:rPr>
-          <w:color w:val="7F7F7F" w:themeColor="text1" w:themeTint="80"/>
-          <w:lang w:val="en-US"/>
-        </w:rPr>
-        <w:t>4</w:t>
-      </w:r>
-      <w:r>
-        <w:rPr>
-          <w:color w:val="7F7F7F" w:themeColor="text1" w:themeTint="80"/>
-          <w:lang w:val="en-US"/>
-        </w:rPr>
-        <w:t xml:space="preserve">: R-Peak Detection that worked </w:t>
-      </w:r>
-      <w:r>
-        <w:rPr>
-          <w:color w:val="7F7F7F" w:themeColor="text1" w:themeTint="80"/>
-          <w:lang w:val="en-US"/>
-        </w:rPr>
-        <w:t>poorly</w:t>
-      </w:r>
-      <w:r>
-        <w:rPr>
-          <w:color w:val="7F7F7F" w:themeColor="text1" w:themeTint="80"/>
-          <w:lang w:val="en-US"/>
-        </w:rPr>
-        <w:t xml:space="preserve"> on</w:t>
-      </w:r>
-      <w:r>
-        <w:rPr>
-          <w:color w:val="7F7F7F" w:themeColor="text1" w:themeTint="80"/>
-          <w:lang w:val="en-US"/>
-        </w:rPr>
-        <w:t xml:space="preserve"> Smartwatch</w:t>
-      </w:r>
-      <w:r>
-        <w:rPr>
-          <w:color w:val="7F7F7F" w:themeColor="text1" w:themeTint="80"/>
-          <w:lang w:val="en-US"/>
-        </w:rPr>
-        <w:t xml:space="preserve"> </w:t>
-      </w:r>
-      <w:r>
-        <w:rPr>
-          <w:color w:val="7F7F7F" w:themeColor="text1" w:themeTint="80"/>
-          <w:lang w:val="en-US"/>
-        </w:rPr>
-        <w:t>PPG</w:t>
-      </w:r>
-    </w:p>
-    <w:p>
-      <w:pPr>
-        <w:rPr>
-          <w:b/>
-          <w:bCs/>
-          <w:lang w:val="en-US"/>
-        </w:rPr>
-      </w:pPr>
-    </w:p>
-    <w:p>
-      <w:pPr>
-        <w:rPr>
-          <w:b/>
-          <w:bCs/>
-          <w:lang w:val="en-US"/>
-        </w:rPr>
-      </w:pPr>
-      <w:r>
-        <w:rPr>
-          <w:b/>
-          <w:bCs/>
+        <w:t>Figure 14: R-Peak Detection that worked poorly on Smartwatch PPG</w:t>
+      </w:r>
+    </w:p>
+    <w:p>
+      <w:pPr>
+        <w:rPr>
+          <w:b/>
+          <w:bCs/>
+          <w:lang w:val="en-US"/>
+        </w:rPr>
+      </w:pPr>
+    </w:p>
+    <w:p>
+      <w:pPr>
+        <w:rPr>
+          <w:b/>
+          <w:bCs/>
+          <w:lang w:val="en-US"/>
+        </w:rPr>
+      </w:pPr>
+      <w:r>
+        <w:rPr>
+          <w:b/>
+          <w:bCs/>
+          <w:noProof/>
           <w:lang w:val="en-US"/>
         </w:rPr>
         <w:drawing>
@@ -3062,56 +2841,42 @@
           <w:color w:val="7F7F7F" w:themeColor="text1" w:themeTint="80"/>
           <w:lang w:val="en-US"/>
         </w:rPr>
-        <w:t>Figure 1</w:t>
-      </w:r>
-      <w:r>
+        <w:t>Figure 15: Heart rate during the exercise: instant heart rate (blue) and smoothed heart rate (orange)</w:t>
+      </w:r>
+    </w:p>
+    <w:p>
+      <w:pPr>
         <w:rPr>
           <w:color w:val="7F7F7F" w:themeColor="text1" w:themeTint="80"/>
           <w:lang w:val="en-US"/>
         </w:rPr>
-        <w:t>5</w:t>
-      </w:r>
-      <w:r>
-        <w:rPr>
-          <w:color w:val="7F7F7F" w:themeColor="text1" w:themeTint="80"/>
-          <w:lang w:val="en-US"/>
-        </w:rPr>
-        <w:t>: Heart rate</w:t>
-      </w:r>
-      <w:r>
-        <w:rPr>
-          <w:color w:val="7F7F7F" w:themeColor="text1" w:themeTint="80"/>
-          <w:lang w:val="en-US"/>
-        </w:rPr>
-        <w:t xml:space="preserve"> </w:t>
-      </w:r>
-      <w:r>
-        <w:rPr>
-          <w:color w:val="7F7F7F" w:themeColor="text1" w:themeTint="80"/>
-          <w:lang w:val="en-US"/>
-        </w:rPr>
-        <w:t>during the exercise: instant heart rate (blue) and smoothed heart rate (orange)</w:t>
-      </w:r>
-    </w:p>
-    <w:p>
-      <w:pPr>
-        <w:rPr>
-          <w:color w:val="7F7F7F" w:themeColor="text1" w:themeTint="80"/>
-          <w:lang w:val="en-US"/>
-        </w:rPr>
-      </w:pPr>
-    </w:p>
-    <w:p>
-      <w:pPr>
-        <w:rPr>
-          <w:lang w:val="en-US"/>
-        </w:rPr>
-      </w:pPr>
-      <w:r>
-        <w:rPr>
-          <w:lang w:val="en-US"/>
-        </w:rPr>
-        <w:t xml:space="preserve">The differences are the same as for the previous two questions. However it is notable that the subjects heart rate does not appear to rise as much as it did during this exercise when the heart rate was derived from the </w:t>
+      </w:pPr>
+    </w:p>
+    <w:p>
+      <w:pPr>
+        <w:rPr>
+          <w:lang w:val="en-US"/>
+        </w:rPr>
+      </w:pPr>
+      <w:r>
+        <w:rPr>
+          <w:lang w:val="en-US"/>
+        </w:rPr>
+        <w:t xml:space="preserve">The differences are the same as for the previous two questions. </w:t>
+      </w:r>
+      <w:proofErr w:type="gramStart"/>
+      <w:r>
+        <w:rPr>
+          <w:lang w:val="en-US"/>
+        </w:rPr>
+        <w:t>However</w:t>
+      </w:r>
+      <w:proofErr w:type="gramEnd"/>
+      <w:r>
+        <w:rPr>
+          <w:lang w:val="en-US"/>
+        </w:rPr>
+        <w:t xml:space="preserve"> it is notable that the subjects heart rate does not appear to rise as much as it did during this exercise when the heart rate was derived from the </w:t>
       </w:r>
       <w:proofErr w:type="spellStart"/>
       <w:r>
@@ -3200,7 +2965,25 @@
           <w:bCs/>
           <w:lang w:val="en-US"/>
         </w:rPr>
-        <w:t>you are using in order to allocate the data to the correct tracks above. Use the neurokit2 toolbox</w:t>
+        <w:t xml:space="preserve">you are using </w:t>
+      </w:r>
+      <w:proofErr w:type="gramStart"/>
+      <w:r>
+        <w:rPr>
+          <w:b/>
+          <w:bCs/>
+          <w:lang w:val="en-US"/>
+        </w:rPr>
+        <w:t>in order to</w:t>
+      </w:r>
+      <w:proofErr w:type="gramEnd"/>
+      <w:r>
+        <w:rPr>
+          <w:b/>
+          <w:bCs/>
+          <w:lang w:val="en-US"/>
+        </w:rPr>
+        <w:t xml:space="preserve"> allocate the data to the correct tracks above. Use the neurokit2 toolbox</w:t>
       </w:r>
     </w:p>
     <w:p>
@@ -3491,7 +3274,25 @@
           <w:bCs/>
           <w:lang w:val="en-US"/>
         </w:rPr>
-        <w:t>this Question. Document which one you are using in order to allocate the data to the correct</w:t>
+        <w:t xml:space="preserve">this Question. Document which one you are using </w:t>
+      </w:r>
+      <w:proofErr w:type="gramStart"/>
+      <w:r>
+        <w:rPr>
+          <w:b/>
+          <w:bCs/>
+          <w:lang w:val="en-US"/>
+        </w:rPr>
+        <w:t>in order to</w:t>
+      </w:r>
+      <w:proofErr w:type="gramEnd"/>
+      <w:r>
+        <w:rPr>
+          <w:b/>
+          <w:bCs/>
+          <w:lang w:val="en-US"/>
+        </w:rPr>
+        <w:t xml:space="preserve"> allocate the data to the correct</w:t>
       </w:r>
     </w:p>
     <w:p>
@@ -3561,7 +3362,25 @@
           <w:bCs/>
           <w:lang w:val="en-US"/>
         </w:rPr>
-        <w:t>extraction. Before transforming the window into the frequency domain you should do some</w:t>
+        <w:t xml:space="preserve">extraction. Before transforming the window into the frequency </w:t>
+      </w:r>
+      <w:proofErr w:type="gramStart"/>
+      <w:r>
+        <w:rPr>
+          <w:b/>
+          <w:bCs/>
+          <w:lang w:val="en-US"/>
+        </w:rPr>
+        <w:t>domain</w:t>
+      </w:r>
+      <w:proofErr w:type="gramEnd"/>
+      <w:r>
+        <w:rPr>
+          <w:b/>
+          <w:bCs/>
+          <w:lang w:val="en-US"/>
+        </w:rPr>
+        <w:t xml:space="preserve"> you should do some</w:t>
       </w:r>
     </w:p>
     <w:p>
@@ -3613,7 +3432,25 @@
           <w:bCs/>
           <w:lang w:val="en-US"/>
         </w:rPr>
-        <w:t xml:space="preserve">for example </w:t>
+        <w:t xml:space="preserve">for </w:t>
+      </w:r>
+      <w:proofErr w:type="gramStart"/>
+      <w:r>
+        <w:rPr>
+          <w:b/>
+          <w:bCs/>
+          <w:lang w:val="en-US"/>
+        </w:rPr>
+        <w:t>example</w:t>
+      </w:r>
+      <w:proofErr w:type="gramEnd"/>
+      <w:r>
+        <w:rPr>
+          <w:b/>
+          <w:bCs/>
+          <w:lang w:val="en-US"/>
+        </w:rPr>
+        <w:t xml:space="preserve"> </w:t>
       </w:r>
       <w:proofErr w:type="spellStart"/>
       <w:r>
@@ -3804,7 +3641,25 @@
           <w:bCs/>
           <w:lang w:val="en-US"/>
         </w:rPr>
-        <w:t>smartwatch PPG HR with and without smoothing for all measurements (You have to do that</w:t>
+        <w:t xml:space="preserve">smartwatch PPG HR with and without smoothing for all measurements (You </w:t>
+      </w:r>
+      <w:proofErr w:type="gramStart"/>
+      <w:r>
+        <w:rPr>
+          <w:b/>
+          <w:bCs/>
+          <w:lang w:val="en-US"/>
+        </w:rPr>
+        <w:t>have to</w:t>
+      </w:r>
+      <w:proofErr w:type="gramEnd"/>
+      <w:r>
+        <w:rPr>
+          <w:b/>
+          <w:bCs/>
+          <w:lang w:val="en-US"/>
+        </w:rPr>
+        <w:t xml:space="preserve"> do that</w:t>
       </w:r>
     </w:p>
     <w:p>
@@ -4131,24 +3986,60 @@
           <w:bCs/>
           <w:lang w:val="en-US"/>
         </w:rPr>
-        <w:t>both smoothed and not smoothed heart rate and also for “Stairs” and “Workout” data (you can</w:t>
-      </w:r>
-    </w:p>
-    <w:p>
-      <w:pPr>
-        <w:rPr>
-          <w:b/>
-          <w:bCs/>
-          <w:lang w:val="en-US"/>
-        </w:rPr>
-      </w:pPr>
-      <w:r>
-        <w:rPr>
-          <w:b/>
-          <w:bCs/>
-          <w:lang w:val="en-US"/>
-        </w:rPr>
-        <w:t>choose one measurement, but document which one).</w:t>
+        <w:t xml:space="preserve">both smoothed and not smoothed heart rate </w:t>
+      </w:r>
+      <w:proofErr w:type="gramStart"/>
+      <w:r>
+        <w:rPr>
+          <w:b/>
+          <w:bCs/>
+          <w:lang w:val="en-US"/>
+        </w:rPr>
+        <w:t>and also</w:t>
+      </w:r>
+      <w:proofErr w:type="gramEnd"/>
+      <w:r>
+        <w:rPr>
+          <w:b/>
+          <w:bCs/>
+          <w:lang w:val="en-US"/>
+        </w:rPr>
+        <w:t xml:space="preserve"> for “Stairs” and “Workout” data (you can</w:t>
+      </w:r>
+    </w:p>
+    <w:p>
+      <w:pPr>
+        <w:rPr>
+          <w:b/>
+          <w:bCs/>
+          <w:lang w:val="en-US"/>
+        </w:rPr>
+      </w:pPr>
+      <w:r>
+        <w:rPr>
+          <w:b/>
+          <w:bCs/>
+          <w:lang w:val="en-US"/>
+        </w:rPr>
+        <w:t xml:space="preserve">choose one </w:t>
+      </w:r>
+      <w:proofErr w:type="gramStart"/>
+      <w:r>
+        <w:rPr>
+          <w:b/>
+          <w:bCs/>
+          <w:lang w:val="en-US"/>
+        </w:rPr>
+        <w:t>measurement, but</w:t>
+      </w:r>
+      <w:proofErr w:type="gramEnd"/>
+      <w:r>
+        <w:rPr>
+          <w:b/>
+          <w:bCs/>
+          <w:lang w:val="en-US"/>
+        </w:rPr>
+        <w:t xml:space="preserve"> document which one).</w:t>
       </w:r>
     </w:p>
     <w:p>
@@ -4182,41 +4073,95 @@
           <w:bCs/>
           <w:lang w:val="en-US"/>
         </w:rPr>
-        <w:t>smoothed and not smoothed heart rate and also for “Stairs” and “Workout” data (you can</w:t>
-      </w:r>
-    </w:p>
-    <w:p>
-      <w:pPr>
-        <w:rPr>
-          <w:b/>
-          <w:bCs/>
-          <w:lang w:val="en-US"/>
-        </w:rPr>
-      </w:pPr>
-      <w:r>
-        <w:rPr>
-          <w:b/>
-          <w:bCs/>
-          <w:lang w:val="en-US"/>
-        </w:rPr>
-        <w:t>choose one measurement, but document which one).</w:t>
-      </w:r>
-    </w:p>
-    <w:p>
-      <w:pPr>
-        <w:rPr>
-          <w:b/>
-          <w:bCs/>
-          <w:lang w:val="en-US"/>
-        </w:rPr>
-      </w:pPr>
-      <w:r>
-        <w:rPr>
-          <w:b/>
-          <w:bCs/>
-          <w:lang w:val="en-US"/>
-        </w:rPr>
-        <w:t>Also do a Bland Altmann plot on the frequency based heart rate extraction.</w:t>
+        <w:t xml:space="preserve">smoothed and not smoothed heart rate </w:t>
+      </w:r>
+      <w:proofErr w:type="gramStart"/>
+      <w:r>
+        <w:rPr>
+          <w:b/>
+          <w:bCs/>
+          <w:lang w:val="en-US"/>
+        </w:rPr>
+        <w:t>and also</w:t>
+      </w:r>
+      <w:proofErr w:type="gramEnd"/>
+      <w:r>
+        <w:rPr>
+          <w:b/>
+          <w:bCs/>
+          <w:lang w:val="en-US"/>
+        </w:rPr>
+        <w:t xml:space="preserve"> for “Stairs” and “Workout” data (you can</w:t>
+      </w:r>
+    </w:p>
+    <w:p>
+      <w:pPr>
+        <w:rPr>
+          <w:b/>
+          <w:bCs/>
+          <w:lang w:val="en-US"/>
+        </w:rPr>
+      </w:pPr>
+      <w:r>
+        <w:rPr>
+          <w:b/>
+          <w:bCs/>
+          <w:lang w:val="en-US"/>
+        </w:rPr>
+        <w:t xml:space="preserve">choose one </w:t>
+      </w:r>
+      <w:proofErr w:type="gramStart"/>
+      <w:r>
+        <w:rPr>
+          <w:b/>
+          <w:bCs/>
+          <w:lang w:val="en-US"/>
+        </w:rPr>
+        <w:t>measurement, but</w:t>
+      </w:r>
+      <w:proofErr w:type="gramEnd"/>
+      <w:r>
+        <w:rPr>
+          <w:b/>
+          <w:bCs/>
+          <w:lang w:val="en-US"/>
+        </w:rPr>
+        <w:t xml:space="preserve"> document which one).</w:t>
+      </w:r>
+    </w:p>
+    <w:p>
+      <w:pPr>
+        <w:rPr>
+          <w:b/>
+          <w:bCs/>
+          <w:lang w:val="en-US"/>
+        </w:rPr>
+      </w:pPr>
+      <w:r>
+        <w:rPr>
+          <w:b/>
+          <w:bCs/>
+          <w:lang w:val="en-US"/>
+        </w:rPr>
+        <w:t xml:space="preserve">Also do a Bland Altmann plot on the </w:t>
+      </w:r>
+      <w:proofErr w:type="gramStart"/>
+      <w:r>
+        <w:rPr>
+          <w:b/>
+          <w:bCs/>
+          <w:lang w:val="en-US"/>
+        </w:rPr>
+        <w:t>frequency based</w:t>
+      </w:r>
+      <w:proofErr w:type="gramEnd"/>
+      <w:r>
+        <w:rPr>
+          <w:b/>
+          <w:bCs/>
+          <w:lang w:val="en-US"/>
+        </w:rPr>
+        <w:t xml:space="preserve"> heart rate extraction.</w:t>
       </w:r>
     </w:p>
     <w:p>
@@ -4281,21 +4226,574 @@
     </w:p>
     <w:p>
       <w:pPr>
-        <w:rPr>
-          <w:b/>
-          <w:bCs/>
-          <w:color w:val="C00000"/>
-          <w:lang w:val="en-US"/>
-        </w:rPr>
-      </w:pPr>
-      <w:r>
-        <w:rPr>
-          <w:b/>
-          <w:bCs/>
-          <w:color w:val="C00000"/>
-          <w:lang w:val="en-US"/>
-        </w:rPr>
-        <w:t>TODO: Everything</w:t>
+        <w:pStyle w:val="ListParagraph"/>
+        <w:numPr>
+          <w:ilvl w:val="0"/>
+          <w:numId w:val="11"/>
+        </w:numPr>
+        <w:rPr>
+          <w:lang w:val="en-US"/>
+        </w:rPr>
+      </w:pPr>
+      <w:r>
+        <w:rPr>
+          <w:lang w:val="en-US"/>
+        </w:rPr>
+        <w:t>A Bland-Altman plot is a method to compare two measurement techniques by plotting the difference between the methods against their mean. It highlights bias (</w:t>
+      </w:r>
+      <w:r>
+        <w:rPr>
+          <w:lang w:val="en-US"/>
+        </w:rPr>
+        <w:t>mean</w:t>
+      </w:r>
+      <w:r>
+        <w:rPr>
+          <w:lang w:val="en-US"/>
+        </w:rPr>
+        <w:t xml:space="preserve"> difference), limits of agreement</w:t>
+      </w:r>
+      <w:r>
+        <w:rPr>
+          <w:lang w:val="en-US"/>
+        </w:rPr>
+        <w:t>,</w:t>
+      </w:r>
+      <w:r>
+        <w:rPr>
+          <w:lang w:val="en-US"/>
+        </w:rPr>
+        <w:t xml:space="preserve"> and potential trends in measurement error across the measurement range. In the </w:t>
+      </w:r>
+      <w:proofErr w:type="spellStart"/>
+      <w:r>
+        <w:rPr>
+          <w:lang w:val="en-US"/>
+        </w:rPr>
+        <w:t>Biopac</w:t>
+      </w:r>
+      <w:proofErr w:type="spellEnd"/>
+      <w:r>
+        <w:rPr>
+          <w:lang w:val="en-US"/>
+        </w:rPr>
+        <w:t xml:space="preserve"> PPG “Workout” smoothed data vs ECG ground truth plot, most points cluster around the bias line with random scatter, suggesting reasonable agreement but some systematic </w:t>
+      </w:r>
+      <w:r>
+        <w:rPr>
+          <w:lang w:val="en-US"/>
+        </w:rPr>
+        <w:t>difference in estimation</w:t>
+      </w:r>
+      <w:r>
+        <w:rPr>
+          <w:lang w:val="en-US"/>
+        </w:rPr>
+        <w:t xml:space="preserve"> at </w:t>
+      </w:r>
+      <w:r>
+        <w:rPr>
+          <w:lang w:val="en-US"/>
+        </w:rPr>
+        <w:t>the lower</w:t>
+      </w:r>
+      <w:r>
+        <w:rPr>
+          <w:lang w:val="en-US"/>
+        </w:rPr>
+        <w:t xml:space="preserve"> heart rates</w:t>
+      </w:r>
+      <w:r>
+        <w:rPr>
+          <w:lang w:val="en-US"/>
+        </w:rPr>
+        <w:t xml:space="preserve"> and some at higher heart rates</w:t>
+      </w:r>
+      <w:r>
+        <w:rPr>
+          <w:lang w:val="en-US"/>
+        </w:rPr>
+        <w:t xml:space="preserve">. The limits of agreement indicate the expected range of differences between methods. This helps assess both accuracy (bias) and precision (spread). In this context, it shows how reliable the </w:t>
+      </w:r>
+      <w:proofErr w:type="spellStart"/>
+      <w:r>
+        <w:rPr>
+          <w:lang w:val="en-US"/>
+        </w:rPr>
+        <w:t>Biopac</w:t>
+      </w:r>
+      <w:proofErr w:type="spellEnd"/>
+      <w:r>
+        <w:rPr>
+          <w:lang w:val="en-US"/>
+        </w:rPr>
+        <w:t xml:space="preserve"> PPG</w:t>
+      </w:r>
+      <w:r>
+        <w:rPr>
+          <w:lang w:val="en-US"/>
+        </w:rPr>
+        <w:t xml:space="preserve"> HR Detection</w:t>
+      </w:r>
+      <w:r>
+        <w:rPr>
+          <w:lang w:val="en-US"/>
+        </w:rPr>
+        <w:t xml:space="preserve"> is at tracking HR changes during workouts.</w:t>
+      </w:r>
+    </w:p>
+    <w:p>
+      <w:pPr>
+        <w:pStyle w:val="ListParagraph"/>
+        <w:numPr>
+          <w:ilvl w:val="0"/>
+          <w:numId w:val="11"/>
+        </w:numPr>
+        <w:rPr>
+          <w:lang w:val="en-US"/>
+        </w:rPr>
+      </w:pPr>
+      <w:r>
+        <w:rPr>
+          <w:lang w:val="en-US"/>
+        </w:rPr>
+        <w:t xml:space="preserve">Based on the Bland-Altman plots you can see that the </w:t>
+      </w:r>
+      <w:proofErr w:type="spellStart"/>
+      <w:r>
+        <w:rPr>
+          <w:lang w:val="en-US"/>
+        </w:rPr>
+        <w:t>BioPac</w:t>
+      </w:r>
+      <w:proofErr w:type="spellEnd"/>
+      <w:r>
+        <w:rPr>
+          <w:lang w:val="en-US"/>
+        </w:rPr>
+        <w:t xml:space="preserve"> PPG Based HR Data seems to work better than the data generated out of the smartwatch ppg curve. However, this might be due to the BP ECG Data being used as the ground truth. All in </w:t>
+      </w:r>
+      <w:proofErr w:type="gramStart"/>
+      <w:r>
+        <w:rPr>
+          <w:lang w:val="en-US"/>
+        </w:rPr>
+        <w:t>all</w:t>
+      </w:r>
+      <w:proofErr w:type="gramEnd"/>
+      <w:r>
+        <w:rPr>
+          <w:lang w:val="en-US"/>
+        </w:rPr>
+        <w:t xml:space="preserve"> though, the different BP and </w:t>
+      </w:r>
+      <w:proofErr w:type="spellStart"/>
+      <w:r>
+        <w:rPr>
+          <w:lang w:val="en-US"/>
+        </w:rPr>
+        <w:lastRenderedPageBreak/>
+        <w:t>SmartWatch</w:t>
+      </w:r>
+      <w:proofErr w:type="spellEnd"/>
+      <w:r>
+        <w:rPr>
+          <w:lang w:val="en-US"/>
+        </w:rPr>
+        <w:t xml:space="preserve"> Plots show that the mean difference is in a lot of datapoints around 0 (while the random scatter is mostly in the positive), which suggests that the differ methods have a low bias and a relatively low spread. On the other hand, the frequency-based HR extraction seems to not work very well (seen by the extremely high differences in the last two plots), the values have almost nothing in common with the selected ground truth and therefore show that this method did not work as well as hoped. </w:t>
+      </w:r>
+    </w:p>
+    <w:p>
+      <w:pPr>
+        <w:rPr>
+          <w:b/>
+          <w:bCs/>
+          <w:lang w:val="en-US"/>
+        </w:rPr>
+      </w:pPr>
+      <w:r>
+        <w:rPr>
+          <w:b/>
+          <w:bCs/>
+          <w:noProof/>
+          <w:lang w:val="en-US"/>
+        </w:rPr>
+        <w:drawing>
+          <wp:inline distT="0" distB="0" distL="0" distR="0" wp14:anchorId="01DBC59F" wp14:editId="7AADED0A">
+            <wp:extent cx="5760085" cy="2874010"/>
+            <wp:effectExtent l="0" t="0" r="5715" b="0"/>
+            <wp:docPr id="408268444" name="Picture 1" descr="A screen shot of a graph&#10;&#10;AI-generated content may be incorrect."/>
+            <wp:cNvGraphicFramePr>
+              <a:graphicFrameLocks xmlns:a="http://schemas.openxmlformats.org/drawingml/2006/main" noChangeAspect="1"/>
+            </wp:cNvGraphicFramePr>
+            <a:graphic xmlns:a="http://schemas.openxmlformats.org/drawingml/2006/main">
+              <a:graphicData uri="http://schemas.openxmlformats.org/drawingml/2006/picture">
+                <pic:pic xmlns:pic="http://schemas.openxmlformats.org/drawingml/2006/picture">
+                  <pic:nvPicPr>
+                    <pic:cNvPr id="408268444" name="Picture 1" descr="A screen shot of a graph&#10;&#10;AI-generated content may be incorrect."/>
+                    <pic:cNvPicPr/>
+                  </pic:nvPicPr>
+                  <pic:blipFill>
+                    <a:blip r:embed="rId24" cstate="print">
+                      <a:extLst>
+                        <a:ext uri="{28A0092B-C50C-407E-A947-70E740481C1C}">
+                          <a14:useLocalDpi xmlns:a14="http://schemas.microsoft.com/office/drawing/2010/main" val="0"/>
+                        </a:ext>
+                      </a:extLst>
+                    </a:blip>
+                    <a:stretch>
+                      <a:fillRect/>
+                    </a:stretch>
+                  </pic:blipFill>
+                  <pic:spPr>
+                    <a:xfrm>
+                      <a:off x="0" y="0"/>
+                      <a:ext cx="5760085" cy="2874010"/>
+                    </a:xfrm>
+                    <a:prstGeom prst="rect">
+                      <a:avLst/>
+                    </a:prstGeom>
+                  </pic:spPr>
+                </pic:pic>
+              </a:graphicData>
+            </a:graphic>
+          </wp:inline>
+        </w:drawing>
+      </w:r>
+    </w:p>
+    <w:p>
+      <w:pPr>
+        <w:rPr>
+          <w:b/>
+          <w:bCs/>
+          <w:lang w:val="en-US"/>
+        </w:rPr>
+      </w:pPr>
+    </w:p>
+    <w:p>
+      <w:pPr>
+        <w:rPr>
+          <w:b/>
+          <w:bCs/>
+          <w:lang w:val="en-US"/>
+        </w:rPr>
+      </w:pPr>
+      <w:r>
+        <w:rPr>
+          <w:b/>
+          <w:bCs/>
+          <w:noProof/>
+          <w:lang w:val="en-US"/>
+        </w:rPr>
+        <w:drawing>
+          <wp:inline distT="0" distB="0" distL="0" distR="0" wp14:anchorId="5CC9350E" wp14:editId="3A8E2854">
+            <wp:extent cx="5760085" cy="2842895"/>
+            <wp:effectExtent l="0" t="0" r="5715" b="1905"/>
+            <wp:docPr id="1217934752" name="Picture 2" descr="A screen shot of a graph&#10;&#10;AI-generated content may be incorrect."/>
+            <wp:cNvGraphicFramePr>
+              <a:graphicFrameLocks xmlns:a="http://schemas.openxmlformats.org/drawingml/2006/main" noChangeAspect="1"/>
+            </wp:cNvGraphicFramePr>
+            <a:graphic xmlns:a="http://schemas.openxmlformats.org/drawingml/2006/main">
+              <a:graphicData uri="http://schemas.openxmlformats.org/drawingml/2006/picture">
+                <pic:pic xmlns:pic="http://schemas.openxmlformats.org/drawingml/2006/picture">
+                  <pic:nvPicPr>
+                    <pic:cNvPr id="1217934752" name="Picture 2" descr="A screen shot of a graph&#10;&#10;AI-generated content may be incorrect."/>
+                    <pic:cNvPicPr/>
+                  </pic:nvPicPr>
+                  <pic:blipFill>
+                    <a:blip r:embed="rId25" cstate="print">
+                      <a:extLst>
+                        <a:ext uri="{28A0092B-C50C-407E-A947-70E740481C1C}">
+                          <a14:useLocalDpi xmlns:a14="http://schemas.microsoft.com/office/drawing/2010/main" val="0"/>
+                        </a:ext>
+                      </a:extLst>
+                    </a:blip>
+                    <a:stretch>
+                      <a:fillRect/>
+                    </a:stretch>
+                  </pic:blipFill>
+                  <pic:spPr>
+                    <a:xfrm>
+                      <a:off x="0" y="0"/>
+                      <a:ext cx="5760085" cy="2842895"/>
+                    </a:xfrm>
+                    <a:prstGeom prst="rect">
+                      <a:avLst/>
+                    </a:prstGeom>
+                  </pic:spPr>
+                </pic:pic>
+              </a:graphicData>
+            </a:graphic>
+          </wp:inline>
+        </w:drawing>
+      </w:r>
+    </w:p>
+    <w:p>
+      <w:pPr>
+        <w:rPr>
+          <w:b/>
+          <w:bCs/>
+          <w:lang w:val="en-US"/>
+        </w:rPr>
+      </w:pPr>
+    </w:p>
+    <w:p>
+      <w:pPr>
+        <w:rPr>
+          <w:b/>
+          <w:bCs/>
+          <w:lang w:val="en-US"/>
+        </w:rPr>
+      </w:pPr>
+      <w:r>
+        <w:rPr>
+          <w:noProof/>
+          <w:lang w:val="en-US"/>
+        </w:rPr>
+        <w:lastRenderedPageBreak/>
+        <w:drawing>
+          <wp:inline distT="0" distB="0" distL="0" distR="0" wp14:anchorId="1FF6AA3F" wp14:editId="057D7F6D">
+            <wp:extent cx="5760085" cy="2849245"/>
+            <wp:effectExtent l="0" t="0" r="5715" b="0"/>
+            <wp:docPr id="1717634782" name="Picture 3" descr="A screen shot of a graph&#10;&#10;AI-generated content may be incorrect."/>
+            <wp:cNvGraphicFramePr>
+              <a:graphicFrameLocks xmlns:a="http://schemas.openxmlformats.org/drawingml/2006/main" noChangeAspect="1"/>
+            </wp:cNvGraphicFramePr>
+            <a:graphic xmlns:a="http://schemas.openxmlformats.org/drawingml/2006/main">
+              <a:graphicData uri="http://schemas.openxmlformats.org/drawingml/2006/picture">
+                <pic:pic xmlns:pic="http://schemas.openxmlformats.org/drawingml/2006/picture">
+                  <pic:nvPicPr>
+                    <pic:cNvPr id="1717634782" name="Picture 3" descr="A screen shot of a graph&#10;&#10;AI-generated content may be incorrect."/>
+                    <pic:cNvPicPr/>
+                  </pic:nvPicPr>
+                  <pic:blipFill>
+                    <a:blip r:embed="rId26" cstate="print">
+                      <a:extLst>
+                        <a:ext uri="{28A0092B-C50C-407E-A947-70E740481C1C}">
+                          <a14:useLocalDpi xmlns:a14="http://schemas.microsoft.com/office/drawing/2010/main" val="0"/>
+                        </a:ext>
+                      </a:extLst>
+                    </a:blip>
+                    <a:stretch>
+                      <a:fillRect/>
+                    </a:stretch>
+                  </pic:blipFill>
+                  <pic:spPr>
+                    <a:xfrm>
+                      <a:off x="0" y="0"/>
+                      <a:ext cx="5760085" cy="2849245"/>
+                    </a:xfrm>
+                    <a:prstGeom prst="rect">
+                      <a:avLst/>
+                    </a:prstGeom>
+                  </pic:spPr>
+                </pic:pic>
+              </a:graphicData>
+            </a:graphic>
+          </wp:inline>
+        </w:drawing>
+      </w:r>
+    </w:p>
+    <w:p>
+      <w:pPr>
+        <w:rPr>
+          <w:b/>
+          <w:bCs/>
+          <w:lang w:val="en-US"/>
+        </w:rPr>
+      </w:pPr>
+    </w:p>
+    <w:p>
+      <w:pPr>
+        <w:rPr>
+          <w:b/>
+          <w:bCs/>
+          <w:lang w:val="en-US"/>
+        </w:rPr>
+      </w:pPr>
+      <w:r>
+        <w:rPr>
+          <w:b/>
+          <w:bCs/>
+          <w:noProof/>
+          <w:lang w:val="en-US"/>
+        </w:rPr>
+        <w:drawing>
+          <wp:inline distT="0" distB="0" distL="0" distR="0" wp14:anchorId="1A11E3F7" wp14:editId="0E5F9FAE">
+            <wp:extent cx="5760085" cy="2880360"/>
+            <wp:effectExtent l="0" t="0" r="5715" b="2540"/>
+            <wp:docPr id="838568086" name="Picture 4" descr="A screen shot of a graph&#10;&#10;AI-generated content may be incorrect."/>
+            <wp:cNvGraphicFramePr>
+              <a:graphicFrameLocks xmlns:a="http://schemas.openxmlformats.org/drawingml/2006/main" noChangeAspect="1"/>
+            </wp:cNvGraphicFramePr>
+            <a:graphic xmlns:a="http://schemas.openxmlformats.org/drawingml/2006/main">
+              <a:graphicData uri="http://schemas.openxmlformats.org/drawingml/2006/picture">
+                <pic:pic xmlns:pic="http://schemas.openxmlformats.org/drawingml/2006/picture">
+                  <pic:nvPicPr>
+                    <pic:cNvPr id="838568086" name="Picture 4" descr="A screen shot of a graph&#10;&#10;AI-generated content may be incorrect."/>
+                    <pic:cNvPicPr/>
+                  </pic:nvPicPr>
+                  <pic:blipFill>
+                    <a:blip r:embed="rId27" cstate="print">
+                      <a:extLst>
+                        <a:ext uri="{28A0092B-C50C-407E-A947-70E740481C1C}">
+                          <a14:useLocalDpi xmlns:a14="http://schemas.microsoft.com/office/drawing/2010/main" val="0"/>
+                        </a:ext>
+                      </a:extLst>
+                    </a:blip>
+                    <a:stretch>
+                      <a:fillRect/>
+                    </a:stretch>
+                  </pic:blipFill>
+                  <pic:spPr>
+                    <a:xfrm>
+                      <a:off x="0" y="0"/>
+                      <a:ext cx="5760085" cy="2880360"/>
+                    </a:xfrm>
+                    <a:prstGeom prst="rect">
+                      <a:avLst/>
+                    </a:prstGeom>
+                  </pic:spPr>
+                </pic:pic>
+              </a:graphicData>
+            </a:graphic>
+          </wp:inline>
+        </w:drawing>
+      </w:r>
+    </w:p>
+    <w:p>
+      <w:pPr>
+        <w:rPr>
+          <w:b/>
+          <w:bCs/>
+          <w:lang w:val="en-US"/>
+        </w:rPr>
+      </w:pPr>
+    </w:p>
+    <w:p>
+      <w:pPr>
+        <w:rPr>
+          <w:b/>
+          <w:bCs/>
+          <w:lang w:val="en-US"/>
+        </w:rPr>
+      </w:pPr>
+      <w:r>
+        <w:rPr>
+          <w:b/>
+          <w:bCs/>
+          <w:noProof/>
+          <w:lang w:val="en-US"/>
+        </w:rPr>
+        <w:lastRenderedPageBreak/>
+        <w:drawing>
+          <wp:inline distT="0" distB="0" distL="0" distR="0" wp14:anchorId="55ED4DD7" wp14:editId="3D80B9AB">
+            <wp:extent cx="5760085" cy="2852420"/>
+            <wp:effectExtent l="0" t="0" r="5715" b="5080"/>
+            <wp:docPr id="1521905524" name="Picture 5" descr="A screen shot of a graph&#10;&#10;AI-generated content may be incorrect."/>
+            <wp:cNvGraphicFramePr>
+              <a:graphicFrameLocks xmlns:a="http://schemas.openxmlformats.org/drawingml/2006/main" noChangeAspect="1"/>
+            </wp:cNvGraphicFramePr>
+            <a:graphic xmlns:a="http://schemas.openxmlformats.org/drawingml/2006/main">
+              <a:graphicData uri="http://schemas.openxmlformats.org/drawingml/2006/picture">
+                <pic:pic xmlns:pic="http://schemas.openxmlformats.org/drawingml/2006/picture">
+                  <pic:nvPicPr>
+                    <pic:cNvPr id="1521905524" name="Picture 5" descr="A screen shot of a graph&#10;&#10;AI-generated content may be incorrect."/>
+                    <pic:cNvPicPr/>
+                  </pic:nvPicPr>
+                  <pic:blipFill>
+                    <a:blip r:embed="rId28" cstate="print">
+                      <a:extLst>
+                        <a:ext uri="{28A0092B-C50C-407E-A947-70E740481C1C}">
+                          <a14:useLocalDpi xmlns:a14="http://schemas.microsoft.com/office/drawing/2010/main" val="0"/>
+                        </a:ext>
+                      </a:extLst>
+                    </a:blip>
+                    <a:stretch>
+                      <a:fillRect/>
+                    </a:stretch>
+                  </pic:blipFill>
+                  <pic:spPr>
+                    <a:xfrm>
+                      <a:off x="0" y="0"/>
+                      <a:ext cx="5760085" cy="2852420"/>
+                    </a:xfrm>
+                    <a:prstGeom prst="rect">
+                      <a:avLst/>
+                    </a:prstGeom>
+                  </pic:spPr>
+                </pic:pic>
+              </a:graphicData>
+            </a:graphic>
+          </wp:inline>
+        </w:drawing>
+      </w:r>
+    </w:p>
+    <w:p>
+      <w:pPr>
+        <w:rPr>
+          <w:b/>
+          <w:bCs/>
+          <w:lang w:val="en-US"/>
+        </w:rPr>
+      </w:pPr>
+    </w:p>
+    <w:p>
+      <w:pPr>
+        <w:rPr>
+          <w:b/>
+          <w:bCs/>
+          <w:lang w:val="en-US"/>
+        </w:rPr>
+      </w:pPr>
+      <w:r>
+        <w:rPr>
+          <w:b/>
+          <w:bCs/>
+          <w:noProof/>
+          <w:lang w:val="en-US"/>
+        </w:rPr>
+        <w:drawing>
+          <wp:inline distT="0" distB="0" distL="0" distR="0" wp14:anchorId="64F96C52" wp14:editId="69E2D134">
+            <wp:extent cx="5760085" cy="2864485"/>
+            <wp:effectExtent l="0" t="0" r="5715" b="5715"/>
+            <wp:docPr id="1904240634" name="Picture 6" descr="A screen shot of a graph&#10;&#10;AI-generated content may be incorrect."/>
+            <wp:cNvGraphicFramePr>
+              <a:graphicFrameLocks xmlns:a="http://schemas.openxmlformats.org/drawingml/2006/main" noChangeAspect="1"/>
+            </wp:cNvGraphicFramePr>
+            <a:graphic xmlns:a="http://schemas.openxmlformats.org/drawingml/2006/main">
+              <a:graphicData uri="http://schemas.openxmlformats.org/drawingml/2006/picture">
+                <pic:pic xmlns:pic="http://schemas.openxmlformats.org/drawingml/2006/picture">
+                  <pic:nvPicPr>
+                    <pic:cNvPr id="1904240634" name="Picture 6" descr="A screen shot of a graph&#10;&#10;AI-generated content may be incorrect."/>
+                    <pic:cNvPicPr/>
+                  </pic:nvPicPr>
+                  <pic:blipFill>
+                    <a:blip r:embed="rId29" cstate="print">
+                      <a:extLst>
+                        <a:ext uri="{28A0092B-C50C-407E-A947-70E740481C1C}">
+                          <a14:useLocalDpi xmlns:a14="http://schemas.microsoft.com/office/drawing/2010/main" val="0"/>
+                        </a:ext>
+                      </a:extLst>
+                    </a:blip>
+                    <a:stretch>
+                      <a:fillRect/>
+                    </a:stretch>
+                  </pic:blipFill>
+                  <pic:spPr>
+                    <a:xfrm>
+                      <a:off x="0" y="0"/>
+                      <a:ext cx="5760085" cy="2864485"/>
+                    </a:xfrm>
+                    <a:prstGeom prst="rect">
+                      <a:avLst/>
+                    </a:prstGeom>
+                  </pic:spPr>
+                </pic:pic>
+              </a:graphicData>
+            </a:graphic>
+          </wp:inline>
+        </w:drawing>
       </w:r>
     </w:p>
     <w:p>
@@ -4323,6 +4821,20 @@
     </w:p>
     <w:p>
       <w:pPr>
+        <w:rPr>
+          <w:lang w:val="en-US"/>
+        </w:rPr>
+      </w:pPr>
+    </w:p>
+    <w:p>
+      <w:pPr>
+        <w:rPr>
+          <w:lang w:val="en-US"/>
+        </w:rPr>
+      </w:pPr>
+    </w:p>
+    <w:p>
+      <w:pPr>
         <w:jc w:val="left"/>
         <w:rPr>
           <w:lang w:val="en-GB"/>
@@ -4354,8 +4866,8 @@
       </w:r>
     </w:p>
     <w:sectPr>
-      <w:headerReference w:type="default" r:id="rId24"/>
-      <w:footerReference w:type="default" r:id="rId25"/>
+      <w:headerReference w:type="default" r:id="rId30"/>
+      <w:footerReference w:type="default" r:id="rId31"/>
       <w:pgSz w:w="11906" w:h="16838"/>
       <w:pgMar w:top="1667" w:right="1134" w:bottom="1418" w:left="1701" w:header="709" w:footer="769" w:gutter="0"/>
       <w:pgNumType w:start="0"/>
@@ -5608,6 +6120,95 @@
     </w:lvl>
   </w:abstractNum>
   <w:abstractNum w:abstractNumId="9" w15:restartNumberingAfterBreak="0">
+    <w:nsid w:val="748B38CC"/>
+    <w:multiLevelType w:val="hybridMultilevel"/>
+    <w:tmpl w:val="534CF450"/>
+    <w:lvl w:ilvl="0" w:tplc="0409000F">
+      <w:start w:val="1"/>
+      <w:numFmt w:val="decimal"/>
+      <w:lvlText w:val="%1."/>
+      <w:lvlJc w:val="left"/>
+      <w:pPr>
+        <w:ind w:left="720" w:hanging="360"/>
+      </w:pPr>
+      <w:rPr>
+        <w:rFonts w:hint="default"/>
+      </w:rPr>
+    </w:lvl>
+    <w:lvl w:ilvl="1" w:tplc="04090019" w:tentative="1">
+      <w:start w:val="1"/>
+      <w:numFmt w:val="lowerLetter"/>
+      <w:lvlText w:val="%2."/>
+      <w:lvlJc w:val="left"/>
+      <w:pPr>
+        <w:ind w:left="1440" w:hanging="360"/>
+      </w:pPr>
+    </w:lvl>
+    <w:lvl w:ilvl="2" w:tplc="0409001B" w:tentative="1">
+      <w:start w:val="1"/>
+      <w:numFmt w:val="lowerRoman"/>
+      <w:lvlText w:val="%3."/>
+      <w:lvlJc w:val="right"/>
+      <w:pPr>
+        <w:ind w:left="2160" w:hanging="180"/>
+      </w:pPr>
+    </w:lvl>
+    <w:lvl w:ilvl="3" w:tplc="0409000F" w:tentative="1">
+      <w:start w:val="1"/>
+      <w:numFmt w:val="decimal"/>
+      <w:lvlText w:val="%4."/>
+      <w:lvlJc w:val="left"/>
+      <w:pPr>
+        <w:ind w:left="2880" w:hanging="360"/>
+      </w:pPr>
+    </w:lvl>
+    <w:lvl w:ilvl="4" w:tplc="04090019" w:tentative="1">
+      <w:start w:val="1"/>
+      <w:numFmt w:val="lowerLetter"/>
+      <w:lvlText w:val="%5."/>
+      <w:lvlJc w:val="left"/>
+      <w:pPr>
+        <w:ind w:left="3600" w:hanging="360"/>
+      </w:pPr>
+    </w:lvl>
+    <w:lvl w:ilvl="5" w:tplc="0409001B" w:tentative="1">
+      <w:start w:val="1"/>
+      <w:numFmt w:val="lowerRoman"/>
+      <w:lvlText w:val="%6."/>
+      <w:lvlJc w:val="right"/>
+      <w:pPr>
+        <w:ind w:left="4320" w:hanging="180"/>
+      </w:pPr>
+    </w:lvl>
+    <w:lvl w:ilvl="6" w:tplc="0409000F" w:tentative="1">
+      <w:start w:val="1"/>
+      <w:numFmt w:val="decimal"/>
+      <w:lvlText w:val="%7."/>
+      <w:lvlJc w:val="left"/>
+      <w:pPr>
+        <w:ind w:left="5040" w:hanging="360"/>
+      </w:pPr>
+    </w:lvl>
+    <w:lvl w:ilvl="7" w:tplc="04090019" w:tentative="1">
+      <w:start w:val="1"/>
+      <w:numFmt w:val="lowerLetter"/>
+      <w:lvlText w:val="%8."/>
+      <w:lvlJc w:val="left"/>
+      <w:pPr>
+        <w:ind w:left="5760" w:hanging="360"/>
+      </w:pPr>
+    </w:lvl>
+    <w:lvl w:ilvl="8" w:tplc="0409001B" w:tentative="1">
+      <w:start w:val="1"/>
+      <w:numFmt w:val="lowerRoman"/>
+      <w:lvlText w:val="%9."/>
+      <w:lvlJc w:val="right"/>
+      <w:pPr>
+        <w:ind w:left="6480" w:hanging="180"/>
+      </w:pPr>
+    </w:lvl>
+  </w:abstractNum>
+  <w:abstractNum w:abstractNumId="10" w15:restartNumberingAfterBreak="0">
     <w:nsid w:val="7A5D0410"/>
     <w:multiLevelType w:val="hybridMultilevel"/>
     <w:tmpl w:val="ACB89998"/>
@@ -5735,7 +6336,7 @@
     <w:abstractNumId w:val="2"/>
   </w:num>
   <w:num w:numId="6" w16cid:durableId="803739473">
-    <w:abstractNumId w:val="9"/>
+    <w:abstractNumId w:val="10"/>
   </w:num>
   <w:num w:numId="7" w16cid:durableId="404497130">
     <w:abstractNumId w:val="7"/>
@@ -5748,6 +6349,9 @@
   </w:num>
   <w:num w:numId="10" w16cid:durableId="1114519781">
     <w:abstractNumId w:val="5"/>
+  </w:num>
+  <w:num w:numId="11" w16cid:durableId="252398918">
+    <w:abstractNumId w:val="9"/>
   </w:num>
 </w:numbering>
 </file>
@@ -7299,13 +7903,13 @@
   <w:font w:name="Symbol">
     <w:panose1 w:val="05050102010706020507"/>
     <w:charset w:val="02"/>
-    <w:family w:val="roman"/>
+    <w:family w:val="decorative"/>
     <w:pitch w:val="variable"/>
     <w:sig w:usb0="00000000" w:usb1="10000000" w:usb2="00000000" w:usb3="00000000" w:csb0="80000000" w:csb1="00000000"/>
   </w:font>
   <w:font w:name="Times New Roman">
     <w:panose1 w:val="02020603050405020304"/>
-    <w:charset w:val="00"/>
+    <w:charset w:val="CC"/>
     <w:family w:val="roman"/>
     <w:pitch w:val="variable"/>
     <w:sig w:usb0="E0002EFF" w:usb1="C000785B" w:usb2="00000009" w:usb3="00000000" w:csb0="000001FF" w:csb1="00000000"/>
@@ -7315,17 +7919,18 @@
     <w:charset w:val="00"/>
     <w:family w:val="modern"/>
     <w:pitch w:val="fixed"/>
-    <w:sig w:usb0="E0002EFF" w:usb1="C0007843" w:usb2="00000009" w:usb3="00000000" w:csb0="000001FF" w:csb1="00000000"/>
+    <w:sig w:usb0="E0002AFF" w:usb1="C0007843" w:usb2="00000009" w:usb3="00000000" w:csb0="000001FF" w:csb1="00000000"/>
   </w:font>
   <w:font w:name="Wingdings">
     <w:panose1 w:val="05000000000000000000"/>
-    <w:charset w:val="02"/>
-    <w:family w:val="auto"/>
+    <w:charset w:val="4D"/>
+    <w:family w:val="decorative"/>
     <w:pitch w:val="variable"/>
-    <w:sig w:usb0="00000000" w:usb1="10000000" w:usb2="00000000" w:usb3="00000000" w:csb0="80000000" w:csb1="00000000"/>
+    <w:sig w:usb0="00000003" w:usb1="00000000" w:usb2="00000000" w:usb3="00000000" w:csb0="80000001" w:csb1="00000000"/>
   </w:font>
   <w:font w:name="Meta Offc Pro">
     <w:altName w:val="Calibri"/>
+    <w:panose1 w:val="020B0604020202020204"/>
     <w:charset w:val="00"/>
     <w:family w:val="swiss"/>
     <w:pitch w:val="variable"/>
@@ -7333,10 +7938,9 @@
   </w:font>
   <w:font w:name="Univers 45 Light">
     <w:altName w:val="Calibri"/>
-    <w:panose1 w:val="00000000000000000000"/>
+    <w:panose1 w:val="020B0604020202020204"/>
     <w:charset w:val="00"/>
     <w:family w:val="roman"/>
-    <w:notTrueType/>
     <w:pitch w:val="default"/>
   </w:font>
   <w:font w:name="Calibri">
@@ -7348,6 +7952,7 @@
   </w:font>
   <w:font w:name="Univers 55">
     <w:altName w:val="Calibri"/>
+    <w:panose1 w:val="020B0604020202020204"/>
     <w:charset w:val="00"/>
     <w:family w:val="auto"/>
     <w:pitch w:val="variable"/>
@@ -7355,7 +7960,7 @@
   </w:font>
   <w:font w:name="DIN-Bold">
     <w:altName w:val="Calibri"/>
-    <w:panose1 w:val="00000000000000000000"/>
+    <w:panose1 w:val="020B0604020202020204"/>
     <w:charset w:val="00"/>
     <w:family w:val="roman"/>
     <w:notTrueType/>
@@ -7370,6 +7975,7 @@
   </w:font>
   <w:font w:name="L Univers 45 Light">
     <w:altName w:val="DokChampa"/>
+    <w:panose1 w:val="020B0604020202020204"/>
     <w:charset w:val="00"/>
     <w:family w:val="auto"/>
     <w:pitch w:val="variable"/>
@@ -7380,15 +7986,17 @@
     <w:charset w:val="00"/>
     <w:family w:val="modern"/>
     <w:pitch w:val="fixed"/>
-    <w:sig w:usb0="E00006FF" w:usb1="0000FCFF" w:usb2="00000001" w:usb3="00000000" w:csb0="0000019F" w:csb1="00000000"/>
+    <w:sig w:usb0="E10006FF" w:usb1="4000FCFF" w:usb2="00000009" w:usb3="00000000" w:csb0="0000019F" w:csb1="00000000"/>
   </w:font>
   <w:font w:name="Aptos">
+    <w:panose1 w:val="020B0004020202020204"/>
     <w:charset w:val="00"/>
     <w:family w:val="swiss"/>
     <w:pitch w:val="variable"/>
     <w:sig w:usb0="20000287" w:usb1="00000003" w:usb2="00000000" w:usb3="00000000" w:csb0="0000019F" w:csb1="00000000"/>
   </w:font>
   <w:font w:name="Aptos Display">
+    <w:panose1 w:val="020B0004020202020204"/>
     <w:charset w:val="00"/>
     <w:family w:val="swiss"/>
     <w:pitch w:val="variable"/>
@@ -7428,6 +8036,7 @@
     <w:rsid w:val="006A7CFE"/>
     <w:rsid w:val="006E13AA"/>
     <w:rsid w:val="00734641"/>
+    <w:rsid w:val="0075272C"/>
     <w:rsid w:val="0075406D"/>
     <w:rsid w:val="00A32F15"/>
     <w:rsid w:val="00A36F1E"/>
@@ -7438,6 +8047,7 @@
     <w:rsid w:val="00B77025"/>
     <w:rsid w:val="00C04012"/>
     <w:rsid w:val="00C46E4C"/>
+    <w:rsid w:val="00D76533"/>
     <w:rsid w:val="00DE4AC7"/>
     <w:rsid w:val="00E36E2A"/>
     <w:rsid w:val="00E43C95"/>
@@ -7459,7 +8069,7 @@
   </m:mathPr>
   <w:themeFontLang w:val="de-DE"/>
   <w:clrSchemeMapping w:bg1="light1" w:t1="dark1" w:bg2="light2" w:t2="dark2" w:accent1="accent1" w:accent2="accent2" w:accent3="accent3" w:accent4="accent4" w:accent5="accent5" w:accent6="accent6" w:hyperlink="hyperlink" w:followedHyperlink="followedHyperlink"/>
-  <w:decimalSymbol w:val=","/>
+  <w:decimalSymbol w:val="."/>
   <w:listSeparator w:val=","/>
   <w15:chartTrackingRefBased/>
 </w:settings>
@@ -8216,4 +8826,10 @@
     <ds:schemaRef ds:uri="http://schemas.openxmlformats.org/officeDocument/2006/bibliography"/>
   </ds:schemaRefs>
 </ds:datastoreItem>
+</file>
+
+<file path=docMetadata/LabelInfo.xml><?xml version="1.0" encoding="utf-8"?>
+<clbl:labelList xmlns:clbl="http://schemas.microsoft.com/office/2020/mipLabelMetadata">
+  <clbl:label id="{2d1c7476-f302-47ca-97a0-972f32671471}" enabled="1" method="Standard" siteId="{72e15514-5be9-46a8-8b0b-af9b1b77b3b8}" contentBits="0" removed="0"/>
+</clbl:labelList>
 </file>
--- a/assignment_3.docx
+++ b/assignment_3.docx
@@ -407,24 +407,60 @@
           <w:bCs/>
           <w:lang w:val="en-US"/>
         </w:rPr>
-        <w:t>Cut the signals in order that it only contains the exercise. Plot the PPG (biopac), PPG</w:t>
-      </w:r>
-    </w:p>
-    <w:p>
-      <w:pPr>
-        <w:rPr>
-          <w:b/>
-          <w:bCs/>
-          <w:lang w:val="en-US"/>
-        </w:rPr>
-      </w:pPr>
-      <w:r>
-        <w:rPr>
-          <w:b/>
-          <w:bCs/>
-          <w:lang w:val="en-US"/>
-        </w:rPr>
-        <w:t>(smartwatch), ECG (biopac), Acceleration data (smartwatch) each in an own plot (4 plots) with</w:t>
+        <w:t>Cut the signals in order that it only contains the exercise. Plot the PPG (</w:t>
+      </w:r>
+      <w:proofErr w:type="spellStart"/>
+      <w:r>
+        <w:rPr>
+          <w:b/>
+          <w:bCs/>
+          <w:lang w:val="en-US"/>
+        </w:rPr>
+        <w:t>biopac</w:t>
+      </w:r>
+      <w:proofErr w:type="spellEnd"/>
+      <w:r>
+        <w:rPr>
+          <w:b/>
+          <w:bCs/>
+          <w:lang w:val="en-US"/>
+        </w:rPr>
+        <w:t>), PPG</w:t>
+      </w:r>
+    </w:p>
+    <w:p>
+      <w:pPr>
+        <w:rPr>
+          <w:b/>
+          <w:bCs/>
+          <w:lang w:val="en-US"/>
+        </w:rPr>
+      </w:pPr>
+      <w:r>
+        <w:rPr>
+          <w:b/>
+          <w:bCs/>
+          <w:lang w:val="en-US"/>
+        </w:rPr>
+        <w:t>(smartwatch), ECG (</w:t>
+      </w:r>
+      <w:proofErr w:type="spellStart"/>
+      <w:r>
+        <w:rPr>
+          <w:b/>
+          <w:bCs/>
+          <w:lang w:val="en-US"/>
+        </w:rPr>
+        <w:t>biopac</w:t>
+      </w:r>
+      <w:proofErr w:type="spellEnd"/>
+      <w:r>
+        <w:rPr>
+          <w:b/>
+          <w:bCs/>
+          <w:lang w:val="en-US"/>
+        </w:rPr>
+        <w:t>), Acceleration data (smartwatch) each in an own plot (4 plots) with</w:t>
       </w:r>
     </w:p>
     <w:p>
@@ -469,7 +505,16 @@
           <w:color w:val="C00000"/>
           <w:lang w:val="en-US"/>
         </w:rPr>
-        <w:t>TODO: mark transitions</w:t>
+        <w:t xml:space="preserve">TODO: </w:t>
+      </w:r>
+      <w:r>
+        <w:rPr>
+          <w:b/>
+          <w:bCs/>
+          <w:color w:val="C00000"/>
+          <w:lang w:val="en-US"/>
+        </w:rPr>
+        <w:t>check if markers are correct</w:t>
       </w:r>
     </w:p>
     <w:p>
@@ -572,7 +617,23 @@
           <w:color w:val="7F7F7F" w:themeColor="text1" w:themeTint="80"/>
           <w:lang w:val="en-US"/>
         </w:rPr>
-        <w:t xml:space="preserve"> (top) and ECG containing the same exercise from BioPac (bottom)</w:t>
+        <w:t xml:space="preserve"> (top) and ECG containing the same exercise from </w:t>
+      </w:r>
+      <w:proofErr w:type="spellStart"/>
+      <w:r>
+        <w:rPr>
+          <w:color w:val="7F7F7F" w:themeColor="text1" w:themeTint="80"/>
+          <w:lang w:val="en-US"/>
+        </w:rPr>
+        <w:t>BioPac</w:t>
+      </w:r>
+      <w:proofErr w:type="spellEnd"/>
+      <w:r>
+        <w:rPr>
+          <w:color w:val="7F7F7F" w:themeColor="text1" w:themeTint="80"/>
+          <w:lang w:val="en-US"/>
+        </w:rPr>
+        <w:t xml:space="preserve"> (bottom)</w:t>
       </w:r>
     </w:p>
     <w:p>
@@ -644,8 +705,17 @@
           <w:color w:val="7F7F7F" w:themeColor="text1" w:themeTint="80"/>
           <w:lang w:val="en-US"/>
         </w:rPr>
-        <w:t>Figure 2: PPG containing only the exercise from BioPac</w:t>
-      </w:r>
+        <w:t xml:space="preserve">Figure 2: PPG containing only the exercise from </w:t>
+      </w:r>
+      <w:proofErr w:type="spellStart"/>
+      <w:r>
+        <w:rPr>
+          <w:color w:val="7F7F7F" w:themeColor="text1" w:themeTint="80"/>
+          <w:lang w:val="en-US"/>
+        </w:rPr>
+        <w:t>BioPac</w:t>
+      </w:r>
+      <w:proofErr w:type="spellEnd"/>
     </w:p>
     <w:p>
       <w:pPr>
@@ -801,24 +871,60 @@
           <w:bCs/>
           <w:lang w:val="en-US"/>
         </w:rPr>
-        <w:t>measurement. Cut the signals in order that it only contains the exercise. Plot the PPG (biopac),</w:t>
-      </w:r>
-    </w:p>
-    <w:p>
-      <w:pPr>
-        <w:rPr>
-          <w:b/>
-          <w:bCs/>
-          <w:lang w:val="en-US"/>
-        </w:rPr>
-      </w:pPr>
-      <w:r>
-        <w:rPr>
-          <w:b/>
-          <w:bCs/>
-          <w:lang w:val="en-US"/>
-        </w:rPr>
-        <w:t>PPG (smartwatch), ECG (biopac), Acceleration data (smartwatch) each in an own plot (4 plots)</w:t>
+        <w:t>measurement. Cut the signals in order that it only contains the exercise. Plot the PPG (</w:t>
+      </w:r>
+      <w:proofErr w:type="spellStart"/>
+      <w:r>
+        <w:rPr>
+          <w:b/>
+          <w:bCs/>
+          <w:lang w:val="en-US"/>
+        </w:rPr>
+        <w:t>biopac</w:t>
+      </w:r>
+      <w:proofErr w:type="spellEnd"/>
+      <w:r>
+        <w:rPr>
+          <w:b/>
+          <w:bCs/>
+          <w:lang w:val="en-US"/>
+        </w:rPr>
+        <w:t>),</w:t>
+      </w:r>
+    </w:p>
+    <w:p>
+      <w:pPr>
+        <w:rPr>
+          <w:b/>
+          <w:bCs/>
+          <w:lang w:val="en-US"/>
+        </w:rPr>
+      </w:pPr>
+      <w:r>
+        <w:rPr>
+          <w:b/>
+          <w:bCs/>
+          <w:lang w:val="en-US"/>
+        </w:rPr>
+        <w:t>PPG (smartwatch), ECG (</w:t>
+      </w:r>
+      <w:proofErr w:type="spellStart"/>
+      <w:r>
+        <w:rPr>
+          <w:b/>
+          <w:bCs/>
+          <w:lang w:val="en-US"/>
+        </w:rPr>
+        <w:t>biopac</w:t>
+      </w:r>
+      <w:proofErr w:type="spellEnd"/>
+      <w:r>
+        <w:rPr>
+          <w:b/>
+          <w:bCs/>
+          <w:lang w:val="en-US"/>
+        </w:rPr>
+        <w:t>), Acceleration data (smartwatch) each in an own plot (4 plots)</w:t>
       </w:r>
     </w:p>
     <w:p>
@@ -931,7 +1037,23 @@
           <w:color w:val="7F7F7F" w:themeColor="text1" w:themeTint="80"/>
           <w:lang w:val="en-US"/>
         </w:rPr>
-        <w:t>PPG containing only the exercise from Smartwatch (top) and ECG containing the same exercise from BioPac (bottom)</w:t>
+        <w:t xml:space="preserve">PPG containing only the exercise from Smartwatch (top) and ECG containing the same exercise from </w:t>
+      </w:r>
+      <w:proofErr w:type="spellStart"/>
+      <w:r>
+        <w:rPr>
+          <w:color w:val="7F7F7F" w:themeColor="text1" w:themeTint="80"/>
+          <w:lang w:val="en-US"/>
+        </w:rPr>
+        <w:t>BioPac</w:t>
+      </w:r>
+      <w:proofErr w:type="spellEnd"/>
+      <w:r>
+        <w:rPr>
+          <w:color w:val="7F7F7F" w:themeColor="text1" w:themeTint="80"/>
+          <w:lang w:val="en-US"/>
+        </w:rPr>
+        <w:t xml:space="preserve"> (bottom)</w:t>
       </w:r>
       <w:r>
         <w:rPr>
@@ -1011,8 +1133,33 @@
           <w:color w:val="7F7F7F" w:themeColor="text1" w:themeTint="80"/>
           <w:lang w:val="en-US"/>
         </w:rPr>
-        <w:t>Figure 5: PPG containing only the exercise from BioPac</w:t>
-      </w:r>
+        <w:t xml:space="preserve">Figure 5: PPG containing only </w:t>
+      </w:r>
+      <w:proofErr w:type="gramStart"/>
+      <w:r>
+        <w:rPr>
+          <w:color w:val="7F7F7F" w:themeColor="text1" w:themeTint="80"/>
+          <w:lang w:val="en-US"/>
+        </w:rPr>
+        <w:t>the exercise</w:t>
+      </w:r>
+      <w:proofErr w:type="gramEnd"/>
+      <w:r>
+        <w:rPr>
+          <w:color w:val="7F7F7F" w:themeColor="text1" w:themeTint="80"/>
+          <w:lang w:val="en-US"/>
+        </w:rPr>
+        <w:t xml:space="preserve"> from </w:t>
+      </w:r>
+      <w:proofErr w:type="spellStart"/>
+      <w:r>
+        <w:rPr>
+          <w:color w:val="7F7F7F" w:themeColor="text1" w:themeTint="80"/>
+          <w:lang w:val="en-US"/>
+        </w:rPr>
+        <w:t>BioPac</w:t>
+      </w:r>
+      <w:proofErr w:type="spellEnd"/>
       <w:r>
         <w:rPr>
           <w:color w:val="7F7F7F" w:themeColor="text1" w:themeTint="80"/>
@@ -1467,7 +1614,23 @@
           <w:color w:val="7F7F7F" w:themeColor="text1" w:themeTint="80"/>
           <w:lang w:val="en-US"/>
         </w:rPr>
-        <w:t xml:space="preserve"> on BioPac ECG</w:t>
+        <w:t xml:space="preserve"> on </w:t>
+      </w:r>
+      <w:proofErr w:type="spellStart"/>
+      <w:r>
+        <w:rPr>
+          <w:color w:val="7F7F7F" w:themeColor="text1" w:themeTint="80"/>
+          <w:lang w:val="en-US"/>
+        </w:rPr>
+        <w:t>BioPac</w:t>
+      </w:r>
+      <w:proofErr w:type="spellEnd"/>
+      <w:r>
+        <w:rPr>
+          <w:color w:val="7F7F7F" w:themeColor="text1" w:themeTint="80"/>
+          <w:lang w:val="en-US"/>
+        </w:rPr>
+        <w:t xml:space="preserve"> ECG</w:t>
       </w:r>
     </w:p>
     <w:p>
@@ -1547,7 +1710,23 @@
           <w:color w:val="7F7F7F" w:themeColor="text1" w:themeTint="80"/>
           <w:lang w:val="en-US"/>
         </w:rPr>
-        <w:t>poorly on BioPac ECG</w:t>
+        <w:t xml:space="preserve">poorly on </w:t>
+      </w:r>
+      <w:proofErr w:type="spellStart"/>
+      <w:r>
+        <w:rPr>
+          <w:color w:val="7F7F7F" w:themeColor="text1" w:themeTint="80"/>
+          <w:lang w:val="en-US"/>
+        </w:rPr>
+        <w:t>BioPac</w:t>
+      </w:r>
+      <w:proofErr w:type="spellEnd"/>
+      <w:r>
+        <w:rPr>
+          <w:color w:val="7F7F7F" w:themeColor="text1" w:themeTint="80"/>
+          <w:lang w:val="en-US"/>
+        </w:rPr>
+        <w:t xml:space="preserve"> ECG</w:t>
       </w:r>
     </w:p>
     <w:p>
@@ -1985,7 +2164,23 @@
           <w:color w:val="7F7F7F" w:themeColor="text1" w:themeTint="80"/>
           <w:lang w:val="en-US"/>
         </w:rPr>
-        <w:t>Figure 10: R-Peak Detection that worked well on BioPac ECG</w:t>
+        <w:t xml:space="preserve">Figure 10: R-Peak Detection that worked well on </w:t>
+      </w:r>
+      <w:proofErr w:type="spellStart"/>
+      <w:r>
+        <w:rPr>
+          <w:color w:val="7F7F7F" w:themeColor="text1" w:themeTint="80"/>
+          <w:lang w:val="en-US"/>
+        </w:rPr>
+        <w:t>BioPac</w:t>
+      </w:r>
+      <w:proofErr w:type="spellEnd"/>
+      <w:r>
+        <w:rPr>
+          <w:color w:val="7F7F7F" w:themeColor="text1" w:themeTint="80"/>
+          <w:lang w:val="en-US"/>
+        </w:rPr>
+        <w:t xml:space="preserve"> ECG</w:t>
       </w:r>
     </w:p>
     <w:p>
@@ -2061,7 +2256,23 @@
           <w:color w:val="7F7F7F" w:themeColor="text1" w:themeTint="80"/>
           <w:lang w:val="en-US"/>
         </w:rPr>
-        <w:t>Figure 11: R-Peak Detection that worked poorly on BioPac ECG</w:t>
+        <w:t xml:space="preserve">Figure 11: R-Peak Detection that worked poorly on </w:t>
+      </w:r>
+      <w:proofErr w:type="spellStart"/>
+      <w:r>
+        <w:rPr>
+          <w:color w:val="7F7F7F" w:themeColor="text1" w:themeTint="80"/>
+          <w:lang w:val="en-US"/>
+        </w:rPr>
+        <w:t>BioPac</w:t>
+      </w:r>
+      <w:proofErr w:type="spellEnd"/>
+      <w:r>
+        <w:rPr>
+          <w:color w:val="7F7F7F" w:themeColor="text1" w:themeTint="80"/>
+          <w:lang w:val="en-US"/>
+        </w:rPr>
+        <w:t xml:space="preserve"> ECG</w:t>
       </w:r>
     </w:p>
     <w:p>
@@ -2447,6 +2658,34 @@
         <w:rPr>
           <w:b/>
           <w:bCs/>
+          <w:color w:val="C00000"/>
+          <w:lang w:val="en-US"/>
+        </w:rPr>
+      </w:pPr>
+      <w:r>
+        <w:rPr>
+          <w:b/>
+          <w:bCs/>
+          <w:color w:val="C00000"/>
+          <w:lang w:val="en-US"/>
+        </w:rPr>
+        <w:t>TODO: check if good and faulty graphs are mixed up</w:t>
+      </w:r>
+    </w:p>
+    <w:p>
+      <w:pPr>
+        <w:rPr>
+          <w:b/>
+          <w:bCs/>
+          <w:lang w:val="en-US"/>
+        </w:rPr>
+      </w:pPr>
+    </w:p>
+    <w:p>
+      <w:pPr>
+        <w:rPr>
+          <w:b/>
+          <w:bCs/>
           <w:lang w:val="en-US"/>
         </w:rPr>
       </w:pPr>
@@ -2680,7 +2919,35 @@
         <w:rPr>
           <w:lang w:val="en-US"/>
         </w:rPr>
-        <w:t>The differences are the same as for the previous two questions. However it is notable that the subjects heart rate does not appear to rise as much as it did during this exercise when the heart rate was derived from the BioPac ECG data, and the smoothed heart rate is also much more prone to change. (Compare Figure 9)</w:t>
+        <w:t xml:space="preserve">The differences are the same as for the previous two questions. </w:t>
+      </w:r>
+      <w:proofErr w:type="gramStart"/>
+      <w:r>
+        <w:rPr>
+          <w:lang w:val="en-US"/>
+        </w:rPr>
+        <w:t>However</w:t>
+      </w:r>
+      <w:proofErr w:type="gramEnd"/>
+      <w:r>
+        <w:rPr>
+          <w:lang w:val="en-US"/>
+        </w:rPr>
+        <w:t xml:space="preserve"> it is notable that the subjects heart rate does not appear to rise as much as it did during this exercise when the heart rate was derived from the </w:t>
+      </w:r>
+      <w:proofErr w:type="spellStart"/>
+      <w:r>
+        <w:rPr>
+          <w:lang w:val="en-US"/>
+        </w:rPr>
+        <w:t>BioPac</w:t>
+      </w:r>
+      <w:proofErr w:type="spellEnd"/>
+      <w:r>
+        <w:rPr>
+          <w:lang w:val="en-US"/>
+        </w:rPr>
+        <w:t xml:space="preserve"> ECG data, and the smoothed heart rate is also much more prone to change. (Compare Figure 9)</w:t>
       </w:r>
     </w:p>
     <w:p>
@@ -2720,24 +2987,60 @@
           <w:bCs/>
           <w:lang w:val="en-US"/>
         </w:rPr>
-        <w:t>Consider the data “Stairs” and use the biopac PPG data. Document which one</w:t>
-      </w:r>
-    </w:p>
-    <w:p>
-      <w:pPr>
-        <w:rPr>
-          <w:b/>
-          <w:bCs/>
-          <w:lang w:val="en-US"/>
-        </w:rPr>
-      </w:pPr>
-      <w:r>
-        <w:rPr>
-          <w:b/>
-          <w:bCs/>
-          <w:lang w:val="en-US"/>
-        </w:rPr>
-        <w:t>you are using in order to allocate the data to the correct tracks above. Use the neurokit2 toolbox</w:t>
+        <w:t xml:space="preserve">Consider the data “Stairs” and use the </w:t>
+      </w:r>
+      <w:proofErr w:type="spellStart"/>
+      <w:r>
+        <w:rPr>
+          <w:b/>
+          <w:bCs/>
+          <w:lang w:val="en-US"/>
+        </w:rPr>
+        <w:t>biopac</w:t>
+      </w:r>
+      <w:proofErr w:type="spellEnd"/>
+      <w:r>
+        <w:rPr>
+          <w:b/>
+          <w:bCs/>
+          <w:lang w:val="en-US"/>
+        </w:rPr>
+        <w:t xml:space="preserve"> PPG data. Document which one</w:t>
+      </w:r>
+    </w:p>
+    <w:p>
+      <w:pPr>
+        <w:rPr>
+          <w:b/>
+          <w:bCs/>
+          <w:lang w:val="en-US"/>
+        </w:rPr>
+      </w:pPr>
+      <w:r>
+        <w:rPr>
+          <w:b/>
+          <w:bCs/>
+          <w:lang w:val="en-US"/>
+        </w:rPr>
+        <w:t xml:space="preserve">you are using </w:t>
+      </w:r>
+      <w:proofErr w:type="gramStart"/>
+      <w:r>
+        <w:rPr>
+          <w:b/>
+          <w:bCs/>
+          <w:lang w:val="en-US"/>
+        </w:rPr>
+        <w:t>in order to</w:t>
+      </w:r>
+      <w:proofErr w:type="gramEnd"/>
+      <w:r>
+        <w:rPr>
+          <w:b/>
+          <w:bCs/>
+          <w:lang w:val="en-US"/>
+        </w:rPr>
+        <w:t xml:space="preserve"> allocate the data to the correct tracks above. Use the neurokit2 toolbox</w:t>
       </w:r>
     </w:p>
     <w:p>
@@ -3048,6 +3351,7 @@
         </w:rPr>
         <w:t xml:space="preserve"> on </w:t>
       </w:r>
+      <w:proofErr w:type="spellStart"/>
       <w:r>
         <w:rPr>
           <w:color w:val="7F7F7F" w:themeColor="text1" w:themeTint="80"/>
@@ -3055,6 +3359,7 @@
         </w:rPr>
         <w:t>BioPac</w:t>
       </w:r>
+      <w:proofErr w:type="spellEnd"/>
       <w:r>
         <w:rPr>
           <w:color w:val="7F7F7F" w:themeColor="text1" w:themeTint="80"/>
@@ -3162,7 +3467,23 @@
           <w:color w:val="7F7F7F" w:themeColor="text1" w:themeTint="80"/>
           <w:lang w:val="en-US"/>
         </w:rPr>
-        <w:t xml:space="preserve"> on BioPac PPG</w:t>
+        <w:t xml:space="preserve"> on </w:t>
+      </w:r>
+      <w:proofErr w:type="spellStart"/>
+      <w:r>
+        <w:rPr>
+          <w:color w:val="7F7F7F" w:themeColor="text1" w:themeTint="80"/>
+          <w:lang w:val="en-US"/>
+        </w:rPr>
+        <w:t>BioPac</w:t>
+      </w:r>
+      <w:proofErr w:type="spellEnd"/>
+      <w:r>
+        <w:rPr>
+          <w:color w:val="7F7F7F" w:themeColor="text1" w:themeTint="80"/>
+          <w:lang w:val="en-US"/>
+        </w:rPr>
+        <w:t xml:space="preserve"> PPG</w:t>
       </w:r>
       <w:r>
         <w:rPr>
@@ -3257,7 +3578,39 @@
           <w:color w:val="7F7F7F" w:themeColor="text1" w:themeTint="80"/>
           <w:lang w:val="en-US"/>
         </w:rPr>
-        <w:t>: Heart rate during the exercise: instant heart rate (blue) and smoothed heart rate (orange)</w:t>
+        <w:t xml:space="preserve">: Heart rate during </w:t>
+      </w:r>
+      <w:proofErr w:type="gramStart"/>
+      <w:r>
+        <w:rPr>
+          <w:color w:val="7F7F7F" w:themeColor="text1" w:themeTint="80"/>
+          <w:lang w:val="en-US"/>
+        </w:rPr>
+        <w:t>the exercise</w:t>
+      </w:r>
+      <w:proofErr w:type="gramEnd"/>
+      <w:r>
+        <w:rPr>
+          <w:color w:val="7F7F7F" w:themeColor="text1" w:themeTint="80"/>
+          <w:lang w:val="en-US"/>
+        </w:rPr>
+        <w:t xml:space="preserve">: instant heart rate (blue) and </w:t>
+      </w:r>
+      <w:proofErr w:type="gramStart"/>
+      <w:r>
+        <w:rPr>
+          <w:color w:val="7F7F7F" w:themeColor="text1" w:themeTint="80"/>
+          <w:lang w:val="en-US"/>
+        </w:rPr>
+        <w:t>smoothed</w:t>
+      </w:r>
+      <w:proofErr w:type="gramEnd"/>
+      <w:r>
+        <w:rPr>
+          <w:color w:val="7F7F7F" w:themeColor="text1" w:themeTint="80"/>
+          <w:lang w:val="en-US"/>
+        </w:rPr>
+        <w:t xml:space="preserve"> heart rate (orange)</w:t>
       </w:r>
     </w:p>
     <w:p>
@@ -3447,22 +3800,95 @@
           <w:color w:val="auto"/>
           <w:lang w:val="en-US"/>
         </w:rPr>
-        <w:t xml:space="preserve">The PPG taken as measured by the BioPac, on a small scale, mirrors the idealized PPG curve much more closely than the PPG measured by the smartwatch, where </w:t>
-      </w:r>
+        <w:t xml:space="preserve">The PPG taken as measured by the </w:t>
+      </w:r>
+      <w:proofErr w:type="spellStart"/>
       <w:r>
         <w:rPr>
           <w:color w:val="auto"/>
           <w:lang w:val="en-US"/>
         </w:rPr>
-        <w:t xml:space="preserve">only the systole and (for most instances) the diastole are clearly defined. It’s also much less prone to noise. The instant heartrate derived by the </w:t>
-      </w:r>
+        <w:t>BioPac</w:t>
+      </w:r>
+      <w:proofErr w:type="spellEnd"/>
       <w:r>
         <w:rPr>
           <w:color w:val="auto"/>
           <w:lang w:val="en-US"/>
         </w:rPr>
+        <w:t xml:space="preserve">, on a small scale, mirrors the idealized PPG curve much more closely than the PPG measured by the smartwatch, where </w:t>
+      </w:r>
+      <w:r>
+        <w:rPr>
+          <w:color w:val="auto"/>
+          <w:lang w:val="en-US"/>
+        </w:rPr>
+        <w:t xml:space="preserve">only the systole and (for most instances) the diastole </w:t>
+      </w:r>
+      <w:proofErr w:type="gramStart"/>
+      <w:r>
+        <w:rPr>
+          <w:color w:val="auto"/>
+          <w:lang w:val="en-US"/>
+        </w:rPr>
+        <w:t>are</w:t>
+      </w:r>
+      <w:proofErr w:type="gramEnd"/>
+      <w:r>
+        <w:rPr>
+          <w:color w:val="auto"/>
+          <w:lang w:val="en-US"/>
+        </w:rPr>
+        <w:t xml:space="preserve"> clearly defined. It’s also much less prone to noise. The instant heartrate derived by the </w:t>
+      </w:r>
+      <w:proofErr w:type="spellStart"/>
+      <w:r>
+        <w:rPr>
+          <w:color w:val="auto"/>
+          <w:lang w:val="en-US"/>
+        </w:rPr>
         <w:lastRenderedPageBreak/>
-        <w:t>BioPac less likely to show sudden jumps to extreme values, which also reflects on the smoothed heart rate, which is much less volatile. It’s also possible to clearly make out the start of the exercise, the end of the exercise, and the recovery period in the BioPac data (see graph below).</w:t>
+        <w:t>BioPac</w:t>
+      </w:r>
+      <w:proofErr w:type="spellEnd"/>
+      <w:r>
+        <w:rPr>
+          <w:color w:val="auto"/>
+          <w:lang w:val="en-US"/>
+        </w:rPr>
+        <w:t xml:space="preserve"> </w:t>
+      </w:r>
+      <w:proofErr w:type="gramStart"/>
+      <w:r>
+        <w:rPr>
+          <w:color w:val="auto"/>
+          <w:lang w:val="en-US"/>
+        </w:rPr>
+        <w:t>less</w:t>
+      </w:r>
+      <w:proofErr w:type="gramEnd"/>
+      <w:r>
+        <w:rPr>
+          <w:color w:val="auto"/>
+          <w:lang w:val="en-US"/>
+        </w:rPr>
+        <w:t xml:space="preserve"> likely to show sudden jumps to extreme values, which also reflects on the smoothed heart rate, which is much less volatile. It’s also possible to clearly make out the start of the exercise, the end of the exercise, and the recovery period in the </w:t>
+      </w:r>
+      <w:proofErr w:type="spellStart"/>
+      <w:r>
+        <w:rPr>
+          <w:color w:val="auto"/>
+          <w:lang w:val="en-US"/>
+        </w:rPr>
+        <w:t>BioPac</w:t>
+      </w:r>
+      <w:proofErr w:type="spellEnd"/>
+      <w:r>
+        <w:rPr>
+          <w:color w:val="auto"/>
+          <w:lang w:val="en-US"/>
+        </w:rPr>
+        <w:t xml:space="preserve"> data (see graph below).</w:t>
       </w:r>
     </w:p>
     <w:p>
@@ -3591,7 +4017,21 @@
         <w:rPr>
           <w:lang w:val="en-US"/>
         </w:rPr>
-        <w:t xml:space="preserve">Finding the same points in the heartrate graph derived from the smartwatch PPG is much harder and less definite, as the data is much noisier. There’s also nowhere near as clear a </w:t>
+        <w:t xml:space="preserve">Finding the same points in the heartrate graph derived from the smartwatch PPG is much harder and less definite, as the data is much noisier. There’s also nowhere near as </w:t>
+      </w:r>
+      <w:proofErr w:type="gramStart"/>
+      <w:r>
+        <w:rPr>
+          <w:lang w:val="en-US"/>
+        </w:rPr>
+        <w:t>clear</w:t>
+      </w:r>
+      <w:proofErr w:type="gramEnd"/>
+      <w:r>
+        <w:rPr>
+          <w:lang w:val="en-US"/>
+        </w:rPr>
+        <w:t xml:space="preserve"> a </w:t>
       </w:r>
       <w:r>
         <w:rPr>
@@ -3613,11 +4053,47 @@
           <w:lang w:val="en-US"/>
         </w:rPr>
       </w:pPr>
-      <w:r>
-        <w:rPr>
-          <w:lang w:val="en-US"/>
-        </w:rPr>
-        <w:t xml:space="preserve">Additionally we note that, even though the later questions consider the BioPac ECG data the ground truth for the heartrate, the R-Peak detection was much less faulty on the BioPac PPG data (compare Figure 10 and 11 to Figure 16 and 17), and therefore the heartrate derived from the PPG data is more accurate in this case. </w:t>
+      <w:proofErr w:type="gramStart"/>
+      <w:r>
+        <w:rPr>
+          <w:lang w:val="en-US"/>
+        </w:rPr>
+        <w:t>Additionally</w:t>
+      </w:r>
+      <w:proofErr w:type="gramEnd"/>
+      <w:r>
+        <w:rPr>
+          <w:lang w:val="en-US"/>
+        </w:rPr>
+        <w:t xml:space="preserve"> we note that, even though the later questions consider the </w:t>
+      </w:r>
+      <w:proofErr w:type="spellStart"/>
+      <w:r>
+        <w:rPr>
+          <w:lang w:val="en-US"/>
+        </w:rPr>
+        <w:t>BioPac</w:t>
+      </w:r>
+      <w:proofErr w:type="spellEnd"/>
+      <w:r>
+        <w:rPr>
+          <w:lang w:val="en-US"/>
+        </w:rPr>
+        <w:t xml:space="preserve"> ECG data the ground truth for the heartrate, the R-Peak detection was much less faulty on the </w:t>
+      </w:r>
+      <w:proofErr w:type="spellStart"/>
+      <w:r>
+        <w:rPr>
+          <w:lang w:val="en-US"/>
+        </w:rPr>
+        <w:t>BioPac</w:t>
+      </w:r>
+      <w:proofErr w:type="spellEnd"/>
+      <w:r>
+        <w:rPr>
+          <w:lang w:val="en-US"/>
+        </w:rPr>
+        <w:t xml:space="preserve"> PPG data (compare Figure 10 and 11 to Figure 16 and 17), and therefore the heartrate derived from the PPG data is more accurate in this case. </w:t>
       </w:r>
     </w:p>
     <w:p>
@@ -3676,7 +4152,25 @@
           <w:bCs/>
           <w:lang w:val="en-US"/>
         </w:rPr>
-        <w:t>this Question. Document which one you are using in order to allocate the data to the correct</w:t>
+        <w:t xml:space="preserve">this Question. Document which one you are using </w:t>
+      </w:r>
+      <w:proofErr w:type="gramStart"/>
+      <w:r>
+        <w:rPr>
+          <w:b/>
+          <w:bCs/>
+          <w:lang w:val="en-US"/>
+        </w:rPr>
+        <w:t>in order to</w:t>
+      </w:r>
+      <w:proofErr w:type="gramEnd"/>
+      <w:r>
+        <w:rPr>
+          <w:b/>
+          <w:bCs/>
+          <w:lang w:val="en-US"/>
+        </w:rPr>
+        <w:t xml:space="preserve"> allocate the data to the correct</w:t>
       </w:r>
     </w:p>
     <w:p>
@@ -3710,58 +4204,148 @@
           <w:bCs/>
           <w:lang w:val="en-US"/>
         </w:rPr>
-        <w:t>identify the heart rate in the frequency domain, i.e. do a fast fourier transform for heart rate</w:t>
-      </w:r>
-    </w:p>
-    <w:p>
-      <w:pPr>
-        <w:rPr>
-          <w:b/>
-          <w:bCs/>
-          <w:lang w:val="en-US"/>
-        </w:rPr>
-      </w:pPr>
-      <w:r>
-        <w:rPr>
-          <w:b/>
-          <w:bCs/>
-          <w:lang w:val="en-US"/>
-        </w:rPr>
-        <w:t>extraction. Before transforming the window into the frequency domain you should do some</w:t>
-      </w:r>
-    </w:p>
-    <w:p>
-      <w:pPr>
-        <w:rPr>
-          <w:b/>
-          <w:bCs/>
-          <w:lang w:val="en-US"/>
-        </w:rPr>
-      </w:pPr>
-      <w:r>
-        <w:rPr>
-          <w:b/>
-          <w:bCs/>
-          <w:lang w:val="en-US"/>
-        </w:rPr>
-        <w:t>preprocessing for the 10 s window (e.g. highpass filtering at a meaningful frequency (e.g. using</w:t>
-      </w:r>
-    </w:p>
-    <w:p>
-      <w:pPr>
-        <w:rPr>
-          <w:b/>
-          <w:bCs/>
-          <w:lang w:val="en-US"/>
-        </w:rPr>
-      </w:pPr>
-      <w:r>
-        <w:rPr>
-          <w:b/>
-          <w:bCs/>
-          <w:lang w:val="en-US"/>
-        </w:rPr>
-        <w:t>for example butterworth) or detrending). Then find a way to algorithmically detect the heart rate</w:t>
+        <w:t xml:space="preserve">identify the heart rate in the frequency domain, i.e. do a fast </w:t>
+      </w:r>
+      <w:proofErr w:type="spellStart"/>
+      <w:r>
+        <w:rPr>
+          <w:b/>
+          <w:bCs/>
+          <w:lang w:val="en-US"/>
+        </w:rPr>
+        <w:t>fourier</w:t>
+      </w:r>
+      <w:proofErr w:type="spellEnd"/>
+      <w:r>
+        <w:rPr>
+          <w:b/>
+          <w:bCs/>
+          <w:lang w:val="en-US"/>
+        </w:rPr>
+        <w:t xml:space="preserve"> transform for heart rate</w:t>
+      </w:r>
+    </w:p>
+    <w:p>
+      <w:pPr>
+        <w:rPr>
+          <w:b/>
+          <w:bCs/>
+          <w:lang w:val="en-US"/>
+        </w:rPr>
+      </w:pPr>
+      <w:r>
+        <w:rPr>
+          <w:b/>
+          <w:bCs/>
+          <w:lang w:val="en-US"/>
+        </w:rPr>
+        <w:t xml:space="preserve">extraction. Before transforming the window into the frequency </w:t>
+      </w:r>
+      <w:proofErr w:type="gramStart"/>
+      <w:r>
+        <w:rPr>
+          <w:b/>
+          <w:bCs/>
+          <w:lang w:val="en-US"/>
+        </w:rPr>
+        <w:t>domain</w:t>
+      </w:r>
+      <w:proofErr w:type="gramEnd"/>
+      <w:r>
+        <w:rPr>
+          <w:b/>
+          <w:bCs/>
+          <w:lang w:val="en-US"/>
+        </w:rPr>
+        <w:t xml:space="preserve"> you should do some</w:t>
+      </w:r>
+    </w:p>
+    <w:p>
+      <w:pPr>
+        <w:rPr>
+          <w:b/>
+          <w:bCs/>
+          <w:lang w:val="en-US"/>
+        </w:rPr>
+      </w:pPr>
+      <w:r>
+        <w:rPr>
+          <w:b/>
+          <w:bCs/>
+          <w:lang w:val="en-US"/>
+        </w:rPr>
+        <w:t xml:space="preserve">preprocessing for the 10 s window (e.g. </w:t>
+      </w:r>
+      <w:proofErr w:type="spellStart"/>
+      <w:r>
+        <w:rPr>
+          <w:b/>
+          <w:bCs/>
+          <w:lang w:val="en-US"/>
+        </w:rPr>
+        <w:t>highpass</w:t>
+      </w:r>
+      <w:proofErr w:type="spellEnd"/>
+      <w:r>
+        <w:rPr>
+          <w:b/>
+          <w:bCs/>
+          <w:lang w:val="en-US"/>
+        </w:rPr>
+        <w:t xml:space="preserve"> filtering at a meaningful frequency (e.g. using</w:t>
+      </w:r>
+    </w:p>
+    <w:p>
+      <w:pPr>
+        <w:rPr>
+          <w:b/>
+          <w:bCs/>
+          <w:lang w:val="en-US"/>
+        </w:rPr>
+      </w:pPr>
+      <w:r>
+        <w:rPr>
+          <w:b/>
+          <w:bCs/>
+          <w:lang w:val="en-US"/>
+        </w:rPr>
+        <w:t xml:space="preserve">for </w:t>
+      </w:r>
+      <w:proofErr w:type="gramStart"/>
+      <w:r>
+        <w:rPr>
+          <w:b/>
+          <w:bCs/>
+          <w:lang w:val="en-US"/>
+        </w:rPr>
+        <w:t>example</w:t>
+      </w:r>
+      <w:proofErr w:type="gramEnd"/>
+      <w:r>
+        <w:rPr>
+          <w:b/>
+          <w:bCs/>
+          <w:lang w:val="en-US"/>
+        </w:rPr>
+        <w:t xml:space="preserve"> </w:t>
+      </w:r>
+      <w:proofErr w:type="spellStart"/>
+      <w:r>
+        <w:rPr>
+          <w:b/>
+          <w:bCs/>
+          <w:lang w:val="en-US"/>
+        </w:rPr>
+        <w:t>butterworth</w:t>
+      </w:r>
+      <w:proofErr w:type="spellEnd"/>
+      <w:r>
+        <w:rPr>
+          <w:b/>
+          <w:bCs/>
+          <w:lang w:val="en-US"/>
+        </w:rPr>
+        <w:t>) or detrending). Then find a way to algorithmically detect the heart rate</w:t>
       </w:r>
     </w:p>
     <w:p>
@@ -4013,24 +4597,60 @@
           <w:bCs/>
           <w:lang w:val="en-US"/>
         </w:rPr>
-        <w:t>error (MAE) and the Pearson correlation coefficient (only using numpy for both!) of the</w:t>
-      </w:r>
-    </w:p>
-    <w:p>
-      <w:pPr>
-        <w:rPr>
-          <w:b/>
-          <w:bCs/>
-          <w:lang w:val="en-US"/>
-        </w:rPr>
-      </w:pPr>
-      <w:r>
-        <w:rPr>
-          <w:b/>
-          <w:bCs/>
-          <w:lang w:val="en-US"/>
-        </w:rPr>
-        <w:t>smartwatch PPG HR with and without smoothing for all measurements (You have to do that</w:t>
+        <w:t xml:space="preserve">error (MAE) and the Pearson correlation coefficient (only using </w:t>
+      </w:r>
+      <w:proofErr w:type="spellStart"/>
+      <w:r>
+        <w:rPr>
+          <w:b/>
+          <w:bCs/>
+          <w:lang w:val="en-US"/>
+        </w:rPr>
+        <w:t>numpy</w:t>
+      </w:r>
+      <w:proofErr w:type="spellEnd"/>
+      <w:r>
+        <w:rPr>
+          <w:b/>
+          <w:bCs/>
+          <w:lang w:val="en-US"/>
+        </w:rPr>
+        <w:t xml:space="preserve"> for both!) of the</w:t>
+      </w:r>
+    </w:p>
+    <w:p>
+      <w:pPr>
+        <w:rPr>
+          <w:b/>
+          <w:bCs/>
+          <w:lang w:val="en-US"/>
+        </w:rPr>
+      </w:pPr>
+      <w:r>
+        <w:rPr>
+          <w:b/>
+          <w:bCs/>
+          <w:lang w:val="en-US"/>
+        </w:rPr>
+        <w:t xml:space="preserve">smartwatch PPG HR with and without smoothing for all measurements (You </w:t>
+      </w:r>
+      <w:proofErr w:type="gramStart"/>
+      <w:r>
+        <w:rPr>
+          <w:b/>
+          <w:bCs/>
+          <w:lang w:val="en-US"/>
+        </w:rPr>
+        <w:t>have to</w:t>
+      </w:r>
+      <w:proofErr w:type="gramEnd"/>
+      <w:r>
+        <w:rPr>
+          <w:b/>
+          <w:bCs/>
+          <w:lang w:val="en-US"/>
+        </w:rPr>
+        <w:t xml:space="preserve"> do that</w:t>
       </w:r>
     </w:p>
     <w:p>
@@ -4149,7 +4769,25 @@
           <w:bCs/>
           <w:lang w:val="en-US"/>
         </w:rPr>
-        <w:t>Repeat Q8 for the biopac PPG and discuss any differences.</w:t>
+        <w:t xml:space="preserve">Repeat Q8 for the </w:t>
+      </w:r>
+      <w:proofErr w:type="spellStart"/>
+      <w:r>
+        <w:rPr>
+          <w:b/>
+          <w:bCs/>
+          <w:lang w:val="en-US"/>
+        </w:rPr>
+        <w:t>biopac</w:t>
+      </w:r>
+      <w:proofErr w:type="spellEnd"/>
+      <w:r>
+        <w:rPr>
+          <w:b/>
+          <w:bCs/>
+          <w:lang w:val="en-US"/>
+        </w:rPr>
+        <w:t xml:space="preserve"> PPG and discuss any differences.</w:t>
       </w:r>
     </w:p>
     <w:p>
@@ -6799,6 +7437,7 @@
         </w:rPr>
         <w:t xml:space="preserve">: Measurements of </w:t>
       </w:r>
+      <w:proofErr w:type="spellStart"/>
       <w:r>
         <w:rPr>
           <w:color w:val="7F7F7F" w:themeColor="text1" w:themeTint="80"/>
@@ -6806,6 +7445,7 @@
         </w:rPr>
         <w:t>BioPac</w:t>
       </w:r>
+      <w:proofErr w:type="spellEnd"/>
       <w:r>
         <w:rPr>
           <w:color w:val="7F7F7F" w:themeColor="text1" w:themeTint="80"/>
@@ -10941,7 +11581,25 @@
           <w:bCs/>
           <w:lang w:val="en-US"/>
         </w:rPr>
-        <w:t>ground truth. Plot the biopac PPG heart rate with the ground truth as a Bland Altmann plot for</w:t>
+        <w:t xml:space="preserve">ground truth. Plot the </w:t>
+      </w:r>
+      <w:proofErr w:type="spellStart"/>
+      <w:r>
+        <w:rPr>
+          <w:b/>
+          <w:bCs/>
+          <w:lang w:val="en-US"/>
+        </w:rPr>
+        <w:t>biopac</w:t>
+      </w:r>
+      <w:proofErr w:type="spellEnd"/>
+      <w:r>
+        <w:rPr>
+          <w:b/>
+          <w:bCs/>
+          <w:lang w:val="en-US"/>
+        </w:rPr>
+        <w:t xml:space="preserve"> PPG heart rate with the ground truth as a Bland Altmann plot for</w:t>
       </w:r>
     </w:p>
     <w:p>
@@ -10959,24 +11617,60 @@
           <w:lang w:val="en-US"/>
         </w:rPr>
         <w:lastRenderedPageBreak/>
-        <w:t>both smoothed and not smoothed heart rate and also for “Stairs” and “Workout” data (you can</w:t>
-      </w:r>
-    </w:p>
-    <w:p>
-      <w:pPr>
-        <w:rPr>
-          <w:b/>
-          <w:bCs/>
-          <w:lang w:val="en-US"/>
-        </w:rPr>
-      </w:pPr>
-      <w:r>
-        <w:rPr>
-          <w:b/>
-          <w:bCs/>
-          <w:lang w:val="en-US"/>
-        </w:rPr>
-        <w:t>choose one measurement, but document which one).</w:t>
+        <w:t xml:space="preserve">both smoothed and not smoothed heart rate </w:t>
+      </w:r>
+      <w:proofErr w:type="gramStart"/>
+      <w:r>
+        <w:rPr>
+          <w:b/>
+          <w:bCs/>
+          <w:lang w:val="en-US"/>
+        </w:rPr>
+        <w:t>and also</w:t>
+      </w:r>
+      <w:proofErr w:type="gramEnd"/>
+      <w:r>
+        <w:rPr>
+          <w:b/>
+          <w:bCs/>
+          <w:lang w:val="en-US"/>
+        </w:rPr>
+        <w:t xml:space="preserve"> for “Stairs” and “Workout” data (you can</w:t>
+      </w:r>
+    </w:p>
+    <w:p>
+      <w:pPr>
+        <w:rPr>
+          <w:b/>
+          <w:bCs/>
+          <w:lang w:val="en-US"/>
+        </w:rPr>
+      </w:pPr>
+      <w:r>
+        <w:rPr>
+          <w:b/>
+          <w:bCs/>
+          <w:lang w:val="en-US"/>
+        </w:rPr>
+        <w:t xml:space="preserve">choose one </w:t>
+      </w:r>
+      <w:proofErr w:type="gramStart"/>
+      <w:r>
+        <w:rPr>
+          <w:b/>
+          <w:bCs/>
+          <w:lang w:val="en-US"/>
+        </w:rPr>
+        <w:t>measurement, but</w:t>
+      </w:r>
+      <w:proofErr w:type="gramEnd"/>
+      <w:r>
+        <w:rPr>
+          <w:b/>
+          <w:bCs/>
+          <w:lang w:val="en-US"/>
+        </w:rPr>
+        <w:t xml:space="preserve"> document which one).</w:t>
       </w:r>
     </w:p>
     <w:p>
@@ -11010,41 +11704,95 @@
           <w:bCs/>
           <w:lang w:val="en-US"/>
         </w:rPr>
-        <w:t>smoothed and not smoothed heart rate and also for “Stairs” and “Workout” data (you can</w:t>
-      </w:r>
-    </w:p>
-    <w:p>
-      <w:pPr>
-        <w:rPr>
-          <w:b/>
-          <w:bCs/>
-          <w:lang w:val="en-US"/>
-        </w:rPr>
-      </w:pPr>
-      <w:r>
-        <w:rPr>
-          <w:b/>
-          <w:bCs/>
-          <w:lang w:val="en-US"/>
-        </w:rPr>
-        <w:t>choose one measurement, but document which one).</w:t>
-      </w:r>
-    </w:p>
-    <w:p>
-      <w:pPr>
-        <w:rPr>
-          <w:b/>
-          <w:bCs/>
-          <w:lang w:val="en-US"/>
-        </w:rPr>
-      </w:pPr>
-      <w:r>
-        <w:rPr>
-          <w:b/>
-          <w:bCs/>
-          <w:lang w:val="en-US"/>
-        </w:rPr>
-        <w:t>Also do a Bland Altmann plot on the frequency based heart rate extraction.</w:t>
+        <w:t xml:space="preserve">smoothed and not smoothed heart rate </w:t>
+      </w:r>
+      <w:proofErr w:type="gramStart"/>
+      <w:r>
+        <w:rPr>
+          <w:b/>
+          <w:bCs/>
+          <w:lang w:val="en-US"/>
+        </w:rPr>
+        <w:t>and also</w:t>
+      </w:r>
+      <w:proofErr w:type="gramEnd"/>
+      <w:r>
+        <w:rPr>
+          <w:b/>
+          <w:bCs/>
+          <w:lang w:val="en-US"/>
+        </w:rPr>
+        <w:t xml:space="preserve"> for “Stairs” and “Workout” data (you can</w:t>
+      </w:r>
+    </w:p>
+    <w:p>
+      <w:pPr>
+        <w:rPr>
+          <w:b/>
+          <w:bCs/>
+          <w:lang w:val="en-US"/>
+        </w:rPr>
+      </w:pPr>
+      <w:r>
+        <w:rPr>
+          <w:b/>
+          <w:bCs/>
+          <w:lang w:val="en-US"/>
+        </w:rPr>
+        <w:t xml:space="preserve">choose one </w:t>
+      </w:r>
+      <w:proofErr w:type="gramStart"/>
+      <w:r>
+        <w:rPr>
+          <w:b/>
+          <w:bCs/>
+          <w:lang w:val="en-US"/>
+        </w:rPr>
+        <w:t>measurement, but</w:t>
+      </w:r>
+      <w:proofErr w:type="gramEnd"/>
+      <w:r>
+        <w:rPr>
+          <w:b/>
+          <w:bCs/>
+          <w:lang w:val="en-US"/>
+        </w:rPr>
+        <w:t xml:space="preserve"> document which one).</w:t>
+      </w:r>
+    </w:p>
+    <w:p>
+      <w:pPr>
+        <w:rPr>
+          <w:b/>
+          <w:bCs/>
+          <w:lang w:val="en-US"/>
+        </w:rPr>
+      </w:pPr>
+      <w:r>
+        <w:rPr>
+          <w:b/>
+          <w:bCs/>
+          <w:lang w:val="en-US"/>
+        </w:rPr>
+        <w:t xml:space="preserve">Also do a Bland Altmann plot on the </w:t>
+      </w:r>
+      <w:proofErr w:type="gramStart"/>
+      <w:r>
+        <w:rPr>
+          <w:b/>
+          <w:bCs/>
+          <w:lang w:val="en-US"/>
+        </w:rPr>
+        <w:t>frequency based</w:t>
+      </w:r>
+      <w:proofErr w:type="gramEnd"/>
+      <w:r>
+        <w:rPr>
+          <w:b/>
+          <w:bCs/>
+          <w:lang w:val="en-US"/>
+        </w:rPr>
+        <w:t xml:space="preserve"> heart rate extraction.</w:t>
       </w:r>
     </w:p>
     <w:p>
@@ -11168,7 +11916,21 @@
         <w:rPr>
           <w:lang w:val="en-US"/>
         </w:rPr>
-        <w:t xml:space="preserve"> and potential trends in measurement error across the measurement range. In the Biopac PPG “Workout” smoothed data vs ECG ground truth plot, most points cluster around the bias line with random scatter, suggesting reasonable agreement but some systematic </w:t>
+        <w:t xml:space="preserve"> and potential trends in measurement error across the measurement range. In the </w:t>
+      </w:r>
+      <w:proofErr w:type="spellStart"/>
+      <w:r>
+        <w:rPr>
+          <w:lang w:val="en-US"/>
+        </w:rPr>
+        <w:t>Biopac</w:t>
+      </w:r>
+      <w:proofErr w:type="spellEnd"/>
+      <w:r>
+        <w:rPr>
+          <w:lang w:val="en-US"/>
+        </w:rPr>
+        <w:t xml:space="preserve"> PPG “Workout” smoothed data vs ECG ground truth plot, most points cluster around the bias line with random scatter, suggesting reasonable agreement but some systematic </w:t>
       </w:r>
       <w:r>
         <w:rPr>
@@ -11204,7 +11966,21 @@
         <w:rPr>
           <w:lang w:val="en-US"/>
         </w:rPr>
-        <w:t>. The limits of agreement indicate the expected range of differences between methods. This helps assess both accuracy (bias) and precision (spread). In this context, it shows how reliable the Biopac PPG</w:t>
+        <w:t xml:space="preserve">. The limits of agreement indicate the expected range of differences between methods. This helps assess both accuracy (bias) and precision (spread). In this context, it shows how reliable the </w:t>
+      </w:r>
+      <w:proofErr w:type="spellStart"/>
+      <w:r>
+        <w:rPr>
+          <w:lang w:val="en-US"/>
+        </w:rPr>
+        <w:t>Biopac</w:t>
+      </w:r>
+      <w:proofErr w:type="spellEnd"/>
+      <w:r>
+        <w:rPr>
+          <w:lang w:val="en-US"/>
+        </w:rPr>
+        <w:t xml:space="preserve"> PPG</w:t>
       </w:r>
       <w:r>
         <w:rPr>
@@ -11234,7 +12010,49 @@
         <w:rPr>
           <w:lang w:val="en-US"/>
         </w:rPr>
-        <w:t xml:space="preserve">Based on the Bland-Altman plots you can see that the BioPac PPG Based HR Data seems to work better than the data generated out of the smartwatch ppg curve. However, this might be due to the BP ECG Data being used as the ground truth. All in all though, the different BP and SmartWatch Plots show that the mean difference is in a lot of datapoints around 0 (while the random scatter is mostly in the positive), which suggests that the differ methods have a low bias and a relatively low spread. On the other hand, the frequency-based HR extraction seems to not work very well (seen by the extremely high differences in the last two plots), the values have almost nothing in common with the selected ground truth and therefore show that this method did not work as well as hoped. </w:t>
+        <w:t xml:space="preserve">Based on the Bland-Altman plots you can see that the </w:t>
+      </w:r>
+      <w:proofErr w:type="spellStart"/>
+      <w:r>
+        <w:rPr>
+          <w:lang w:val="en-US"/>
+        </w:rPr>
+        <w:t>BioPac</w:t>
+      </w:r>
+      <w:proofErr w:type="spellEnd"/>
+      <w:r>
+        <w:rPr>
+          <w:lang w:val="en-US"/>
+        </w:rPr>
+        <w:t xml:space="preserve"> PPG Based HR Data seems to work better than the data generated out of the smartwatch ppg curve. However, this might be due to the BP ECG Data being used as the ground truth. All in </w:t>
+      </w:r>
+      <w:proofErr w:type="gramStart"/>
+      <w:r>
+        <w:rPr>
+          <w:lang w:val="en-US"/>
+        </w:rPr>
+        <w:t>all</w:t>
+      </w:r>
+      <w:proofErr w:type="gramEnd"/>
+      <w:r>
+        <w:rPr>
+          <w:lang w:val="en-US"/>
+        </w:rPr>
+        <w:t xml:space="preserve"> though, the different BP and </w:t>
+      </w:r>
+      <w:proofErr w:type="spellStart"/>
+      <w:r>
+        <w:rPr>
+          <w:lang w:val="en-US"/>
+        </w:rPr>
+        <w:t>SmartWatch</w:t>
+      </w:r>
+      <w:proofErr w:type="spellEnd"/>
+      <w:r>
+        <w:rPr>
+          <w:lang w:val="en-US"/>
+        </w:rPr>
+        <w:t xml:space="preserve"> Plots show that the mean difference is in a lot of datapoints around 0 (while the random scatter is mostly in the positive), which suggests that the differ methods have a low bias and a relatively low spread. On the other hand, the frequency-based HR extraction seems to not work very well (seen by the extremely high differences in the last two plots), the values have almost nothing in common with the selected ground truth and therefore show that this method did not work as well as hoped. </w:t>
       </w:r>
     </w:p>
     <w:p>
@@ -11328,7 +12146,23 @@
           <w:color w:val="7F7F7F" w:themeColor="text1" w:themeTint="80"/>
           <w:lang w:val="en-US"/>
         </w:rPr>
-        <w:t xml:space="preserve">Bland-Altman plot of instant heartrate from BioPac ECG (ground truth) against </w:t>
+        <w:t xml:space="preserve">Bland-Altman plot of instant heartrate from </w:t>
+      </w:r>
+      <w:proofErr w:type="spellStart"/>
+      <w:r>
+        <w:rPr>
+          <w:color w:val="7F7F7F" w:themeColor="text1" w:themeTint="80"/>
+          <w:lang w:val="en-US"/>
+        </w:rPr>
+        <w:t>BioPac</w:t>
+      </w:r>
+      <w:proofErr w:type="spellEnd"/>
+      <w:r>
+        <w:rPr>
+          <w:color w:val="7F7F7F" w:themeColor="text1" w:themeTint="80"/>
+          <w:lang w:val="en-US"/>
+        </w:rPr>
+        <w:t xml:space="preserve"> ECG (ground truth) against </w:t>
       </w:r>
       <w:r>
         <w:rPr>
@@ -11337,12 +12171,21 @@
         </w:rPr>
         <w:t xml:space="preserve">instant heart rate from </w:t>
       </w:r>
-      <w:r>
-        <w:rPr>
-          <w:color w:val="7F7F7F" w:themeColor="text1" w:themeTint="80"/>
-          <w:lang w:val="en-US"/>
-        </w:rPr>
-        <w:t>BioPac PPG</w:t>
+      <w:proofErr w:type="spellStart"/>
+      <w:r>
+        <w:rPr>
+          <w:color w:val="7F7F7F" w:themeColor="text1" w:themeTint="80"/>
+          <w:lang w:val="en-US"/>
+        </w:rPr>
+        <w:t>BioPac</w:t>
+      </w:r>
+      <w:proofErr w:type="spellEnd"/>
+      <w:r>
+        <w:rPr>
+          <w:color w:val="7F7F7F" w:themeColor="text1" w:themeTint="80"/>
+          <w:lang w:val="en-US"/>
+        </w:rPr>
+        <w:t xml:space="preserve"> PPG</w:t>
       </w:r>
     </w:p>
     <w:p>
@@ -11460,7 +12303,23 @@
           <w:color w:val="7F7F7F" w:themeColor="text1" w:themeTint="80"/>
           <w:lang w:val="en-US"/>
         </w:rPr>
-        <w:t xml:space="preserve"> heartrate from BioPac ECG (ground truth) against </w:t>
+        <w:t xml:space="preserve"> heartrate from </w:t>
+      </w:r>
+      <w:proofErr w:type="spellStart"/>
+      <w:r>
+        <w:rPr>
+          <w:color w:val="7F7F7F" w:themeColor="text1" w:themeTint="80"/>
+          <w:lang w:val="en-US"/>
+        </w:rPr>
+        <w:t>BioPac</w:t>
+      </w:r>
+      <w:proofErr w:type="spellEnd"/>
+      <w:r>
+        <w:rPr>
+          <w:color w:val="7F7F7F" w:themeColor="text1" w:themeTint="80"/>
+          <w:lang w:val="en-US"/>
+        </w:rPr>
+        <w:t xml:space="preserve"> ECG (ground truth) against </w:t>
       </w:r>
       <w:r>
         <w:rPr>
@@ -11474,7 +12333,23 @@
           <w:color w:val="7F7F7F" w:themeColor="text1" w:themeTint="80"/>
           <w:lang w:val="en-US"/>
         </w:rPr>
-        <w:t xml:space="preserve"> heart rate from BioPac PPG</w:t>
+        <w:t xml:space="preserve"> heart rate from </w:t>
+      </w:r>
+      <w:proofErr w:type="spellStart"/>
+      <w:r>
+        <w:rPr>
+          <w:color w:val="7F7F7F" w:themeColor="text1" w:themeTint="80"/>
+          <w:lang w:val="en-US"/>
+        </w:rPr>
+        <w:t>BioPac</w:t>
+      </w:r>
+      <w:proofErr w:type="spellEnd"/>
+      <w:r>
+        <w:rPr>
+          <w:color w:val="7F7F7F" w:themeColor="text1" w:themeTint="80"/>
+          <w:lang w:val="en-US"/>
+        </w:rPr>
+        <w:t xml:space="preserve"> PPG</w:t>
       </w:r>
     </w:p>
     <w:p>
@@ -11589,7 +12464,23 @@
           <w:color w:val="7F7F7F" w:themeColor="text1" w:themeTint="80"/>
           <w:lang w:val="en-US"/>
         </w:rPr>
-        <w:t xml:space="preserve"> heartrate from BioPac ECG (ground truth) against </w:t>
+        <w:t xml:space="preserve"> heartrate from </w:t>
+      </w:r>
+      <w:proofErr w:type="spellStart"/>
+      <w:r>
+        <w:rPr>
+          <w:color w:val="7F7F7F" w:themeColor="text1" w:themeTint="80"/>
+          <w:lang w:val="en-US"/>
+        </w:rPr>
+        <w:t>BioPac</w:t>
+      </w:r>
+      <w:proofErr w:type="spellEnd"/>
+      <w:r>
+        <w:rPr>
+          <w:color w:val="7F7F7F" w:themeColor="text1" w:themeTint="80"/>
+          <w:lang w:val="en-US"/>
+        </w:rPr>
+        <w:t xml:space="preserve"> ECG (ground truth) against </w:t>
       </w:r>
       <w:r>
         <w:rPr>
@@ -11735,7 +12626,23 @@
           <w:color w:val="7F7F7F" w:themeColor="text1" w:themeTint="80"/>
           <w:lang w:val="en-US"/>
         </w:rPr>
-        <w:t xml:space="preserve"> heartrate from BioPac ECG (ground truth) against </w:t>
+        <w:t xml:space="preserve"> heartrate from </w:t>
+      </w:r>
+      <w:proofErr w:type="spellStart"/>
+      <w:r>
+        <w:rPr>
+          <w:color w:val="7F7F7F" w:themeColor="text1" w:themeTint="80"/>
+          <w:lang w:val="en-US"/>
+        </w:rPr>
+        <w:t>BioPac</w:t>
+      </w:r>
+      <w:proofErr w:type="spellEnd"/>
+      <w:r>
+        <w:rPr>
+          <w:color w:val="7F7F7F" w:themeColor="text1" w:themeTint="80"/>
+          <w:lang w:val="en-US"/>
+        </w:rPr>
+        <w:t xml:space="preserve"> ECG (ground truth) against </w:t>
       </w:r>
       <w:r>
         <w:rPr>
@@ -11852,14 +12759,39 @@
           <w:color w:val="7F7F7F" w:themeColor="text1" w:themeTint="80"/>
           <w:lang w:val="en-US"/>
         </w:rPr>
-        <w:t xml:space="preserve">Bland-Altman plot of smoothed heartrate from BioPac ECG (ground truth) against </w:t>
-      </w:r>
-      <w:r>
-        <w:rPr>
-          <w:color w:val="7F7F7F" w:themeColor="text1" w:themeTint="80"/>
-          <w:lang w:val="en-US"/>
-        </w:rPr>
-        <w:t>frequency based heartrate calculated from smartwatch data</w:t>
+        <w:t xml:space="preserve">Bland-Altman plot of smoothed heartrate from </w:t>
+      </w:r>
+      <w:proofErr w:type="spellStart"/>
+      <w:r>
+        <w:rPr>
+          <w:color w:val="7F7F7F" w:themeColor="text1" w:themeTint="80"/>
+          <w:lang w:val="en-US"/>
+        </w:rPr>
+        <w:t>BioPac</w:t>
+      </w:r>
+      <w:proofErr w:type="spellEnd"/>
+      <w:r>
+        <w:rPr>
+          <w:color w:val="7F7F7F" w:themeColor="text1" w:themeTint="80"/>
+          <w:lang w:val="en-US"/>
+        </w:rPr>
+        <w:t xml:space="preserve"> ECG (ground truth) against </w:t>
+      </w:r>
+      <w:proofErr w:type="gramStart"/>
+      <w:r>
+        <w:rPr>
+          <w:color w:val="7F7F7F" w:themeColor="text1" w:themeTint="80"/>
+          <w:lang w:val="en-US"/>
+        </w:rPr>
+        <w:t>frequency based</w:t>
+      </w:r>
+      <w:proofErr w:type="gramEnd"/>
+      <w:r>
+        <w:rPr>
+          <w:color w:val="7F7F7F" w:themeColor="text1" w:themeTint="80"/>
+          <w:lang w:val="en-US"/>
+        </w:rPr>
+        <w:t xml:space="preserve"> heartrate calculated from smartwatch data</w:t>
       </w:r>
     </w:p>
     <w:p>
@@ -15256,7 +16188,6 @@
     <w:rsid w:val="001D4425"/>
     <w:rsid w:val="001E1193"/>
     <w:rsid w:val="001F7831"/>
-    <w:rsid w:val="00277FB8"/>
     <w:rsid w:val="00390A6A"/>
     <w:rsid w:val="00421665"/>
     <w:rsid w:val="004D7FBC"/>
@@ -15277,6 +16208,7 @@
     <w:rsid w:val="00B77025"/>
     <w:rsid w:val="00C04012"/>
     <w:rsid w:val="00C46E4C"/>
+    <w:rsid w:val="00CD2454"/>
     <w:rsid w:val="00D76533"/>
     <w:rsid w:val="00DE4AC7"/>
     <w:rsid w:val="00E36E2A"/>

--- a/assignment_3.docx
+++ b/assignment_3.docx
@@ -68,7 +68,7 @@
                   </w:tcPr>
                   <w:p>
                     <w:pPr>
-                      <w:pStyle w:val="NoSpacing"/>
+                      <w:pStyle w:val="KeinLeerraum"/>
                       <w:rPr>
                         <w:color w:val="348C00" w:themeColor="accent6" w:themeShade="BF"/>
                         <w:sz w:val="24"/>
@@ -114,7 +114,7 @@
                 <w:sdtContent>
                   <w:p>
                     <w:pPr>
-                      <w:pStyle w:val="NoSpacing"/>
+                      <w:pStyle w:val="KeinLeerraum"/>
                       <w:spacing w:line="216" w:lineRule="auto"/>
                       <w:rPr>
                         <w:rFonts w:asciiTheme="majorHAnsi" w:eastAsiaTheme="majorEastAsia" w:hAnsiTheme="majorHAnsi" w:cstheme="majorBidi"/>
@@ -172,7 +172,7 @@
               </w:tcPr>
               <w:p>
                 <w:pPr>
-                  <w:pStyle w:val="NoSpacing"/>
+                  <w:pStyle w:val="KeinLeerraum"/>
                   <w:rPr>
                     <w:color w:val="348C00" w:themeColor="accent6" w:themeShade="BF"/>
                     <w:sz w:val="24"/>
@@ -222,7 +222,7 @@
                 <w:sdtContent>
                   <w:p>
                     <w:pPr>
-                      <w:pStyle w:val="NoSpacing"/>
+                      <w:pStyle w:val="KeinLeerraum"/>
                       <w:rPr>
                         <w:color w:val="348C00" w:themeColor="accent6" w:themeShade="BF"/>
                         <w:sz w:val="28"/>
@@ -267,7 +267,7 @@
                 <w:sdtContent>
                   <w:p>
                     <w:pPr>
-                      <w:pStyle w:val="NoSpacing"/>
+                      <w:pStyle w:val="KeinLeerraum"/>
                       <w:rPr>
                         <w:color w:val="348C00" w:themeColor="accent6" w:themeShade="BF"/>
                         <w:sz w:val="28"/>
@@ -289,7 +289,7 @@
               </w:sdt>
               <w:p>
                 <w:pPr>
-                  <w:pStyle w:val="NoSpacing"/>
+                  <w:pStyle w:val="KeinLeerraum"/>
                   <w:rPr>
                     <w:color w:val="348C00" w:themeColor="accent6" w:themeShade="BF"/>
                     <w:lang w:val="en-GB"/>
@@ -322,7 +322,7 @@
     </w:sdt>
     <w:p>
       <w:pPr>
-        <w:pStyle w:val="Heading1"/>
+        <w:pStyle w:val="berschrift1"/>
         <w:rPr>
           <w:lang w:val="en-US"/>
         </w:rPr>
@@ -494,50 +494,23 @@
         <w:rPr>
           <w:b/>
           <w:bCs/>
-          <w:color w:val="C00000"/>
-          <w:lang w:val="en-US"/>
-        </w:rPr>
-      </w:pPr>
-      <w:r>
-        <w:rPr>
-          <w:b/>
-          <w:bCs/>
-          <w:color w:val="C00000"/>
-          <w:lang w:val="en-US"/>
-        </w:rPr>
-        <w:t xml:space="preserve">TODO: </w:t>
-      </w:r>
-      <w:r>
-        <w:rPr>
-          <w:b/>
-          <w:bCs/>
-          <w:color w:val="C00000"/>
-          <w:lang w:val="en-US"/>
-        </w:rPr>
-        <w:t>check if markers are correct</w:t>
-      </w:r>
-    </w:p>
-    <w:p>
-      <w:pPr>
-        <w:rPr>
-          <w:b/>
-          <w:bCs/>
-          <w:lang w:val="en-US"/>
-        </w:rPr>
-      </w:pPr>
-    </w:p>
-    <w:p>
-      <w:pPr>
-        <w:rPr>
-          <w:b/>
-          <w:bCs/>
-          <w:lang w:val="en-US"/>
-        </w:rPr>
-      </w:pPr>
-      <w:r>
-        <w:rPr>
-          <w:b/>
-          <w:bCs/>
+          <w:lang w:val="en-US"/>
+        </w:rPr>
+      </w:pPr>
+    </w:p>
+    <w:p>
+      <w:pPr>
+        <w:rPr>
+          <w:b/>
+          <w:bCs/>
+          <w:lang w:val="en-US"/>
+        </w:rPr>
+      </w:pPr>
+      <w:r>
+        <w:rPr>
+          <w:b/>
+          <w:bCs/>
+          <w:noProof/>
           <w:lang w:val="en-US"/>
         </w:rPr>
         <w:drawing>
@@ -653,6 +626,7 @@
       </w:pPr>
       <w:r>
         <w:rPr>
+          <w:noProof/>
           <w:color w:val="7F7F7F" w:themeColor="text1" w:themeTint="80"/>
           <w:lang w:val="en-US"/>
         </w:rPr>
@@ -729,6 +703,7 @@
         <w:rPr>
           <w:b/>
           <w:bCs/>
+          <w:noProof/>
           <w:lang w:val="en-US"/>
         </w:rPr>
         <w:lastRenderedPageBreak/>
@@ -965,6 +940,7 @@
         <w:rPr>
           <w:b/>
           <w:bCs/>
+          <w:noProof/>
           <w:lang w:val="en-US"/>
         </w:rPr>
         <w:drawing>
@@ -1080,6 +1056,7 @@
       </w:pPr>
       <w:r>
         <w:rPr>
+          <w:noProof/>
           <w:color w:val="7F7F7F" w:themeColor="text1" w:themeTint="80"/>
           <w:lang w:val="en-US"/>
         </w:rPr>
@@ -1133,23 +1110,7 @@
           <w:color w:val="7F7F7F" w:themeColor="text1" w:themeTint="80"/>
           <w:lang w:val="en-US"/>
         </w:rPr>
-        <w:t xml:space="preserve">Figure 5: PPG containing only </w:t>
-      </w:r>
-      <w:proofErr w:type="gramStart"/>
-      <w:r>
-        <w:rPr>
-          <w:color w:val="7F7F7F" w:themeColor="text1" w:themeTint="80"/>
-          <w:lang w:val="en-US"/>
-        </w:rPr>
-        <w:t>the exercise</w:t>
-      </w:r>
-      <w:proofErr w:type="gramEnd"/>
-      <w:r>
-        <w:rPr>
-          <w:color w:val="7F7F7F" w:themeColor="text1" w:themeTint="80"/>
-          <w:lang w:val="en-US"/>
-        </w:rPr>
-        <w:t xml:space="preserve"> from </w:t>
+        <w:t xml:space="preserve">Figure 5: PPG containing only the exercise from </w:t>
       </w:r>
       <w:proofErr w:type="spellStart"/>
       <w:r>
@@ -1165,41 +1126,35 @@
           <w:color w:val="7F7F7F" w:themeColor="text1" w:themeTint="80"/>
           <w:lang w:val="en-US"/>
         </w:rPr>
-        <w:t xml:space="preserve">, </w:t>
-      </w:r>
-      <w:r>
-        <w:rPr>
-          <w:color w:val="7F7F7F" w:themeColor="text1" w:themeTint="80"/>
-          <w:lang w:val="en-US"/>
-        </w:rPr>
-        <w:t>with markers for the transitions between exercises and breaks</w:t>
-      </w:r>
-    </w:p>
-    <w:p>
-      <w:pPr>
-        <w:rPr>
-          <w:color w:val="7F7F7F" w:themeColor="text1" w:themeTint="80"/>
-          <w:lang w:val="en-US"/>
-        </w:rPr>
-      </w:pPr>
-    </w:p>
-    <w:p>
-      <w:pPr>
-        <w:rPr>
-          <w:color w:val="7F7F7F" w:themeColor="text1" w:themeTint="80"/>
-          <w:lang w:val="en-US"/>
-        </w:rPr>
-      </w:pPr>
-    </w:p>
-    <w:p>
-      <w:pPr>
-        <w:rPr>
-          <w:color w:val="7F7F7F" w:themeColor="text1" w:themeTint="80"/>
-          <w:lang w:val="en-US"/>
-        </w:rPr>
-      </w:pPr>
-      <w:r>
-        <w:rPr>
+        <w:t>, with markers for the transitions between exercises and breaks</w:t>
+      </w:r>
+    </w:p>
+    <w:p>
+      <w:pPr>
+        <w:rPr>
+          <w:color w:val="7F7F7F" w:themeColor="text1" w:themeTint="80"/>
+          <w:lang w:val="en-US"/>
+        </w:rPr>
+      </w:pPr>
+    </w:p>
+    <w:p>
+      <w:pPr>
+        <w:rPr>
+          <w:color w:val="7F7F7F" w:themeColor="text1" w:themeTint="80"/>
+          <w:lang w:val="en-US"/>
+        </w:rPr>
+      </w:pPr>
+    </w:p>
+    <w:p>
+      <w:pPr>
+        <w:rPr>
+          <w:color w:val="7F7F7F" w:themeColor="text1" w:themeTint="80"/>
+          <w:lang w:val="en-US"/>
+        </w:rPr>
+      </w:pPr>
+      <w:r>
+        <w:rPr>
+          <w:noProof/>
           <w:color w:val="7F7F7F" w:themeColor="text1" w:themeTint="80"/>
           <w:lang w:val="en-US"/>
         </w:rPr>
@@ -1251,14 +1206,7 @@
           <w:color w:val="7F7F7F" w:themeColor="text1" w:themeTint="80"/>
           <w:lang w:val="en-US"/>
         </w:rPr>
-        <w:t xml:space="preserve">, </w:t>
-      </w:r>
-      <w:r>
-        <w:rPr>
-          <w:color w:val="7F7F7F" w:themeColor="text1" w:themeTint="80"/>
-          <w:lang w:val="en-US"/>
-        </w:rPr>
-        <w:t>with markers for the transitions between exercises and breaks</w:t>
+        <w:t>, with markers for the transitions between exercises and breaks</w:t>
       </w:r>
     </w:p>
     <w:p>
@@ -2658,34 +2606,6 @@
         <w:rPr>
           <w:b/>
           <w:bCs/>
-          <w:color w:val="C00000"/>
-          <w:lang w:val="en-US"/>
-        </w:rPr>
-      </w:pPr>
-      <w:r>
-        <w:rPr>
-          <w:b/>
-          <w:bCs/>
-          <w:color w:val="C00000"/>
-          <w:lang w:val="en-US"/>
-        </w:rPr>
-        <w:t>TODO: check if good and faulty graphs are mixed up</w:t>
-      </w:r>
-    </w:p>
-    <w:p>
-      <w:pPr>
-        <w:rPr>
-          <w:b/>
-          <w:bCs/>
-          <w:lang w:val="en-US"/>
-        </w:rPr>
-      </w:pPr>
-    </w:p>
-    <w:p>
-      <w:pPr>
-        <w:rPr>
-          <w:b/>
-          <w:bCs/>
           <w:lang w:val="en-US"/>
         </w:rPr>
       </w:pPr>
@@ -2697,10 +2617,10 @@
           <w:lang w:val="en-US"/>
         </w:rPr>
         <w:drawing>
-          <wp:inline distT="0" distB="0" distL="0" distR="0" wp14:anchorId="226D0D22" wp14:editId="2576A2CE">
-            <wp:extent cx="5760085" cy="1889125"/>
+          <wp:inline distT="0" distB="0" distL="0" distR="0" wp14:anchorId="63AC4172" wp14:editId="03AA1FDA">
+            <wp:extent cx="5753100" cy="1885950"/>
             <wp:effectExtent l="0" t="0" r="0" b="0"/>
-            <wp:docPr id="1057506563" name="Picture 1" descr="A graph on a black background&#10;&#10;AI-generated content may be incorrect."/>
+            <wp:docPr id="274410506" name="Grafik 3"/>
             <wp:cNvGraphicFramePr>
               <a:graphicFrameLocks xmlns:a="http://schemas.openxmlformats.org/drawingml/2006/main" noChangeAspect="1"/>
             </wp:cNvGraphicFramePr>
@@ -2708,23 +2628,36 @@
               <a:graphicData uri="http://schemas.openxmlformats.org/drawingml/2006/picture">
                 <pic:pic xmlns:pic="http://schemas.openxmlformats.org/drawingml/2006/picture">
                   <pic:nvPicPr>
-                    <pic:cNvPr id="1057506563" name="Picture 1" descr="A graph on a black background&#10;&#10;AI-generated content may be incorrect."/>
-                    <pic:cNvPicPr/>
+                    <pic:cNvPr id="0" name="Picture 3"/>
+                    <pic:cNvPicPr>
+                      <a:picLocks noChangeAspect="1" noChangeArrowheads="1"/>
+                    </pic:cNvPicPr>
                   </pic:nvPicPr>
                   <pic:blipFill>
-                    <a:blip r:embed="rId21"/>
+                    <a:blip r:embed="rId21">
+                      <a:extLst>
+                        <a:ext uri="{28A0092B-C50C-407E-A947-70E740481C1C}">
+                          <a14:useLocalDpi xmlns:a14="http://schemas.microsoft.com/office/drawing/2010/main" val="0"/>
+                        </a:ext>
+                      </a:extLst>
+                    </a:blip>
+                    <a:srcRect/>
                     <a:stretch>
                       <a:fillRect/>
                     </a:stretch>
                   </pic:blipFill>
-                  <pic:spPr>
+                  <pic:spPr bwMode="auto">
                     <a:xfrm>
                       <a:off x="0" y="0"/>
-                      <a:ext cx="5760085" cy="1889125"/>
+                      <a:ext cx="5753100" cy="1885950"/>
                     </a:xfrm>
                     <a:prstGeom prst="rect">
                       <a:avLst/>
                     </a:prstGeom>
+                    <a:noFill/>
+                    <a:ln>
+                      <a:noFill/>
+                    </a:ln>
                   </pic:spPr>
                 </pic:pic>
               </a:graphicData>
@@ -2765,19 +2698,57 @@
           <w:lang w:val="en-US"/>
         </w:rPr>
       </w:pPr>
-      <w:r>
-        <w:rPr>
-          <w:b/>
-          <w:bCs/>
+    </w:p>
+    <w:p>
+      <w:pPr>
+        <w:rPr>
+          <w:color w:val="7F7F7F" w:themeColor="text1" w:themeTint="80"/>
+          <w:lang w:val="en-US"/>
+        </w:rPr>
+      </w:pPr>
+    </w:p>
+    <w:p>
+      <w:pPr>
+        <w:rPr>
+          <w:color w:val="7F7F7F" w:themeColor="text1" w:themeTint="80"/>
+          <w:lang w:val="en-US"/>
+        </w:rPr>
+      </w:pPr>
+    </w:p>
+    <w:p>
+      <w:pPr>
+        <w:rPr>
+          <w:color w:val="7F7F7F" w:themeColor="text1" w:themeTint="80"/>
+          <w:lang w:val="en-US"/>
+        </w:rPr>
+      </w:pPr>
+    </w:p>
+    <w:p>
+      <w:pPr>
+        <w:rPr>
+          <w:color w:val="7F7F7F" w:themeColor="text1" w:themeTint="80"/>
+          <w:lang w:val="en-US"/>
+        </w:rPr>
+      </w:pPr>
+    </w:p>
+    <w:p>
+      <w:pPr>
+        <w:rPr>
+          <w:color w:val="7F7F7F" w:themeColor="text1" w:themeTint="80"/>
+          <w:lang w:val="en-US"/>
+        </w:rPr>
+      </w:pPr>
+      <w:r>
+        <w:rPr>
           <w:noProof/>
-          <w:lang w:val="en-US"/>
-        </w:rPr>
-        <w:lastRenderedPageBreak/>
+          <w:color w:val="7F7F7F" w:themeColor="text1" w:themeTint="80"/>
+          <w:lang w:val="en-US"/>
+        </w:rPr>
         <w:drawing>
-          <wp:inline distT="0" distB="0" distL="0" distR="0" wp14:anchorId="72FF294B" wp14:editId="4B2C1746">
-            <wp:extent cx="5760085" cy="1889125"/>
+          <wp:inline distT="0" distB="0" distL="0" distR="0" wp14:anchorId="7C025D04" wp14:editId="258A3CC0">
+            <wp:extent cx="5753100" cy="1885950"/>
             <wp:effectExtent l="0" t="0" r="0" b="0"/>
-            <wp:docPr id="801776556" name="Picture 1" descr="A screen shot of a graph&#10;&#10;AI-generated content may be incorrect."/>
+            <wp:docPr id="1420958181" name="Grafik 4"/>
             <wp:cNvGraphicFramePr>
               <a:graphicFrameLocks xmlns:a="http://schemas.openxmlformats.org/drawingml/2006/main" noChangeAspect="1"/>
             </wp:cNvGraphicFramePr>
@@ -2785,23 +2756,36 @@
               <a:graphicData uri="http://schemas.openxmlformats.org/drawingml/2006/picture">
                 <pic:pic xmlns:pic="http://schemas.openxmlformats.org/drawingml/2006/picture">
                   <pic:nvPicPr>
-                    <pic:cNvPr id="801776556" name="Picture 1" descr="A screen shot of a graph&#10;&#10;AI-generated content may be incorrect."/>
-                    <pic:cNvPicPr/>
+                    <pic:cNvPr id="0" name="Picture 4"/>
+                    <pic:cNvPicPr>
+                      <a:picLocks noChangeAspect="1" noChangeArrowheads="1"/>
+                    </pic:cNvPicPr>
                   </pic:nvPicPr>
                   <pic:blipFill>
-                    <a:blip r:embed="rId22"/>
+                    <a:blip r:embed="rId22">
+                      <a:extLst>
+                        <a:ext uri="{28A0092B-C50C-407E-A947-70E740481C1C}">
+                          <a14:useLocalDpi xmlns:a14="http://schemas.microsoft.com/office/drawing/2010/main" val="0"/>
+                        </a:ext>
+                      </a:extLst>
+                    </a:blip>
+                    <a:srcRect/>
                     <a:stretch>
                       <a:fillRect/>
                     </a:stretch>
                   </pic:blipFill>
-                  <pic:spPr>
+                  <pic:spPr bwMode="auto">
                     <a:xfrm>
                       <a:off x="0" y="0"/>
-                      <a:ext cx="5760085" cy="1889125"/>
+                      <a:ext cx="5753100" cy="1885950"/>
                     </a:xfrm>
                     <a:prstGeom prst="rect">
                       <a:avLst/>
                     </a:prstGeom>
+                    <a:noFill/>
+                    <a:ln>
+                      <a:noFill/>
+                    </a:ln>
                   </pic:spPr>
                 </pic:pic>
               </a:graphicData>
@@ -2809,14 +2793,6 @@
           </wp:inline>
         </w:drawing>
       </w:r>
-    </w:p>
-    <w:p>
-      <w:pPr>
-        <w:rPr>
-          <w:color w:val="7F7F7F" w:themeColor="text1" w:themeTint="80"/>
-          <w:lang w:val="en-US"/>
-        </w:rPr>
-      </w:pPr>
       <w:r>
         <w:rPr>
           <w:color w:val="7F7F7F" w:themeColor="text1" w:themeTint="80"/>
@@ -2919,21 +2895,7 @@
         <w:rPr>
           <w:lang w:val="en-US"/>
         </w:rPr>
-        <w:t xml:space="preserve">The differences are the same as for the previous two questions. </w:t>
-      </w:r>
-      <w:proofErr w:type="gramStart"/>
-      <w:r>
-        <w:rPr>
-          <w:lang w:val="en-US"/>
-        </w:rPr>
-        <w:t>However</w:t>
-      </w:r>
-      <w:proofErr w:type="gramEnd"/>
-      <w:r>
-        <w:rPr>
-          <w:lang w:val="en-US"/>
-        </w:rPr>
-        <w:t xml:space="preserve"> it is notable that the subjects heart rate does not appear to rise as much as it did during this exercise when the heart rate was derived from the </w:t>
+        <w:t xml:space="preserve">The differences are the same as for the previous two questions. However it is notable that the subjects heart rate does not appear to rise as much as it did during this exercise when the heart rate was derived from the </w:t>
       </w:r>
       <w:proofErr w:type="spellStart"/>
       <w:r>
@@ -3022,25 +2984,7 @@
           <w:bCs/>
           <w:lang w:val="en-US"/>
         </w:rPr>
-        <w:t xml:space="preserve">you are using </w:t>
-      </w:r>
-      <w:proofErr w:type="gramStart"/>
-      <w:r>
-        <w:rPr>
-          <w:b/>
-          <w:bCs/>
-          <w:lang w:val="en-US"/>
-        </w:rPr>
-        <w:t>in order to</w:t>
-      </w:r>
-      <w:proofErr w:type="gramEnd"/>
-      <w:r>
-        <w:rPr>
-          <w:b/>
-          <w:bCs/>
-          <w:lang w:val="en-US"/>
-        </w:rPr>
-        <w:t xml:space="preserve"> allocate the data to the correct tracks above. Use the neurokit2 toolbox</w:t>
+        <w:t>you are using in order to allocate the data to the correct tracks above. Use the neurokit2 toolbox</w:t>
       </w:r>
     </w:p>
     <w:p>
@@ -3268,6 +3212,7 @@
         <w:rPr>
           <w:b/>
           <w:bCs/>
+          <w:noProof/>
           <w:color w:val="C00000"/>
           <w:lang w:val="en-US"/>
         </w:rPr>
@@ -3321,35 +3266,7 @@
           <w:color w:val="7F7F7F" w:themeColor="text1" w:themeTint="80"/>
           <w:lang w:val="en-US"/>
         </w:rPr>
-        <w:t>Figure 1</w:t>
-      </w:r>
-      <w:r>
-        <w:rPr>
-          <w:color w:val="7F7F7F" w:themeColor="text1" w:themeTint="80"/>
-          <w:lang w:val="en-US"/>
-        </w:rPr>
-        <w:t>6</w:t>
-      </w:r>
-      <w:r>
-        <w:rPr>
-          <w:color w:val="7F7F7F" w:themeColor="text1" w:themeTint="80"/>
-          <w:lang w:val="en-US"/>
-        </w:rPr>
-        <w:t xml:space="preserve">: R-Peak Detection that worked </w:t>
-      </w:r>
-      <w:r>
-        <w:rPr>
-          <w:color w:val="7F7F7F" w:themeColor="text1" w:themeTint="80"/>
-          <w:lang w:val="en-US"/>
-        </w:rPr>
-        <w:t>well</w:t>
-      </w:r>
-      <w:r>
-        <w:rPr>
-          <w:color w:val="7F7F7F" w:themeColor="text1" w:themeTint="80"/>
-          <w:lang w:val="en-US"/>
-        </w:rPr>
-        <w:t xml:space="preserve"> on </w:t>
+        <w:t xml:space="preserve">Figure 16: R-Peak Detection that worked well on </w:t>
       </w:r>
       <w:proofErr w:type="spellStart"/>
       <w:r>
@@ -3388,6 +3305,7 @@
         <w:rPr>
           <w:b/>
           <w:bCs/>
+          <w:noProof/>
           <w:lang w:val="en-US"/>
         </w:rPr>
         <w:drawing>
@@ -3439,35 +3357,7 @@
           <w:color w:val="7F7F7F" w:themeColor="text1" w:themeTint="80"/>
           <w:lang w:val="en-US"/>
         </w:rPr>
-        <w:t>Figure 1</w:t>
-      </w:r>
-      <w:r>
-        <w:rPr>
-          <w:color w:val="7F7F7F" w:themeColor="text1" w:themeTint="80"/>
-          <w:lang w:val="en-US"/>
-        </w:rPr>
-        <w:t>7</w:t>
-      </w:r>
-      <w:r>
-        <w:rPr>
-          <w:color w:val="7F7F7F" w:themeColor="text1" w:themeTint="80"/>
-          <w:lang w:val="en-US"/>
-        </w:rPr>
-        <w:t xml:space="preserve">: R-Peak Detection that worked </w:t>
-      </w:r>
-      <w:r>
-        <w:rPr>
-          <w:color w:val="7F7F7F" w:themeColor="text1" w:themeTint="80"/>
-          <w:lang w:val="en-US"/>
-        </w:rPr>
-        <w:t>poorly</w:t>
-      </w:r>
-      <w:r>
-        <w:rPr>
-          <w:color w:val="7F7F7F" w:themeColor="text1" w:themeTint="80"/>
-          <w:lang w:val="en-US"/>
-        </w:rPr>
-        <w:t xml:space="preserve"> on </w:t>
+        <w:t xml:space="preserve">Figure 17: R-Peak Detection that worked poorly on </w:t>
       </w:r>
       <w:proofErr w:type="spellStart"/>
       <w:r>
@@ -3513,6 +3403,7 @@
         <w:rPr>
           <w:b/>
           <w:bCs/>
+          <w:noProof/>
           <w:lang w:val="en-US"/>
         </w:rPr>
         <w:drawing>
@@ -3578,39 +3469,7 @@
           <w:color w:val="7F7F7F" w:themeColor="text1" w:themeTint="80"/>
           <w:lang w:val="en-US"/>
         </w:rPr>
-        <w:t xml:space="preserve">: Heart rate during </w:t>
-      </w:r>
-      <w:proofErr w:type="gramStart"/>
-      <w:r>
-        <w:rPr>
-          <w:color w:val="7F7F7F" w:themeColor="text1" w:themeTint="80"/>
-          <w:lang w:val="en-US"/>
-        </w:rPr>
-        <w:t>the exercise</w:t>
-      </w:r>
-      <w:proofErr w:type="gramEnd"/>
-      <w:r>
-        <w:rPr>
-          <w:color w:val="7F7F7F" w:themeColor="text1" w:themeTint="80"/>
-          <w:lang w:val="en-US"/>
-        </w:rPr>
-        <w:t xml:space="preserve">: instant heart rate (blue) and </w:t>
-      </w:r>
-      <w:proofErr w:type="gramStart"/>
-      <w:r>
-        <w:rPr>
-          <w:color w:val="7F7F7F" w:themeColor="text1" w:themeTint="80"/>
-          <w:lang w:val="en-US"/>
-        </w:rPr>
-        <w:t>smoothed</w:t>
-      </w:r>
-      <w:proofErr w:type="gramEnd"/>
-      <w:r>
-        <w:rPr>
-          <w:color w:val="7F7F7F" w:themeColor="text1" w:themeTint="80"/>
-          <w:lang w:val="en-US"/>
-        </w:rPr>
-        <w:t xml:space="preserve"> heart rate (orange)</w:t>
+        <w:t>: Heart rate during the exercise: instant heart rate (blue) and smoothed heart rate (orange)</w:t>
       </w:r>
     </w:p>
     <w:p>
@@ -3677,6 +3536,7 @@
         <w:rPr>
           <w:b/>
           <w:bCs/>
+          <w:noProof/>
           <w:lang w:val="en-US"/>
         </w:rPr>
         <w:drawing>
@@ -3728,28 +3588,7 @@
           <w:color w:val="7F7F7F" w:themeColor="text1" w:themeTint="80"/>
           <w:lang w:val="en-US"/>
         </w:rPr>
-        <w:t>Figure 1</w:t>
-      </w:r>
-      <w:r>
-        <w:rPr>
-          <w:color w:val="7F7F7F" w:themeColor="text1" w:themeTint="80"/>
-          <w:lang w:val="en-US"/>
-        </w:rPr>
-        <w:t>9</w:t>
-      </w:r>
-      <w:r>
-        <w:rPr>
-          <w:color w:val="7F7F7F" w:themeColor="text1" w:themeTint="80"/>
-          <w:lang w:val="en-US"/>
-        </w:rPr>
-        <w:t xml:space="preserve">: </w:t>
-      </w:r>
-      <w:r>
-        <w:rPr>
-          <w:color w:val="7F7F7F" w:themeColor="text1" w:themeTint="80"/>
-          <w:lang w:val="en-US"/>
-        </w:rPr>
-        <w:t xml:space="preserve">Figure 15 </w:t>
+        <w:t xml:space="preserve">Figure 19: Figure 15 </w:t>
       </w:r>
       <w:r>
         <w:rPr>
@@ -3823,23 +3662,7 @@
           <w:color w:val="auto"/>
           <w:lang w:val="en-US"/>
         </w:rPr>
-        <w:t xml:space="preserve">only the systole and (for most instances) the diastole </w:t>
-      </w:r>
-      <w:proofErr w:type="gramStart"/>
-      <w:r>
-        <w:rPr>
-          <w:color w:val="auto"/>
-          <w:lang w:val="en-US"/>
-        </w:rPr>
-        <w:t>are</w:t>
-      </w:r>
-      <w:proofErr w:type="gramEnd"/>
-      <w:r>
-        <w:rPr>
-          <w:color w:val="auto"/>
-          <w:lang w:val="en-US"/>
-        </w:rPr>
-        <w:t xml:space="preserve"> clearly defined. It’s also much less prone to noise. The instant heartrate derived by the </w:t>
+        <w:t xml:space="preserve">only the systole and (for most instances) the diastole are clearly defined. It’s also much less prone to noise. The instant heartrate derived by the </w:t>
       </w:r>
       <w:proofErr w:type="spellStart"/>
       <w:r>
@@ -3856,23 +3679,7 @@
           <w:color w:val="auto"/>
           <w:lang w:val="en-US"/>
         </w:rPr>
-        <w:t xml:space="preserve"> </w:t>
-      </w:r>
-      <w:proofErr w:type="gramStart"/>
-      <w:r>
-        <w:rPr>
-          <w:color w:val="auto"/>
-          <w:lang w:val="en-US"/>
-        </w:rPr>
-        <w:t>less</w:t>
-      </w:r>
-      <w:proofErr w:type="gramEnd"/>
-      <w:r>
-        <w:rPr>
-          <w:color w:val="auto"/>
-          <w:lang w:val="en-US"/>
-        </w:rPr>
-        <w:t xml:space="preserve"> likely to show sudden jumps to extreme values, which also reflects on the smoothed heart rate, which is much less volatile. It’s also possible to clearly make out the start of the exercise, the end of the exercise, and the recovery period in the </w:t>
+        <w:t xml:space="preserve"> less likely to show sudden jumps to extreme values, which also reflects on the smoothed heart rate, which is much less volatile. It’s also possible to clearly make out the start of the exercise, the end of the exercise, and the recovery period in the </w:t>
       </w:r>
       <w:proofErr w:type="spellStart"/>
       <w:r>
@@ -3974,64 +3781,29 @@
           <w:color w:val="7F7F7F" w:themeColor="text1" w:themeTint="80"/>
           <w:lang w:val="en-US"/>
         </w:rPr>
-        <w:t xml:space="preserve">Figure </w:t>
-      </w:r>
-      <w:r>
-        <w:rPr>
-          <w:color w:val="7F7F7F" w:themeColor="text1" w:themeTint="80"/>
-          <w:lang w:val="en-US"/>
-        </w:rPr>
-        <w:t>20</w:t>
-      </w:r>
-      <w:r>
-        <w:rPr>
-          <w:color w:val="7F7F7F" w:themeColor="text1" w:themeTint="80"/>
-          <w:lang w:val="en-US"/>
-        </w:rPr>
-        <w:t xml:space="preserve">: </w:t>
-      </w:r>
-      <w:r>
-        <w:rPr>
-          <w:color w:val="7F7F7F" w:themeColor="text1" w:themeTint="80"/>
-          <w:lang w:val="en-US"/>
-        </w:rPr>
-        <w:t>Manually marked beginning of exercise, end of exercise, and end of recovery period (red, left to right)</w:t>
-      </w:r>
-    </w:p>
-    <w:p>
-      <w:pPr>
-        <w:rPr>
-          <w:b/>
-          <w:bCs/>
-          <w:lang w:val="en-US"/>
-        </w:rPr>
-      </w:pPr>
-    </w:p>
-    <w:p>
-      <w:pPr>
-        <w:rPr>
-          <w:lang w:val="en-US"/>
-        </w:rPr>
-      </w:pPr>
-      <w:r>
-        <w:rPr>
-          <w:lang w:val="en-US"/>
-        </w:rPr>
-        <w:t xml:space="preserve">Finding the same points in the heartrate graph derived from the smartwatch PPG is much harder and less definite, as the data is much noisier. There’s also nowhere near as </w:t>
-      </w:r>
-      <w:proofErr w:type="gramStart"/>
-      <w:r>
-        <w:rPr>
-          <w:lang w:val="en-US"/>
-        </w:rPr>
-        <w:t>clear</w:t>
-      </w:r>
-      <w:proofErr w:type="gramEnd"/>
-      <w:r>
-        <w:rPr>
-          <w:lang w:val="en-US"/>
-        </w:rPr>
-        <w:t xml:space="preserve"> a </w:t>
+        <w:t>Figure 20: Manually marked beginning of exercise, end of exercise, and end of recovery period (red, left to right)</w:t>
+      </w:r>
+    </w:p>
+    <w:p>
+      <w:pPr>
+        <w:rPr>
+          <w:b/>
+          <w:bCs/>
+          <w:lang w:val="en-US"/>
+        </w:rPr>
+      </w:pPr>
+    </w:p>
+    <w:p>
+      <w:pPr>
+        <w:rPr>
+          <w:lang w:val="en-US"/>
+        </w:rPr>
+      </w:pPr>
+      <w:r>
+        <w:rPr>
+          <w:lang w:val="en-US"/>
+        </w:rPr>
+        <w:t xml:space="preserve">Finding the same points in the heartrate graph derived from the smartwatch PPG is much harder and less definite, as the data is much noisier. There’s also nowhere near as clear a </w:t>
       </w:r>
       <w:r>
         <w:rPr>
@@ -4053,19 +3825,11 @@
           <w:lang w:val="en-US"/>
         </w:rPr>
       </w:pPr>
-      <w:proofErr w:type="gramStart"/>
-      <w:r>
-        <w:rPr>
-          <w:lang w:val="en-US"/>
-        </w:rPr>
-        <w:t>Additionally</w:t>
-      </w:r>
-      <w:proofErr w:type="gramEnd"/>
-      <w:r>
-        <w:rPr>
-          <w:lang w:val="en-US"/>
-        </w:rPr>
-        <w:t xml:space="preserve"> we note that, even though the later questions consider the </w:t>
+      <w:r>
+        <w:rPr>
+          <w:lang w:val="en-US"/>
+        </w:rPr>
+        <w:t xml:space="preserve">Additionally we note that, even though the later questions consider the </w:t>
       </w:r>
       <w:proofErr w:type="spellStart"/>
       <w:r>
@@ -4152,25 +3916,7 @@
           <w:bCs/>
           <w:lang w:val="en-US"/>
         </w:rPr>
-        <w:t xml:space="preserve">this Question. Document which one you are using </w:t>
-      </w:r>
-      <w:proofErr w:type="gramStart"/>
-      <w:r>
-        <w:rPr>
-          <w:b/>
-          <w:bCs/>
-          <w:lang w:val="en-US"/>
-        </w:rPr>
-        <w:t>in order to</w:t>
-      </w:r>
-      <w:proofErr w:type="gramEnd"/>
-      <w:r>
-        <w:rPr>
-          <w:b/>
-          <w:bCs/>
-          <w:lang w:val="en-US"/>
-        </w:rPr>
-        <w:t xml:space="preserve"> allocate the data to the correct</w:t>
+        <w:t>this Question. Document which one you are using in order to allocate the data to the correct</w:t>
       </w:r>
     </w:p>
     <w:p>
@@ -4239,25 +3985,7 @@
           <w:bCs/>
           <w:lang w:val="en-US"/>
         </w:rPr>
-        <w:t xml:space="preserve">extraction. Before transforming the window into the frequency </w:t>
-      </w:r>
-      <w:proofErr w:type="gramStart"/>
-      <w:r>
-        <w:rPr>
-          <w:b/>
-          <w:bCs/>
-          <w:lang w:val="en-US"/>
-        </w:rPr>
-        <w:t>domain</w:t>
-      </w:r>
-      <w:proofErr w:type="gramEnd"/>
-      <w:r>
-        <w:rPr>
-          <w:b/>
-          <w:bCs/>
-          <w:lang w:val="en-US"/>
-        </w:rPr>
-        <w:t xml:space="preserve"> you should do some</w:t>
+        <w:t>extraction. Before transforming the window into the frequency domain you should do some</w:t>
       </w:r>
     </w:p>
     <w:p>
@@ -4309,25 +4037,7 @@
           <w:bCs/>
           <w:lang w:val="en-US"/>
         </w:rPr>
-        <w:t xml:space="preserve">for </w:t>
-      </w:r>
-      <w:proofErr w:type="gramStart"/>
-      <w:r>
-        <w:rPr>
-          <w:b/>
-          <w:bCs/>
-          <w:lang w:val="en-US"/>
-        </w:rPr>
-        <w:t>example</w:t>
-      </w:r>
-      <w:proofErr w:type="gramEnd"/>
-      <w:r>
-        <w:rPr>
-          <w:b/>
-          <w:bCs/>
-          <w:lang w:val="en-US"/>
-        </w:rPr>
-        <w:t xml:space="preserve"> </w:t>
+        <w:t xml:space="preserve">for example </w:t>
       </w:r>
       <w:proofErr w:type="spellStart"/>
       <w:r>
@@ -4478,6 +4188,7 @@
         <w:rPr>
           <w:b/>
           <w:bCs/>
+          <w:noProof/>
           <w:lang w:val="en-US"/>
         </w:rPr>
         <w:lastRenderedPageBreak/>
@@ -4632,25 +4343,7 @@
           <w:bCs/>
           <w:lang w:val="en-US"/>
         </w:rPr>
-        <w:t xml:space="preserve">smartwatch PPG HR with and without smoothing for all measurements (You </w:t>
-      </w:r>
-      <w:proofErr w:type="gramStart"/>
-      <w:r>
-        <w:rPr>
-          <w:b/>
-          <w:bCs/>
-          <w:lang w:val="en-US"/>
-        </w:rPr>
-        <w:t>have to</w:t>
-      </w:r>
-      <w:proofErr w:type="gramEnd"/>
-      <w:r>
-        <w:rPr>
-          <w:b/>
-          <w:bCs/>
-          <w:lang w:val="en-US"/>
-        </w:rPr>
-        <w:t xml:space="preserve"> do that</w:t>
+        <w:t>smartwatch PPG HR with and without smoothing for all measurements (You have to do that</w:t>
       </w:r>
     </w:p>
     <w:p>
@@ -4869,7 +4562,7 @@
     </w:p>
     <w:tbl>
       <w:tblPr>
-        <w:tblStyle w:val="PlainTable3"/>
+        <w:tblStyle w:val="EinfacheTabelle3"/>
         <w:tblW w:w="5000" w:type="pct"/>
         <w:tblLook w:val="04A0" w:firstRow="1" w:lastRow="0" w:firstColumn="1" w:lastColumn="0" w:noHBand="0" w:noVBand="1"/>
       </w:tblPr>
@@ -4898,14 +4591,14 @@
               <w:rPr>
                 <w:rFonts w:ascii="Aptos Narrow" w:eastAsia="Times New Roman" w:hAnsi="Aptos Narrow" w:cs="Times New Roman"/>
                 <w:color w:val="000000"/>
-                <w:lang w:val="en-DE" w:eastAsia="en-DE"/>
-              </w:rPr>
-            </w:pPr>
-            <w:r>
-              <w:rPr>
-                <w:rFonts w:ascii="Aptos Narrow" w:eastAsia="Times New Roman" w:hAnsi="Aptos Narrow" w:cs="Times New Roman"/>
-                <w:color w:val="000000"/>
-                <w:lang w:val="en-DE" w:eastAsia="en-DE"/>
+                <w:lang/>
+              </w:rPr>
+            </w:pPr>
+            <w:r>
+              <w:rPr>
+                <w:rFonts w:ascii="Aptos Narrow" w:eastAsia="Times New Roman" w:hAnsi="Aptos Narrow" w:cs="Times New Roman"/>
+                <w:color w:val="000000"/>
+                <w:lang/>
               </w:rPr>
               <w:t>Measurement</w:t>
             </w:r>
@@ -4924,14 +4617,14 @@
               <w:rPr>
                 <w:rFonts w:ascii="Aptos Narrow" w:eastAsia="Times New Roman" w:hAnsi="Aptos Narrow" w:cs="Times New Roman"/>
                 <w:color w:val="000000"/>
-                <w:lang w:val="en-DE" w:eastAsia="en-DE"/>
-              </w:rPr>
-            </w:pPr>
-            <w:r>
-              <w:rPr>
-                <w:rFonts w:ascii="Aptos Narrow" w:eastAsia="Times New Roman" w:hAnsi="Aptos Narrow" w:cs="Times New Roman"/>
-                <w:color w:val="000000"/>
-                <w:lang w:val="en-DE" w:eastAsia="en-DE"/>
+                <w:lang/>
+              </w:rPr>
+            </w:pPr>
+            <w:r>
+              <w:rPr>
+                <w:rFonts w:ascii="Aptos Narrow" w:eastAsia="Times New Roman" w:hAnsi="Aptos Narrow" w:cs="Times New Roman"/>
+                <w:color w:val="000000"/>
+                <w:lang/>
               </w:rPr>
               <w:t>MAE Inst HR</w:t>
             </w:r>
@@ -4950,14 +4643,14 @@
               <w:rPr>
                 <w:rFonts w:ascii="Aptos Narrow" w:eastAsia="Times New Roman" w:hAnsi="Aptos Narrow" w:cs="Times New Roman"/>
                 <w:color w:val="000000"/>
-                <w:lang w:val="en-DE" w:eastAsia="en-DE"/>
-              </w:rPr>
-            </w:pPr>
-            <w:r>
-              <w:rPr>
-                <w:rFonts w:ascii="Aptos Narrow" w:eastAsia="Times New Roman" w:hAnsi="Aptos Narrow" w:cs="Times New Roman"/>
-                <w:color w:val="000000"/>
-                <w:lang w:val="en-DE" w:eastAsia="en-DE"/>
+                <w:lang/>
+              </w:rPr>
+            </w:pPr>
+            <w:r>
+              <w:rPr>
+                <w:rFonts w:ascii="Aptos Narrow" w:eastAsia="Times New Roman" w:hAnsi="Aptos Narrow" w:cs="Times New Roman"/>
+                <w:color w:val="000000"/>
+                <w:lang/>
               </w:rPr>
               <w:t>MAE Smoothed HR</w:t>
             </w:r>
@@ -4976,14 +4669,14 @@
               <w:rPr>
                 <w:rFonts w:ascii="Aptos Narrow" w:eastAsia="Times New Roman" w:hAnsi="Aptos Narrow" w:cs="Times New Roman"/>
                 <w:color w:val="000000"/>
-                <w:lang w:val="en-DE" w:eastAsia="en-DE"/>
-              </w:rPr>
-            </w:pPr>
-            <w:r>
-              <w:rPr>
-                <w:rFonts w:ascii="Aptos Narrow" w:eastAsia="Times New Roman" w:hAnsi="Aptos Narrow" w:cs="Times New Roman"/>
-                <w:color w:val="000000"/>
-                <w:lang w:val="en-DE" w:eastAsia="en-DE"/>
+                <w:lang/>
+              </w:rPr>
+            </w:pPr>
+            <w:r>
+              <w:rPr>
+                <w:rFonts w:ascii="Aptos Narrow" w:eastAsia="Times New Roman" w:hAnsi="Aptos Narrow" w:cs="Times New Roman"/>
+                <w:color w:val="000000"/>
+                <w:lang/>
               </w:rPr>
               <w:t>Pearson Inst HR</w:t>
             </w:r>
@@ -5002,14 +4695,14 @@
               <w:rPr>
                 <w:rFonts w:ascii="Aptos Narrow" w:eastAsia="Times New Roman" w:hAnsi="Aptos Narrow" w:cs="Times New Roman"/>
                 <w:color w:val="000000"/>
-                <w:lang w:val="en-DE" w:eastAsia="en-DE"/>
-              </w:rPr>
-            </w:pPr>
-            <w:r>
-              <w:rPr>
-                <w:rFonts w:ascii="Aptos Narrow" w:eastAsia="Times New Roman" w:hAnsi="Aptos Narrow" w:cs="Times New Roman"/>
-                <w:color w:val="000000"/>
-                <w:lang w:val="en-DE" w:eastAsia="en-DE"/>
+                <w:lang/>
+              </w:rPr>
+            </w:pPr>
+            <w:r>
+              <w:rPr>
+                <w:rFonts w:ascii="Aptos Narrow" w:eastAsia="Times New Roman" w:hAnsi="Aptos Narrow" w:cs="Times New Roman"/>
+                <w:color w:val="000000"/>
+                <w:lang/>
               </w:rPr>
               <w:t>Pearson Smoothed HR</w:t>
             </w:r>
@@ -5034,14 +4727,14 @@
               <w:rPr>
                 <w:rFonts w:ascii="Aptos Narrow" w:eastAsia="Times New Roman" w:hAnsi="Aptos Narrow" w:cs="Times New Roman"/>
                 <w:color w:val="000000"/>
-                <w:lang w:val="en-DE" w:eastAsia="en-DE"/>
-              </w:rPr>
-            </w:pPr>
-            <w:r>
-              <w:rPr>
-                <w:rFonts w:ascii="Aptos Narrow" w:eastAsia="Times New Roman" w:hAnsi="Aptos Narrow" w:cs="Times New Roman"/>
-                <w:color w:val="000000"/>
-                <w:lang w:val="en-DE" w:eastAsia="en-DE"/>
+                <w:lang/>
+              </w:rPr>
+            </w:pPr>
+            <w:r>
+              <w:rPr>
+                <w:rFonts w:ascii="Aptos Narrow" w:eastAsia="Times New Roman" w:hAnsi="Aptos Narrow" w:cs="Times New Roman"/>
+                <w:color w:val="000000"/>
+                <w:lang/>
               </w:rPr>
               <w:t>Rest</w:t>
             </w:r>
@@ -5060,14 +4753,14 @@
               <w:rPr>
                 <w:rFonts w:ascii="Aptos Narrow" w:eastAsia="Times New Roman" w:hAnsi="Aptos Narrow" w:cs="Times New Roman"/>
                 <w:color w:val="000000"/>
-                <w:lang w:val="en-DE" w:eastAsia="en-DE"/>
-              </w:rPr>
-            </w:pPr>
-            <w:r>
-              <w:rPr>
-                <w:rFonts w:ascii="Aptos Narrow" w:eastAsia="Times New Roman" w:hAnsi="Aptos Narrow" w:cs="Times New Roman"/>
-                <w:color w:val="000000"/>
-                <w:lang w:val="en-DE" w:eastAsia="en-DE"/>
+                <w:lang/>
+              </w:rPr>
+            </w:pPr>
+            <w:r>
+              <w:rPr>
+                <w:rFonts w:ascii="Aptos Narrow" w:eastAsia="Times New Roman" w:hAnsi="Aptos Narrow" w:cs="Times New Roman"/>
+                <w:color w:val="000000"/>
+                <w:lang/>
               </w:rPr>
               <w:t>21.70126</w:t>
             </w:r>
@@ -5086,14 +4779,14 @@
               <w:rPr>
                 <w:rFonts w:ascii="Aptos Narrow" w:eastAsia="Times New Roman" w:hAnsi="Aptos Narrow" w:cs="Times New Roman"/>
                 <w:color w:val="000000"/>
-                <w:lang w:val="en-DE" w:eastAsia="en-DE"/>
-              </w:rPr>
-            </w:pPr>
-            <w:r>
-              <w:rPr>
-                <w:rFonts w:ascii="Aptos Narrow" w:eastAsia="Times New Roman" w:hAnsi="Aptos Narrow" w:cs="Times New Roman"/>
-                <w:color w:val="000000"/>
-                <w:lang w:val="en-DE" w:eastAsia="en-DE"/>
+                <w:lang/>
+              </w:rPr>
+            </w:pPr>
+            <w:r>
+              <w:rPr>
+                <w:rFonts w:ascii="Aptos Narrow" w:eastAsia="Times New Roman" w:hAnsi="Aptos Narrow" w:cs="Times New Roman"/>
+                <w:color w:val="000000"/>
+                <w:lang/>
               </w:rPr>
               <w:t>15.62513</w:t>
             </w:r>
@@ -5112,14 +4805,14 @@
               <w:rPr>
                 <w:rFonts w:ascii="Aptos Narrow" w:eastAsia="Times New Roman" w:hAnsi="Aptos Narrow" w:cs="Times New Roman"/>
                 <w:color w:val="000000"/>
-                <w:lang w:val="en-DE" w:eastAsia="en-DE"/>
-              </w:rPr>
-            </w:pPr>
-            <w:r>
-              <w:rPr>
-                <w:rFonts w:ascii="Aptos Narrow" w:eastAsia="Times New Roman" w:hAnsi="Aptos Narrow" w:cs="Times New Roman"/>
-                <w:color w:val="000000"/>
-                <w:lang w:val="en-DE" w:eastAsia="en-DE"/>
+                <w:lang/>
+              </w:rPr>
+            </w:pPr>
+            <w:r>
+              <w:rPr>
+                <w:rFonts w:ascii="Aptos Narrow" w:eastAsia="Times New Roman" w:hAnsi="Aptos Narrow" w:cs="Times New Roman"/>
+                <w:color w:val="000000"/>
+                <w:lang/>
               </w:rPr>
               <w:t>-0.02615</w:t>
             </w:r>
@@ -5138,14 +4831,14 @@
               <w:rPr>
                 <w:rFonts w:ascii="Aptos Narrow" w:eastAsia="Times New Roman" w:hAnsi="Aptos Narrow" w:cs="Times New Roman"/>
                 <w:color w:val="000000"/>
-                <w:lang w:val="en-DE" w:eastAsia="en-DE"/>
-              </w:rPr>
-            </w:pPr>
-            <w:r>
-              <w:rPr>
-                <w:rFonts w:ascii="Aptos Narrow" w:eastAsia="Times New Roman" w:hAnsi="Aptos Narrow" w:cs="Times New Roman"/>
-                <w:color w:val="000000"/>
-                <w:lang w:val="en-DE" w:eastAsia="en-DE"/>
+                <w:lang/>
+              </w:rPr>
+            </w:pPr>
+            <w:r>
+              <w:rPr>
+                <w:rFonts w:ascii="Aptos Narrow" w:eastAsia="Times New Roman" w:hAnsi="Aptos Narrow" w:cs="Times New Roman"/>
+                <w:color w:val="000000"/>
+                <w:lang/>
               </w:rPr>
               <w:t>-0.04666</w:t>
             </w:r>
@@ -5169,14 +4862,14 @@
               <w:rPr>
                 <w:rFonts w:ascii="Aptos Narrow" w:eastAsia="Times New Roman" w:hAnsi="Aptos Narrow" w:cs="Times New Roman"/>
                 <w:color w:val="000000"/>
-                <w:lang w:val="en-DE" w:eastAsia="en-DE"/>
-              </w:rPr>
-            </w:pPr>
-            <w:r>
-              <w:rPr>
-                <w:rFonts w:ascii="Aptos Narrow" w:eastAsia="Times New Roman" w:hAnsi="Aptos Narrow" w:cs="Times New Roman"/>
-                <w:color w:val="000000"/>
-                <w:lang w:val="en-DE" w:eastAsia="en-DE"/>
+                <w:lang/>
+              </w:rPr>
+            </w:pPr>
+            <w:r>
+              <w:rPr>
+                <w:rFonts w:ascii="Aptos Narrow" w:eastAsia="Times New Roman" w:hAnsi="Aptos Narrow" w:cs="Times New Roman"/>
+                <w:color w:val="000000"/>
+                <w:lang/>
               </w:rPr>
               <w:t>Stairs</w:t>
             </w:r>
@@ -5195,14 +4888,14 @@
               <w:rPr>
                 <w:rFonts w:ascii="Aptos Narrow" w:eastAsia="Times New Roman" w:hAnsi="Aptos Narrow" w:cs="Times New Roman"/>
                 <w:color w:val="000000"/>
-                <w:lang w:val="en-DE" w:eastAsia="en-DE"/>
-              </w:rPr>
-            </w:pPr>
-            <w:r>
-              <w:rPr>
-                <w:rFonts w:ascii="Aptos Narrow" w:eastAsia="Times New Roman" w:hAnsi="Aptos Narrow" w:cs="Times New Roman"/>
-                <w:color w:val="000000"/>
-                <w:lang w:val="en-DE" w:eastAsia="en-DE"/>
+                <w:lang/>
+              </w:rPr>
+            </w:pPr>
+            <w:r>
+              <w:rPr>
+                <w:rFonts w:ascii="Aptos Narrow" w:eastAsia="Times New Roman" w:hAnsi="Aptos Narrow" w:cs="Times New Roman"/>
+                <w:color w:val="000000"/>
+                <w:lang/>
               </w:rPr>
               <w:t>29.00380</w:t>
             </w:r>
@@ -5221,14 +4914,14 @@
               <w:rPr>
                 <w:rFonts w:ascii="Aptos Narrow" w:eastAsia="Times New Roman" w:hAnsi="Aptos Narrow" w:cs="Times New Roman"/>
                 <w:color w:val="000000"/>
-                <w:lang w:val="en-DE" w:eastAsia="en-DE"/>
-              </w:rPr>
-            </w:pPr>
-            <w:r>
-              <w:rPr>
-                <w:rFonts w:ascii="Aptos Narrow" w:eastAsia="Times New Roman" w:hAnsi="Aptos Narrow" w:cs="Times New Roman"/>
-                <w:color w:val="000000"/>
-                <w:lang w:val="en-DE" w:eastAsia="en-DE"/>
+                <w:lang/>
+              </w:rPr>
+            </w:pPr>
+            <w:r>
+              <w:rPr>
+                <w:rFonts w:ascii="Aptos Narrow" w:eastAsia="Times New Roman" w:hAnsi="Aptos Narrow" w:cs="Times New Roman"/>
+                <w:color w:val="000000"/>
+                <w:lang/>
               </w:rPr>
               <w:t>12.10610</w:t>
             </w:r>
@@ -5247,14 +4940,14 @@
               <w:rPr>
                 <w:rFonts w:ascii="Aptos Narrow" w:eastAsia="Times New Roman" w:hAnsi="Aptos Narrow" w:cs="Times New Roman"/>
                 <w:color w:val="000000"/>
-                <w:lang w:val="en-DE" w:eastAsia="en-DE"/>
-              </w:rPr>
-            </w:pPr>
-            <w:r>
-              <w:rPr>
-                <w:rFonts w:ascii="Aptos Narrow" w:eastAsia="Times New Roman" w:hAnsi="Aptos Narrow" w:cs="Times New Roman"/>
-                <w:color w:val="000000"/>
-                <w:lang w:val="en-DE" w:eastAsia="en-DE"/>
+                <w:lang/>
+              </w:rPr>
+            </w:pPr>
+            <w:r>
+              <w:rPr>
+                <w:rFonts w:ascii="Aptos Narrow" w:eastAsia="Times New Roman" w:hAnsi="Aptos Narrow" w:cs="Times New Roman"/>
+                <w:color w:val="000000"/>
+                <w:lang/>
               </w:rPr>
               <w:t>0.07001</w:t>
             </w:r>
@@ -5273,14 +4966,14 @@
               <w:rPr>
                 <w:rFonts w:ascii="Aptos Narrow" w:eastAsia="Times New Roman" w:hAnsi="Aptos Narrow" w:cs="Times New Roman"/>
                 <w:color w:val="000000"/>
-                <w:lang w:val="en-DE" w:eastAsia="en-DE"/>
-              </w:rPr>
-            </w:pPr>
-            <w:r>
-              <w:rPr>
-                <w:rFonts w:ascii="Aptos Narrow" w:eastAsia="Times New Roman" w:hAnsi="Aptos Narrow" w:cs="Times New Roman"/>
-                <w:color w:val="000000"/>
-                <w:lang w:val="en-DE" w:eastAsia="en-DE"/>
+                <w:lang/>
+              </w:rPr>
+            </w:pPr>
+            <w:r>
+              <w:rPr>
+                <w:rFonts w:ascii="Aptos Narrow" w:eastAsia="Times New Roman" w:hAnsi="Aptos Narrow" w:cs="Times New Roman"/>
+                <w:color w:val="000000"/>
+                <w:lang/>
               </w:rPr>
               <w:t>0.42931</w:t>
             </w:r>
@@ -5305,14 +4998,14 @@
               <w:rPr>
                 <w:rFonts w:ascii="Aptos Narrow" w:eastAsia="Times New Roman" w:hAnsi="Aptos Narrow" w:cs="Times New Roman"/>
                 <w:color w:val="000000"/>
-                <w:lang w:val="en-DE" w:eastAsia="en-DE"/>
-              </w:rPr>
-            </w:pPr>
-            <w:r>
-              <w:rPr>
-                <w:rFonts w:ascii="Aptos Narrow" w:eastAsia="Times New Roman" w:hAnsi="Aptos Narrow" w:cs="Times New Roman"/>
-                <w:color w:val="000000"/>
-                <w:lang w:val="en-DE" w:eastAsia="en-DE"/>
+                <w:lang/>
+              </w:rPr>
+            </w:pPr>
+            <w:r>
+              <w:rPr>
+                <w:rFonts w:ascii="Aptos Narrow" w:eastAsia="Times New Roman" w:hAnsi="Aptos Narrow" w:cs="Times New Roman"/>
+                <w:color w:val="000000"/>
+                <w:lang/>
               </w:rPr>
               <w:t>Workout</w:t>
             </w:r>
@@ -5331,14 +5024,14 @@
               <w:rPr>
                 <w:rFonts w:ascii="Aptos Narrow" w:eastAsia="Times New Roman" w:hAnsi="Aptos Narrow" w:cs="Times New Roman"/>
                 <w:color w:val="000000"/>
-                <w:lang w:val="en-DE" w:eastAsia="en-DE"/>
-              </w:rPr>
-            </w:pPr>
-            <w:r>
-              <w:rPr>
-                <w:rFonts w:ascii="Aptos Narrow" w:eastAsia="Times New Roman" w:hAnsi="Aptos Narrow" w:cs="Times New Roman"/>
-                <w:color w:val="000000"/>
-                <w:lang w:val="en-DE" w:eastAsia="en-DE"/>
+                <w:lang/>
+              </w:rPr>
+            </w:pPr>
+            <w:r>
+              <w:rPr>
+                <w:rFonts w:ascii="Aptos Narrow" w:eastAsia="Times New Roman" w:hAnsi="Aptos Narrow" w:cs="Times New Roman"/>
+                <w:color w:val="000000"/>
+                <w:lang/>
               </w:rPr>
               <w:t>27.89663</w:t>
             </w:r>
@@ -5357,14 +5050,14 @@
               <w:rPr>
                 <w:rFonts w:ascii="Aptos Narrow" w:eastAsia="Times New Roman" w:hAnsi="Aptos Narrow" w:cs="Times New Roman"/>
                 <w:color w:val="000000"/>
-                <w:lang w:val="en-DE" w:eastAsia="en-DE"/>
-              </w:rPr>
-            </w:pPr>
-            <w:r>
-              <w:rPr>
-                <w:rFonts w:ascii="Aptos Narrow" w:eastAsia="Times New Roman" w:hAnsi="Aptos Narrow" w:cs="Times New Roman"/>
-                <w:color w:val="000000"/>
-                <w:lang w:val="en-DE" w:eastAsia="en-DE"/>
+                <w:lang/>
+              </w:rPr>
+            </w:pPr>
+            <w:r>
+              <w:rPr>
+                <w:rFonts w:ascii="Aptos Narrow" w:eastAsia="Times New Roman" w:hAnsi="Aptos Narrow" w:cs="Times New Roman"/>
+                <w:color w:val="000000"/>
+                <w:lang/>
               </w:rPr>
               <w:t>16.76360</w:t>
             </w:r>
@@ -5383,14 +5076,14 @@
               <w:rPr>
                 <w:rFonts w:ascii="Aptos Narrow" w:eastAsia="Times New Roman" w:hAnsi="Aptos Narrow" w:cs="Times New Roman"/>
                 <w:color w:val="000000"/>
-                <w:lang w:val="en-DE" w:eastAsia="en-DE"/>
-              </w:rPr>
-            </w:pPr>
-            <w:r>
-              <w:rPr>
-                <w:rFonts w:ascii="Aptos Narrow" w:eastAsia="Times New Roman" w:hAnsi="Aptos Narrow" w:cs="Times New Roman"/>
-                <w:color w:val="000000"/>
-                <w:lang w:val="en-DE" w:eastAsia="en-DE"/>
+                <w:lang/>
+              </w:rPr>
+            </w:pPr>
+            <w:r>
+              <w:rPr>
+                <w:rFonts w:ascii="Aptos Narrow" w:eastAsia="Times New Roman" w:hAnsi="Aptos Narrow" w:cs="Times New Roman"/>
+                <w:color w:val="000000"/>
+                <w:lang/>
               </w:rPr>
               <w:t>0.20511</w:t>
             </w:r>
@@ -5409,14 +5102,14 @@
               <w:rPr>
                 <w:rFonts w:ascii="Aptos Narrow" w:eastAsia="Times New Roman" w:hAnsi="Aptos Narrow" w:cs="Times New Roman"/>
                 <w:color w:val="000000"/>
-                <w:lang w:val="en-DE" w:eastAsia="en-DE"/>
-              </w:rPr>
-            </w:pPr>
-            <w:r>
-              <w:rPr>
-                <w:rFonts w:ascii="Aptos Narrow" w:eastAsia="Times New Roman" w:hAnsi="Aptos Narrow" w:cs="Times New Roman"/>
-                <w:color w:val="000000"/>
-                <w:lang w:val="en-DE" w:eastAsia="en-DE"/>
+                <w:lang/>
+              </w:rPr>
+            </w:pPr>
+            <w:r>
+              <w:rPr>
+                <w:rFonts w:ascii="Aptos Narrow" w:eastAsia="Times New Roman" w:hAnsi="Aptos Narrow" w:cs="Times New Roman"/>
+                <w:color w:val="000000"/>
+                <w:lang/>
               </w:rPr>
               <w:t>0.46218</w:t>
             </w:r>
@@ -5440,14 +5133,14 @@
               <w:rPr>
                 <w:rFonts w:ascii="Aptos Narrow" w:eastAsia="Times New Roman" w:hAnsi="Aptos Narrow" w:cs="Times New Roman"/>
                 <w:color w:val="000000"/>
-                <w:lang w:val="en-DE" w:eastAsia="en-DE"/>
-              </w:rPr>
-            </w:pPr>
-            <w:r>
-              <w:rPr>
-                <w:rFonts w:ascii="Aptos Narrow" w:eastAsia="Times New Roman" w:hAnsi="Aptos Narrow" w:cs="Times New Roman"/>
-                <w:color w:val="000000"/>
-                <w:lang w:val="en-DE" w:eastAsia="en-DE"/>
+                <w:lang/>
+              </w:rPr>
+            </w:pPr>
+            <w:r>
+              <w:rPr>
+                <w:rFonts w:ascii="Aptos Narrow" w:eastAsia="Times New Roman" w:hAnsi="Aptos Narrow" w:cs="Times New Roman"/>
+                <w:color w:val="000000"/>
+                <w:lang/>
               </w:rPr>
               <w:t>Workout: Squads</w:t>
             </w:r>
@@ -5466,14 +5159,14 @@
               <w:rPr>
                 <w:rFonts w:ascii="Aptos Narrow" w:eastAsia="Times New Roman" w:hAnsi="Aptos Narrow" w:cs="Times New Roman"/>
                 <w:color w:val="000000"/>
-                <w:lang w:val="en-DE" w:eastAsia="en-DE"/>
-              </w:rPr>
-            </w:pPr>
-            <w:r>
-              <w:rPr>
-                <w:rFonts w:ascii="Aptos Narrow" w:eastAsia="Times New Roman" w:hAnsi="Aptos Narrow" w:cs="Times New Roman"/>
-                <w:color w:val="000000"/>
-                <w:lang w:val="en-DE" w:eastAsia="en-DE"/>
+                <w:lang/>
+              </w:rPr>
+            </w:pPr>
+            <w:r>
+              <w:rPr>
+                <w:rFonts w:ascii="Aptos Narrow" w:eastAsia="Times New Roman" w:hAnsi="Aptos Narrow" w:cs="Times New Roman"/>
+                <w:color w:val="000000"/>
+                <w:lang/>
               </w:rPr>
               <w:t>56.30776</w:t>
             </w:r>
@@ -5492,14 +5185,14 @@
               <w:rPr>
                 <w:rFonts w:ascii="Aptos Narrow" w:eastAsia="Times New Roman" w:hAnsi="Aptos Narrow" w:cs="Times New Roman"/>
                 <w:color w:val="000000"/>
-                <w:lang w:val="en-DE" w:eastAsia="en-DE"/>
-              </w:rPr>
-            </w:pPr>
-            <w:r>
-              <w:rPr>
-                <w:rFonts w:ascii="Aptos Narrow" w:eastAsia="Times New Roman" w:hAnsi="Aptos Narrow" w:cs="Times New Roman"/>
-                <w:color w:val="000000"/>
-                <w:lang w:val="en-DE" w:eastAsia="en-DE"/>
+                <w:lang/>
+              </w:rPr>
+            </w:pPr>
+            <w:r>
+              <w:rPr>
+                <w:rFonts w:ascii="Aptos Narrow" w:eastAsia="Times New Roman" w:hAnsi="Aptos Narrow" w:cs="Times New Roman"/>
+                <w:color w:val="000000"/>
+                <w:lang/>
               </w:rPr>
               <w:t>53.83409</w:t>
             </w:r>
@@ -5518,14 +5211,14 @@
               <w:rPr>
                 <w:rFonts w:ascii="Aptos Narrow" w:eastAsia="Times New Roman" w:hAnsi="Aptos Narrow" w:cs="Times New Roman"/>
                 <w:color w:val="000000"/>
-                <w:lang w:val="en-DE" w:eastAsia="en-DE"/>
-              </w:rPr>
-            </w:pPr>
-            <w:r>
-              <w:rPr>
-                <w:rFonts w:ascii="Aptos Narrow" w:eastAsia="Times New Roman" w:hAnsi="Aptos Narrow" w:cs="Times New Roman"/>
-                <w:color w:val="000000"/>
-                <w:lang w:val="en-DE" w:eastAsia="en-DE"/>
+                <w:lang/>
+              </w:rPr>
+            </w:pPr>
+            <w:r>
+              <w:rPr>
+                <w:rFonts w:ascii="Aptos Narrow" w:eastAsia="Times New Roman" w:hAnsi="Aptos Narrow" w:cs="Times New Roman"/>
+                <w:color w:val="000000"/>
+                <w:lang/>
               </w:rPr>
               <w:t>-0.04708</w:t>
             </w:r>
@@ -5544,14 +5237,14 @@
               <w:rPr>
                 <w:rFonts w:ascii="Aptos Narrow" w:eastAsia="Times New Roman" w:hAnsi="Aptos Narrow" w:cs="Times New Roman"/>
                 <w:color w:val="000000"/>
-                <w:lang w:val="en-DE" w:eastAsia="en-DE"/>
-              </w:rPr>
-            </w:pPr>
-            <w:r>
-              <w:rPr>
-                <w:rFonts w:ascii="Aptos Narrow" w:eastAsia="Times New Roman" w:hAnsi="Aptos Narrow" w:cs="Times New Roman"/>
-                <w:color w:val="000000"/>
-                <w:lang w:val="en-DE" w:eastAsia="en-DE"/>
+                <w:lang/>
+              </w:rPr>
+            </w:pPr>
+            <w:r>
+              <w:rPr>
+                <w:rFonts w:ascii="Aptos Narrow" w:eastAsia="Times New Roman" w:hAnsi="Aptos Narrow" w:cs="Times New Roman"/>
+                <w:color w:val="000000"/>
+                <w:lang/>
               </w:rPr>
               <w:t>0.04528</w:t>
             </w:r>
@@ -5576,14 +5269,14 @@
               <w:rPr>
                 <w:rFonts w:ascii="Aptos Narrow" w:eastAsia="Times New Roman" w:hAnsi="Aptos Narrow" w:cs="Times New Roman"/>
                 <w:color w:val="000000"/>
-                <w:lang w:val="en-DE" w:eastAsia="en-DE"/>
-              </w:rPr>
-            </w:pPr>
-            <w:r>
-              <w:rPr>
-                <w:rFonts w:ascii="Aptos Narrow" w:eastAsia="Times New Roman" w:hAnsi="Aptos Narrow" w:cs="Times New Roman"/>
-                <w:color w:val="000000"/>
-                <w:lang w:val="en-DE" w:eastAsia="en-DE"/>
+                <w:lang/>
+              </w:rPr>
+            </w:pPr>
+            <w:r>
+              <w:rPr>
+                <w:rFonts w:ascii="Aptos Narrow" w:eastAsia="Times New Roman" w:hAnsi="Aptos Narrow" w:cs="Times New Roman"/>
+                <w:color w:val="000000"/>
+                <w:lang/>
               </w:rPr>
               <w:t>Workout: Stairs</w:t>
             </w:r>
@@ -5602,14 +5295,14 @@
               <w:rPr>
                 <w:rFonts w:ascii="Aptos Narrow" w:eastAsia="Times New Roman" w:hAnsi="Aptos Narrow" w:cs="Times New Roman"/>
                 <w:color w:val="000000"/>
-                <w:lang w:val="en-DE" w:eastAsia="en-DE"/>
-              </w:rPr>
-            </w:pPr>
-            <w:r>
-              <w:rPr>
-                <w:rFonts w:ascii="Aptos Narrow" w:eastAsia="Times New Roman" w:hAnsi="Aptos Narrow" w:cs="Times New Roman"/>
-                <w:color w:val="000000"/>
-                <w:lang w:val="en-DE" w:eastAsia="en-DE"/>
+                <w:lang/>
+              </w:rPr>
+            </w:pPr>
+            <w:r>
+              <w:rPr>
+                <w:rFonts w:ascii="Aptos Narrow" w:eastAsia="Times New Roman" w:hAnsi="Aptos Narrow" w:cs="Times New Roman"/>
+                <w:color w:val="000000"/>
+                <w:lang/>
               </w:rPr>
               <w:t>44.37844</w:t>
             </w:r>
@@ -5628,14 +5321,14 @@
               <w:rPr>
                 <w:rFonts w:ascii="Aptos Narrow" w:eastAsia="Times New Roman" w:hAnsi="Aptos Narrow" w:cs="Times New Roman"/>
                 <w:color w:val="000000"/>
-                <w:lang w:val="en-DE" w:eastAsia="en-DE"/>
-              </w:rPr>
-            </w:pPr>
-            <w:r>
-              <w:rPr>
-                <w:rFonts w:ascii="Aptos Narrow" w:eastAsia="Times New Roman" w:hAnsi="Aptos Narrow" w:cs="Times New Roman"/>
-                <w:color w:val="000000"/>
-                <w:lang w:val="en-DE" w:eastAsia="en-DE"/>
+                <w:lang/>
+              </w:rPr>
+            </w:pPr>
+            <w:r>
+              <w:rPr>
+                <w:rFonts w:ascii="Aptos Narrow" w:eastAsia="Times New Roman" w:hAnsi="Aptos Narrow" w:cs="Times New Roman"/>
+                <w:color w:val="000000"/>
+                <w:lang/>
               </w:rPr>
               <w:t>10.46837</w:t>
             </w:r>
@@ -5654,14 +5347,14 @@
               <w:rPr>
                 <w:rFonts w:ascii="Aptos Narrow" w:eastAsia="Times New Roman" w:hAnsi="Aptos Narrow" w:cs="Times New Roman"/>
                 <w:color w:val="000000"/>
-                <w:lang w:val="en-DE" w:eastAsia="en-DE"/>
-              </w:rPr>
-            </w:pPr>
-            <w:r>
-              <w:rPr>
-                <w:rFonts w:ascii="Aptos Narrow" w:eastAsia="Times New Roman" w:hAnsi="Aptos Narrow" w:cs="Times New Roman"/>
-                <w:color w:val="000000"/>
-                <w:lang w:val="en-DE" w:eastAsia="en-DE"/>
+                <w:lang/>
+              </w:rPr>
+            </w:pPr>
+            <w:r>
+              <w:rPr>
+                <w:rFonts w:ascii="Aptos Narrow" w:eastAsia="Times New Roman" w:hAnsi="Aptos Narrow" w:cs="Times New Roman"/>
+                <w:color w:val="000000"/>
+                <w:lang/>
               </w:rPr>
               <w:t>-0.12719</w:t>
             </w:r>
@@ -5680,14 +5373,14 @@
               <w:rPr>
                 <w:rFonts w:ascii="Aptos Narrow" w:eastAsia="Times New Roman" w:hAnsi="Aptos Narrow" w:cs="Times New Roman"/>
                 <w:color w:val="000000"/>
-                <w:lang w:val="en-DE" w:eastAsia="en-DE"/>
-              </w:rPr>
-            </w:pPr>
-            <w:r>
-              <w:rPr>
-                <w:rFonts w:ascii="Aptos Narrow" w:eastAsia="Times New Roman" w:hAnsi="Aptos Narrow" w:cs="Times New Roman"/>
-                <w:color w:val="000000"/>
-                <w:lang w:val="en-DE" w:eastAsia="en-DE"/>
+                <w:lang/>
+              </w:rPr>
+            </w:pPr>
+            <w:r>
+              <w:rPr>
+                <w:rFonts w:ascii="Aptos Narrow" w:eastAsia="Times New Roman" w:hAnsi="Aptos Narrow" w:cs="Times New Roman"/>
+                <w:color w:val="000000"/>
+                <w:lang/>
               </w:rPr>
               <w:t>0.03540</w:t>
             </w:r>
@@ -5711,14 +5404,14 @@
               <w:rPr>
                 <w:rFonts w:ascii="Aptos Narrow" w:eastAsia="Times New Roman" w:hAnsi="Aptos Narrow" w:cs="Times New Roman"/>
                 <w:color w:val="000000"/>
-                <w:lang w:val="en-DE" w:eastAsia="en-DE"/>
-              </w:rPr>
-            </w:pPr>
-            <w:r>
-              <w:rPr>
-                <w:rFonts w:ascii="Aptos Narrow" w:eastAsia="Times New Roman" w:hAnsi="Aptos Narrow" w:cs="Times New Roman"/>
-                <w:color w:val="000000"/>
-                <w:lang w:val="en-DE" w:eastAsia="en-DE"/>
+                <w:lang/>
+              </w:rPr>
+            </w:pPr>
+            <w:r>
+              <w:rPr>
+                <w:rFonts w:ascii="Aptos Narrow" w:eastAsia="Times New Roman" w:hAnsi="Aptos Narrow" w:cs="Times New Roman"/>
+                <w:color w:val="000000"/>
+                <w:lang/>
               </w:rPr>
               <w:t>Workout: Jumping Jacks</w:t>
             </w:r>
@@ -5737,14 +5430,14 @@
               <w:rPr>
                 <w:rFonts w:ascii="Aptos Narrow" w:eastAsia="Times New Roman" w:hAnsi="Aptos Narrow" w:cs="Times New Roman"/>
                 <w:color w:val="000000"/>
-                <w:lang w:val="en-DE" w:eastAsia="en-DE"/>
-              </w:rPr>
-            </w:pPr>
-            <w:r>
-              <w:rPr>
-                <w:rFonts w:ascii="Aptos Narrow" w:eastAsia="Times New Roman" w:hAnsi="Aptos Narrow" w:cs="Times New Roman"/>
-                <w:color w:val="000000"/>
-                <w:lang w:val="en-DE" w:eastAsia="en-DE"/>
+                <w:lang/>
+              </w:rPr>
+            </w:pPr>
+            <w:r>
+              <w:rPr>
+                <w:rFonts w:ascii="Aptos Narrow" w:eastAsia="Times New Roman" w:hAnsi="Aptos Narrow" w:cs="Times New Roman"/>
+                <w:color w:val="000000"/>
+                <w:lang/>
               </w:rPr>
               <w:t>38.35212</w:t>
             </w:r>
@@ -5763,14 +5456,14 @@
               <w:rPr>
                 <w:rFonts w:ascii="Aptos Narrow" w:eastAsia="Times New Roman" w:hAnsi="Aptos Narrow" w:cs="Times New Roman"/>
                 <w:color w:val="000000"/>
-                <w:lang w:val="en-DE" w:eastAsia="en-DE"/>
-              </w:rPr>
-            </w:pPr>
-            <w:r>
-              <w:rPr>
-                <w:rFonts w:ascii="Aptos Narrow" w:eastAsia="Times New Roman" w:hAnsi="Aptos Narrow" w:cs="Times New Roman"/>
-                <w:color w:val="000000"/>
-                <w:lang w:val="en-DE" w:eastAsia="en-DE"/>
+                <w:lang/>
+              </w:rPr>
+            </w:pPr>
+            <w:r>
+              <w:rPr>
+                <w:rFonts w:ascii="Aptos Narrow" w:eastAsia="Times New Roman" w:hAnsi="Aptos Narrow" w:cs="Times New Roman"/>
+                <w:color w:val="000000"/>
+                <w:lang/>
               </w:rPr>
               <w:t>17.44166</w:t>
             </w:r>
@@ -5789,14 +5482,14 @@
               <w:rPr>
                 <w:rFonts w:ascii="Aptos Narrow" w:eastAsia="Times New Roman" w:hAnsi="Aptos Narrow" w:cs="Times New Roman"/>
                 <w:color w:val="000000"/>
-                <w:lang w:val="en-DE" w:eastAsia="en-DE"/>
-              </w:rPr>
-            </w:pPr>
-            <w:r>
-              <w:rPr>
-                <w:rFonts w:ascii="Aptos Narrow" w:eastAsia="Times New Roman" w:hAnsi="Aptos Narrow" w:cs="Times New Roman"/>
-                <w:color w:val="000000"/>
-                <w:lang w:val="en-DE" w:eastAsia="en-DE"/>
+                <w:lang/>
+              </w:rPr>
+            </w:pPr>
+            <w:r>
+              <w:rPr>
+                <w:rFonts w:ascii="Aptos Narrow" w:eastAsia="Times New Roman" w:hAnsi="Aptos Narrow" w:cs="Times New Roman"/>
+                <w:color w:val="000000"/>
+                <w:lang/>
               </w:rPr>
               <w:t>-0.17812</w:t>
             </w:r>
@@ -5815,14 +5508,14 @@
               <w:rPr>
                 <w:rFonts w:ascii="Aptos Narrow" w:eastAsia="Times New Roman" w:hAnsi="Aptos Narrow" w:cs="Times New Roman"/>
                 <w:color w:val="000000"/>
-                <w:lang w:val="en-DE" w:eastAsia="en-DE"/>
-              </w:rPr>
-            </w:pPr>
-            <w:r>
-              <w:rPr>
-                <w:rFonts w:ascii="Aptos Narrow" w:eastAsia="Times New Roman" w:hAnsi="Aptos Narrow" w:cs="Times New Roman"/>
-                <w:color w:val="000000"/>
-                <w:lang w:val="en-DE" w:eastAsia="en-DE"/>
+                <w:lang/>
+              </w:rPr>
+            </w:pPr>
+            <w:r>
+              <w:rPr>
+                <w:rFonts w:ascii="Aptos Narrow" w:eastAsia="Times New Roman" w:hAnsi="Aptos Narrow" w:cs="Times New Roman"/>
+                <w:color w:val="000000"/>
+                <w:lang/>
               </w:rPr>
               <w:t>-0.69327</w:t>
             </w:r>
@@ -5847,14 +5540,14 @@
               <w:rPr>
                 <w:rFonts w:ascii="Aptos Narrow" w:eastAsia="Times New Roman" w:hAnsi="Aptos Narrow" w:cs="Times New Roman"/>
                 <w:color w:val="000000"/>
-                <w:lang w:val="en-DE" w:eastAsia="en-DE"/>
-              </w:rPr>
-            </w:pPr>
-            <w:r>
-              <w:rPr>
-                <w:rFonts w:ascii="Aptos Narrow" w:eastAsia="Times New Roman" w:hAnsi="Aptos Narrow" w:cs="Times New Roman"/>
-                <w:color w:val="000000"/>
-                <w:lang w:val="en-DE" w:eastAsia="en-DE"/>
+                <w:lang/>
+              </w:rPr>
+            </w:pPr>
+            <w:r>
+              <w:rPr>
+                <w:rFonts w:ascii="Aptos Narrow" w:eastAsia="Times New Roman" w:hAnsi="Aptos Narrow" w:cs="Times New Roman"/>
+                <w:color w:val="000000"/>
+                <w:lang/>
               </w:rPr>
               <w:t>Workout: Wrists</w:t>
             </w:r>
@@ -5873,14 +5566,14 @@
               <w:rPr>
                 <w:rFonts w:ascii="Aptos Narrow" w:eastAsia="Times New Roman" w:hAnsi="Aptos Narrow" w:cs="Times New Roman"/>
                 <w:color w:val="000000"/>
-                <w:lang w:val="en-DE" w:eastAsia="en-DE"/>
-              </w:rPr>
-            </w:pPr>
-            <w:r>
-              <w:rPr>
-                <w:rFonts w:ascii="Aptos Narrow" w:eastAsia="Times New Roman" w:hAnsi="Aptos Narrow" w:cs="Times New Roman"/>
-                <w:color w:val="000000"/>
-                <w:lang w:val="en-DE" w:eastAsia="en-DE"/>
+                <w:lang/>
+              </w:rPr>
+            </w:pPr>
+            <w:r>
+              <w:rPr>
+                <w:rFonts w:ascii="Aptos Narrow" w:eastAsia="Times New Roman" w:hAnsi="Aptos Narrow" w:cs="Times New Roman"/>
+                <w:color w:val="000000"/>
+                <w:lang/>
               </w:rPr>
               <w:t>29.76163</w:t>
             </w:r>
@@ -5899,14 +5592,14 @@
               <w:rPr>
                 <w:rFonts w:ascii="Aptos Narrow" w:eastAsia="Times New Roman" w:hAnsi="Aptos Narrow" w:cs="Times New Roman"/>
                 <w:color w:val="000000"/>
-                <w:lang w:val="en-DE" w:eastAsia="en-DE"/>
-              </w:rPr>
-            </w:pPr>
-            <w:r>
-              <w:rPr>
-                <w:rFonts w:ascii="Aptos Narrow" w:eastAsia="Times New Roman" w:hAnsi="Aptos Narrow" w:cs="Times New Roman"/>
-                <w:color w:val="000000"/>
-                <w:lang w:val="en-DE" w:eastAsia="en-DE"/>
+                <w:lang/>
+              </w:rPr>
+            </w:pPr>
+            <w:r>
+              <w:rPr>
+                <w:rFonts w:ascii="Aptos Narrow" w:eastAsia="Times New Roman" w:hAnsi="Aptos Narrow" w:cs="Times New Roman"/>
+                <w:color w:val="000000"/>
+                <w:lang/>
               </w:rPr>
               <w:t>15.41443</w:t>
             </w:r>
@@ -5925,14 +5618,14 @@
               <w:rPr>
                 <w:rFonts w:ascii="Aptos Narrow" w:eastAsia="Times New Roman" w:hAnsi="Aptos Narrow" w:cs="Times New Roman"/>
                 <w:color w:val="000000"/>
-                <w:lang w:val="en-DE" w:eastAsia="en-DE"/>
-              </w:rPr>
-            </w:pPr>
-            <w:r>
-              <w:rPr>
-                <w:rFonts w:ascii="Aptos Narrow" w:eastAsia="Times New Roman" w:hAnsi="Aptos Narrow" w:cs="Times New Roman"/>
-                <w:color w:val="000000"/>
-                <w:lang w:val="en-DE" w:eastAsia="en-DE"/>
+                <w:lang/>
+              </w:rPr>
+            </w:pPr>
+            <w:r>
+              <w:rPr>
+                <w:rFonts w:ascii="Aptos Narrow" w:eastAsia="Times New Roman" w:hAnsi="Aptos Narrow" w:cs="Times New Roman"/>
+                <w:color w:val="000000"/>
+                <w:lang/>
               </w:rPr>
               <w:t>0.07348</w:t>
             </w:r>
@@ -5951,14 +5644,14 @@
               <w:rPr>
                 <w:rFonts w:ascii="Aptos Narrow" w:eastAsia="Times New Roman" w:hAnsi="Aptos Narrow" w:cs="Times New Roman"/>
                 <w:color w:val="000000"/>
-                <w:lang w:val="en-DE" w:eastAsia="en-DE"/>
-              </w:rPr>
-            </w:pPr>
-            <w:r>
-              <w:rPr>
-                <w:rFonts w:ascii="Aptos Narrow" w:eastAsia="Times New Roman" w:hAnsi="Aptos Narrow" w:cs="Times New Roman"/>
-                <w:color w:val="000000"/>
-                <w:lang w:val="en-DE" w:eastAsia="en-DE"/>
+                <w:lang/>
+              </w:rPr>
+            </w:pPr>
+            <w:r>
+              <w:rPr>
+                <w:rFonts w:ascii="Aptos Narrow" w:eastAsia="Times New Roman" w:hAnsi="Aptos Narrow" w:cs="Times New Roman"/>
+                <w:color w:val="000000"/>
+                <w:lang/>
               </w:rPr>
               <w:t>0.70747</w:t>
             </w:r>
@@ -5982,14 +5675,14 @@
               <w:rPr>
                 <w:rFonts w:ascii="Aptos Narrow" w:eastAsia="Times New Roman" w:hAnsi="Aptos Narrow" w:cs="Times New Roman"/>
                 <w:color w:val="000000"/>
-                <w:lang w:val="en-DE" w:eastAsia="en-DE"/>
-              </w:rPr>
-            </w:pPr>
-            <w:r>
-              <w:rPr>
-                <w:rFonts w:ascii="Aptos Narrow" w:eastAsia="Times New Roman" w:hAnsi="Aptos Narrow" w:cs="Times New Roman"/>
-                <w:color w:val="000000"/>
-                <w:lang w:val="en-DE" w:eastAsia="en-DE"/>
+                <w:lang/>
+              </w:rPr>
+            </w:pPr>
+            <w:r>
+              <w:rPr>
+                <w:rFonts w:ascii="Aptos Narrow" w:eastAsia="Times New Roman" w:hAnsi="Aptos Narrow" w:cs="Times New Roman"/>
+                <w:color w:val="000000"/>
+                <w:lang/>
               </w:rPr>
               <w:t>Workout: Stretching</w:t>
             </w:r>
@@ -6008,14 +5701,14 @@
               <w:rPr>
                 <w:rFonts w:ascii="Aptos Narrow" w:eastAsia="Times New Roman" w:hAnsi="Aptos Narrow" w:cs="Times New Roman"/>
                 <w:color w:val="000000"/>
-                <w:lang w:val="en-DE" w:eastAsia="en-DE"/>
-              </w:rPr>
-            </w:pPr>
-            <w:r>
-              <w:rPr>
-                <w:rFonts w:ascii="Aptos Narrow" w:eastAsia="Times New Roman" w:hAnsi="Aptos Narrow" w:cs="Times New Roman"/>
-                <w:color w:val="000000"/>
-                <w:lang w:val="en-DE" w:eastAsia="en-DE"/>
+                <w:lang/>
+              </w:rPr>
+            </w:pPr>
+            <w:r>
+              <w:rPr>
+                <w:rFonts w:ascii="Aptos Narrow" w:eastAsia="Times New Roman" w:hAnsi="Aptos Narrow" w:cs="Times New Roman"/>
+                <w:color w:val="000000"/>
+                <w:lang/>
               </w:rPr>
               <w:t>42.74303</w:t>
             </w:r>
@@ -6034,14 +5727,14 @@
               <w:rPr>
                 <w:rFonts w:ascii="Aptos Narrow" w:eastAsia="Times New Roman" w:hAnsi="Aptos Narrow" w:cs="Times New Roman"/>
                 <w:color w:val="000000"/>
-                <w:lang w:val="en-DE" w:eastAsia="en-DE"/>
-              </w:rPr>
-            </w:pPr>
-            <w:r>
-              <w:rPr>
-                <w:rFonts w:ascii="Aptos Narrow" w:eastAsia="Times New Roman" w:hAnsi="Aptos Narrow" w:cs="Times New Roman"/>
-                <w:color w:val="000000"/>
-                <w:lang w:val="en-DE" w:eastAsia="en-DE"/>
+                <w:lang/>
+              </w:rPr>
+            </w:pPr>
+            <w:r>
+              <w:rPr>
+                <w:rFonts w:ascii="Aptos Narrow" w:eastAsia="Times New Roman" w:hAnsi="Aptos Narrow" w:cs="Times New Roman"/>
+                <w:color w:val="000000"/>
+                <w:lang/>
               </w:rPr>
               <w:t>25.16558</w:t>
             </w:r>
@@ -6060,14 +5753,14 @@
               <w:rPr>
                 <w:rFonts w:ascii="Aptos Narrow" w:eastAsia="Times New Roman" w:hAnsi="Aptos Narrow" w:cs="Times New Roman"/>
                 <w:color w:val="000000"/>
-                <w:lang w:val="en-DE" w:eastAsia="en-DE"/>
-              </w:rPr>
-            </w:pPr>
-            <w:r>
-              <w:rPr>
-                <w:rFonts w:ascii="Aptos Narrow" w:eastAsia="Times New Roman" w:hAnsi="Aptos Narrow" w:cs="Times New Roman"/>
-                <w:color w:val="000000"/>
-                <w:lang w:val="en-DE" w:eastAsia="en-DE"/>
+                <w:lang/>
+              </w:rPr>
+            </w:pPr>
+            <w:r>
+              <w:rPr>
+                <w:rFonts w:ascii="Aptos Narrow" w:eastAsia="Times New Roman" w:hAnsi="Aptos Narrow" w:cs="Times New Roman"/>
+                <w:color w:val="000000"/>
+                <w:lang/>
               </w:rPr>
               <w:t>-0.35630</w:t>
             </w:r>
@@ -6086,14 +5779,14 @@
               <w:rPr>
                 <w:rFonts w:ascii="Aptos Narrow" w:eastAsia="Times New Roman" w:hAnsi="Aptos Narrow" w:cs="Times New Roman"/>
                 <w:color w:val="000000"/>
-                <w:lang w:val="en-DE" w:eastAsia="en-DE"/>
-              </w:rPr>
-            </w:pPr>
-            <w:r>
-              <w:rPr>
-                <w:rFonts w:ascii="Aptos Narrow" w:eastAsia="Times New Roman" w:hAnsi="Aptos Narrow" w:cs="Times New Roman"/>
-                <w:color w:val="000000"/>
-                <w:lang w:val="en-DE" w:eastAsia="en-DE"/>
+                <w:lang/>
+              </w:rPr>
+            </w:pPr>
+            <w:r>
+              <w:rPr>
+                <w:rFonts w:ascii="Aptos Narrow" w:eastAsia="Times New Roman" w:hAnsi="Aptos Narrow" w:cs="Times New Roman"/>
+                <w:color w:val="000000"/>
+                <w:lang/>
               </w:rPr>
               <w:t>-0.72198</w:t>
             </w:r>
@@ -6136,35 +5829,7 @@
           <w:color w:val="C00000"/>
           <w:lang w:val="en-US"/>
         </w:rPr>
-        <w:t>TODO: discuss differences that may occur (AND EMILIO REMOVE TH</w:t>
-      </w:r>
-      <w:r>
-        <w:rPr>
-          <w:color w:val="C00000"/>
-          <w:lang w:val="en-US"/>
-        </w:rPr>
-        <w:t>E</w:t>
-      </w:r>
-      <w:r>
-        <w:rPr>
-          <w:color w:val="C00000"/>
-          <w:lang w:val="en-US"/>
-        </w:rPr>
-        <w:t xml:space="preserve"> TODO</w:t>
-      </w:r>
-      <w:r>
-        <w:rPr>
-          <w:color w:val="C00000"/>
-          <w:lang w:val="en-US"/>
-        </w:rPr>
-        <w:t>s BEFORE HANDING THIS IN</w:t>
-      </w:r>
-      <w:r>
-        <w:rPr>
-          <w:color w:val="C00000"/>
-          <w:lang w:val="en-US"/>
-        </w:rPr>
-        <w:t>)</w:t>
+        <w:t xml:space="preserve">TODO: discuss differences that may occur </w:t>
       </w:r>
     </w:p>
     <w:p>
@@ -6177,7 +5842,7 @@
     </w:p>
     <w:tbl>
       <w:tblPr>
-        <w:tblStyle w:val="PlainTable3"/>
+        <w:tblStyle w:val="EinfacheTabelle3"/>
         <w:tblW w:w="5000" w:type="pct"/>
         <w:tblLook w:val="04A0" w:firstRow="1" w:lastRow="0" w:firstColumn="1" w:lastColumn="0" w:noHBand="0" w:noVBand="1"/>
       </w:tblPr>
@@ -6206,14 +5871,14 @@
               <w:rPr>
                 <w:rFonts w:ascii="Aptos Narrow" w:eastAsia="Times New Roman" w:hAnsi="Aptos Narrow" w:cs="Times New Roman"/>
                 <w:color w:val="000000"/>
-                <w:lang w:val="en-DE" w:eastAsia="en-DE"/>
-              </w:rPr>
-            </w:pPr>
-            <w:r>
-              <w:rPr>
-                <w:rFonts w:ascii="Aptos Narrow" w:eastAsia="Times New Roman" w:hAnsi="Aptos Narrow" w:cs="Times New Roman"/>
-                <w:color w:val="000000"/>
-                <w:lang w:val="en-DE" w:eastAsia="en-DE"/>
+                <w:lang/>
+              </w:rPr>
+            </w:pPr>
+            <w:r>
+              <w:rPr>
+                <w:rFonts w:ascii="Aptos Narrow" w:eastAsia="Times New Roman" w:hAnsi="Aptos Narrow" w:cs="Times New Roman"/>
+                <w:color w:val="000000"/>
+                <w:lang/>
               </w:rPr>
               <w:t>Measurement</w:t>
             </w:r>
@@ -6232,14 +5897,14 @@
               <w:rPr>
                 <w:rFonts w:ascii="Aptos Narrow" w:eastAsia="Times New Roman" w:hAnsi="Aptos Narrow" w:cs="Times New Roman"/>
                 <w:color w:val="000000"/>
-                <w:lang w:val="en-DE" w:eastAsia="en-DE"/>
-              </w:rPr>
-            </w:pPr>
-            <w:r>
-              <w:rPr>
-                <w:rFonts w:ascii="Aptos Narrow" w:eastAsia="Times New Roman" w:hAnsi="Aptos Narrow" w:cs="Times New Roman"/>
-                <w:color w:val="000000"/>
-                <w:lang w:val="en-DE" w:eastAsia="en-DE"/>
+                <w:lang/>
+              </w:rPr>
+            </w:pPr>
+            <w:r>
+              <w:rPr>
+                <w:rFonts w:ascii="Aptos Narrow" w:eastAsia="Times New Roman" w:hAnsi="Aptos Narrow" w:cs="Times New Roman"/>
+                <w:color w:val="000000"/>
+                <w:lang/>
               </w:rPr>
               <w:t>MAE Inst HR</w:t>
             </w:r>
@@ -6258,14 +5923,14 @@
               <w:rPr>
                 <w:rFonts w:ascii="Aptos Narrow" w:eastAsia="Times New Roman" w:hAnsi="Aptos Narrow" w:cs="Times New Roman"/>
                 <w:color w:val="000000"/>
-                <w:lang w:val="en-DE" w:eastAsia="en-DE"/>
-              </w:rPr>
-            </w:pPr>
-            <w:r>
-              <w:rPr>
-                <w:rFonts w:ascii="Aptos Narrow" w:eastAsia="Times New Roman" w:hAnsi="Aptos Narrow" w:cs="Times New Roman"/>
-                <w:color w:val="000000"/>
-                <w:lang w:val="en-DE" w:eastAsia="en-DE"/>
+                <w:lang/>
+              </w:rPr>
+            </w:pPr>
+            <w:r>
+              <w:rPr>
+                <w:rFonts w:ascii="Aptos Narrow" w:eastAsia="Times New Roman" w:hAnsi="Aptos Narrow" w:cs="Times New Roman"/>
+                <w:color w:val="000000"/>
+                <w:lang/>
               </w:rPr>
               <w:t>MAE Smoothed HR</w:t>
             </w:r>
@@ -6284,14 +5949,14 @@
               <w:rPr>
                 <w:rFonts w:ascii="Aptos Narrow" w:eastAsia="Times New Roman" w:hAnsi="Aptos Narrow" w:cs="Times New Roman"/>
                 <w:color w:val="000000"/>
-                <w:lang w:val="en-DE" w:eastAsia="en-DE"/>
-              </w:rPr>
-            </w:pPr>
-            <w:r>
-              <w:rPr>
-                <w:rFonts w:ascii="Aptos Narrow" w:eastAsia="Times New Roman" w:hAnsi="Aptos Narrow" w:cs="Times New Roman"/>
-                <w:color w:val="000000"/>
-                <w:lang w:val="en-DE" w:eastAsia="en-DE"/>
+                <w:lang/>
+              </w:rPr>
+            </w:pPr>
+            <w:r>
+              <w:rPr>
+                <w:rFonts w:ascii="Aptos Narrow" w:eastAsia="Times New Roman" w:hAnsi="Aptos Narrow" w:cs="Times New Roman"/>
+                <w:color w:val="000000"/>
+                <w:lang/>
               </w:rPr>
               <w:t>Pearson Inst HR</w:t>
             </w:r>
@@ -6310,14 +5975,14 @@
               <w:rPr>
                 <w:rFonts w:ascii="Aptos Narrow" w:eastAsia="Times New Roman" w:hAnsi="Aptos Narrow" w:cs="Times New Roman"/>
                 <w:color w:val="000000"/>
-                <w:lang w:val="en-DE" w:eastAsia="en-DE"/>
-              </w:rPr>
-            </w:pPr>
-            <w:r>
-              <w:rPr>
-                <w:rFonts w:ascii="Aptos Narrow" w:eastAsia="Times New Roman" w:hAnsi="Aptos Narrow" w:cs="Times New Roman"/>
-                <w:color w:val="000000"/>
-                <w:lang w:val="en-DE" w:eastAsia="en-DE"/>
+                <w:lang/>
+              </w:rPr>
+            </w:pPr>
+            <w:r>
+              <w:rPr>
+                <w:rFonts w:ascii="Aptos Narrow" w:eastAsia="Times New Roman" w:hAnsi="Aptos Narrow" w:cs="Times New Roman"/>
+                <w:color w:val="000000"/>
+                <w:lang/>
               </w:rPr>
               <w:t>Pearson Smoothed HR</w:t>
             </w:r>
@@ -6342,14 +6007,14 @@
               <w:rPr>
                 <w:rFonts w:ascii="Aptos Narrow" w:eastAsia="Times New Roman" w:hAnsi="Aptos Narrow" w:cs="Times New Roman"/>
                 <w:color w:val="000000"/>
-                <w:lang w:val="en-DE" w:eastAsia="en-DE"/>
-              </w:rPr>
-            </w:pPr>
-            <w:r>
-              <w:rPr>
-                <w:rFonts w:ascii="Aptos Narrow" w:eastAsia="Times New Roman" w:hAnsi="Aptos Narrow" w:cs="Times New Roman"/>
-                <w:color w:val="000000"/>
-                <w:lang w:val="en-DE" w:eastAsia="en-DE"/>
+                <w:lang/>
+              </w:rPr>
+            </w:pPr>
+            <w:r>
+              <w:rPr>
+                <w:rFonts w:ascii="Aptos Narrow" w:eastAsia="Times New Roman" w:hAnsi="Aptos Narrow" w:cs="Times New Roman"/>
+                <w:color w:val="000000"/>
+                <w:lang/>
               </w:rPr>
               <w:t>Rest</w:t>
             </w:r>
@@ -6368,14 +6033,14 @@
               <w:rPr>
                 <w:rFonts w:ascii="Aptos Narrow" w:eastAsia="Times New Roman" w:hAnsi="Aptos Narrow" w:cs="Times New Roman"/>
                 <w:color w:val="000000"/>
-                <w:lang w:val="en-DE" w:eastAsia="en-DE"/>
-              </w:rPr>
-            </w:pPr>
-            <w:r>
-              <w:rPr>
-                <w:rFonts w:ascii="Aptos Narrow" w:eastAsia="Times New Roman" w:hAnsi="Aptos Narrow" w:cs="Times New Roman"/>
-                <w:color w:val="000000"/>
-                <w:lang w:val="en-DE" w:eastAsia="en-DE"/>
+                <w:lang/>
+              </w:rPr>
+            </w:pPr>
+            <w:r>
+              <w:rPr>
+                <w:rFonts w:ascii="Aptos Narrow" w:eastAsia="Times New Roman" w:hAnsi="Aptos Narrow" w:cs="Times New Roman"/>
+                <w:color w:val="000000"/>
+                <w:lang/>
               </w:rPr>
               <w:t>1.21670</w:t>
             </w:r>
@@ -6394,14 +6059,14 @@
               <w:rPr>
                 <w:rFonts w:ascii="Aptos Narrow" w:eastAsia="Times New Roman" w:hAnsi="Aptos Narrow" w:cs="Times New Roman"/>
                 <w:color w:val="000000"/>
-                <w:lang w:val="en-DE" w:eastAsia="en-DE"/>
-              </w:rPr>
-            </w:pPr>
-            <w:r>
-              <w:rPr>
-                <w:rFonts w:ascii="Aptos Narrow" w:eastAsia="Times New Roman" w:hAnsi="Aptos Narrow" w:cs="Times New Roman"/>
-                <w:color w:val="000000"/>
-                <w:lang w:val="en-DE" w:eastAsia="en-DE"/>
+                <w:lang/>
+              </w:rPr>
+            </w:pPr>
+            <w:r>
+              <w:rPr>
+                <w:rFonts w:ascii="Aptos Narrow" w:eastAsia="Times New Roman" w:hAnsi="Aptos Narrow" w:cs="Times New Roman"/>
+                <w:color w:val="000000"/>
+                <w:lang/>
               </w:rPr>
               <w:t>1.89449</w:t>
             </w:r>
@@ -6420,14 +6085,14 @@
               <w:rPr>
                 <w:rFonts w:ascii="Aptos Narrow" w:eastAsia="Times New Roman" w:hAnsi="Aptos Narrow" w:cs="Times New Roman"/>
                 <w:color w:val="000000"/>
-                <w:lang w:val="en-DE" w:eastAsia="en-DE"/>
-              </w:rPr>
-            </w:pPr>
-            <w:r>
-              <w:rPr>
-                <w:rFonts w:ascii="Aptos Narrow" w:eastAsia="Times New Roman" w:hAnsi="Aptos Narrow" w:cs="Times New Roman"/>
-                <w:color w:val="000000"/>
-                <w:lang w:val="en-DE" w:eastAsia="en-DE"/>
+                <w:lang/>
+              </w:rPr>
+            </w:pPr>
+            <w:r>
+              <w:rPr>
+                <w:rFonts w:ascii="Aptos Narrow" w:eastAsia="Times New Roman" w:hAnsi="Aptos Narrow" w:cs="Times New Roman"/>
+                <w:color w:val="000000"/>
+                <w:lang/>
               </w:rPr>
               <w:t>0.67825</w:t>
             </w:r>
@@ -6446,14 +6111,14 @@
               <w:rPr>
                 <w:rFonts w:ascii="Aptos Narrow" w:eastAsia="Times New Roman" w:hAnsi="Aptos Narrow" w:cs="Times New Roman"/>
                 <w:color w:val="000000"/>
-                <w:lang w:val="en-DE" w:eastAsia="en-DE"/>
-              </w:rPr>
-            </w:pPr>
-            <w:r>
-              <w:rPr>
-                <w:rFonts w:ascii="Aptos Narrow" w:eastAsia="Times New Roman" w:hAnsi="Aptos Narrow" w:cs="Times New Roman"/>
-                <w:color w:val="000000"/>
-                <w:lang w:val="en-DE" w:eastAsia="en-DE"/>
+                <w:lang/>
+              </w:rPr>
+            </w:pPr>
+            <w:r>
+              <w:rPr>
+                <w:rFonts w:ascii="Aptos Narrow" w:eastAsia="Times New Roman" w:hAnsi="Aptos Narrow" w:cs="Times New Roman"/>
+                <w:color w:val="000000"/>
+                <w:lang/>
               </w:rPr>
               <w:t>0.71795</w:t>
             </w:r>
@@ -6477,14 +6142,14 @@
               <w:rPr>
                 <w:rFonts w:ascii="Aptos Narrow" w:eastAsia="Times New Roman" w:hAnsi="Aptos Narrow" w:cs="Times New Roman"/>
                 <w:color w:val="000000"/>
-                <w:lang w:val="en-DE" w:eastAsia="en-DE"/>
-              </w:rPr>
-            </w:pPr>
-            <w:r>
-              <w:rPr>
-                <w:rFonts w:ascii="Aptos Narrow" w:eastAsia="Times New Roman" w:hAnsi="Aptos Narrow" w:cs="Times New Roman"/>
-                <w:color w:val="000000"/>
-                <w:lang w:val="en-DE" w:eastAsia="en-DE"/>
+                <w:lang/>
+              </w:rPr>
+            </w:pPr>
+            <w:r>
+              <w:rPr>
+                <w:rFonts w:ascii="Aptos Narrow" w:eastAsia="Times New Roman" w:hAnsi="Aptos Narrow" w:cs="Times New Roman"/>
+                <w:color w:val="000000"/>
+                <w:lang/>
               </w:rPr>
               <w:t>Stairs</w:t>
             </w:r>
@@ -6503,14 +6168,14 @@
               <w:rPr>
                 <w:rFonts w:ascii="Aptos Narrow" w:eastAsia="Times New Roman" w:hAnsi="Aptos Narrow" w:cs="Times New Roman"/>
                 <w:color w:val="000000"/>
-                <w:lang w:val="en-DE" w:eastAsia="en-DE"/>
-              </w:rPr>
-            </w:pPr>
-            <w:r>
-              <w:rPr>
-                <w:rFonts w:ascii="Aptos Narrow" w:eastAsia="Times New Roman" w:hAnsi="Aptos Narrow" w:cs="Times New Roman"/>
-                <w:color w:val="000000"/>
-                <w:lang w:val="en-DE" w:eastAsia="en-DE"/>
+                <w:lang/>
+              </w:rPr>
+            </w:pPr>
+            <w:r>
+              <w:rPr>
+                <w:rFonts w:ascii="Aptos Narrow" w:eastAsia="Times New Roman" w:hAnsi="Aptos Narrow" w:cs="Times New Roman"/>
+                <w:color w:val="000000"/>
+                <w:lang/>
               </w:rPr>
               <w:t>16.39772</w:t>
             </w:r>
@@ -6529,14 +6194,14 @@
               <w:rPr>
                 <w:rFonts w:ascii="Aptos Narrow" w:eastAsia="Times New Roman" w:hAnsi="Aptos Narrow" w:cs="Times New Roman"/>
                 <w:color w:val="000000"/>
-                <w:lang w:val="en-DE" w:eastAsia="en-DE"/>
-              </w:rPr>
-            </w:pPr>
-            <w:r>
-              <w:rPr>
-                <w:rFonts w:ascii="Aptos Narrow" w:eastAsia="Times New Roman" w:hAnsi="Aptos Narrow" w:cs="Times New Roman"/>
-                <w:color w:val="000000"/>
-                <w:lang w:val="en-DE" w:eastAsia="en-DE"/>
+                <w:lang/>
+              </w:rPr>
+            </w:pPr>
+            <w:r>
+              <w:rPr>
+                <w:rFonts w:ascii="Aptos Narrow" w:eastAsia="Times New Roman" w:hAnsi="Aptos Narrow" w:cs="Times New Roman"/>
+                <w:color w:val="000000"/>
+                <w:lang/>
               </w:rPr>
               <w:t>6.05780</w:t>
             </w:r>
@@ -6555,14 +6220,14 @@
               <w:rPr>
                 <w:rFonts w:ascii="Aptos Narrow" w:eastAsia="Times New Roman" w:hAnsi="Aptos Narrow" w:cs="Times New Roman"/>
                 <w:color w:val="000000"/>
-                <w:lang w:val="en-DE" w:eastAsia="en-DE"/>
-              </w:rPr>
-            </w:pPr>
-            <w:r>
-              <w:rPr>
-                <w:rFonts w:ascii="Aptos Narrow" w:eastAsia="Times New Roman" w:hAnsi="Aptos Narrow" w:cs="Times New Roman"/>
-                <w:color w:val="000000"/>
-                <w:lang w:val="en-DE" w:eastAsia="en-DE"/>
+                <w:lang/>
+              </w:rPr>
+            </w:pPr>
+            <w:r>
+              <w:rPr>
+                <w:rFonts w:ascii="Aptos Narrow" w:eastAsia="Times New Roman" w:hAnsi="Aptos Narrow" w:cs="Times New Roman"/>
+                <w:color w:val="000000"/>
+                <w:lang/>
               </w:rPr>
               <w:t>0.35628</w:t>
             </w:r>
@@ -6581,14 +6246,14 @@
               <w:rPr>
                 <w:rFonts w:ascii="Aptos Narrow" w:eastAsia="Times New Roman" w:hAnsi="Aptos Narrow" w:cs="Times New Roman"/>
                 <w:color w:val="000000"/>
-                <w:lang w:val="en-DE" w:eastAsia="en-DE"/>
-              </w:rPr>
-            </w:pPr>
-            <w:r>
-              <w:rPr>
-                <w:rFonts w:ascii="Aptos Narrow" w:eastAsia="Times New Roman" w:hAnsi="Aptos Narrow" w:cs="Times New Roman"/>
-                <w:color w:val="000000"/>
-                <w:lang w:val="en-DE" w:eastAsia="en-DE"/>
+                <w:lang/>
+              </w:rPr>
+            </w:pPr>
+            <w:r>
+              <w:rPr>
+                <w:rFonts w:ascii="Aptos Narrow" w:eastAsia="Times New Roman" w:hAnsi="Aptos Narrow" w:cs="Times New Roman"/>
+                <w:color w:val="000000"/>
+                <w:lang/>
               </w:rPr>
               <w:t>0.92111</w:t>
             </w:r>
@@ -6613,14 +6278,14 @@
               <w:rPr>
                 <w:rFonts w:ascii="Aptos Narrow" w:eastAsia="Times New Roman" w:hAnsi="Aptos Narrow" w:cs="Times New Roman"/>
                 <w:color w:val="000000"/>
-                <w:lang w:val="en-DE" w:eastAsia="en-DE"/>
-              </w:rPr>
-            </w:pPr>
-            <w:r>
-              <w:rPr>
-                <w:rFonts w:ascii="Aptos Narrow" w:eastAsia="Times New Roman" w:hAnsi="Aptos Narrow" w:cs="Times New Roman"/>
-                <w:color w:val="000000"/>
-                <w:lang w:val="en-DE" w:eastAsia="en-DE"/>
+                <w:lang/>
+              </w:rPr>
+            </w:pPr>
+            <w:r>
+              <w:rPr>
+                <w:rFonts w:ascii="Aptos Narrow" w:eastAsia="Times New Roman" w:hAnsi="Aptos Narrow" w:cs="Times New Roman"/>
+                <w:color w:val="000000"/>
+                <w:lang/>
               </w:rPr>
               <w:t>Workout</w:t>
             </w:r>
@@ -6639,14 +6304,14 @@
               <w:rPr>
                 <w:rFonts w:ascii="Aptos Narrow" w:eastAsia="Times New Roman" w:hAnsi="Aptos Narrow" w:cs="Times New Roman"/>
                 <w:color w:val="000000"/>
-                <w:lang w:val="en-DE" w:eastAsia="en-DE"/>
-              </w:rPr>
-            </w:pPr>
-            <w:r>
-              <w:rPr>
-                <w:rFonts w:ascii="Aptos Narrow" w:eastAsia="Times New Roman" w:hAnsi="Aptos Narrow" w:cs="Times New Roman"/>
-                <w:color w:val="000000"/>
-                <w:lang w:val="en-DE" w:eastAsia="en-DE"/>
+                <w:lang/>
+              </w:rPr>
+            </w:pPr>
+            <w:r>
+              <w:rPr>
+                <w:rFonts w:ascii="Aptos Narrow" w:eastAsia="Times New Roman" w:hAnsi="Aptos Narrow" w:cs="Times New Roman"/>
+                <w:color w:val="000000"/>
+                <w:lang/>
               </w:rPr>
               <w:t>15.35480</w:t>
             </w:r>
@@ -6665,14 +6330,14 @@
               <w:rPr>
                 <w:rFonts w:ascii="Aptos Narrow" w:eastAsia="Times New Roman" w:hAnsi="Aptos Narrow" w:cs="Times New Roman"/>
                 <w:color w:val="000000"/>
-                <w:lang w:val="en-DE" w:eastAsia="en-DE"/>
-              </w:rPr>
-            </w:pPr>
-            <w:r>
-              <w:rPr>
-                <w:rFonts w:ascii="Aptos Narrow" w:eastAsia="Times New Roman" w:hAnsi="Aptos Narrow" w:cs="Times New Roman"/>
-                <w:color w:val="000000"/>
-                <w:lang w:val="en-DE" w:eastAsia="en-DE"/>
+                <w:lang/>
+              </w:rPr>
+            </w:pPr>
+            <w:r>
+              <w:rPr>
+                <w:rFonts w:ascii="Aptos Narrow" w:eastAsia="Times New Roman" w:hAnsi="Aptos Narrow" w:cs="Times New Roman"/>
+                <w:color w:val="000000"/>
+                <w:lang/>
               </w:rPr>
               <w:t>6.88531</w:t>
             </w:r>
@@ -6691,14 +6356,14 @@
               <w:rPr>
                 <w:rFonts w:ascii="Aptos Narrow" w:eastAsia="Times New Roman" w:hAnsi="Aptos Narrow" w:cs="Times New Roman"/>
                 <w:color w:val="000000"/>
-                <w:lang w:val="en-DE" w:eastAsia="en-DE"/>
-              </w:rPr>
-            </w:pPr>
-            <w:r>
-              <w:rPr>
-                <w:rFonts w:ascii="Aptos Narrow" w:eastAsia="Times New Roman" w:hAnsi="Aptos Narrow" w:cs="Times New Roman"/>
-                <w:color w:val="000000"/>
-                <w:lang w:val="en-DE" w:eastAsia="en-DE"/>
+                <w:lang/>
+              </w:rPr>
+            </w:pPr>
+            <w:r>
+              <w:rPr>
+                <w:rFonts w:ascii="Aptos Narrow" w:eastAsia="Times New Roman" w:hAnsi="Aptos Narrow" w:cs="Times New Roman"/>
+                <w:color w:val="000000"/>
+                <w:lang/>
               </w:rPr>
               <w:t>0.33562</w:t>
             </w:r>
@@ -6717,14 +6382,14 @@
               <w:rPr>
                 <w:rFonts w:ascii="Aptos Narrow" w:eastAsia="Times New Roman" w:hAnsi="Aptos Narrow" w:cs="Times New Roman"/>
                 <w:color w:val="000000"/>
-                <w:lang w:val="en-DE" w:eastAsia="en-DE"/>
-              </w:rPr>
-            </w:pPr>
-            <w:r>
-              <w:rPr>
-                <w:rFonts w:ascii="Aptos Narrow" w:eastAsia="Times New Roman" w:hAnsi="Aptos Narrow" w:cs="Times New Roman"/>
-                <w:color w:val="000000"/>
-                <w:lang w:val="en-DE" w:eastAsia="en-DE"/>
+                <w:lang/>
+              </w:rPr>
+            </w:pPr>
+            <w:r>
+              <w:rPr>
+                <w:rFonts w:ascii="Aptos Narrow" w:eastAsia="Times New Roman" w:hAnsi="Aptos Narrow" w:cs="Times New Roman"/>
+                <w:color w:val="000000"/>
+                <w:lang/>
               </w:rPr>
               <w:t>0.68287</w:t>
             </w:r>
@@ -6748,14 +6413,14 @@
               <w:rPr>
                 <w:rFonts w:ascii="Aptos Narrow" w:eastAsia="Times New Roman" w:hAnsi="Aptos Narrow" w:cs="Times New Roman"/>
                 <w:color w:val="000000"/>
-                <w:lang w:val="en-DE" w:eastAsia="en-DE"/>
-              </w:rPr>
-            </w:pPr>
-            <w:r>
-              <w:rPr>
-                <w:rFonts w:ascii="Aptos Narrow" w:eastAsia="Times New Roman" w:hAnsi="Aptos Narrow" w:cs="Times New Roman"/>
-                <w:color w:val="000000"/>
-                <w:lang w:val="en-DE" w:eastAsia="en-DE"/>
+                <w:lang/>
+              </w:rPr>
+            </w:pPr>
+            <w:r>
+              <w:rPr>
+                <w:rFonts w:ascii="Aptos Narrow" w:eastAsia="Times New Roman" w:hAnsi="Aptos Narrow" w:cs="Times New Roman"/>
+                <w:color w:val="000000"/>
+                <w:lang/>
               </w:rPr>
               <w:t>Workout: Squads</w:t>
             </w:r>
@@ -6774,14 +6439,14 @@
               <w:rPr>
                 <w:rFonts w:ascii="Aptos Narrow" w:eastAsia="Times New Roman" w:hAnsi="Aptos Narrow" w:cs="Times New Roman"/>
                 <w:color w:val="000000"/>
-                <w:lang w:val="en-DE" w:eastAsia="en-DE"/>
-              </w:rPr>
-            </w:pPr>
-            <w:r>
-              <w:rPr>
-                <w:rFonts w:ascii="Aptos Narrow" w:eastAsia="Times New Roman" w:hAnsi="Aptos Narrow" w:cs="Times New Roman"/>
-                <w:color w:val="000000"/>
-                <w:lang w:val="en-DE" w:eastAsia="en-DE"/>
+                <w:lang/>
+              </w:rPr>
+            </w:pPr>
+            <w:r>
+              <w:rPr>
+                <w:rFonts w:ascii="Aptos Narrow" w:eastAsia="Times New Roman" w:hAnsi="Aptos Narrow" w:cs="Times New Roman"/>
+                <w:color w:val="000000"/>
+                <w:lang/>
               </w:rPr>
               <w:t>41.52059</w:t>
             </w:r>
@@ -6800,14 +6465,14 @@
               <w:rPr>
                 <w:rFonts w:ascii="Aptos Narrow" w:eastAsia="Times New Roman" w:hAnsi="Aptos Narrow" w:cs="Times New Roman"/>
                 <w:color w:val="000000"/>
-                <w:lang w:val="en-DE" w:eastAsia="en-DE"/>
-              </w:rPr>
-            </w:pPr>
-            <w:r>
-              <w:rPr>
-                <w:rFonts w:ascii="Aptos Narrow" w:eastAsia="Times New Roman" w:hAnsi="Aptos Narrow" w:cs="Times New Roman"/>
-                <w:color w:val="000000"/>
-                <w:lang w:val="en-DE" w:eastAsia="en-DE"/>
+                <w:lang/>
+              </w:rPr>
+            </w:pPr>
+            <w:r>
+              <w:rPr>
+                <w:rFonts w:ascii="Aptos Narrow" w:eastAsia="Times New Roman" w:hAnsi="Aptos Narrow" w:cs="Times New Roman"/>
+                <w:color w:val="000000"/>
+                <w:lang/>
               </w:rPr>
               <w:t>29.70983</w:t>
             </w:r>
@@ -6826,14 +6491,14 @@
               <w:rPr>
                 <w:rFonts w:ascii="Aptos Narrow" w:eastAsia="Times New Roman" w:hAnsi="Aptos Narrow" w:cs="Times New Roman"/>
                 <w:color w:val="000000"/>
-                <w:lang w:val="en-DE" w:eastAsia="en-DE"/>
-              </w:rPr>
-            </w:pPr>
-            <w:r>
-              <w:rPr>
-                <w:rFonts w:ascii="Aptos Narrow" w:eastAsia="Times New Roman" w:hAnsi="Aptos Narrow" w:cs="Times New Roman"/>
-                <w:color w:val="000000"/>
-                <w:lang w:val="en-DE" w:eastAsia="en-DE"/>
+                <w:lang/>
+              </w:rPr>
+            </w:pPr>
+            <w:r>
+              <w:rPr>
+                <w:rFonts w:ascii="Aptos Narrow" w:eastAsia="Times New Roman" w:hAnsi="Aptos Narrow" w:cs="Times New Roman"/>
+                <w:color w:val="000000"/>
+                <w:lang/>
               </w:rPr>
               <w:t>-0.37568</w:t>
             </w:r>
@@ -6852,14 +6517,14 @@
               <w:rPr>
                 <w:rFonts w:ascii="Aptos Narrow" w:eastAsia="Times New Roman" w:hAnsi="Aptos Narrow" w:cs="Times New Roman"/>
                 <w:color w:val="000000"/>
-                <w:lang w:val="en-DE" w:eastAsia="en-DE"/>
-              </w:rPr>
-            </w:pPr>
-            <w:r>
-              <w:rPr>
-                <w:rFonts w:ascii="Aptos Narrow" w:eastAsia="Times New Roman" w:hAnsi="Aptos Narrow" w:cs="Times New Roman"/>
-                <w:color w:val="000000"/>
-                <w:lang w:val="en-DE" w:eastAsia="en-DE"/>
+                <w:lang/>
+              </w:rPr>
+            </w:pPr>
+            <w:r>
+              <w:rPr>
+                <w:rFonts w:ascii="Aptos Narrow" w:eastAsia="Times New Roman" w:hAnsi="Aptos Narrow" w:cs="Times New Roman"/>
+                <w:color w:val="000000"/>
+                <w:lang/>
               </w:rPr>
               <w:t>-0.08026</w:t>
             </w:r>
@@ -6884,14 +6549,14 @@
               <w:rPr>
                 <w:rFonts w:ascii="Aptos Narrow" w:eastAsia="Times New Roman" w:hAnsi="Aptos Narrow" w:cs="Times New Roman"/>
                 <w:color w:val="000000"/>
-                <w:lang w:val="en-DE" w:eastAsia="en-DE"/>
-              </w:rPr>
-            </w:pPr>
-            <w:r>
-              <w:rPr>
-                <w:rFonts w:ascii="Aptos Narrow" w:eastAsia="Times New Roman" w:hAnsi="Aptos Narrow" w:cs="Times New Roman"/>
-                <w:color w:val="000000"/>
-                <w:lang w:val="en-DE" w:eastAsia="en-DE"/>
+                <w:lang/>
+              </w:rPr>
+            </w:pPr>
+            <w:r>
+              <w:rPr>
+                <w:rFonts w:ascii="Aptos Narrow" w:eastAsia="Times New Roman" w:hAnsi="Aptos Narrow" w:cs="Times New Roman"/>
+                <w:color w:val="000000"/>
+                <w:lang/>
               </w:rPr>
               <w:t>Workout: Stairs</w:t>
             </w:r>
@@ -6910,14 +6575,14 @@
               <w:rPr>
                 <w:rFonts w:ascii="Aptos Narrow" w:eastAsia="Times New Roman" w:hAnsi="Aptos Narrow" w:cs="Times New Roman"/>
                 <w:color w:val="000000"/>
-                <w:lang w:val="en-DE" w:eastAsia="en-DE"/>
-              </w:rPr>
-            </w:pPr>
-            <w:r>
-              <w:rPr>
-                <w:rFonts w:ascii="Aptos Narrow" w:eastAsia="Times New Roman" w:hAnsi="Aptos Narrow" w:cs="Times New Roman"/>
-                <w:color w:val="000000"/>
-                <w:lang w:val="en-DE" w:eastAsia="en-DE"/>
+                <w:lang/>
+              </w:rPr>
+            </w:pPr>
+            <w:r>
+              <w:rPr>
+                <w:rFonts w:ascii="Aptos Narrow" w:eastAsia="Times New Roman" w:hAnsi="Aptos Narrow" w:cs="Times New Roman"/>
+                <w:color w:val="000000"/>
+                <w:lang/>
               </w:rPr>
               <w:t>45.28337</w:t>
             </w:r>
@@ -6936,14 +6601,14 @@
               <w:rPr>
                 <w:rFonts w:ascii="Aptos Narrow" w:eastAsia="Times New Roman" w:hAnsi="Aptos Narrow" w:cs="Times New Roman"/>
                 <w:color w:val="000000"/>
-                <w:lang w:val="en-DE" w:eastAsia="en-DE"/>
-              </w:rPr>
-            </w:pPr>
-            <w:r>
-              <w:rPr>
-                <w:rFonts w:ascii="Aptos Narrow" w:eastAsia="Times New Roman" w:hAnsi="Aptos Narrow" w:cs="Times New Roman"/>
-                <w:color w:val="000000"/>
-                <w:lang w:val="en-DE" w:eastAsia="en-DE"/>
+                <w:lang/>
+              </w:rPr>
+            </w:pPr>
+            <w:r>
+              <w:rPr>
+                <w:rFonts w:ascii="Aptos Narrow" w:eastAsia="Times New Roman" w:hAnsi="Aptos Narrow" w:cs="Times New Roman"/>
+                <w:color w:val="000000"/>
+                <w:lang/>
               </w:rPr>
               <w:t>23.38184</w:t>
             </w:r>
@@ -6962,14 +6627,14 @@
               <w:rPr>
                 <w:rFonts w:ascii="Aptos Narrow" w:eastAsia="Times New Roman" w:hAnsi="Aptos Narrow" w:cs="Times New Roman"/>
                 <w:color w:val="000000"/>
-                <w:lang w:val="en-DE" w:eastAsia="en-DE"/>
-              </w:rPr>
-            </w:pPr>
-            <w:r>
-              <w:rPr>
-                <w:rFonts w:ascii="Aptos Narrow" w:eastAsia="Times New Roman" w:hAnsi="Aptos Narrow" w:cs="Times New Roman"/>
-                <w:color w:val="000000"/>
-                <w:lang w:val="en-DE" w:eastAsia="en-DE"/>
+                <w:lang/>
+              </w:rPr>
+            </w:pPr>
+            <w:r>
+              <w:rPr>
+                <w:rFonts w:ascii="Aptos Narrow" w:eastAsia="Times New Roman" w:hAnsi="Aptos Narrow" w:cs="Times New Roman"/>
+                <w:color w:val="000000"/>
+                <w:lang/>
               </w:rPr>
               <w:t>0.15122</w:t>
             </w:r>
@@ -6988,14 +6653,14 @@
               <w:rPr>
                 <w:rFonts w:ascii="Aptos Narrow" w:eastAsia="Times New Roman" w:hAnsi="Aptos Narrow" w:cs="Times New Roman"/>
                 <w:color w:val="000000"/>
-                <w:lang w:val="en-DE" w:eastAsia="en-DE"/>
-              </w:rPr>
-            </w:pPr>
-            <w:r>
-              <w:rPr>
-                <w:rFonts w:ascii="Aptos Narrow" w:eastAsia="Times New Roman" w:hAnsi="Aptos Narrow" w:cs="Times New Roman"/>
-                <w:color w:val="000000"/>
-                <w:lang w:val="en-DE" w:eastAsia="en-DE"/>
+                <w:lang/>
+              </w:rPr>
+            </w:pPr>
+            <w:r>
+              <w:rPr>
+                <w:rFonts w:ascii="Aptos Narrow" w:eastAsia="Times New Roman" w:hAnsi="Aptos Narrow" w:cs="Times New Roman"/>
+                <w:color w:val="000000"/>
+                <w:lang/>
               </w:rPr>
               <w:t>-0.69764</w:t>
             </w:r>
@@ -7019,14 +6684,14 @@
               <w:rPr>
                 <w:rFonts w:ascii="Aptos Narrow" w:eastAsia="Times New Roman" w:hAnsi="Aptos Narrow" w:cs="Times New Roman"/>
                 <w:color w:val="000000"/>
-                <w:lang w:val="en-DE" w:eastAsia="en-DE"/>
-              </w:rPr>
-            </w:pPr>
-            <w:r>
-              <w:rPr>
-                <w:rFonts w:ascii="Aptos Narrow" w:eastAsia="Times New Roman" w:hAnsi="Aptos Narrow" w:cs="Times New Roman"/>
-                <w:color w:val="000000"/>
-                <w:lang w:val="en-DE" w:eastAsia="en-DE"/>
+                <w:lang/>
+              </w:rPr>
+            </w:pPr>
+            <w:r>
+              <w:rPr>
+                <w:rFonts w:ascii="Aptos Narrow" w:eastAsia="Times New Roman" w:hAnsi="Aptos Narrow" w:cs="Times New Roman"/>
+                <w:color w:val="000000"/>
+                <w:lang/>
               </w:rPr>
               <w:t>Workout: Jumping Jacks</w:t>
             </w:r>
@@ -7045,14 +6710,14 @@
               <w:rPr>
                 <w:rFonts w:ascii="Aptos Narrow" w:eastAsia="Times New Roman" w:hAnsi="Aptos Narrow" w:cs="Times New Roman"/>
                 <w:color w:val="000000"/>
-                <w:lang w:val="en-DE" w:eastAsia="en-DE"/>
-              </w:rPr>
-            </w:pPr>
-            <w:r>
-              <w:rPr>
-                <w:rFonts w:ascii="Aptos Narrow" w:eastAsia="Times New Roman" w:hAnsi="Aptos Narrow" w:cs="Times New Roman"/>
-                <w:color w:val="000000"/>
-                <w:lang w:val="en-DE" w:eastAsia="en-DE"/>
+                <w:lang/>
+              </w:rPr>
+            </w:pPr>
+            <w:r>
+              <w:rPr>
+                <w:rFonts w:ascii="Aptos Narrow" w:eastAsia="Times New Roman" w:hAnsi="Aptos Narrow" w:cs="Times New Roman"/>
+                <w:color w:val="000000"/>
+                <w:lang/>
               </w:rPr>
               <w:t>48.15474</w:t>
             </w:r>
@@ -7071,14 +6736,14 @@
               <w:rPr>
                 <w:rFonts w:ascii="Aptos Narrow" w:eastAsia="Times New Roman" w:hAnsi="Aptos Narrow" w:cs="Times New Roman"/>
                 <w:color w:val="000000"/>
-                <w:lang w:val="en-DE" w:eastAsia="en-DE"/>
-              </w:rPr>
-            </w:pPr>
-            <w:r>
-              <w:rPr>
-                <w:rFonts w:ascii="Aptos Narrow" w:eastAsia="Times New Roman" w:hAnsi="Aptos Narrow" w:cs="Times New Roman"/>
-                <w:color w:val="000000"/>
-                <w:lang w:val="en-DE" w:eastAsia="en-DE"/>
+                <w:lang/>
+              </w:rPr>
+            </w:pPr>
+            <w:r>
+              <w:rPr>
+                <w:rFonts w:ascii="Aptos Narrow" w:eastAsia="Times New Roman" w:hAnsi="Aptos Narrow" w:cs="Times New Roman"/>
+                <w:color w:val="000000"/>
+                <w:lang/>
               </w:rPr>
               <w:t>16.71015</w:t>
             </w:r>
@@ -7097,14 +6762,14 @@
               <w:rPr>
                 <w:rFonts w:ascii="Aptos Narrow" w:eastAsia="Times New Roman" w:hAnsi="Aptos Narrow" w:cs="Times New Roman"/>
                 <w:color w:val="000000"/>
-                <w:lang w:val="en-DE" w:eastAsia="en-DE"/>
-              </w:rPr>
-            </w:pPr>
-            <w:r>
-              <w:rPr>
-                <w:rFonts w:ascii="Aptos Narrow" w:eastAsia="Times New Roman" w:hAnsi="Aptos Narrow" w:cs="Times New Roman"/>
-                <w:color w:val="000000"/>
-                <w:lang w:val="en-DE" w:eastAsia="en-DE"/>
+                <w:lang/>
+              </w:rPr>
+            </w:pPr>
+            <w:r>
+              <w:rPr>
+                <w:rFonts w:ascii="Aptos Narrow" w:eastAsia="Times New Roman" w:hAnsi="Aptos Narrow" w:cs="Times New Roman"/>
+                <w:color w:val="000000"/>
+                <w:lang/>
               </w:rPr>
               <w:t>-0.01662</w:t>
             </w:r>
@@ -7123,14 +6788,14 @@
               <w:rPr>
                 <w:rFonts w:ascii="Aptos Narrow" w:eastAsia="Times New Roman" w:hAnsi="Aptos Narrow" w:cs="Times New Roman"/>
                 <w:color w:val="000000"/>
-                <w:lang w:val="en-DE" w:eastAsia="en-DE"/>
-              </w:rPr>
-            </w:pPr>
-            <w:r>
-              <w:rPr>
-                <w:rFonts w:ascii="Aptos Narrow" w:eastAsia="Times New Roman" w:hAnsi="Aptos Narrow" w:cs="Times New Roman"/>
-                <w:color w:val="000000"/>
-                <w:lang w:val="en-DE" w:eastAsia="en-DE"/>
+                <w:lang/>
+              </w:rPr>
+            </w:pPr>
+            <w:r>
+              <w:rPr>
+                <w:rFonts w:ascii="Aptos Narrow" w:eastAsia="Times New Roman" w:hAnsi="Aptos Narrow" w:cs="Times New Roman"/>
+                <w:color w:val="000000"/>
+                <w:lang/>
               </w:rPr>
               <w:t>-0.65299</w:t>
             </w:r>
@@ -7155,14 +6820,14 @@
               <w:rPr>
                 <w:rFonts w:ascii="Aptos Narrow" w:eastAsia="Times New Roman" w:hAnsi="Aptos Narrow" w:cs="Times New Roman"/>
                 <w:color w:val="000000"/>
-                <w:lang w:val="en-DE" w:eastAsia="en-DE"/>
-              </w:rPr>
-            </w:pPr>
-            <w:r>
-              <w:rPr>
-                <w:rFonts w:ascii="Aptos Narrow" w:eastAsia="Times New Roman" w:hAnsi="Aptos Narrow" w:cs="Times New Roman"/>
-                <w:color w:val="000000"/>
-                <w:lang w:val="en-DE" w:eastAsia="en-DE"/>
+                <w:lang/>
+              </w:rPr>
+            </w:pPr>
+            <w:r>
+              <w:rPr>
+                <w:rFonts w:ascii="Aptos Narrow" w:eastAsia="Times New Roman" w:hAnsi="Aptos Narrow" w:cs="Times New Roman"/>
+                <w:color w:val="000000"/>
+                <w:lang/>
               </w:rPr>
               <w:t>Workout: Wrists</w:t>
             </w:r>
@@ -7181,14 +6846,14 @@
               <w:rPr>
                 <w:rFonts w:ascii="Aptos Narrow" w:eastAsia="Times New Roman" w:hAnsi="Aptos Narrow" w:cs="Times New Roman"/>
                 <w:color w:val="000000"/>
-                <w:lang w:val="en-DE" w:eastAsia="en-DE"/>
-              </w:rPr>
-            </w:pPr>
-            <w:r>
-              <w:rPr>
-                <w:rFonts w:ascii="Aptos Narrow" w:eastAsia="Times New Roman" w:hAnsi="Aptos Narrow" w:cs="Times New Roman"/>
-                <w:color w:val="000000"/>
-                <w:lang w:val="en-DE" w:eastAsia="en-DE"/>
+                <w:lang/>
+              </w:rPr>
+            </w:pPr>
+            <w:r>
+              <w:rPr>
+                <w:rFonts w:ascii="Aptos Narrow" w:eastAsia="Times New Roman" w:hAnsi="Aptos Narrow" w:cs="Times New Roman"/>
+                <w:color w:val="000000"/>
+                <w:lang/>
               </w:rPr>
               <w:t>35.45509</w:t>
             </w:r>
@@ -7207,14 +6872,14 @@
               <w:rPr>
                 <w:rFonts w:ascii="Aptos Narrow" w:eastAsia="Times New Roman" w:hAnsi="Aptos Narrow" w:cs="Times New Roman"/>
                 <w:color w:val="000000"/>
-                <w:lang w:val="en-DE" w:eastAsia="en-DE"/>
-              </w:rPr>
-            </w:pPr>
-            <w:r>
-              <w:rPr>
-                <w:rFonts w:ascii="Aptos Narrow" w:eastAsia="Times New Roman" w:hAnsi="Aptos Narrow" w:cs="Times New Roman"/>
-                <w:color w:val="000000"/>
-                <w:lang w:val="en-DE" w:eastAsia="en-DE"/>
+                <w:lang/>
+              </w:rPr>
+            </w:pPr>
+            <w:r>
+              <w:rPr>
+                <w:rFonts w:ascii="Aptos Narrow" w:eastAsia="Times New Roman" w:hAnsi="Aptos Narrow" w:cs="Times New Roman"/>
+                <w:color w:val="000000"/>
+                <w:lang/>
               </w:rPr>
               <w:t>19.88176</w:t>
             </w:r>
@@ -7233,14 +6898,14 @@
               <w:rPr>
                 <w:rFonts w:ascii="Aptos Narrow" w:eastAsia="Times New Roman" w:hAnsi="Aptos Narrow" w:cs="Times New Roman"/>
                 <w:color w:val="000000"/>
-                <w:lang w:val="en-DE" w:eastAsia="en-DE"/>
-              </w:rPr>
-            </w:pPr>
-            <w:r>
-              <w:rPr>
-                <w:rFonts w:ascii="Aptos Narrow" w:eastAsia="Times New Roman" w:hAnsi="Aptos Narrow" w:cs="Times New Roman"/>
-                <w:color w:val="000000"/>
-                <w:lang w:val="en-DE" w:eastAsia="en-DE"/>
+                <w:lang/>
+              </w:rPr>
+            </w:pPr>
+            <w:r>
+              <w:rPr>
+                <w:rFonts w:ascii="Aptos Narrow" w:eastAsia="Times New Roman" w:hAnsi="Aptos Narrow" w:cs="Times New Roman"/>
+                <w:color w:val="000000"/>
+                <w:lang/>
               </w:rPr>
               <w:t>0.10558</w:t>
             </w:r>
@@ -7259,14 +6924,14 @@
               <w:rPr>
                 <w:rFonts w:ascii="Aptos Narrow" w:eastAsia="Times New Roman" w:hAnsi="Aptos Narrow" w:cs="Times New Roman"/>
                 <w:color w:val="000000"/>
-                <w:lang w:val="en-DE" w:eastAsia="en-DE"/>
-              </w:rPr>
-            </w:pPr>
-            <w:r>
-              <w:rPr>
-                <w:rFonts w:ascii="Aptos Narrow" w:eastAsia="Times New Roman" w:hAnsi="Aptos Narrow" w:cs="Times New Roman"/>
-                <w:color w:val="000000"/>
-                <w:lang w:val="en-DE" w:eastAsia="en-DE"/>
+                <w:lang/>
+              </w:rPr>
+            </w:pPr>
+            <w:r>
+              <w:rPr>
+                <w:rFonts w:ascii="Aptos Narrow" w:eastAsia="Times New Roman" w:hAnsi="Aptos Narrow" w:cs="Times New Roman"/>
+                <w:color w:val="000000"/>
+                <w:lang/>
               </w:rPr>
               <w:t>0.39743</w:t>
             </w:r>
@@ -7290,14 +6955,14 @@
               <w:rPr>
                 <w:rFonts w:ascii="Aptos Narrow" w:eastAsia="Times New Roman" w:hAnsi="Aptos Narrow" w:cs="Times New Roman"/>
                 <w:color w:val="000000"/>
-                <w:lang w:val="en-DE" w:eastAsia="en-DE"/>
-              </w:rPr>
-            </w:pPr>
-            <w:r>
-              <w:rPr>
-                <w:rFonts w:ascii="Aptos Narrow" w:eastAsia="Times New Roman" w:hAnsi="Aptos Narrow" w:cs="Times New Roman"/>
-                <w:color w:val="000000"/>
-                <w:lang w:val="en-DE" w:eastAsia="en-DE"/>
+                <w:lang/>
+              </w:rPr>
+            </w:pPr>
+            <w:r>
+              <w:rPr>
+                <w:rFonts w:ascii="Aptos Narrow" w:eastAsia="Times New Roman" w:hAnsi="Aptos Narrow" w:cs="Times New Roman"/>
+                <w:color w:val="000000"/>
+                <w:lang/>
               </w:rPr>
               <w:t>Workout: Stretching</w:t>
             </w:r>
@@ -7316,14 +6981,14 @@
               <w:rPr>
                 <w:rFonts w:ascii="Aptos Narrow" w:eastAsia="Times New Roman" w:hAnsi="Aptos Narrow" w:cs="Times New Roman"/>
                 <w:color w:val="000000"/>
-                <w:lang w:val="en-DE" w:eastAsia="en-DE"/>
-              </w:rPr>
-            </w:pPr>
-            <w:r>
-              <w:rPr>
-                <w:rFonts w:ascii="Aptos Narrow" w:eastAsia="Times New Roman" w:hAnsi="Aptos Narrow" w:cs="Times New Roman"/>
-                <w:color w:val="000000"/>
-                <w:lang w:val="en-DE" w:eastAsia="en-DE"/>
+                <w:lang/>
+              </w:rPr>
+            </w:pPr>
+            <w:r>
+              <w:rPr>
+                <w:rFonts w:ascii="Aptos Narrow" w:eastAsia="Times New Roman" w:hAnsi="Aptos Narrow" w:cs="Times New Roman"/>
+                <w:color w:val="000000"/>
+                <w:lang/>
               </w:rPr>
               <w:t>34.84197</w:t>
             </w:r>
@@ -7342,14 +7007,14 @@
               <w:rPr>
                 <w:rFonts w:ascii="Aptos Narrow" w:eastAsia="Times New Roman" w:hAnsi="Aptos Narrow" w:cs="Times New Roman"/>
                 <w:color w:val="000000"/>
-                <w:lang w:val="en-DE" w:eastAsia="en-DE"/>
-              </w:rPr>
-            </w:pPr>
-            <w:r>
-              <w:rPr>
-                <w:rFonts w:ascii="Aptos Narrow" w:eastAsia="Times New Roman" w:hAnsi="Aptos Narrow" w:cs="Times New Roman"/>
-                <w:color w:val="000000"/>
-                <w:lang w:val="en-DE" w:eastAsia="en-DE"/>
+                <w:lang/>
+              </w:rPr>
+            </w:pPr>
+            <w:r>
+              <w:rPr>
+                <w:rFonts w:ascii="Aptos Narrow" w:eastAsia="Times New Roman" w:hAnsi="Aptos Narrow" w:cs="Times New Roman"/>
+                <w:color w:val="000000"/>
+                <w:lang/>
               </w:rPr>
               <w:t>9.55421</w:t>
             </w:r>
@@ -7368,14 +7033,14 @@
               <w:rPr>
                 <w:rFonts w:ascii="Aptos Narrow" w:eastAsia="Times New Roman" w:hAnsi="Aptos Narrow" w:cs="Times New Roman"/>
                 <w:color w:val="000000"/>
-                <w:lang w:val="en-DE" w:eastAsia="en-DE"/>
-              </w:rPr>
-            </w:pPr>
-            <w:r>
-              <w:rPr>
-                <w:rFonts w:ascii="Aptos Narrow" w:eastAsia="Times New Roman" w:hAnsi="Aptos Narrow" w:cs="Times New Roman"/>
-                <w:color w:val="000000"/>
-                <w:lang w:val="en-DE" w:eastAsia="en-DE"/>
+                <w:lang/>
+              </w:rPr>
+            </w:pPr>
+            <w:r>
+              <w:rPr>
+                <w:rFonts w:ascii="Aptos Narrow" w:eastAsia="Times New Roman" w:hAnsi="Aptos Narrow" w:cs="Times New Roman"/>
+                <w:color w:val="000000"/>
+                <w:lang/>
               </w:rPr>
               <w:t>0.07529</w:t>
             </w:r>
@@ -7394,14 +7059,14 @@
               <w:rPr>
                 <w:rFonts w:ascii="Aptos Narrow" w:eastAsia="Times New Roman" w:hAnsi="Aptos Narrow" w:cs="Times New Roman"/>
                 <w:color w:val="000000"/>
-                <w:lang w:val="en-DE" w:eastAsia="en-DE"/>
-              </w:rPr>
-            </w:pPr>
-            <w:r>
-              <w:rPr>
-                <w:rFonts w:ascii="Aptos Narrow" w:eastAsia="Times New Roman" w:hAnsi="Aptos Narrow" w:cs="Times New Roman"/>
-                <w:color w:val="000000"/>
-                <w:lang w:val="en-DE" w:eastAsia="en-DE"/>
+                <w:lang/>
+              </w:rPr>
+            </w:pPr>
+            <w:r>
+              <w:rPr>
+                <w:rFonts w:ascii="Aptos Narrow" w:eastAsia="Times New Roman" w:hAnsi="Aptos Narrow" w:cs="Times New Roman"/>
+                <w:color w:val="000000"/>
+                <w:lang/>
               </w:rPr>
               <w:t>-0.27388</w:t>
             </w:r>
@@ -7474,35 +7139,7 @@
           <w:color w:val="C00000"/>
           <w:lang w:val="en-US"/>
         </w:rPr>
-        <w:t>TODO: discuss differences (AND EMILIO REMOVE TH</w:t>
-      </w:r>
-      <w:r>
-        <w:rPr>
-          <w:color w:val="C00000"/>
-          <w:lang w:val="en-US"/>
-        </w:rPr>
-        <w:t>E</w:t>
-      </w:r>
-      <w:r>
-        <w:rPr>
-          <w:color w:val="C00000"/>
-          <w:lang w:val="en-US"/>
-        </w:rPr>
-        <w:t xml:space="preserve"> TODO</w:t>
-      </w:r>
-      <w:r>
-        <w:rPr>
-          <w:color w:val="C00000"/>
-          <w:lang w:val="en-US"/>
-        </w:rPr>
-        <w:t>s BEFORE HANDING THIS IN</w:t>
-      </w:r>
-      <w:r>
-        <w:rPr>
-          <w:color w:val="C00000"/>
-          <w:lang w:val="en-US"/>
-        </w:rPr>
-        <w:t>)</w:t>
+        <w:t xml:space="preserve">TODO: discuss differences </w:t>
       </w:r>
     </w:p>
     <w:p>
@@ -7535,7 +7172,7 @@
     </w:p>
     <w:tbl>
       <w:tblPr>
-        <w:tblStyle w:val="PlainTable3"/>
+        <w:tblStyle w:val="EinfacheTabelle3"/>
         <w:tblW w:w="0" w:type="auto"/>
         <w:tblLook w:val="04A0" w:firstRow="1" w:lastRow="0" w:firstColumn="1" w:lastColumn="0" w:noHBand="0" w:noVBand="1"/>
       </w:tblPr>
@@ -7560,14 +7197,14 @@
               <w:rPr>
                 <w:rFonts w:ascii="Aptos Narrow" w:eastAsia="Times New Roman" w:hAnsi="Aptos Narrow" w:cs="Times New Roman"/>
                 <w:color w:val="000000"/>
-                <w:lang w:val="en-DE" w:eastAsia="en-DE"/>
-              </w:rPr>
-            </w:pPr>
-            <w:r>
-              <w:rPr>
-                <w:rFonts w:ascii="Aptos Narrow" w:eastAsia="Times New Roman" w:hAnsi="Aptos Narrow" w:cs="Times New Roman"/>
-                <w:color w:val="000000"/>
-                <w:lang w:val="en-DE" w:eastAsia="en-DE"/>
+                <w:lang/>
+              </w:rPr>
+            </w:pPr>
+            <w:r>
+              <w:rPr>
+                <w:rFonts w:ascii="Aptos Narrow" w:eastAsia="Times New Roman" w:hAnsi="Aptos Narrow" w:cs="Times New Roman"/>
+                <w:color w:val="000000"/>
+                <w:lang/>
               </w:rPr>
               <w:t>Measurement</w:t>
             </w:r>
@@ -7586,14 +7223,14 @@
               <w:rPr>
                 <w:rFonts w:ascii="Aptos Narrow" w:eastAsia="Times New Roman" w:hAnsi="Aptos Narrow" w:cs="Times New Roman"/>
                 <w:color w:val="000000"/>
-                <w:lang w:val="en-DE" w:eastAsia="en-DE"/>
-              </w:rPr>
-            </w:pPr>
-            <w:r>
-              <w:rPr>
-                <w:rFonts w:ascii="Aptos Narrow" w:eastAsia="Times New Roman" w:hAnsi="Aptos Narrow" w:cs="Times New Roman"/>
-                <w:color w:val="000000"/>
-                <w:lang w:val="en-DE" w:eastAsia="en-DE"/>
+                <w:lang/>
+              </w:rPr>
+            </w:pPr>
+            <w:r>
+              <w:rPr>
+                <w:rFonts w:ascii="Aptos Narrow" w:eastAsia="Times New Roman" w:hAnsi="Aptos Narrow" w:cs="Times New Roman"/>
+                <w:color w:val="000000"/>
+                <w:lang/>
               </w:rPr>
               <w:t>MAE FFT HR</w:t>
             </w:r>
@@ -7612,14 +7249,14 @@
               <w:rPr>
                 <w:rFonts w:ascii="Aptos Narrow" w:eastAsia="Times New Roman" w:hAnsi="Aptos Narrow" w:cs="Times New Roman"/>
                 <w:color w:val="000000"/>
-                <w:lang w:val="en-DE" w:eastAsia="en-DE"/>
-              </w:rPr>
-            </w:pPr>
-            <w:r>
-              <w:rPr>
-                <w:rFonts w:ascii="Aptos Narrow" w:eastAsia="Times New Roman" w:hAnsi="Aptos Narrow" w:cs="Times New Roman"/>
-                <w:color w:val="000000"/>
-                <w:lang w:val="en-DE" w:eastAsia="en-DE"/>
+                <w:lang/>
+              </w:rPr>
+            </w:pPr>
+            <w:r>
+              <w:rPr>
+                <w:rFonts w:ascii="Aptos Narrow" w:eastAsia="Times New Roman" w:hAnsi="Aptos Narrow" w:cs="Times New Roman"/>
+                <w:color w:val="000000"/>
+                <w:lang/>
               </w:rPr>
               <w:t>Pearson FFT HR</w:t>
             </w:r>
@@ -7644,14 +7281,14 @@
                 <w:color w:val="000000"/>
                 <w:sz w:val="18"/>
                 <w:szCs w:val="18"/>
-                <w:lang w:val="en-DE" w:eastAsia="en-DE"/>
-              </w:rPr>
-            </w:pPr>
-            <w:r>
-              <w:rPr>
-                <w:rFonts w:ascii="Aptos Narrow" w:eastAsia="Times New Roman" w:hAnsi="Aptos Narrow" w:cs="Times New Roman"/>
-                <w:color w:val="000000"/>
-                <w:lang w:val="en-DE" w:eastAsia="en-DE"/>
+                <w:lang/>
+              </w:rPr>
+            </w:pPr>
+            <w:r>
+              <w:rPr>
+                <w:rFonts w:ascii="Aptos Narrow" w:eastAsia="Times New Roman" w:hAnsi="Aptos Narrow" w:cs="Times New Roman"/>
+                <w:color w:val="000000"/>
+                <w:lang/>
               </w:rPr>
               <w:t>Rest</w:t>
             </w:r>
@@ -7670,14 +7307,14 @@
               <w:rPr>
                 <w:rFonts w:ascii="Aptos Narrow" w:eastAsia="Times New Roman" w:hAnsi="Aptos Narrow" w:cs="Times New Roman"/>
                 <w:color w:val="000000"/>
-                <w:lang w:val="en-DE" w:eastAsia="en-DE"/>
-              </w:rPr>
-            </w:pPr>
-            <w:r>
-              <w:rPr>
-                <w:rFonts w:ascii="Aptos Narrow" w:eastAsia="Times New Roman" w:hAnsi="Aptos Narrow" w:cs="Times New Roman"/>
-                <w:color w:val="000000"/>
-                <w:lang w:val="en-DE" w:eastAsia="en-DE"/>
+                <w:lang/>
+              </w:rPr>
+            </w:pPr>
+            <w:r>
+              <w:rPr>
+                <w:rFonts w:ascii="Aptos Narrow" w:eastAsia="Times New Roman" w:hAnsi="Aptos Narrow" w:cs="Times New Roman"/>
+                <w:color w:val="000000"/>
+                <w:lang/>
               </w:rPr>
               <w:t>9.97172</w:t>
             </w:r>
@@ -7696,14 +7333,14 @@
               <w:rPr>
                 <w:rFonts w:ascii="Aptos Narrow" w:eastAsia="Times New Roman" w:hAnsi="Aptos Narrow" w:cs="Times New Roman"/>
                 <w:color w:val="000000"/>
-                <w:lang w:val="en-DE" w:eastAsia="en-DE"/>
-              </w:rPr>
-            </w:pPr>
-            <w:r>
-              <w:rPr>
-                <w:rFonts w:ascii="Aptos Narrow" w:eastAsia="Times New Roman" w:hAnsi="Aptos Narrow" w:cs="Times New Roman"/>
-                <w:color w:val="000000"/>
-                <w:lang w:val="en-DE" w:eastAsia="en-DE"/>
+                <w:lang/>
+              </w:rPr>
+            </w:pPr>
+            <w:r>
+              <w:rPr>
+                <w:rFonts w:ascii="Aptos Narrow" w:eastAsia="Times New Roman" w:hAnsi="Aptos Narrow" w:cs="Times New Roman"/>
+                <w:color w:val="000000"/>
+                <w:lang/>
               </w:rPr>
               <w:t>-0.02615</w:t>
             </w:r>
@@ -7727,14 +7364,14 @@
                 <w:color w:val="000000"/>
                 <w:sz w:val="18"/>
                 <w:szCs w:val="18"/>
-                <w:lang w:val="en-DE" w:eastAsia="en-DE"/>
-              </w:rPr>
-            </w:pPr>
-            <w:r>
-              <w:rPr>
-                <w:rFonts w:ascii="Aptos Narrow" w:eastAsia="Times New Roman" w:hAnsi="Aptos Narrow" w:cs="Times New Roman"/>
-                <w:color w:val="000000"/>
-                <w:lang w:val="en-DE" w:eastAsia="en-DE"/>
+                <w:lang/>
+              </w:rPr>
+            </w:pPr>
+            <w:r>
+              <w:rPr>
+                <w:rFonts w:ascii="Aptos Narrow" w:eastAsia="Times New Roman" w:hAnsi="Aptos Narrow" w:cs="Times New Roman"/>
+                <w:color w:val="000000"/>
+                <w:lang/>
               </w:rPr>
               <w:t>Stairs</w:t>
             </w:r>
@@ -7753,14 +7390,14 @@
               <w:rPr>
                 <w:rFonts w:ascii="Aptos Narrow" w:eastAsia="Times New Roman" w:hAnsi="Aptos Narrow" w:cs="Times New Roman"/>
                 <w:color w:val="000000"/>
-                <w:lang w:val="en-DE" w:eastAsia="en-DE"/>
-              </w:rPr>
-            </w:pPr>
-            <w:r>
-              <w:rPr>
-                <w:rFonts w:ascii="Aptos Narrow" w:eastAsia="Times New Roman" w:hAnsi="Aptos Narrow" w:cs="Times New Roman"/>
-                <w:color w:val="000000"/>
-                <w:lang w:val="en-DE" w:eastAsia="en-DE"/>
+                <w:lang/>
+              </w:rPr>
+            </w:pPr>
+            <w:r>
+              <w:rPr>
+                <w:rFonts w:ascii="Aptos Narrow" w:eastAsia="Times New Roman" w:hAnsi="Aptos Narrow" w:cs="Times New Roman"/>
+                <w:color w:val="000000"/>
+                <w:lang/>
               </w:rPr>
               <w:t>31.69900</w:t>
             </w:r>
@@ -7779,14 +7416,14 @@
               <w:rPr>
                 <w:rFonts w:ascii="Aptos Narrow" w:eastAsia="Times New Roman" w:hAnsi="Aptos Narrow" w:cs="Times New Roman"/>
                 <w:color w:val="000000"/>
-                <w:lang w:val="en-DE" w:eastAsia="en-DE"/>
-              </w:rPr>
-            </w:pPr>
-            <w:r>
-              <w:rPr>
-                <w:rFonts w:ascii="Aptos Narrow" w:eastAsia="Times New Roman" w:hAnsi="Aptos Narrow" w:cs="Times New Roman"/>
-                <w:color w:val="000000"/>
-                <w:lang w:val="en-DE" w:eastAsia="en-DE"/>
+                <w:lang/>
+              </w:rPr>
+            </w:pPr>
+            <w:r>
+              <w:rPr>
+                <w:rFonts w:ascii="Aptos Narrow" w:eastAsia="Times New Roman" w:hAnsi="Aptos Narrow" w:cs="Times New Roman"/>
+                <w:color w:val="000000"/>
+                <w:lang/>
               </w:rPr>
               <w:t>0.07001</w:t>
             </w:r>
@@ -7811,14 +7448,14 @@
                 <w:color w:val="000000"/>
                 <w:sz w:val="18"/>
                 <w:szCs w:val="18"/>
-                <w:lang w:val="en-DE" w:eastAsia="en-DE"/>
-              </w:rPr>
-            </w:pPr>
-            <w:r>
-              <w:rPr>
-                <w:rFonts w:ascii="Aptos Narrow" w:eastAsia="Times New Roman" w:hAnsi="Aptos Narrow" w:cs="Times New Roman"/>
-                <w:color w:val="000000"/>
-                <w:lang w:val="en-DE" w:eastAsia="en-DE"/>
+                <w:lang/>
+              </w:rPr>
+            </w:pPr>
+            <w:r>
+              <w:rPr>
+                <w:rFonts w:ascii="Aptos Narrow" w:eastAsia="Times New Roman" w:hAnsi="Aptos Narrow" w:cs="Times New Roman"/>
+                <w:color w:val="000000"/>
+                <w:lang/>
               </w:rPr>
               <w:t>Workout</w:t>
             </w:r>
@@ -7837,14 +7474,14 @@
               <w:rPr>
                 <w:rFonts w:ascii="Aptos Narrow" w:eastAsia="Times New Roman" w:hAnsi="Aptos Narrow" w:cs="Times New Roman"/>
                 <w:color w:val="000000"/>
-                <w:lang w:val="en-DE" w:eastAsia="en-DE"/>
-              </w:rPr>
-            </w:pPr>
-            <w:r>
-              <w:rPr>
-                <w:rFonts w:ascii="Aptos Narrow" w:eastAsia="Times New Roman" w:hAnsi="Aptos Narrow" w:cs="Times New Roman"/>
-                <w:color w:val="000000"/>
-                <w:lang w:val="en-DE" w:eastAsia="en-DE"/>
+                <w:lang/>
+              </w:rPr>
+            </w:pPr>
+            <w:r>
+              <w:rPr>
+                <w:rFonts w:ascii="Aptos Narrow" w:eastAsia="Times New Roman" w:hAnsi="Aptos Narrow" w:cs="Times New Roman"/>
+                <w:color w:val="000000"/>
+                <w:lang/>
               </w:rPr>
               <w:t>34.34222</w:t>
             </w:r>
@@ -7863,14 +7500,14 @@
               <w:rPr>
                 <w:rFonts w:ascii="Aptos Narrow" w:eastAsia="Times New Roman" w:hAnsi="Aptos Narrow" w:cs="Times New Roman"/>
                 <w:color w:val="000000"/>
-                <w:lang w:val="en-DE" w:eastAsia="en-DE"/>
-              </w:rPr>
-            </w:pPr>
-            <w:r>
-              <w:rPr>
-                <w:rFonts w:ascii="Aptos Narrow" w:eastAsia="Times New Roman" w:hAnsi="Aptos Narrow" w:cs="Times New Roman"/>
-                <w:color w:val="000000"/>
-                <w:lang w:val="en-DE" w:eastAsia="en-DE"/>
+                <w:lang/>
+              </w:rPr>
+            </w:pPr>
+            <w:r>
+              <w:rPr>
+                <w:rFonts w:ascii="Aptos Narrow" w:eastAsia="Times New Roman" w:hAnsi="Aptos Narrow" w:cs="Times New Roman"/>
+                <w:color w:val="000000"/>
+                <w:lang/>
               </w:rPr>
               <w:t>0.20511</w:t>
             </w:r>
@@ -7894,14 +7531,14 @@
                 <w:color w:val="000000"/>
                 <w:sz w:val="18"/>
                 <w:szCs w:val="18"/>
-                <w:lang w:val="en-DE" w:eastAsia="en-DE"/>
-              </w:rPr>
-            </w:pPr>
-            <w:r>
-              <w:rPr>
-                <w:rFonts w:ascii="Aptos Narrow" w:eastAsia="Times New Roman" w:hAnsi="Aptos Narrow" w:cs="Times New Roman"/>
-                <w:color w:val="000000"/>
-                <w:lang w:val="en-DE" w:eastAsia="en-DE"/>
+                <w:lang/>
+              </w:rPr>
+            </w:pPr>
+            <w:r>
+              <w:rPr>
+                <w:rFonts w:ascii="Aptos Narrow" w:eastAsia="Times New Roman" w:hAnsi="Aptos Narrow" w:cs="Times New Roman"/>
+                <w:color w:val="000000"/>
+                <w:lang/>
               </w:rPr>
               <w:t>Workout: Squads</w:t>
             </w:r>
@@ -7920,14 +7557,14 @@
               <w:rPr>
                 <w:rFonts w:ascii="Aptos Narrow" w:eastAsia="Times New Roman" w:hAnsi="Aptos Narrow" w:cs="Times New Roman"/>
                 <w:color w:val="000000"/>
-                <w:lang w:val="en-DE" w:eastAsia="en-DE"/>
-              </w:rPr>
-            </w:pPr>
-            <w:r>
-              <w:rPr>
-                <w:rFonts w:ascii="Aptos Narrow" w:eastAsia="Times New Roman" w:hAnsi="Aptos Narrow" w:cs="Times New Roman"/>
-                <w:color w:val="000000"/>
-                <w:lang w:val="en-DE" w:eastAsia="en-DE"/>
+                <w:lang/>
+              </w:rPr>
+            </w:pPr>
+            <w:r>
+              <w:rPr>
+                <w:rFonts w:ascii="Aptos Narrow" w:eastAsia="Times New Roman" w:hAnsi="Aptos Narrow" w:cs="Times New Roman"/>
+                <w:color w:val="000000"/>
+                <w:lang/>
               </w:rPr>
               <w:t>46.66926</w:t>
             </w:r>
@@ -7946,14 +7583,14 @@
               <w:rPr>
                 <w:rFonts w:ascii="Aptos Narrow" w:eastAsia="Times New Roman" w:hAnsi="Aptos Narrow" w:cs="Times New Roman"/>
                 <w:color w:val="000000"/>
-                <w:lang w:val="en-DE" w:eastAsia="en-DE"/>
-              </w:rPr>
-            </w:pPr>
-            <w:r>
-              <w:rPr>
-                <w:rFonts w:ascii="Aptos Narrow" w:eastAsia="Times New Roman" w:hAnsi="Aptos Narrow" w:cs="Times New Roman"/>
-                <w:color w:val="000000"/>
-                <w:lang w:val="en-DE" w:eastAsia="en-DE"/>
+                <w:lang/>
+              </w:rPr>
+            </w:pPr>
+            <w:r>
+              <w:rPr>
+                <w:rFonts w:ascii="Aptos Narrow" w:eastAsia="Times New Roman" w:hAnsi="Aptos Narrow" w:cs="Times New Roman"/>
+                <w:color w:val="000000"/>
+                <w:lang/>
               </w:rPr>
               <w:t>-0.04708</w:t>
             </w:r>
@@ -7978,14 +7615,14 @@
                 <w:color w:val="000000"/>
                 <w:sz w:val="18"/>
                 <w:szCs w:val="18"/>
-                <w:lang w:val="en-DE" w:eastAsia="en-DE"/>
-              </w:rPr>
-            </w:pPr>
-            <w:r>
-              <w:rPr>
-                <w:rFonts w:ascii="Aptos Narrow" w:eastAsia="Times New Roman" w:hAnsi="Aptos Narrow" w:cs="Times New Roman"/>
-                <w:color w:val="000000"/>
-                <w:lang w:val="en-DE" w:eastAsia="en-DE"/>
+                <w:lang/>
+              </w:rPr>
+            </w:pPr>
+            <w:r>
+              <w:rPr>
+                <w:rFonts w:ascii="Aptos Narrow" w:eastAsia="Times New Roman" w:hAnsi="Aptos Narrow" w:cs="Times New Roman"/>
+                <w:color w:val="000000"/>
+                <w:lang/>
               </w:rPr>
               <w:t>Workout: Stairs</w:t>
             </w:r>
@@ -8004,14 +7641,14 @@
               <w:rPr>
                 <w:rFonts w:ascii="Aptos Narrow" w:eastAsia="Times New Roman" w:hAnsi="Aptos Narrow" w:cs="Times New Roman"/>
                 <w:color w:val="000000"/>
-                <w:lang w:val="en-DE" w:eastAsia="en-DE"/>
-              </w:rPr>
-            </w:pPr>
-            <w:r>
-              <w:rPr>
-                <w:rFonts w:ascii="Aptos Narrow" w:eastAsia="Times New Roman" w:hAnsi="Aptos Narrow" w:cs="Times New Roman"/>
-                <w:color w:val="000000"/>
-                <w:lang w:val="en-DE" w:eastAsia="en-DE"/>
+                <w:lang/>
+              </w:rPr>
+            </w:pPr>
+            <w:r>
+              <w:rPr>
+                <w:rFonts w:ascii="Aptos Narrow" w:eastAsia="Times New Roman" w:hAnsi="Aptos Narrow" w:cs="Times New Roman"/>
+                <w:color w:val="000000"/>
+                <w:lang/>
               </w:rPr>
               <w:t>46.54085</w:t>
             </w:r>
@@ -8030,14 +7667,14 @@
               <w:rPr>
                 <w:rFonts w:ascii="Aptos Narrow" w:eastAsia="Times New Roman" w:hAnsi="Aptos Narrow" w:cs="Times New Roman"/>
                 <w:color w:val="000000"/>
-                <w:lang w:val="en-DE" w:eastAsia="en-DE"/>
-              </w:rPr>
-            </w:pPr>
-            <w:r>
-              <w:rPr>
-                <w:rFonts w:ascii="Aptos Narrow" w:eastAsia="Times New Roman" w:hAnsi="Aptos Narrow" w:cs="Times New Roman"/>
-                <w:color w:val="000000"/>
-                <w:lang w:val="en-DE" w:eastAsia="en-DE"/>
+                <w:lang/>
+              </w:rPr>
+            </w:pPr>
+            <w:r>
+              <w:rPr>
+                <w:rFonts w:ascii="Aptos Narrow" w:eastAsia="Times New Roman" w:hAnsi="Aptos Narrow" w:cs="Times New Roman"/>
+                <w:color w:val="000000"/>
+                <w:lang/>
               </w:rPr>
               <w:t>-0.12719</w:t>
             </w:r>
@@ -8061,14 +7698,14 @@
                 <w:color w:val="000000"/>
                 <w:sz w:val="18"/>
                 <w:szCs w:val="18"/>
-                <w:lang w:val="en-DE" w:eastAsia="en-DE"/>
-              </w:rPr>
-            </w:pPr>
-            <w:r>
-              <w:rPr>
-                <w:rFonts w:ascii="Aptos Narrow" w:eastAsia="Times New Roman" w:hAnsi="Aptos Narrow" w:cs="Times New Roman"/>
-                <w:color w:val="000000"/>
-                <w:lang w:val="en-DE" w:eastAsia="en-DE"/>
+                <w:lang/>
+              </w:rPr>
+            </w:pPr>
+            <w:r>
+              <w:rPr>
+                <w:rFonts w:ascii="Aptos Narrow" w:eastAsia="Times New Roman" w:hAnsi="Aptos Narrow" w:cs="Times New Roman"/>
+                <w:color w:val="000000"/>
+                <w:lang/>
               </w:rPr>
               <w:t>Workout: Jumping Jacks</w:t>
             </w:r>
@@ -8087,14 +7724,14 @@
               <w:rPr>
                 <w:rFonts w:ascii="Aptos Narrow" w:eastAsia="Times New Roman" w:hAnsi="Aptos Narrow" w:cs="Times New Roman"/>
                 <w:color w:val="000000"/>
-                <w:lang w:val="en-DE" w:eastAsia="en-DE"/>
-              </w:rPr>
-            </w:pPr>
-            <w:r>
-              <w:rPr>
-                <w:rFonts w:ascii="Aptos Narrow" w:eastAsia="Times New Roman" w:hAnsi="Aptos Narrow" w:cs="Times New Roman"/>
-                <w:color w:val="000000"/>
-                <w:lang w:val="en-DE" w:eastAsia="en-DE"/>
+                <w:lang/>
+              </w:rPr>
+            </w:pPr>
+            <w:r>
+              <w:rPr>
+                <w:rFonts w:ascii="Aptos Narrow" w:eastAsia="Times New Roman" w:hAnsi="Aptos Narrow" w:cs="Times New Roman"/>
+                <w:color w:val="000000"/>
+                <w:lang/>
               </w:rPr>
               <w:t>69.02524</w:t>
             </w:r>
@@ -8113,14 +7750,14 @@
               <w:rPr>
                 <w:rFonts w:ascii="Aptos Narrow" w:eastAsia="Times New Roman" w:hAnsi="Aptos Narrow" w:cs="Times New Roman"/>
                 <w:color w:val="000000"/>
-                <w:lang w:val="en-DE" w:eastAsia="en-DE"/>
-              </w:rPr>
-            </w:pPr>
-            <w:r>
-              <w:rPr>
-                <w:rFonts w:ascii="Aptos Narrow" w:eastAsia="Times New Roman" w:hAnsi="Aptos Narrow" w:cs="Times New Roman"/>
-                <w:color w:val="000000"/>
-                <w:lang w:val="en-DE" w:eastAsia="en-DE"/>
+                <w:lang/>
+              </w:rPr>
+            </w:pPr>
+            <w:r>
+              <w:rPr>
+                <w:rFonts w:ascii="Aptos Narrow" w:eastAsia="Times New Roman" w:hAnsi="Aptos Narrow" w:cs="Times New Roman"/>
+                <w:color w:val="000000"/>
+                <w:lang/>
               </w:rPr>
               <w:t>-0.17812</w:t>
             </w:r>
@@ -8145,14 +7782,14 @@
                 <w:color w:val="000000"/>
                 <w:sz w:val="18"/>
                 <w:szCs w:val="18"/>
-                <w:lang w:val="en-DE" w:eastAsia="en-DE"/>
-              </w:rPr>
-            </w:pPr>
-            <w:r>
-              <w:rPr>
-                <w:rFonts w:ascii="Aptos Narrow" w:eastAsia="Times New Roman" w:hAnsi="Aptos Narrow" w:cs="Times New Roman"/>
-                <w:color w:val="000000"/>
-                <w:lang w:val="en-DE" w:eastAsia="en-DE"/>
+                <w:lang/>
+              </w:rPr>
+            </w:pPr>
+            <w:r>
+              <w:rPr>
+                <w:rFonts w:ascii="Aptos Narrow" w:eastAsia="Times New Roman" w:hAnsi="Aptos Narrow" w:cs="Times New Roman"/>
+                <w:color w:val="000000"/>
+                <w:lang/>
               </w:rPr>
               <w:t>Workout: Wrists</w:t>
             </w:r>
@@ -8171,14 +7808,14 @@
               <w:rPr>
                 <w:rFonts w:ascii="Aptos Narrow" w:eastAsia="Times New Roman" w:hAnsi="Aptos Narrow" w:cs="Times New Roman"/>
                 <w:color w:val="000000"/>
-                <w:lang w:val="en-DE" w:eastAsia="en-DE"/>
-              </w:rPr>
-            </w:pPr>
-            <w:r>
-              <w:rPr>
-                <w:rFonts w:ascii="Aptos Narrow" w:eastAsia="Times New Roman" w:hAnsi="Aptos Narrow" w:cs="Times New Roman"/>
-                <w:color w:val="000000"/>
-                <w:lang w:val="en-DE" w:eastAsia="en-DE"/>
+                <w:lang/>
+              </w:rPr>
+            </w:pPr>
+            <w:r>
+              <w:rPr>
+                <w:rFonts w:ascii="Aptos Narrow" w:eastAsia="Times New Roman" w:hAnsi="Aptos Narrow" w:cs="Times New Roman"/>
+                <w:color w:val="000000"/>
+                <w:lang/>
               </w:rPr>
               <w:t>13.16511</w:t>
             </w:r>
@@ -8197,14 +7834,14 @@
               <w:rPr>
                 <w:rFonts w:ascii="Aptos Narrow" w:eastAsia="Times New Roman" w:hAnsi="Aptos Narrow" w:cs="Times New Roman"/>
                 <w:color w:val="000000"/>
-                <w:lang w:val="en-DE" w:eastAsia="en-DE"/>
-              </w:rPr>
-            </w:pPr>
-            <w:r>
-              <w:rPr>
-                <w:rFonts w:ascii="Aptos Narrow" w:eastAsia="Times New Roman" w:hAnsi="Aptos Narrow" w:cs="Times New Roman"/>
-                <w:color w:val="000000"/>
-                <w:lang w:val="en-DE" w:eastAsia="en-DE"/>
+                <w:lang/>
+              </w:rPr>
+            </w:pPr>
+            <w:r>
+              <w:rPr>
+                <w:rFonts w:ascii="Aptos Narrow" w:eastAsia="Times New Roman" w:hAnsi="Aptos Narrow" w:cs="Times New Roman"/>
+                <w:color w:val="000000"/>
+                <w:lang/>
               </w:rPr>
               <w:t>0.07348</w:t>
             </w:r>
@@ -8228,14 +7865,14 @@
                 <w:color w:val="000000"/>
                 <w:sz w:val="18"/>
                 <w:szCs w:val="18"/>
-                <w:lang w:val="en-DE" w:eastAsia="en-DE"/>
-              </w:rPr>
-            </w:pPr>
-            <w:r>
-              <w:rPr>
-                <w:rFonts w:ascii="Aptos Narrow" w:eastAsia="Times New Roman" w:hAnsi="Aptos Narrow" w:cs="Times New Roman"/>
-                <w:color w:val="000000"/>
-                <w:lang w:val="en-DE" w:eastAsia="en-DE"/>
+                <w:lang/>
+              </w:rPr>
+            </w:pPr>
+            <w:r>
+              <w:rPr>
+                <w:rFonts w:ascii="Aptos Narrow" w:eastAsia="Times New Roman" w:hAnsi="Aptos Narrow" w:cs="Times New Roman"/>
+                <w:color w:val="000000"/>
+                <w:lang/>
               </w:rPr>
               <w:t>Workout: Stretching</w:t>
             </w:r>
@@ -8254,14 +7891,14 @@
               <w:rPr>
                 <w:rFonts w:ascii="Aptos Narrow" w:eastAsia="Times New Roman" w:hAnsi="Aptos Narrow" w:cs="Times New Roman"/>
                 <w:color w:val="000000"/>
-                <w:lang w:val="en-DE" w:eastAsia="en-DE"/>
-              </w:rPr>
-            </w:pPr>
-            <w:r>
-              <w:rPr>
-                <w:rFonts w:ascii="Aptos Narrow" w:eastAsia="Times New Roman" w:hAnsi="Aptos Narrow" w:cs="Times New Roman"/>
-                <w:color w:val="000000"/>
-                <w:lang w:val="en-DE" w:eastAsia="en-DE"/>
+                <w:lang/>
+              </w:rPr>
+            </w:pPr>
+            <w:r>
+              <w:rPr>
+                <w:rFonts w:ascii="Aptos Narrow" w:eastAsia="Times New Roman" w:hAnsi="Aptos Narrow" w:cs="Times New Roman"/>
+                <w:color w:val="000000"/>
+                <w:lang/>
               </w:rPr>
               <w:t>26.90391</w:t>
             </w:r>
@@ -8280,14 +7917,14 @@
               <w:rPr>
                 <w:rFonts w:ascii="Aptos Narrow" w:eastAsia="Times New Roman" w:hAnsi="Aptos Narrow" w:cs="Times New Roman"/>
                 <w:color w:val="000000"/>
-                <w:lang w:val="en-DE" w:eastAsia="en-DE"/>
-              </w:rPr>
-            </w:pPr>
-            <w:r>
-              <w:rPr>
-                <w:rFonts w:ascii="Aptos Narrow" w:eastAsia="Times New Roman" w:hAnsi="Aptos Narrow" w:cs="Times New Roman"/>
-                <w:color w:val="000000"/>
-                <w:lang w:val="en-DE" w:eastAsia="en-DE"/>
+                <w:lang/>
+              </w:rPr>
+            </w:pPr>
+            <w:r>
+              <w:rPr>
+                <w:rFonts w:ascii="Aptos Narrow" w:eastAsia="Times New Roman" w:hAnsi="Aptos Narrow" w:cs="Times New Roman"/>
+                <w:color w:val="000000"/>
+                <w:lang/>
               </w:rPr>
               <w:t>-0.35630</w:t>
             </w:r>
@@ -8349,7 +7986,7 @@
     </w:p>
     <w:tbl>
       <w:tblPr>
-        <w:tblStyle w:val="PlainTable3"/>
+        <w:tblStyle w:val="EinfacheTabelle3"/>
         <w:tblW w:w="0" w:type="auto"/>
         <w:tblLayout w:type="fixed"/>
         <w:tblLook w:val="04A0" w:firstRow="1" w:lastRow="0" w:firstColumn="1" w:lastColumn="0" w:noHBand="0" w:noVBand="1"/>
@@ -8380,14 +8017,14 @@
               <w:rPr>
                 <w:rFonts w:ascii="Aptos Narrow" w:eastAsia="Times New Roman" w:hAnsi="Aptos Narrow" w:cs="Times New Roman"/>
                 <w:color w:val="000000"/>
-                <w:lang w:val="en-DE" w:eastAsia="en-DE"/>
-              </w:rPr>
-            </w:pPr>
-            <w:r>
-              <w:rPr>
-                <w:rFonts w:ascii="Aptos Narrow" w:eastAsia="Times New Roman" w:hAnsi="Aptos Narrow" w:cs="Times New Roman"/>
-                <w:color w:val="000000"/>
-                <w:lang w:val="en-DE" w:eastAsia="en-DE"/>
+                <w:lang/>
+              </w:rPr>
+            </w:pPr>
+            <w:r>
+              <w:rPr>
+                <w:rFonts w:ascii="Aptos Narrow" w:eastAsia="Times New Roman" w:hAnsi="Aptos Narrow" w:cs="Times New Roman"/>
+                <w:color w:val="000000"/>
+                <w:lang/>
               </w:rPr>
               <w:t>Measurement</w:t>
             </w:r>
@@ -8406,14 +8043,14 @@
               <w:rPr>
                 <w:rFonts w:ascii="Aptos Narrow" w:eastAsia="Times New Roman" w:hAnsi="Aptos Narrow" w:cs="Times New Roman"/>
                 <w:color w:val="000000"/>
-                <w:lang w:val="en-DE" w:eastAsia="en-DE"/>
-              </w:rPr>
-            </w:pPr>
-            <w:r>
-              <w:rPr>
-                <w:rFonts w:ascii="Aptos Narrow" w:eastAsia="Times New Roman" w:hAnsi="Aptos Narrow" w:cs="Times New Roman"/>
-                <w:color w:val="000000"/>
-                <w:lang w:val="en-DE" w:eastAsia="en-DE"/>
+                <w:lang/>
+              </w:rPr>
+            </w:pPr>
+            <w:r>
+              <w:rPr>
+                <w:rFonts w:ascii="Aptos Narrow" w:eastAsia="Times New Roman" w:hAnsi="Aptos Narrow" w:cs="Times New Roman"/>
+                <w:color w:val="000000"/>
+                <w:lang/>
               </w:rPr>
               <w:t>MAE Inst HR</w:t>
             </w:r>
@@ -8421,7 +8058,7 @@
               <w:rPr>
                 <w:rFonts w:ascii="Aptos Narrow" w:eastAsia="Times New Roman" w:hAnsi="Aptos Narrow" w:cs="Times New Roman"/>
                 <w:color w:val="000000"/>
-                <w:lang w:val="en-DE" w:eastAsia="en-DE"/>
+                <w:lang/>
               </w:rPr>
               <w:t xml:space="preserve"> Watch</w:t>
             </w:r>
@@ -8438,14 +8075,14 @@
               <w:rPr>
                 <w:rFonts w:ascii="Aptos Narrow" w:eastAsia="Times New Roman" w:hAnsi="Aptos Narrow" w:cs="Times New Roman"/>
                 <w:color w:val="000000"/>
-                <w:lang w:val="en-DE" w:eastAsia="en-DE"/>
-              </w:rPr>
-            </w:pPr>
-            <w:r>
-              <w:rPr>
-                <w:rFonts w:ascii="Aptos Narrow" w:eastAsia="Times New Roman" w:hAnsi="Aptos Narrow" w:cs="Times New Roman"/>
-                <w:color w:val="000000"/>
-                <w:lang w:val="en-DE" w:eastAsia="en-DE"/>
+                <w:lang/>
+              </w:rPr>
+            </w:pPr>
+            <w:r>
+              <w:rPr>
+                <w:rFonts w:ascii="Aptos Narrow" w:eastAsia="Times New Roman" w:hAnsi="Aptos Narrow" w:cs="Times New Roman"/>
+                <w:color w:val="000000"/>
+                <w:lang/>
               </w:rPr>
               <w:t>MAE Smoothed HR</w:t>
             </w:r>
@@ -8453,7 +8090,7 @@
               <w:rPr>
                 <w:rFonts w:ascii="Aptos Narrow" w:eastAsia="Times New Roman" w:hAnsi="Aptos Narrow" w:cs="Times New Roman"/>
                 <w:color w:val="000000"/>
-                <w:lang w:val="en-DE" w:eastAsia="en-DE"/>
+                <w:lang/>
               </w:rPr>
               <w:t xml:space="preserve"> Watch</w:t>
             </w:r>
@@ -8470,14 +8107,14 @@
               <w:rPr>
                 <w:rFonts w:ascii="Aptos Narrow" w:eastAsia="Times New Roman" w:hAnsi="Aptos Narrow" w:cs="Times New Roman"/>
                 <w:color w:val="000000"/>
-                <w:lang w:val="en-DE" w:eastAsia="en-DE"/>
-              </w:rPr>
-            </w:pPr>
-            <w:r>
-              <w:rPr>
-                <w:rFonts w:ascii="Aptos Narrow" w:eastAsia="Times New Roman" w:hAnsi="Aptos Narrow" w:cs="Times New Roman"/>
-                <w:color w:val="000000"/>
-                <w:lang w:val="en-DE" w:eastAsia="en-DE"/>
+                <w:lang/>
+              </w:rPr>
+            </w:pPr>
+            <w:r>
+              <w:rPr>
+                <w:rFonts w:ascii="Aptos Narrow" w:eastAsia="Times New Roman" w:hAnsi="Aptos Narrow" w:cs="Times New Roman"/>
+                <w:color w:val="000000"/>
+                <w:lang/>
               </w:rPr>
               <w:t>MAE Inst HR</w:t>
             </w:r>
@@ -8485,7 +8122,7 @@
               <w:rPr>
                 <w:rFonts w:ascii="Aptos Narrow" w:eastAsia="Times New Roman" w:hAnsi="Aptos Narrow" w:cs="Times New Roman"/>
                 <w:color w:val="000000"/>
-                <w:lang w:val="en-DE" w:eastAsia="en-DE"/>
+                <w:lang/>
               </w:rPr>
               <w:t xml:space="preserve"> BP</w:t>
             </w:r>
@@ -8502,14 +8139,14 @@
               <w:rPr>
                 <w:rFonts w:ascii="Aptos Narrow" w:eastAsia="Times New Roman" w:hAnsi="Aptos Narrow" w:cs="Times New Roman"/>
                 <w:color w:val="000000"/>
-                <w:lang w:val="en-DE" w:eastAsia="en-DE"/>
-              </w:rPr>
-            </w:pPr>
-            <w:r>
-              <w:rPr>
-                <w:rFonts w:ascii="Aptos Narrow" w:eastAsia="Times New Roman" w:hAnsi="Aptos Narrow" w:cs="Times New Roman"/>
-                <w:color w:val="000000"/>
-                <w:lang w:val="en-DE" w:eastAsia="en-DE"/>
+                <w:lang/>
+              </w:rPr>
+            </w:pPr>
+            <w:r>
+              <w:rPr>
+                <w:rFonts w:ascii="Aptos Narrow" w:eastAsia="Times New Roman" w:hAnsi="Aptos Narrow" w:cs="Times New Roman"/>
+                <w:color w:val="000000"/>
+                <w:lang/>
               </w:rPr>
               <w:t>MAE Smoothed HR</w:t>
             </w:r>
@@ -8517,7 +8154,7 @@
               <w:rPr>
                 <w:rFonts w:ascii="Aptos Narrow" w:eastAsia="Times New Roman" w:hAnsi="Aptos Narrow" w:cs="Times New Roman"/>
                 <w:color w:val="000000"/>
-                <w:lang w:val="en-DE" w:eastAsia="en-DE"/>
+                <w:lang/>
               </w:rPr>
               <w:t xml:space="preserve"> BP</w:t>
             </w:r>
@@ -8534,14 +8171,14 @@
               <w:rPr>
                 <w:rFonts w:ascii="Aptos Narrow" w:eastAsia="Times New Roman" w:hAnsi="Aptos Narrow" w:cs="Times New Roman"/>
                 <w:color w:val="000000"/>
-                <w:lang w:val="en-DE" w:eastAsia="en-DE"/>
-              </w:rPr>
-            </w:pPr>
-            <w:r>
-              <w:rPr>
-                <w:rFonts w:ascii="Aptos Narrow" w:eastAsia="Times New Roman" w:hAnsi="Aptos Narrow" w:cs="Times New Roman"/>
-                <w:color w:val="000000"/>
-                <w:lang w:val="en-DE" w:eastAsia="en-DE"/>
+                <w:lang/>
+              </w:rPr>
+            </w:pPr>
+            <w:r>
+              <w:rPr>
+                <w:rFonts w:ascii="Aptos Narrow" w:eastAsia="Times New Roman" w:hAnsi="Aptos Narrow" w:cs="Times New Roman"/>
+                <w:color w:val="000000"/>
+                <w:lang/>
               </w:rPr>
               <w:t>MAE FFT HR</w:t>
             </w:r>
@@ -8566,14 +8203,14 @@
               <w:rPr>
                 <w:rFonts w:ascii="Aptos Narrow" w:eastAsia="Times New Roman" w:hAnsi="Aptos Narrow" w:cs="Times New Roman"/>
                 <w:color w:val="000000"/>
-                <w:lang w:val="en-DE" w:eastAsia="en-DE"/>
-              </w:rPr>
-            </w:pPr>
-            <w:r>
-              <w:rPr>
-                <w:rFonts w:ascii="Aptos Narrow" w:eastAsia="Times New Roman" w:hAnsi="Aptos Narrow" w:cs="Times New Roman"/>
-                <w:color w:val="000000"/>
-                <w:lang w:val="en-DE" w:eastAsia="en-DE"/>
+                <w:lang/>
+              </w:rPr>
+            </w:pPr>
+            <w:r>
+              <w:rPr>
+                <w:rFonts w:ascii="Aptos Narrow" w:eastAsia="Times New Roman" w:hAnsi="Aptos Narrow" w:cs="Times New Roman"/>
+                <w:color w:val="000000"/>
+                <w:lang/>
               </w:rPr>
               <w:t>Rest</w:t>
             </w:r>
@@ -8592,14 +8229,14 @@
               <w:rPr>
                 <w:rFonts w:ascii="Aptos Narrow" w:eastAsia="Times New Roman" w:hAnsi="Aptos Narrow" w:cs="Times New Roman"/>
                 <w:color w:val="000000"/>
-                <w:lang w:val="en-DE" w:eastAsia="en-DE"/>
-              </w:rPr>
-            </w:pPr>
-            <w:r>
-              <w:rPr>
-                <w:rFonts w:ascii="Aptos Narrow" w:eastAsia="Times New Roman" w:hAnsi="Aptos Narrow" w:cs="Times New Roman"/>
-                <w:color w:val="000000"/>
-                <w:lang w:val="en-DE" w:eastAsia="en-DE"/>
+                <w:lang/>
+              </w:rPr>
+            </w:pPr>
+            <w:r>
+              <w:rPr>
+                <w:rFonts w:ascii="Aptos Narrow" w:eastAsia="Times New Roman" w:hAnsi="Aptos Narrow" w:cs="Times New Roman"/>
+                <w:color w:val="000000"/>
+                <w:lang/>
               </w:rPr>
               <w:t>21.70126</w:t>
             </w:r>
@@ -8616,14 +8253,14 @@
               <w:rPr>
                 <w:rFonts w:ascii="Aptos Narrow" w:eastAsia="Times New Roman" w:hAnsi="Aptos Narrow" w:cs="Times New Roman"/>
                 <w:color w:val="000000"/>
-                <w:lang w:val="en-DE" w:eastAsia="en-DE"/>
-              </w:rPr>
-            </w:pPr>
-            <w:r>
-              <w:rPr>
-                <w:rFonts w:ascii="Aptos Narrow" w:eastAsia="Times New Roman" w:hAnsi="Aptos Narrow" w:cs="Times New Roman"/>
-                <w:color w:val="000000"/>
-                <w:lang w:val="en-DE" w:eastAsia="en-DE"/>
+                <w:lang/>
+              </w:rPr>
+            </w:pPr>
+            <w:r>
+              <w:rPr>
+                <w:rFonts w:ascii="Aptos Narrow" w:eastAsia="Times New Roman" w:hAnsi="Aptos Narrow" w:cs="Times New Roman"/>
+                <w:color w:val="000000"/>
+                <w:lang/>
               </w:rPr>
               <w:t>15.62513</w:t>
             </w:r>
@@ -8640,14 +8277,14 @@
               <w:rPr>
                 <w:rFonts w:ascii="Aptos Narrow" w:eastAsia="Times New Roman" w:hAnsi="Aptos Narrow" w:cs="Times New Roman"/>
                 <w:color w:val="000000"/>
-                <w:lang w:val="en-DE" w:eastAsia="en-DE"/>
-              </w:rPr>
-            </w:pPr>
-            <w:r>
-              <w:rPr>
-                <w:rFonts w:ascii="Aptos Narrow" w:eastAsia="Times New Roman" w:hAnsi="Aptos Narrow" w:cs="Times New Roman"/>
-                <w:color w:val="000000"/>
-                <w:lang w:val="en-DE" w:eastAsia="en-DE"/>
+                <w:lang/>
+              </w:rPr>
+            </w:pPr>
+            <w:r>
+              <w:rPr>
+                <w:rFonts w:ascii="Aptos Narrow" w:eastAsia="Times New Roman" w:hAnsi="Aptos Narrow" w:cs="Times New Roman"/>
+                <w:color w:val="000000"/>
+                <w:lang/>
               </w:rPr>
               <w:t>1.21670</w:t>
             </w:r>
@@ -8664,14 +8301,14 @@
               <w:rPr>
                 <w:rFonts w:ascii="Aptos Narrow" w:eastAsia="Times New Roman" w:hAnsi="Aptos Narrow" w:cs="Times New Roman"/>
                 <w:color w:val="000000"/>
-                <w:lang w:val="en-DE" w:eastAsia="en-DE"/>
-              </w:rPr>
-            </w:pPr>
-            <w:r>
-              <w:rPr>
-                <w:rFonts w:ascii="Aptos Narrow" w:eastAsia="Times New Roman" w:hAnsi="Aptos Narrow" w:cs="Times New Roman"/>
-                <w:color w:val="000000"/>
-                <w:lang w:val="en-DE" w:eastAsia="en-DE"/>
+                <w:lang/>
+              </w:rPr>
+            </w:pPr>
+            <w:r>
+              <w:rPr>
+                <w:rFonts w:ascii="Aptos Narrow" w:eastAsia="Times New Roman" w:hAnsi="Aptos Narrow" w:cs="Times New Roman"/>
+                <w:color w:val="000000"/>
+                <w:lang/>
               </w:rPr>
               <w:t>1.89449</w:t>
             </w:r>
@@ -8688,14 +8325,14 @@
               <w:rPr>
                 <w:rFonts w:ascii="Aptos Narrow" w:eastAsia="Times New Roman" w:hAnsi="Aptos Narrow" w:cs="Times New Roman"/>
                 <w:color w:val="000000"/>
-                <w:lang w:val="en-DE" w:eastAsia="en-DE"/>
-              </w:rPr>
-            </w:pPr>
-            <w:r>
-              <w:rPr>
-                <w:rFonts w:ascii="Aptos Narrow" w:eastAsia="Times New Roman" w:hAnsi="Aptos Narrow" w:cs="Times New Roman"/>
-                <w:color w:val="000000"/>
-                <w:lang w:val="en-DE" w:eastAsia="en-DE"/>
+                <w:lang/>
+              </w:rPr>
+            </w:pPr>
+            <w:r>
+              <w:rPr>
+                <w:rFonts w:ascii="Aptos Narrow" w:eastAsia="Times New Roman" w:hAnsi="Aptos Narrow" w:cs="Times New Roman"/>
+                <w:color w:val="000000"/>
+                <w:lang/>
               </w:rPr>
               <w:t>9.97172</w:t>
             </w:r>
@@ -8719,14 +8356,14 @@
               <w:rPr>
                 <w:rFonts w:ascii="Aptos Narrow" w:eastAsia="Times New Roman" w:hAnsi="Aptos Narrow" w:cs="Times New Roman"/>
                 <w:color w:val="000000"/>
-                <w:lang w:val="en-DE" w:eastAsia="en-DE"/>
-              </w:rPr>
-            </w:pPr>
-            <w:r>
-              <w:rPr>
-                <w:rFonts w:ascii="Aptos Narrow" w:eastAsia="Times New Roman" w:hAnsi="Aptos Narrow" w:cs="Times New Roman"/>
-                <w:color w:val="000000"/>
-                <w:lang w:val="en-DE" w:eastAsia="en-DE"/>
+                <w:lang/>
+              </w:rPr>
+            </w:pPr>
+            <w:r>
+              <w:rPr>
+                <w:rFonts w:ascii="Aptos Narrow" w:eastAsia="Times New Roman" w:hAnsi="Aptos Narrow" w:cs="Times New Roman"/>
+                <w:color w:val="000000"/>
+                <w:lang/>
               </w:rPr>
               <w:t>Stairs</w:t>
             </w:r>
@@ -8745,14 +8382,14 @@
               <w:rPr>
                 <w:rFonts w:ascii="Aptos Narrow" w:eastAsia="Times New Roman" w:hAnsi="Aptos Narrow" w:cs="Times New Roman"/>
                 <w:color w:val="000000"/>
-                <w:lang w:val="en-DE" w:eastAsia="en-DE"/>
-              </w:rPr>
-            </w:pPr>
-            <w:r>
-              <w:rPr>
-                <w:rFonts w:ascii="Aptos Narrow" w:eastAsia="Times New Roman" w:hAnsi="Aptos Narrow" w:cs="Times New Roman"/>
-                <w:color w:val="000000"/>
-                <w:lang w:val="en-DE" w:eastAsia="en-DE"/>
+                <w:lang/>
+              </w:rPr>
+            </w:pPr>
+            <w:r>
+              <w:rPr>
+                <w:rFonts w:ascii="Aptos Narrow" w:eastAsia="Times New Roman" w:hAnsi="Aptos Narrow" w:cs="Times New Roman"/>
+                <w:color w:val="000000"/>
+                <w:lang/>
               </w:rPr>
               <w:t>29.00380</w:t>
             </w:r>
@@ -8769,14 +8406,14 @@
               <w:rPr>
                 <w:rFonts w:ascii="Aptos Narrow" w:eastAsia="Times New Roman" w:hAnsi="Aptos Narrow" w:cs="Times New Roman"/>
                 <w:color w:val="000000"/>
-                <w:lang w:val="en-DE" w:eastAsia="en-DE"/>
-              </w:rPr>
-            </w:pPr>
-            <w:r>
-              <w:rPr>
-                <w:rFonts w:ascii="Aptos Narrow" w:eastAsia="Times New Roman" w:hAnsi="Aptos Narrow" w:cs="Times New Roman"/>
-                <w:color w:val="000000"/>
-                <w:lang w:val="en-DE" w:eastAsia="en-DE"/>
+                <w:lang/>
+              </w:rPr>
+            </w:pPr>
+            <w:r>
+              <w:rPr>
+                <w:rFonts w:ascii="Aptos Narrow" w:eastAsia="Times New Roman" w:hAnsi="Aptos Narrow" w:cs="Times New Roman"/>
+                <w:color w:val="000000"/>
+                <w:lang/>
               </w:rPr>
               <w:t>12.10610</w:t>
             </w:r>
@@ -8793,14 +8430,14 @@
               <w:rPr>
                 <w:rFonts w:ascii="Aptos Narrow" w:eastAsia="Times New Roman" w:hAnsi="Aptos Narrow" w:cs="Times New Roman"/>
                 <w:color w:val="000000"/>
-                <w:lang w:val="en-DE" w:eastAsia="en-DE"/>
-              </w:rPr>
-            </w:pPr>
-            <w:r>
-              <w:rPr>
-                <w:rFonts w:ascii="Aptos Narrow" w:eastAsia="Times New Roman" w:hAnsi="Aptos Narrow" w:cs="Times New Roman"/>
-                <w:color w:val="000000"/>
-                <w:lang w:val="en-DE" w:eastAsia="en-DE"/>
+                <w:lang/>
+              </w:rPr>
+            </w:pPr>
+            <w:r>
+              <w:rPr>
+                <w:rFonts w:ascii="Aptos Narrow" w:eastAsia="Times New Roman" w:hAnsi="Aptos Narrow" w:cs="Times New Roman"/>
+                <w:color w:val="000000"/>
+                <w:lang/>
               </w:rPr>
               <w:t>16.39772</w:t>
             </w:r>
@@ -8817,14 +8454,14 @@
               <w:rPr>
                 <w:rFonts w:ascii="Aptos Narrow" w:eastAsia="Times New Roman" w:hAnsi="Aptos Narrow" w:cs="Times New Roman"/>
                 <w:color w:val="000000"/>
-                <w:lang w:val="en-DE" w:eastAsia="en-DE"/>
-              </w:rPr>
-            </w:pPr>
-            <w:r>
-              <w:rPr>
-                <w:rFonts w:ascii="Aptos Narrow" w:eastAsia="Times New Roman" w:hAnsi="Aptos Narrow" w:cs="Times New Roman"/>
-                <w:color w:val="000000"/>
-                <w:lang w:val="en-DE" w:eastAsia="en-DE"/>
+                <w:lang/>
+              </w:rPr>
+            </w:pPr>
+            <w:r>
+              <w:rPr>
+                <w:rFonts w:ascii="Aptos Narrow" w:eastAsia="Times New Roman" w:hAnsi="Aptos Narrow" w:cs="Times New Roman"/>
+                <w:color w:val="000000"/>
+                <w:lang/>
               </w:rPr>
               <w:t>6.05780</w:t>
             </w:r>
@@ -8841,14 +8478,14 @@
               <w:rPr>
                 <w:rFonts w:ascii="Aptos Narrow" w:eastAsia="Times New Roman" w:hAnsi="Aptos Narrow" w:cs="Times New Roman"/>
                 <w:color w:val="000000"/>
-                <w:lang w:val="en-DE" w:eastAsia="en-DE"/>
-              </w:rPr>
-            </w:pPr>
-            <w:r>
-              <w:rPr>
-                <w:rFonts w:ascii="Aptos Narrow" w:eastAsia="Times New Roman" w:hAnsi="Aptos Narrow" w:cs="Times New Roman"/>
-                <w:color w:val="000000"/>
-                <w:lang w:val="en-DE" w:eastAsia="en-DE"/>
+                <w:lang/>
+              </w:rPr>
+            </w:pPr>
+            <w:r>
+              <w:rPr>
+                <w:rFonts w:ascii="Aptos Narrow" w:eastAsia="Times New Roman" w:hAnsi="Aptos Narrow" w:cs="Times New Roman"/>
+                <w:color w:val="000000"/>
+                <w:lang/>
               </w:rPr>
               <w:t>31.69900</w:t>
             </w:r>
@@ -8873,14 +8510,14 @@
               <w:rPr>
                 <w:rFonts w:ascii="Aptos Narrow" w:eastAsia="Times New Roman" w:hAnsi="Aptos Narrow" w:cs="Times New Roman"/>
                 <w:color w:val="000000"/>
-                <w:lang w:val="en-DE" w:eastAsia="en-DE"/>
-              </w:rPr>
-            </w:pPr>
-            <w:r>
-              <w:rPr>
-                <w:rFonts w:ascii="Aptos Narrow" w:eastAsia="Times New Roman" w:hAnsi="Aptos Narrow" w:cs="Times New Roman"/>
-                <w:color w:val="000000"/>
-                <w:lang w:val="en-DE" w:eastAsia="en-DE"/>
+                <w:lang/>
+              </w:rPr>
+            </w:pPr>
+            <w:r>
+              <w:rPr>
+                <w:rFonts w:ascii="Aptos Narrow" w:eastAsia="Times New Roman" w:hAnsi="Aptos Narrow" w:cs="Times New Roman"/>
+                <w:color w:val="000000"/>
+                <w:lang/>
               </w:rPr>
               <w:t>Workout</w:t>
             </w:r>
@@ -8899,14 +8536,14 @@
               <w:rPr>
                 <w:rFonts w:ascii="Aptos Narrow" w:eastAsia="Times New Roman" w:hAnsi="Aptos Narrow" w:cs="Times New Roman"/>
                 <w:color w:val="000000"/>
-                <w:lang w:val="en-DE" w:eastAsia="en-DE"/>
-              </w:rPr>
-            </w:pPr>
-            <w:r>
-              <w:rPr>
-                <w:rFonts w:ascii="Aptos Narrow" w:eastAsia="Times New Roman" w:hAnsi="Aptos Narrow" w:cs="Times New Roman"/>
-                <w:color w:val="000000"/>
-                <w:lang w:val="en-DE" w:eastAsia="en-DE"/>
+                <w:lang/>
+              </w:rPr>
+            </w:pPr>
+            <w:r>
+              <w:rPr>
+                <w:rFonts w:ascii="Aptos Narrow" w:eastAsia="Times New Roman" w:hAnsi="Aptos Narrow" w:cs="Times New Roman"/>
+                <w:color w:val="000000"/>
+                <w:lang/>
               </w:rPr>
               <w:t>27.89663</w:t>
             </w:r>
@@ -8923,14 +8560,14 @@
               <w:rPr>
                 <w:rFonts w:ascii="Aptos Narrow" w:eastAsia="Times New Roman" w:hAnsi="Aptos Narrow" w:cs="Times New Roman"/>
                 <w:color w:val="000000"/>
-                <w:lang w:val="en-DE" w:eastAsia="en-DE"/>
-              </w:rPr>
-            </w:pPr>
-            <w:r>
-              <w:rPr>
-                <w:rFonts w:ascii="Aptos Narrow" w:eastAsia="Times New Roman" w:hAnsi="Aptos Narrow" w:cs="Times New Roman"/>
-                <w:color w:val="000000"/>
-                <w:lang w:val="en-DE" w:eastAsia="en-DE"/>
+                <w:lang/>
+              </w:rPr>
+            </w:pPr>
+            <w:r>
+              <w:rPr>
+                <w:rFonts w:ascii="Aptos Narrow" w:eastAsia="Times New Roman" w:hAnsi="Aptos Narrow" w:cs="Times New Roman"/>
+                <w:color w:val="000000"/>
+                <w:lang/>
               </w:rPr>
               <w:t>16.76360</w:t>
             </w:r>
@@ -8947,14 +8584,14 @@
               <w:rPr>
                 <w:rFonts w:ascii="Aptos Narrow" w:eastAsia="Times New Roman" w:hAnsi="Aptos Narrow" w:cs="Times New Roman"/>
                 <w:color w:val="000000"/>
-                <w:lang w:val="en-DE" w:eastAsia="en-DE"/>
-              </w:rPr>
-            </w:pPr>
-            <w:r>
-              <w:rPr>
-                <w:rFonts w:ascii="Aptos Narrow" w:eastAsia="Times New Roman" w:hAnsi="Aptos Narrow" w:cs="Times New Roman"/>
-                <w:color w:val="000000"/>
-                <w:lang w:val="en-DE" w:eastAsia="en-DE"/>
+                <w:lang/>
+              </w:rPr>
+            </w:pPr>
+            <w:r>
+              <w:rPr>
+                <w:rFonts w:ascii="Aptos Narrow" w:eastAsia="Times New Roman" w:hAnsi="Aptos Narrow" w:cs="Times New Roman"/>
+                <w:color w:val="000000"/>
+                <w:lang/>
               </w:rPr>
               <w:t>15.35480</w:t>
             </w:r>
@@ -8971,14 +8608,14 @@
               <w:rPr>
                 <w:rFonts w:ascii="Aptos Narrow" w:eastAsia="Times New Roman" w:hAnsi="Aptos Narrow" w:cs="Times New Roman"/>
                 <w:color w:val="000000"/>
-                <w:lang w:val="en-DE" w:eastAsia="en-DE"/>
-              </w:rPr>
-            </w:pPr>
-            <w:r>
-              <w:rPr>
-                <w:rFonts w:ascii="Aptos Narrow" w:eastAsia="Times New Roman" w:hAnsi="Aptos Narrow" w:cs="Times New Roman"/>
-                <w:color w:val="000000"/>
-                <w:lang w:val="en-DE" w:eastAsia="en-DE"/>
+                <w:lang/>
+              </w:rPr>
+            </w:pPr>
+            <w:r>
+              <w:rPr>
+                <w:rFonts w:ascii="Aptos Narrow" w:eastAsia="Times New Roman" w:hAnsi="Aptos Narrow" w:cs="Times New Roman"/>
+                <w:color w:val="000000"/>
+                <w:lang/>
               </w:rPr>
               <w:t>6.88531</w:t>
             </w:r>
@@ -8995,14 +8632,14 @@
               <w:rPr>
                 <w:rFonts w:ascii="Aptos Narrow" w:eastAsia="Times New Roman" w:hAnsi="Aptos Narrow" w:cs="Times New Roman"/>
                 <w:color w:val="000000"/>
-                <w:lang w:val="en-DE" w:eastAsia="en-DE"/>
-              </w:rPr>
-            </w:pPr>
-            <w:r>
-              <w:rPr>
-                <w:rFonts w:ascii="Aptos Narrow" w:eastAsia="Times New Roman" w:hAnsi="Aptos Narrow" w:cs="Times New Roman"/>
-                <w:color w:val="000000"/>
-                <w:lang w:val="en-DE" w:eastAsia="en-DE"/>
+                <w:lang/>
+              </w:rPr>
+            </w:pPr>
+            <w:r>
+              <w:rPr>
+                <w:rFonts w:ascii="Aptos Narrow" w:eastAsia="Times New Roman" w:hAnsi="Aptos Narrow" w:cs="Times New Roman"/>
+                <w:color w:val="000000"/>
+                <w:lang/>
               </w:rPr>
               <w:t>34.34222</w:t>
             </w:r>
@@ -9026,14 +8663,14 @@
               <w:rPr>
                 <w:rFonts w:ascii="Aptos Narrow" w:eastAsia="Times New Roman" w:hAnsi="Aptos Narrow" w:cs="Times New Roman"/>
                 <w:color w:val="000000"/>
-                <w:lang w:val="en-DE" w:eastAsia="en-DE"/>
-              </w:rPr>
-            </w:pPr>
-            <w:r>
-              <w:rPr>
-                <w:rFonts w:ascii="Aptos Narrow" w:eastAsia="Times New Roman" w:hAnsi="Aptos Narrow" w:cs="Times New Roman"/>
-                <w:color w:val="000000"/>
-                <w:lang w:val="en-DE" w:eastAsia="en-DE"/>
+                <w:lang/>
+              </w:rPr>
+            </w:pPr>
+            <w:r>
+              <w:rPr>
+                <w:rFonts w:ascii="Aptos Narrow" w:eastAsia="Times New Roman" w:hAnsi="Aptos Narrow" w:cs="Times New Roman"/>
+                <w:color w:val="000000"/>
+                <w:lang/>
               </w:rPr>
               <w:t>Workout: Squads</w:t>
             </w:r>
@@ -9052,14 +8689,14 @@
               <w:rPr>
                 <w:rFonts w:ascii="Aptos Narrow" w:eastAsia="Times New Roman" w:hAnsi="Aptos Narrow" w:cs="Times New Roman"/>
                 <w:color w:val="000000"/>
-                <w:lang w:val="en-DE" w:eastAsia="en-DE"/>
-              </w:rPr>
-            </w:pPr>
-            <w:r>
-              <w:rPr>
-                <w:rFonts w:ascii="Aptos Narrow" w:eastAsia="Times New Roman" w:hAnsi="Aptos Narrow" w:cs="Times New Roman"/>
-                <w:color w:val="000000"/>
-                <w:lang w:val="en-DE" w:eastAsia="en-DE"/>
+                <w:lang/>
+              </w:rPr>
+            </w:pPr>
+            <w:r>
+              <w:rPr>
+                <w:rFonts w:ascii="Aptos Narrow" w:eastAsia="Times New Roman" w:hAnsi="Aptos Narrow" w:cs="Times New Roman"/>
+                <w:color w:val="000000"/>
+                <w:lang/>
               </w:rPr>
               <w:t>56.30776</w:t>
             </w:r>
@@ -9076,14 +8713,14 @@
               <w:rPr>
                 <w:rFonts w:ascii="Aptos Narrow" w:eastAsia="Times New Roman" w:hAnsi="Aptos Narrow" w:cs="Times New Roman"/>
                 <w:color w:val="000000"/>
-                <w:lang w:val="en-DE" w:eastAsia="en-DE"/>
-              </w:rPr>
-            </w:pPr>
-            <w:r>
-              <w:rPr>
-                <w:rFonts w:ascii="Aptos Narrow" w:eastAsia="Times New Roman" w:hAnsi="Aptos Narrow" w:cs="Times New Roman"/>
-                <w:color w:val="000000"/>
-                <w:lang w:val="en-DE" w:eastAsia="en-DE"/>
+                <w:lang/>
+              </w:rPr>
+            </w:pPr>
+            <w:r>
+              <w:rPr>
+                <w:rFonts w:ascii="Aptos Narrow" w:eastAsia="Times New Roman" w:hAnsi="Aptos Narrow" w:cs="Times New Roman"/>
+                <w:color w:val="000000"/>
+                <w:lang/>
               </w:rPr>
               <w:t>53.83409</w:t>
             </w:r>
@@ -9100,14 +8737,14 @@
               <w:rPr>
                 <w:rFonts w:ascii="Aptos Narrow" w:eastAsia="Times New Roman" w:hAnsi="Aptos Narrow" w:cs="Times New Roman"/>
                 <w:color w:val="000000"/>
-                <w:lang w:val="en-DE" w:eastAsia="en-DE"/>
-              </w:rPr>
-            </w:pPr>
-            <w:r>
-              <w:rPr>
-                <w:rFonts w:ascii="Aptos Narrow" w:eastAsia="Times New Roman" w:hAnsi="Aptos Narrow" w:cs="Times New Roman"/>
-                <w:color w:val="000000"/>
-                <w:lang w:val="en-DE" w:eastAsia="en-DE"/>
+                <w:lang/>
+              </w:rPr>
+            </w:pPr>
+            <w:r>
+              <w:rPr>
+                <w:rFonts w:ascii="Aptos Narrow" w:eastAsia="Times New Roman" w:hAnsi="Aptos Narrow" w:cs="Times New Roman"/>
+                <w:color w:val="000000"/>
+                <w:lang/>
               </w:rPr>
               <w:t>41.52059</w:t>
             </w:r>
@@ -9124,14 +8761,14 @@
               <w:rPr>
                 <w:rFonts w:ascii="Aptos Narrow" w:eastAsia="Times New Roman" w:hAnsi="Aptos Narrow" w:cs="Times New Roman"/>
                 <w:color w:val="000000"/>
-                <w:lang w:val="en-DE" w:eastAsia="en-DE"/>
-              </w:rPr>
-            </w:pPr>
-            <w:r>
-              <w:rPr>
-                <w:rFonts w:ascii="Aptos Narrow" w:eastAsia="Times New Roman" w:hAnsi="Aptos Narrow" w:cs="Times New Roman"/>
-                <w:color w:val="000000"/>
-                <w:lang w:val="en-DE" w:eastAsia="en-DE"/>
+                <w:lang/>
+              </w:rPr>
+            </w:pPr>
+            <w:r>
+              <w:rPr>
+                <w:rFonts w:ascii="Aptos Narrow" w:eastAsia="Times New Roman" w:hAnsi="Aptos Narrow" w:cs="Times New Roman"/>
+                <w:color w:val="000000"/>
+                <w:lang/>
               </w:rPr>
               <w:t>29.70983</w:t>
             </w:r>
@@ -9148,14 +8785,14 @@
               <w:rPr>
                 <w:rFonts w:ascii="Aptos Narrow" w:eastAsia="Times New Roman" w:hAnsi="Aptos Narrow" w:cs="Times New Roman"/>
                 <w:color w:val="000000"/>
-                <w:lang w:val="en-DE" w:eastAsia="en-DE"/>
-              </w:rPr>
-            </w:pPr>
-            <w:r>
-              <w:rPr>
-                <w:rFonts w:ascii="Aptos Narrow" w:eastAsia="Times New Roman" w:hAnsi="Aptos Narrow" w:cs="Times New Roman"/>
-                <w:color w:val="000000"/>
-                <w:lang w:val="en-DE" w:eastAsia="en-DE"/>
+                <w:lang/>
+              </w:rPr>
+            </w:pPr>
+            <w:r>
+              <w:rPr>
+                <w:rFonts w:ascii="Aptos Narrow" w:eastAsia="Times New Roman" w:hAnsi="Aptos Narrow" w:cs="Times New Roman"/>
+                <w:color w:val="000000"/>
+                <w:lang/>
               </w:rPr>
               <w:t>46.66926</w:t>
             </w:r>
@@ -9180,14 +8817,14 @@
               <w:rPr>
                 <w:rFonts w:ascii="Aptos Narrow" w:eastAsia="Times New Roman" w:hAnsi="Aptos Narrow" w:cs="Times New Roman"/>
                 <w:color w:val="000000"/>
-                <w:lang w:val="en-DE" w:eastAsia="en-DE"/>
-              </w:rPr>
-            </w:pPr>
-            <w:r>
-              <w:rPr>
-                <w:rFonts w:ascii="Aptos Narrow" w:eastAsia="Times New Roman" w:hAnsi="Aptos Narrow" w:cs="Times New Roman"/>
-                <w:color w:val="000000"/>
-                <w:lang w:val="en-DE" w:eastAsia="en-DE"/>
+                <w:lang/>
+              </w:rPr>
+            </w:pPr>
+            <w:r>
+              <w:rPr>
+                <w:rFonts w:ascii="Aptos Narrow" w:eastAsia="Times New Roman" w:hAnsi="Aptos Narrow" w:cs="Times New Roman"/>
+                <w:color w:val="000000"/>
+                <w:lang/>
               </w:rPr>
               <w:t>Workout: Stairs</w:t>
             </w:r>
@@ -9206,14 +8843,14 @@
               <w:rPr>
                 <w:rFonts w:ascii="Aptos Narrow" w:eastAsia="Times New Roman" w:hAnsi="Aptos Narrow" w:cs="Times New Roman"/>
                 <w:color w:val="000000"/>
-                <w:lang w:val="en-DE" w:eastAsia="en-DE"/>
-              </w:rPr>
-            </w:pPr>
-            <w:r>
-              <w:rPr>
-                <w:rFonts w:ascii="Aptos Narrow" w:eastAsia="Times New Roman" w:hAnsi="Aptos Narrow" w:cs="Times New Roman"/>
-                <w:color w:val="000000"/>
-                <w:lang w:val="en-DE" w:eastAsia="en-DE"/>
+                <w:lang/>
+              </w:rPr>
+            </w:pPr>
+            <w:r>
+              <w:rPr>
+                <w:rFonts w:ascii="Aptos Narrow" w:eastAsia="Times New Roman" w:hAnsi="Aptos Narrow" w:cs="Times New Roman"/>
+                <w:color w:val="000000"/>
+                <w:lang/>
               </w:rPr>
               <w:t>44.37844</w:t>
             </w:r>
@@ -9230,14 +8867,14 @@
               <w:rPr>
                 <w:rFonts w:ascii="Aptos Narrow" w:eastAsia="Times New Roman" w:hAnsi="Aptos Narrow" w:cs="Times New Roman"/>
                 <w:color w:val="000000"/>
-                <w:lang w:val="en-DE" w:eastAsia="en-DE"/>
-              </w:rPr>
-            </w:pPr>
-            <w:r>
-              <w:rPr>
-                <w:rFonts w:ascii="Aptos Narrow" w:eastAsia="Times New Roman" w:hAnsi="Aptos Narrow" w:cs="Times New Roman"/>
-                <w:color w:val="000000"/>
-                <w:lang w:val="en-DE" w:eastAsia="en-DE"/>
+                <w:lang/>
+              </w:rPr>
+            </w:pPr>
+            <w:r>
+              <w:rPr>
+                <w:rFonts w:ascii="Aptos Narrow" w:eastAsia="Times New Roman" w:hAnsi="Aptos Narrow" w:cs="Times New Roman"/>
+                <w:color w:val="000000"/>
+                <w:lang/>
               </w:rPr>
               <w:t>10.46837</w:t>
             </w:r>
@@ -9254,14 +8891,14 @@
               <w:rPr>
                 <w:rFonts w:ascii="Aptos Narrow" w:eastAsia="Times New Roman" w:hAnsi="Aptos Narrow" w:cs="Times New Roman"/>
                 <w:color w:val="000000"/>
-                <w:lang w:val="en-DE" w:eastAsia="en-DE"/>
-              </w:rPr>
-            </w:pPr>
-            <w:r>
-              <w:rPr>
-                <w:rFonts w:ascii="Aptos Narrow" w:eastAsia="Times New Roman" w:hAnsi="Aptos Narrow" w:cs="Times New Roman"/>
-                <w:color w:val="000000"/>
-                <w:lang w:val="en-DE" w:eastAsia="en-DE"/>
+                <w:lang/>
+              </w:rPr>
+            </w:pPr>
+            <w:r>
+              <w:rPr>
+                <w:rFonts w:ascii="Aptos Narrow" w:eastAsia="Times New Roman" w:hAnsi="Aptos Narrow" w:cs="Times New Roman"/>
+                <w:color w:val="000000"/>
+                <w:lang/>
               </w:rPr>
               <w:t>45.28337</w:t>
             </w:r>
@@ -9278,14 +8915,14 @@
               <w:rPr>
                 <w:rFonts w:ascii="Aptos Narrow" w:eastAsia="Times New Roman" w:hAnsi="Aptos Narrow" w:cs="Times New Roman"/>
                 <w:color w:val="000000"/>
-                <w:lang w:val="en-DE" w:eastAsia="en-DE"/>
-              </w:rPr>
-            </w:pPr>
-            <w:r>
-              <w:rPr>
-                <w:rFonts w:ascii="Aptos Narrow" w:eastAsia="Times New Roman" w:hAnsi="Aptos Narrow" w:cs="Times New Roman"/>
-                <w:color w:val="000000"/>
-                <w:lang w:val="en-DE" w:eastAsia="en-DE"/>
+                <w:lang/>
+              </w:rPr>
+            </w:pPr>
+            <w:r>
+              <w:rPr>
+                <w:rFonts w:ascii="Aptos Narrow" w:eastAsia="Times New Roman" w:hAnsi="Aptos Narrow" w:cs="Times New Roman"/>
+                <w:color w:val="000000"/>
+                <w:lang/>
               </w:rPr>
               <w:t>23.38184</w:t>
             </w:r>
@@ -9302,14 +8939,14 @@
               <w:rPr>
                 <w:rFonts w:ascii="Aptos Narrow" w:eastAsia="Times New Roman" w:hAnsi="Aptos Narrow" w:cs="Times New Roman"/>
                 <w:color w:val="000000"/>
-                <w:lang w:val="en-DE" w:eastAsia="en-DE"/>
-              </w:rPr>
-            </w:pPr>
-            <w:r>
-              <w:rPr>
-                <w:rFonts w:ascii="Aptos Narrow" w:eastAsia="Times New Roman" w:hAnsi="Aptos Narrow" w:cs="Times New Roman"/>
-                <w:color w:val="000000"/>
-                <w:lang w:val="en-DE" w:eastAsia="en-DE"/>
+                <w:lang/>
+              </w:rPr>
+            </w:pPr>
+            <w:r>
+              <w:rPr>
+                <w:rFonts w:ascii="Aptos Narrow" w:eastAsia="Times New Roman" w:hAnsi="Aptos Narrow" w:cs="Times New Roman"/>
+                <w:color w:val="000000"/>
+                <w:lang/>
               </w:rPr>
               <w:t>46.54085</w:t>
             </w:r>
@@ -9333,14 +8970,14 @@
               <w:rPr>
                 <w:rFonts w:ascii="Aptos Narrow" w:eastAsia="Times New Roman" w:hAnsi="Aptos Narrow" w:cs="Times New Roman"/>
                 <w:color w:val="000000"/>
-                <w:lang w:val="en-DE" w:eastAsia="en-DE"/>
-              </w:rPr>
-            </w:pPr>
-            <w:r>
-              <w:rPr>
-                <w:rFonts w:ascii="Aptos Narrow" w:eastAsia="Times New Roman" w:hAnsi="Aptos Narrow" w:cs="Times New Roman"/>
-                <w:color w:val="000000"/>
-                <w:lang w:val="en-DE" w:eastAsia="en-DE"/>
+                <w:lang/>
+              </w:rPr>
+            </w:pPr>
+            <w:r>
+              <w:rPr>
+                <w:rFonts w:ascii="Aptos Narrow" w:eastAsia="Times New Roman" w:hAnsi="Aptos Narrow" w:cs="Times New Roman"/>
+                <w:color w:val="000000"/>
+                <w:lang/>
               </w:rPr>
               <w:t>Workout: Jumping Jacks</w:t>
             </w:r>
@@ -9359,14 +8996,14 @@
               <w:rPr>
                 <w:rFonts w:ascii="Aptos Narrow" w:eastAsia="Times New Roman" w:hAnsi="Aptos Narrow" w:cs="Times New Roman"/>
                 <w:color w:val="000000"/>
-                <w:lang w:val="en-DE" w:eastAsia="en-DE"/>
-              </w:rPr>
-            </w:pPr>
-            <w:r>
-              <w:rPr>
-                <w:rFonts w:ascii="Aptos Narrow" w:eastAsia="Times New Roman" w:hAnsi="Aptos Narrow" w:cs="Times New Roman"/>
-                <w:color w:val="000000"/>
-                <w:lang w:val="en-DE" w:eastAsia="en-DE"/>
+                <w:lang/>
+              </w:rPr>
+            </w:pPr>
+            <w:r>
+              <w:rPr>
+                <w:rFonts w:ascii="Aptos Narrow" w:eastAsia="Times New Roman" w:hAnsi="Aptos Narrow" w:cs="Times New Roman"/>
+                <w:color w:val="000000"/>
+                <w:lang/>
               </w:rPr>
               <w:t>38.35212</w:t>
             </w:r>
@@ -9383,14 +9020,14 @@
               <w:rPr>
                 <w:rFonts w:ascii="Aptos Narrow" w:eastAsia="Times New Roman" w:hAnsi="Aptos Narrow" w:cs="Times New Roman"/>
                 <w:color w:val="000000"/>
-                <w:lang w:val="en-DE" w:eastAsia="en-DE"/>
-              </w:rPr>
-            </w:pPr>
-            <w:r>
-              <w:rPr>
-                <w:rFonts w:ascii="Aptos Narrow" w:eastAsia="Times New Roman" w:hAnsi="Aptos Narrow" w:cs="Times New Roman"/>
-                <w:color w:val="000000"/>
-                <w:lang w:val="en-DE" w:eastAsia="en-DE"/>
+                <w:lang/>
+              </w:rPr>
+            </w:pPr>
+            <w:r>
+              <w:rPr>
+                <w:rFonts w:ascii="Aptos Narrow" w:eastAsia="Times New Roman" w:hAnsi="Aptos Narrow" w:cs="Times New Roman"/>
+                <w:color w:val="000000"/>
+                <w:lang/>
               </w:rPr>
               <w:t>17.44166</w:t>
             </w:r>
@@ -9407,14 +9044,14 @@
               <w:rPr>
                 <w:rFonts w:ascii="Aptos Narrow" w:eastAsia="Times New Roman" w:hAnsi="Aptos Narrow" w:cs="Times New Roman"/>
                 <w:color w:val="000000"/>
-                <w:lang w:val="en-DE" w:eastAsia="en-DE"/>
-              </w:rPr>
-            </w:pPr>
-            <w:r>
-              <w:rPr>
-                <w:rFonts w:ascii="Aptos Narrow" w:eastAsia="Times New Roman" w:hAnsi="Aptos Narrow" w:cs="Times New Roman"/>
-                <w:color w:val="000000"/>
-                <w:lang w:val="en-DE" w:eastAsia="en-DE"/>
+                <w:lang/>
+              </w:rPr>
+            </w:pPr>
+            <w:r>
+              <w:rPr>
+                <w:rFonts w:ascii="Aptos Narrow" w:eastAsia="Times New Roman" w:hAnsi="Aptos Narrow" w:cs="Times New Roman"/>
+                <w:color w:val="000000"/>
+                <w:lang/>
               </w:rPr>
               <w:t>48.15474</w:t>
             </w:r>
@@ -9431,14 +9068,14 @@
               <w:rPr>
                 <w:rFonts w:ascii="Aptos Narrow" w:eastAsia="Times New Roman" w:hAnsi="Aptos Narrow" w:cs="Times New Roman"/>
                 <w:color w:val="000000"/>
-                <w:lang w:val="en-DE" w:eastAsia="en-DE"/>
-              </w:rPr>
-            </w:pPr>
-            <w:r>
-              <w:rPr>
-                <w:rFonts w:ascii="Aptos Narrow" w:eastAsia="Times New Roman" w:hAnsi="Aptos Narrow" w:cs="Times New Roman"/>
-                <w:color w:val="000000"/>
-                <w:lang w:val="en-DE" w:eastAsia="en-DE"/>
+                <w:lang/>
+              </w:rPr>
+            </w:pPr>
+            <w:r>
+              <w:rPr>
+                <w:rFonts w:ascii="Aptos Narrow" w:eastAsia="Times New Roman" w:hAnsi="Aptos Narrow" w:cs="Times New Roman"/>
+                <w:color w:val="000000"/>
+                <w:lang/>
               </w:rPr>
               <w:t>16.71015</w:t>
             </w:r>
@@ -9455,14 +9092,14 @@
               <w:rPr>
                 <w:rFonts w:ascii="Aptos Narrow" w:eastAsia="Times New Roman" w:hAnsi="Aptos Narrow" w:cs="Times New Roman"/>
                 <w:color w:val="000000"/>
-                <w:lang w:val="en-DE" w:eastAsia="en-DE"/>
-              </w:rPr>
-            </w:pPr>
-            <w:r>
-              <w:rPr>
-                <w:rFonts w:ascii="Aptos Narrow" w:eastAsia="Times New Roman" w:hAnsi="Aptos Narrow" w:cs="Times New Roman"/>
-                <w:color w:val="000000"/>
-                <w:lang w:val="en-DE" w:eastAsia="en-DE"/>
+                <w:lang/>
+              </w:rPr>
+            </w:pPr>
+            <w:r>
+              <w:rPr>
+                <w:rFonts w:ascii="Aptos Narrow" w:eastAsia="Times New Roman" w:hAnsi="Aptos Narrow" w:cs="Times New Roman"/>
+                <w:color w:val="000000"/>
+                <w:lang/>
               </w:rPr>
               <w:t>69.02524</w:t>
             </w:r>
@@ -9487,14 +9124,14 @@
               <w:rPr>
                 <w:rFonts w:ascii="Aptos Narrow" w:eastAsia="Times New Roman" w:hAnsi="Aptos Narrow" w:cs="Times New Roman"/>
                 <w:color w:val="000000"/>
-                <w:lang w:val="en-DE" w:eastAsia="en-DE"/>
-              </w:rPr>
-            </w:pPr>
-            <w:r>
-              <w:rPr>
-                <w:rFonts w:ascii="Aptos Narrow" w:eastAsia="Times New Roman" w:hAnsi="Aptos Narrow" w:cs="Times New Roman"/>
-                <w:color w:val="000000"/>
-                <w:lang w:val="en-DE" w:eastAsia="en-DE"/>
+                <w:lang/>
+              </w:rPr>
+            </w:pPr>
+            <w:r>
+              <w:rPr>
+                <w:rFonts w:ascii="Aptos Narrow" w:eastAsia="Times New Roman" w:hAnsi="Aptos Narrow" w:cs="Times New Roman"/>
+                <w:color w:val="000000"/>
+                <w:lang/>
               </w:rPr>
               <w:t>Workout: Wrists</w:t>
             </w:r>
@@ -9513,14 +9150,14 @@
               <w:rPr>
                 <w:rFonts w:ascii="Aptos Narrow" w:eastAsia="Times New Roman" w:hAnsi="Aptos Narrow" w:cs="Times New Roman"/>
                 <w:color w:val="000000"/>
-                <w:lang w:val="en-DE" w:eastAsia="en-DE"/>
-              </w:rPr>
-            </w:pPr>
-            <w:r>
-              <w:rPr>
-                <w:rFonts w:ascii="Aptos Narrow" w:eastAsia="Times New Roman" w:hAnsi="Aptos Narrow" w:cs="Times New Roman"/>
-                <w:color w:val="000000"/>
-                <w:lang w:val="en-DE" w:eastAsia="en-DE"/>
+                <w:lang/>
+              </w:rPr>
+            </w:pPr>
+            <w:r>
+              <w:rPr>
+                <w:rFonts w:ascii="Aptos Narrow" w:eastAsia="Times New Roman" w:hAnsi="Aptos Narrow" w:cs="Times New Roman"/>
+                <w:color w:val="000000"/>
+                <w:lang/>
               </w:rPr>
               <w:t>29.76163</w:t>
             </w:r>
@@ -9537,14 +9174,14 @@
               <w:rPr>
                 <w:rFonts w:ascii="Aptos Narrow" w:eastAsia="Times New Roman" w:hAnsi="Aptos Narrow" w:cs="Times New Roman"/>
                 <w:color w:val="000000"/>
-                <w:lang w:val="en-DE" w:eastAsia="en-DE"/>
-              </w:rPr>
-            </w:pPr>
-            <w:r>
-              <w:rPr>
-                <w:rFonts w:ascii="Aptos Narrow" w:eastAsia="Times New Roman" w:hAnsi="Aptos Narrow" w:cs="Times New Roman"/>
-                <w:color w:val="000000"/>
-                <w:lang w:val="en-DE" w:eastAsia="en-DE"/>
+                <w:lang/>
+              </w:rPr>
+            </w:pPr>
+            <w:r>
+              <w:rPr>
+                <w:rFonts w:ascii="Aptos Narrow" w:eastAsia="Times New Roman" w:hAnsi="Aptos Narrow" w:cs="Times New Roman"/>
+                <w:color w:val="000000"/>
+                <w:lang/>
               </w:rPr>
               <w:t>15.41443</w:t>
             </w:r>
@@ -9561,14 +9198,14 @@
               <w:rPr>
                 <w:rFonts w:ascii="Aptos Narrow" w:eastAsia="Times New Roman" w:hAnsi="Aptos Narrow" w:cs="Times New Roman"/>
                 <w:color w:val="000000"/>
-                <w:lang w:val="en-DE" w:eastAsia="en-DE"/>
-              </w:rPr>
-            </w:pPr>
-            <w:r>
-              <w:rPr>
-                <w:rFonts w:ascii="Aptos Narrow" w:eastAsia="Times New Roman" w:hAnsi="Aptos Narrow" w:cs="Times New Roman"/>
-                <w:color w:val="000000"/>
-                <w:lang w:val="en-DE" w:eastAsia="en-DE"/>
+                <w:lang/>
+              </w:rPr>
+            </w:pPr>
+            <w:r>
+              <w:rPr>
+                <w:rFonts w:ascii="Aptos Narrow" w:eastAsia="Times New Roman" w:hAnsi="Aptos Narrow" w:cs="Times New Roman"/>
+                <w:color w:val="000000"/>
+                <w:lang/>
               </w:rPr>
               <w:t>35.45509</w:t>
             </w:r>
@@ -9585,14 +9222,14 @@
               <w:rPr>
                 <w:rFonts w:ascii="Aptos Narrow" w:eastAsia="Times New Roman" w:hAnsi="Aptos Narrow" w:cs="Times New Roman"/>
                 <w:color w:val="000000"/>
-                <w:lang w:val="en-DE" w:eastAsia="en-DE"/>
-              </w:rPr>
-            </w:pPr>
-            <w:r>
-              <w:rPr>
-                <w:rFonts w:ascii="Aptos Narrow" w:eastAsia="Times New Roman" w:hAnsi="Aptos Narrow" w:cs="Times New Roman"/>
-                <w:color w:val="000000"/>
-                <w:lang w:val="en-DE" w:eastAsia="en-DE"/>
+                <w:lang/>
+              </w:rPr>
+            </w:pPr>
+            <w:r>
+              <w:rPr>
+                <w:rFonts w:ascii="Aptos Narrow" w:eastAsia="Times New Roman" w:hAnsi="Aptos Narrow" w:cs="Times New Roman"/>
+                <w:color w:val="000000"/>
+                <w:lang/>
               </w:rPr>
               <w:t>19.88176</w:t>
             </w:r>
@@ -9609,14 +9246,14 @@
               <w:rPr>
                 <w:rFonts w:ascii="Aptos Narrow" w:eastAsia="Times New Roman" w:hAnsi="Aptos Narrow" w:cs="Times New Roman"/>
                 <w:color w:val="000000"/>
-                <w:lang w:val="en-DE" w:eastAsia="en-DE"/>
-              </w:rPr>
-            </w:pPr>
-            <w:r>
-              <w:rPr>
-                <w:rFonts w:ascii="Aptos Narrow" w:eastAsia="Times New Roman" w:hAnsi="Aptos Narrow" w:cs="Times New Roman"/>
-                <w:color w:val="000000"/>
-                <w:lang w:val="en-DE" w:eastAsia="en-DE"/>
+                <w:lang/>
+              </w:rPr>
+            </w:pPr>
+            <w:r>
+              <w:rPr>
+                <w:rFonts w:ascii="Aptos Narrow" w:eastAsia="Times New Roman" w:hAnsi="Aptos Narrow" w:cs="Times New Roman"/>
+                <w:color w:val="000000"/>
+                <w:lang/>
               </w:rPr>
               <w:t>13.16511</w:t>
             </w:r>
@@ -9640,14 +9277,14 @@
               <w:rPr>
                 <w:rFonts w:ascii="Aptos Narrow" w:eastAsia="Times New Roman" w:hAnsi="Aptos Narrow" w:cs="Times New Roman"/>
                 <w:color w:val="000000"/>
-                <w:lang w:val="en-DE" w:eastAsia="en-DE"/>
-              </w:rPr>
-            </w:pPr>
-            <w:r>
-              <w:rPr>
-                <w:rFonts w:ascii="Aptos Narrow" w:eastAsia="Times New Roman" w:hAnsi="Aptos Narrow" w:cs="Times New Roman"/>
-                <w:color w:val="000000"/>
-                <w:lang w:val="en-DE" w:eastAsia="en-DE"/>
+                <w:lang/>
+              </w:rPr>
+            </w:pPr>
+            <w:r>
+              <w:rPr>
+                <w:rFonts w:ascii="Aptos Narrow" w:eastAsia="Times New Roman" w:hAnsi="Aptos Narrow" w:cs="Times New Roman"/>
+                <w:color w:val="000000"/>
+                <w:lang/>
               </w:rPr>
               <w:t>Workout: Stretching</w:t>
             </w:r>
@@ -9666,14 +9303,14 @@
               <w:rPr>
                 <w:rFonts w:ascii="Aptos Narrow" w:eastAsia="Times New Roman" w:hAnsi="Aptos Narrow" w:cs="Times New Roman"/>
                 <w:color w:val="000000"/>
-                <w:lang w:val="en-DE" w:eastAsia="en-DE"/>
-              </w:rPr>
-            </w:pPr>
-            <w:r>
-              <w:rPr>
-                <w:rFonts w:ascii="Aptos Narrow" w:eastAsia="Times New Roman" w:hAnsi="Aptos Narrow" w:cs="Times New Roman"/>
-                <w:color w:val="000000"/>
-                <w:lang w:val="en-DE" w:eastAsia="en-DE"/>
+                <w:lang/>
+              </w:rPr>
+            </w:pPr>
+            <w:r>
+              <w:rPr>
+                <w:rFonts w:ascii="Aptos Narrow" w:eastAsia="Times New Roman" w:hAnsi="Aptos Narrow" w:cs="Times New Roman"/>
+                <w:color w:val="000000"/>
+                <w:lang/>
               </w:rPr>
               <w:t>42.74303</w:t>
             </w:r>
@@ -9690,14 +9327,14 @@
               <w:rPr>
                 <w:rFonts w:ascii="Aptos Narrow" w:eastAsia="Times New Roman" w:hAnsi="Aptos Narrow" w:cs="Times New Roman"/>
                 <w:color w:val="000000"/>
-                <w:lang w:val="en-DE" w:eastAsia="en-DE"/>
-              </w:rPr>
-            </w:pPr>
-            <w:r>
-              <w:rPr>
-                <w:rFonts w:ascii="Aptos Narrow" w:eastAsia="Times New Roman" w:hAnsi="Aptos Narrow" w:cs="Times New Roman"/>
-                <w:color w:val="000000"/>
-                <w:lang w:val="en-DE" w:eastAsia="en-DE"/>
+                <w:lang/>
+              </w:rPr>
+            </w:pPr>
+            <w:r>
+              <w:rPr>
+                <w:rFonts w:ascii="Aptos Narrow" w:eastAsia="Times New Roman" w:hAnsi="Aptos Narrow" w:cs="Times New Roman"/>
+                <w:color w:val="000000"/>
+                <w:lang/>
               </w:rPr>
               <w:t>25.16558</w:t>
             </w:r>
@@ -9714,14 +9351,14 @@
               <w:rPr>
                 <w:rFonts w:ascii="Aptos Narrow" w:eastAsia="Times New Roman" w:hAnsi="Aptos Narrow" w:cs="Times New Roman"/>
                 <w:color w:val="000000"/>
-                <w:lang w:val="en-DE" w:eastAsia="en-DE"/>
-              </w:rPr>
-            </w:pPr>
-            <w:r>
-              <w:rPr>
-                <w:rFonts w:ascii="Aptos Narrow" w:eastAsia="Times New Roman" w:hAnsi="Aptos Narrow" w:cs="Times New Roman"/>
-                <w:color w:val="000000"/>
-                <w:lang w:val="en-DE" w:eastAsia="en-DE"/>
+                <w:lang/>
+              </w:rPr>
+            </w:pPr>
+            <w:r>
+              <w:rPr>
+                <w:rFonts w:ascii="Aptos Narrow" w:eastAsia="Times New Roman" w:hAnsi="Aptos Narrow" w:cs="Times New Roman"/>
+                <w:color w:val="000000"/>
+                <w:lang/>
               </w:rPr>
               <w:t>34.84197</w:t>
             </w:r>
@@ -9738,14 +9375,14 @@
               <w:rPr>
                 <w:rFonts w:ascii="Aptos Narrow" w:eastAsia="Times New Roman" w:hAnsi="Aptos Narrow" w:cs="Times New Roman"/>
                 <w:color w:val="000000"/>
-                <w:lang w:val="en-DE" w:eastAsia="en-DE"/>
-              </w:rPr>
-            </w:pPr>
-            <w:r>
-              <w:rPr>
-                <w:rFonts w:ascii="Aptos Narrow" w:eastAsia="Times New Roman" w:hAnsi="Aptos Narrow" w:cs="Times New Roman"/>
-                <w:color w:val="000000"/>
-                <w:lang w:val="en-DE" w:eastAsia="en-DE"/>
+                <w:lang/>
+              </w:rPr>
+            </w:pPr>
+            <w:r>
+              <w:rPr>
+                <w:rFonts w:ascii="Aptos Narrow" w:eastAsia="Times New Roman" w:hAnsi="Aptos Narrow" w:cs="Times New Roman"/>
+                <w:color w:val="000000"/>
+                <w:lang/>
               </w:rPr>
               <w:t>9.55421</w:t>
             </w:r>
@@ -9762,14 +9399,14 @@
               <w:rPr>
                 <w:rFonts w:ascii="Aptos Narrow" w:eastAsia="Times New Roman" w:hAnsi="Aptos Narrow" w:cs="Times New Roman"/>
                 <w:color w:val="000000"/>
-                <w:lang w:val="en-DE" w:eastAsia="en-DE"/>
-              </w:rPr>
-            </w:pPr>
-            <w:r>
-              <w:rPr>
-                <w:rFonts w:ascii="Aptos Narrow" w:eastAsia="Times New Roman" w:hAnsi="Aptos Narrow" w:cs="Times New Roman"/>
-                <w:color w:val="000000"/>
-                <w:lang w:val="en-DE" w:eastAsia="en-DE"/>
+                <w:lang/>
+              </w:rPr>
+            </w:pPr>
+            <w:r>
+              <w:rPr>
+                <w:rFonts w:ascii="Aptos Narrow" w:eastAsia="Times New Roman" w:hAnsi="Aptos Narrow" w:cs="Times New Roman"/>
+                <w:color w:val="000000"/>
+                <w:lang/>
               </w:rPr>
               <w:t>26.90391</w:t>
             </w:r>
@@ -9810,14 +9447,7 @@
           <w:color w:val="7F7F7F" w:themeColor="text1" w:themeTint="80"/>
           <w:lang w:val="en-US"/>
         </w:rPr>
-        <w:t>MAE values for all 5 considered heartrates, for comparison</w:t>
-      </w:r>
-      <w:r>
-        <w:rPr>
-          <w:color w:val="7F7F7F" w:themeColor="text1" w:themeTint="80"/>
-          <w:lang w:val="en-US"/>
-        </w:rPr>
-        <w:t xml:space="preserve"> </w:t>
+        <w:t xml:space="preserve">MAE values for all 5 considered heartrates, for comparison </w:t>
       </w:r>
     </w:p>
     <w:p>
@@ -9838,7 +9468,7 @@
     </w:p>
     <w:tbl>
       <w:tblPr>
-        <w:tblStyle w:val="PlainTable3"/>
+        <w:tblStyle w:val="EinfacheTabelle3"/>
         <w:tblW w:w="0" w:type="auto"/>
         <w:tblLook w:val="04A0" w:firstRow="1" w:lastRow="0" w:firstColumn="1" w:lastColumn="0" w:noHBand="0" w:noVBand="1"/>
       </w:tblPr>
@@ -9868,14 +9498,14 @@
               <w:rPr>
                 <w:rFonts w:ascii="Aptos Narrow" w:eastAsia="Times New Roman" w:hAnsi="Aptos Narrow" w:cs="Times New Roman"/>
                 <w:color w:val="000000"/>
-                <w:lang w:val="en-DE" w:eastAsia="en-DE"/>
-              </w:rPr>
-            </w:pPr>
-            <w:r>
-              <w:rPr>
-                <w:rFonts w:ascii="Aptos Narrow" w:eastAsia="Times New Roman" w:hAnsi="Aptos Narrow" w:cs="Times New Roman"/>
-                <w:color w:val="000000"/>
-                <w:lang w:val="en-DE" w:eastAsia="en-DE"/>
+                <w:lang/>
+              </w:rPr>
+            </w:pPr>
+            <w:r>
+              <w:rPr>
+                <w:rFonts w:ascii="Aptos Narrow" w:eastAsia="Times New Roman" w:hAnsi="Aptos Narrow" w:cs="Times New Roman"/>
+                <w:color w:val="000000"/>
+                <w:lang/>
               </w:rPr>
               <w:t>Measurement</w:t>
             </w:r>
@@ -9892,14 +9522,14 @@
               <w:rPr>
                 <w:rFonts w:ascii="Aptos Narrow" w:eastAsia="Times New Roman" w:hAnsi="Aptos Narrow" w:cs="Times New Roman"/>
                 <w:color w:val="000000"/>
-                <w:lang w:val="en-DE" w:eastAsia="en-DE"/>
-              </w:rPr>
-            </w:pPr>
-            <w:r>
-              <w:rPr>
-                <w:rFonts w:ascii="Aptos Narrow" w:eastAsia="Times New Roman" w:hAnsi="Aptos Narrow" w:cs="Times New Roman"/>
-                <w:color w:val="000000"/>
-                <w:lang w:val="en-DE" w:eastAsia="en-DE"/>
+                <w:lang/>
+              </w:rPr>
+            </w:pPr>
+            <w:r>
+              <w:rPr>
+                <w:rFonts w:ascii="Aptos Narrow" w:eastAsia="Times New Roman" w:hAnsi="Aptos Narrow" w:cs="Times New Roman"/>
+                <w:color w:val="000000"/>
+                <w:lang/>
               </w:rPr>
               <w:t>Pearson Inst HR</w:t>
             </w:r>
@@ -9907,7 +9537,7 @@
               <w:rPr>
                 <w:rFonts w:ascii="Aptos Narrow" w:eastAsia="Times New Roman" w:hAnsi="Aptos Narrow" w:cs="Times New Roman"/>
                 <w:color w:val="000000"/>
-                <w:lang w:val="en-DE" w:eastAsia="en-DE"/>
+                <w:lang/>
               </w:rPr>
               <w:t xml:space="preserve"> Watch</w:t>
             </w:r>
@@ -9924,14 +9554,14 @@
               <w:rPr>
                 <w:rFonts w:ascii="Aptos Narrow" w:eastAsia="Times New Roman" w:hAnsi="Aptos Narrow" w:cs="Times New Roman"/>
                 <w:color w:val="000000"/>
-                <w:lang w:val="en-DE" w:eastAsia="en-DE"/>
-              </w:rPr>
-            </w:pPr>
-            <w:r>
-              <w:rPr>
-                <w:rFonts w:ascii="Aptos Narrow" w:eastAsia="Times New Roman" w:hAnsi="Aptos Narrow" w:cs="Times New Roman"/>
-                <w:color w:val="000000"/>
-                <w:lang w:val="en-DE" w:eastAsia="en-DE"/>
+                <w:lang/>
+              </w:rPr>
+            </w:pPr>
+            <w:r>
+              <w:rPr>
+                <w:rFonts w:ascii="Aptos Narrow" w:eastAsia="Times New Roman" w:hAnsi="Aptos Narrow" w:cs="Times New Roman"/>
+                <w:color w:val="000000"/>
+                <w:lang/>
               </w:rPr>
               <w:t>Pearson Smoothed HR</w:t>
             </w:r>
@@ -9939,7 +9569,7 @@
               <w:rPr>
                 <w:rFonts w:ascii="Aptos Narrow" w:eastAsia="Times New Roman" w:hAnsi="Aptos Narrow" w:cs="Times New Roman"/>
                 <w:color w:val="000000"/>
-                <w:lang w:val="en-DE" w:eastAsia="en-DE"/>
+                <w:lang/>
               </w:rPr>
               <w:t xml:space="preserve"> watch</w:t>
             </w:r>
@@ -9956,14 +9586,14 @@
               <w:rPr>
                 <w:rFonts w:ascii="Aptos Narrow" w:eastAsia="Times New Roman" w:hAnsi="Aptos Narrow" w:cs="Times New Roman"/>
                 <w:color w:val="000000"/>
-                <w:lang w:val="en-DE" w:eastAsia="en-DE"/>
-              </w:rPr>
-            </w:pPr>
-            <w:r>
-              <w:rPr>
-                <w:rFonts w:ascii="Aptos Narrow" w:eastAsia="Times New Roman" w:hAnsi="Aptos Narrow" w:cs="Times New Roman"/>
-                <w:color w:val="000000"/>
-                <w:lang w:val="en-DE" w:eastAsia="en-DE"/>
+                <w:lang/>
+              </w:rPr>
+            </w:pPr>
+            <w:r>
+              <w:rPr>
+                <w:rFonts w:ascii="Aptos Narrow" w:eastAsia="Times New Roman" w:hAnsi="Aptos Narrow" w:cs="Times New Roman"/>
+                <w:color w:val="000000"/>
+                <w:lang/>
               </w:rPr>
               <w:t>Pearson Inst HR</w:t>
             </w:r>
@@ -9971,7 +9601,7 @@
               <w:rPr>
                 <w:rFonts w:ascii="Aptos Narrow" w:eastAsia="Times New Roman" w:hAnsi="Aptos Narrow" w:cs="Times New Roman"/>
                 <w:color w:val="000000"/>
-                <w:lang w:val="en-DE" w:eastAsia="en-DE"/>
+                <w:lang/>
               </w:rPr>
               <w:t xml:space="preserve"> BP</w:t>
             </w:r>
@@ -9988,14 +9618,14 @@
               <w:rPr>
                 <w:rFonts w:ascii="Aptos Narrow" w:eastAsia="Times New Roman" w:hAnsi="Aptos Narrow" w:cs="Times New Roman"/>
                 <w:color w:val="000000"/>
-                <w:lang w:val="en-DE" w:eastAsia="en-DE"/>
-              </w:rPr>
-            </w:pPr>
-            <w:r>
-              <w:rPr>
-                <w:rFonts w:ascii="Aptos Narrow" w:eastAsia="Times New Roman" w:hAnsi="Aptos Narrow" w:cs="Times New Roman"/>
-                <w:color w:val="000000"/>
-                <w:lang w:val="en-DE" w:eastAsia="en-DE"/>
+                <w:lang/>
+              </w:rPr>
+            </w:pPr>
+            <w:r>
+              <w:rPr>
+                <w:rFonts w:ascii="Aptos Narrow" w:eastAsia="Times New Roman" w:hAnsi="Aptos Narrow" w:cs="Times New Roman"/>
+                <w:color w:val="000000"/>
+                <w:lang/>
               </w:rPr>
               <w:t>Pearson Smoothed HR</w:t>
             </w:r>
@@ -10003,7 +9633,7 @@
               <w:rPr>
                 <w:rFonts w:ascii="Aptos Narrow" w:eastAsia="Times New Roman" w:hAnsi="Aptos Narrow" w:cs="Times New Roman"/>
                 <w:color w:val="000000"/>
-                <w:lang w:val="en-DE" w:eastAsia="en-DE"/>
+                <w:lang/>
               </w:rPr>
               <w:t xml:space="preserve"> BP</w:t>
             </w:r>
@@ -10020,14 +9650,14 @@
               <w:rPr>
                 <w:rFonts w:ascii="Aptos Narrow" w:eastAsia="Times New Roman" w:hAnsi="Aptos Narrow" w:cs="Times New Roman"/>
                 <w:color w:val="000000"/>
-                <w:lang w:val="en-DE" w:eastAsia="en-DE"/>
-              </w:rPr>
-            </w:pPr>
-            <w:r>
-              <w:rPr>
-                <w:rFonts w:ascii="Aptos Narrow" w:eastAsia="Times New Roman" w:hAnsi="Aptos Narrow" w:cs="Times New Roman"/>
-                <w:color w:val="000000"/>
-                <w:lang w:val="en-DE" w:eastAsia="en-DE"/>
+                <w:lang/>
+              </w:rPr>
+            </w:pPr>
+            <w:r>
+              <w:rPr>
+                <w:rFonts w:ascii="Aptos Narrow" w:eastAsia="Times New Roman" w:hAnsi="Aptos Narrow" w:cs="Times New Roman"/>
+                <w:color w:val="000000"/>
+                <w:lang/>
               </w:rPr>
               <w:t>Pearson FFT HR</w:t>
             </w:r>
@@ -10052,14 +9682,14 @@
               <w:rPr>
                 <w:rFonts w:ascii="Aptos Narrow" w:eastAsia="Times New Roman" w:hAnsi="Aptos Narrow" w:cs="Times New Roman"/>
                 <w:color w:val="000000"/>
-                <w:lang w:val="en-DE" w:eastAsia="en-DE"/>
-              </w:rPr>
-            </w:pPr>
-            <w:r>
-              <w:rPr>
-                <w:rFonts w:ascii="Aptos Narrow" w:eastAsia="Times New Roman" w:hAnsi="Aptos Narrow" w:cs="Times New Roman"/>
-                <w:color w:val="000000"/>
-                <w:lang w:val="en-DE" w:eastAsia="en-DE"/>
+                <w:lang/>
+              </w:rPr>
+            </w:pPr>
+            <w:r>
+              <w:rPr>
+                <w:rFonts w:ascii="Aptos Narrow" w:eastAsia="Times New Roman" w:hAnsi="Aptos Narrow" w:cs="Times New Roman"/>
+                <w:color w:val="000000"/>
+                <w:lang/>
               </w:rPr>
               <w:t>Rest</w:t>
             </w:r>
@@ -10078,7 +9708,7 @@
                 <w:color w:val="000000"/>
                 <w:sz w:val="24"/>
                 <w:szCs w:val="24"/>
-                <w:lang w:val="en-DE" w:eastAsia="en-DE"/>
+                <w:lang/>
               </w:rPr>
             </w:pPr>
             <w:r>
@@ -10087,7 +9717,7 @@
                 <w:color w:val="000000"/>
                 <w:sz w:val="24"/>
                 <w:szCs w:val="24"/>
-                <w:lang w:val="en-DE" w:eastAsia="en-DE"/>
+                <w:lang/>
               </w:rPr>
               <w:t>-0.02615</w:t>
             </w:r>
@@ -10106,7 +9736,7 @@
                 <w:color w:val="000000"/>
                 <w:sz w:val="24"/>
                 <w:szCs w:val="24"/>
-                <w:lang w:val="en-DE" w:eastAsia="en-DE"/>
+                <w:lang/>
               </w:rPr>
             </w:pPr>
             <w:r>
@@ -10115,7 +9745,7 @@
                 <w:color w:val="000000"/>
                 <w:sz w:val="24"/>
                 <w:szCs w:val="24"/>
-                <w:lang w:val="en-DE" w:eastAsia="en-DE"/>
+                <w:lang/>
               </w:rPr>
               <w:t>-0.04666</w:t>
             </w:r>
@@ -10134,7 +9764,7 @@
                 <w:color w:val="000000"/>
                 <w:sz w:val="24"/>
                 <w:szCs w:val="24"/>
-                <w:lang w:val="en-DE" w:eastAsia="en-DE"/>
+                <w:lang/>
               </w:rPr>
             </w:pPr>
             <w:r>
@@ -10143,7 +9773,7 @@
                 <w:color w:val="000000"/>
                 <w:sz w:val="24"/>
                 <w:szCs w:val="24"/>
-                <w:lang w:val="en-DE" w:eastAsia="en-DE"/>
+                <w:lang/>
               </w:rPr>
               <w:t>0.67825</w:t>
             </w:r>
@@ -10162,7 +9792,7 @@
                 <w:color w:val="000000"/>
                 <w:sz w:val="24"/>
                 <w:szCs w:val="24"/>
-                <w:lang w:val="en-DE" w:eastAsia="en-DE"/>
+                <w:lang/>
               </w:rPr>
             </w:pPr>
             <w:r>
@@ -10171,7 +9801,7 @@
                 <w:color w:val="000000"/>
                 <w:sz w:val="24"/>
                 <w:szCs w:val="24"/>
-                <w:lang w:val="en-DE" w:eastAsia="en-DE"/>
+                <w:lang/>
               </w:rPr>
               <w:t>0.71795</w:t>
             </w:r>
@@ -10190,7 +9820,7 @@
                 <w:color w:val="000000"/>
                 <w:sz w:val="24"/>
                 <w:szCs w:val="24"/>
-                <w:lang w:val="en-DE" w:eastAsia="en-DE"/>
+                <w:lang/>
               </w:rPr>
             </w:pPr>
             <w:r>
@@ -10199,7 +9829,7 @@
                 <w:color w:val="000000"/>
                 <w:sz w:val="24"/>
                 <w:szCs w:val="24"/>
-                <w:lang w:val="en-DE" w:eastAsia="en-DE"/>
+                <w:lang/>
               </w:rPr>
               <w:t>-0.02615</w:t>
             </w:r>
@@ -10223,14 +9853,14 @@
               <w:rPr>
                 <w:rFonts w:ascii="Aptos Narrow" w:eastAsia="Times New Roman" w:hAnsi="Aptos Narrow" w:cs="Times New Roman"/>
                 <w:color w:val="000000"/>
-                <w:lang w:val="en-DE" w:eastAsia="en-DE"/>
-              </w:rPr>
-            </w:pPr>
-            <w:r>
-              <w:rPr>
-                <w:rFonts w:ascii="Aptos Narrow" w:eastAsia="Times New Roman" w:hAnsi="Aptos Narrow" w:cs="Times New Roman"/>
-                <w:color w:val="000000"/>
-                <w:lang w:val="en-DE" w:eastAsia="en-DE"/>
+                <w:lang/>
+              </w:rPr>
+            </w:pPr>
+            <w:r>
+              <w:rPr>
+                <w:rFonts w:ascii="Aptos Narrow" w:eastAsia="Times New Roman" w:hAnsi="Aptos Narrow" w:cs="Times New Roman"/>
+                <w:color w:val="000000"/>
+                <w:lang/>
               </w:rPr>
               <w:t>Stairs</w:t>
             </w:r>
@@ -10249,7 +9879,7 @@
                 <w:color w:val="000000"/>
                 <w:sz w:val="24"/>
                 <w:szCs w:val="24"/>
-                <w:lang w:val="en-DE" w:eastAsia="en-DE"/>
+                <w:lang/>
               </w:rPr>
             </w:pPr>
             <w:r>
@@ -10258,7 +9888,7 @@
                 <w:color w:val="000000"/>
                 <w:sz w:val="24"/>
                 <w:szCs w:val="24"/>
-                <w:lang w:val="en-DE" w:eastAsia="en-DE"/>
+                <w:lang/>
               </w:rPr>
               <w:t>0.07001</w:t>
             </w:r>
@@ -10277,7 +9907,7 @@
                 <w:color w:val="000000"/>
                 <w:sz w:val="24"/>
                 <w:szCs w:val="24"/>
-                <w:lang w:val="en-DE" w:eastAsia="en-DE"/>
+                <w:lang/>
               </w:rPr>
             </w:pPr>
             <w:r>
@@ -10286,7 +9916,7 @@
                 <w:color w:val="000000"/>
                 <w:sz w:val="24"/>
                 <w:szCs w:val="24"/>
-                <w:lang w:val="en-DE" w:eastAsia="en-DE"/>
+                <w:lang/>
               </w:rPr>
               <w:t>0.42931</w:t>
             </w:r>
@@ -10305,7 +9935,7 @@
                 <w:color w:val="000000"/>
                 <w:sz w:val="24"/>
                 <w:szCs w:val="24"/>
-                <w:lang w:val="en-DE" w:eastAsia="en-DE"/>
+                <w:lang/>
               </w:rPr>
             </w:pPr>
             <w:r>
@@ -10314,7 +9944,7 @@
                 <w:color w:val="000000"/>
                 <w:sz w:val="24"/>
                 <w:szCs w:val="24"/>
-                <w:lang w:val="en-DE" w:eastAsia="en-DE"/>
+                <w:lang/>
               </w:rPr>
               <w:t>0.35628</w:t>
             </w:r>
@@ -10333,7 +9963,7 @@
                 <w:color w:val="000000"/>
                 <w:sz w:val="24"/>
                 <w:szCs w:val="24"/>
-                <w:lang w:val="en-DE" w:eastAsia="en-DE"/>
+                <w:lang/>
               </w:rPr>
             </w:pPr>
             <w:r>
@@ -10342,7 +9972,7 @@
                 <w:color w:val="000000"/>
                 <w:sz w:val="24"/>
                 <w:szCs w:val="24"/>
-                <w:lang w:val="en-DE" w:eastAsia="en-DE"/>
+                <w:lang/>
               </w:rPr>
               <w:t>0.92111</w:t>
             </w:r>
@@ -10361,7 +9991,7 @@
                 <w:color w:val="000000"/>
                 <w:sz w:val="24"/>
                 <w:szCs w:val="24"/>
-                <w:lang w:val="en-DE" w:eastAsia="en-DE"/>
+                <w:lang/>
               </w:rPr>
             </w:pPr>
             <w:r>
@@ -10370,7 +10000,7 @@
                 <w:color w:val="000000"/>
                 <w:sz w:val="24"/>
                 <w:szCs w:val="24"/>
-                <w:lang w:val="en-DE" w:eastAsia="en-DE"/>
+                <w:lang/>
               </w:rPr>
               <w:t>0.07001</w:t>
             </w:r>
@@ -10395,14 +10025,14 @@
               <w:rPr>
                 <w:rFonts w:ascii="Aptos Narrow" w:eastAsia="Times New Roman" w:hAnsi="Aptos Narrow" w:cs="Times New Roman"/>
                 <w:color w:val="000000"/>
-                <w:lang w:val="en-DE" w:eastAsia="en-DE"/>
-              </w:rPr>
-            </w:pPr>
-            <w:r>
-              <w:rPr>
-                <w:rFonts w:ascii="Aptos Narrow" w:eastAsia="Times New Roman" w:hAnsi="Aptos Narrow" w:cs="Times New Roman"/>
-                <w:color w:val="000000"/>
-                <w:lang w:val="en-DE" w:eastAsia="en-DE"/>
+                <w:lang/>
+              </w:rPr>
+            </w:pPr>
+            <w:r>
+              <w:rPr>
+                <w:rFonts w:ascii="Aptos Narrow" w:eastAsia="Times New Roman" w:hAnsi="Aptos Narrow" w:cs="Times New Roman"/>
+                <w:color w:val="000000"/>
+                <w:lang/>
               </w:rPr>
               <w:t>Workout</w:t>
             </w:r>
@@ -10421,7 +10051,7 @@
                 <w:color w:val="000000"/>
                 <w:sz w:val="24"/>
                 <w:szCs w:val="24"/>
-                <w:lang w:val="en-DE" w:eastAsia="en-DE"/>
+                <w:lang/>
               </w:rPr>
             </w:pPr>
             <w:r>
@@ -10430,7 +10060,7 @@
                 <w:color w:val="000000"/>
                 <w:sz w:val="24"/>
                 <w:szCs w:val="24"/>
-                <w:lang w:val="en-DE" w:eastAsia="en-DE"/>
+                <w:lang/>
               </w:rPr>
               <w:t>0.20511</w:t>
             </w:r>
@@ -10449,7 +10079,7 @@
                 <w:color w:val="000000"/>
                 <w:sz w:val="24"/>
                 <w:szCs w:val="24"/>
-                <w:lang w:val="en-DE" w:eastAsia="en-DE"/>
+                <w:lang/>
               </w:rPr>
             </w:pPr>
             <w:r>
@@ -10458,7 +10088,7 @@
                 <w:color w:val="000000"/>
                 <w:sz w:val="24"/>
                 <w:szCs w:val="24"/>
-                <w:lang w:val="en-DE" w:eastAsia="en-DE"/>
+                <w:lang/>
               </w:rPr>
               <w:t>0.46218</w:t>
             </w:r>
@@ -10477,7 +10107,7 @@
                 <w:color w:val="000000"/>
                 <w:sz w:val="24"/>
                 <w:szCs w:val="24"/>
-                <w:lang w:val="en-DE" w:eastAsia="en-DE"/>
+                <w:lang/>
               </w:rPr>
             </w:pPr>
             <w:r>
@@ -10486,7 +10116,7 @@
                 <w:color w:val="000000"/>
                 <w:sz w:val="24"/>
                 <w:szCs w:val="24"/>
-                <w:lang w:val="en-DE" w:eastAsia="en-DE"/>
+                <w:lang/>
               </w:rPr>
               <w:t>0.33562</w:t>
             </w:r>
@@ -10505,7 +10135,7 @@
                 <w:color w:val="000000"/>
                 <w:sz w:val="24"/>
                 <w:szCs w:val="24"/>
-                <w:lang w:val="en-DE" w:eastAsia="en-DE"/>
+                <w:lang/>
               </w:rPr>
             </w:pPr>
             <w:r>
@@ -10514,7 +10144,7 @@
                 <w:color w:val="000000"/>
                 <w:sz w:val="24"/>
                 <w:szCs w:val="24"/>
-                <w:lang w:val="en-DE" w:eastAsia="en-DE"/>
+                <w:lang/>
               </w:rPr>
               <w:t>0.68287</w:t>
             </w:r>
@@ -10533,7 +10163,7 @@
                 <w:color w:val="000000"/>
                 <w:sz w:val="24"/>
                 <w:szCs w:val="24"/>
-                <w:lang w:val="en-DE" w:eastAsia="en-DE"/>
+                <w:lang/>
               </w:rPr>
             </w:pPr>
             <w:r>
@@ -10542,7 +10172,7 @@
                 <w:color w:val="000000"/>
                 <w:sz w:val="24"/>
                 <w:szCs w:val="24"/>
-                <w:lang w:val="en-DE" w:eastAsia="en-DE"/>
+                <w:lang/>
               </w:rPr>
               <w:t>0.20511</w:t>
             </w:r>
@@ -10566,14 +10196,14 @@
               <w:rPr>
                 <w:rFonts w:ascii="Aptos Narrow" w:eastAsia="Times New Roman" w:hAnsi="Aptos Narrow" w:cs="Times New Roman"/>
                 <w:color w:val="000000"/>
-                <w:lang w:val="en-DE" w:eastAsia="en-DE"/>
-              </w:rPr>
-            </w:pPr>
-            <w:r>
-              <w:rPr>
-                <w:rFonts w:ascii="Aptos Narrow" w:eastAsia="Times New Roman" w:hAnsi="Aptos Narrow" w:cs="Times New Roman"/>
-                <w:color w:val="000000"/>
-                <w:lang w:val="en-DE" w:eastAsia="en-DE"/>
+                <w:lang/>
+              </w:rPr>
+            </w:pPr>
+            <w:r>
+              <w:rPr>
+                <w:rFonts w:ascii="Aptos Narrow" w:eastAsia="Times New Roman" w:hAnsi="Aptos Narrow" w:cs="Times New Roman"/>
+                <w:color w:val="000000"/>
+                <w:lang/>
               </w:rPr>
               <w:t>Workout: Squads</w:t>
             </w:r>
@@ -10592,7 +10222,7 @@
                 <w:color w:val="000000"/>
                 <w:sz w:val="24"/>
                 <w:szCs w:val="24"/>
-                <w:lang w:val="en-DE" w:eastAsia="en-DE"/>
+                <w:lang/>
               </w:rPr>
             </w:pPr>
             <w:r>
@@ -10601,7 +10231,7 @@
                 <w:color w:val="000000"/>
                 <w:sz w:val="24"/>
                 <w:szCs w:val="24"/>
-                <w:lang w:val="en-DE" w:eastAsia="en-DE"/>
+                <w:lang/>
               </w:rPr>
               <w:t>-0.04708</w:t>
             </w:r>
@@ -10620,7 +10250,7 @@
                 <w:color w:val="000000"/>
                 <w:sz w:val="24"/>
                 <w:szCs w:val="24"/>
-                <w:lang w:val="en-DE" w:eastAsia="en-DE"/>
+                <w:lang/>
               </w:rPr>
             </w:pPr>
             <w:r>
@@ -10629,7 +10259,7 @@
                 <w:color w:val="000000"/>
                 <w:sz w:val="24"/>
                 <w:szCs w:val="24"/>
-                <w:lang w:val="en-DE" w:eastAsia="en-DE"/>
+                <w:lang/>
               </w:rPr>
               <w:t>0.04528</w:t>
             </w:r>
@@ -10648,7 +10278,7 @@
                 <w:color w:val="000000"/>
                 <w:sz w:val="24"/>
                 <w:szCs w:val="24"/>
-                <w:lang w:val="en-DE" w:eastAsia="en-DE"/>
+                <w:lang/>
               </w:rPr>
             </w:pPr>
             <w:r>
@@ -10657,7 +10287,7 @@
                 <w:color w:val="000000"/>
                 <w:sz w:val="24"/>
                 <w:szCs w:val="24"/>
-                <w:lang w:val="en-DE" w:eastAsia="en-DE"/>
+                <w:lang/>
               </w:rPr>
               <w:t>-0.37568</w:t>
             </w:r>
@@ -10676,7 +10306,7 @@
                 <w:color w:val="000000"/>
                 <w:sz w:val="24"/>
                 <w:szCs w:val="24"/>
-                <w:lang w:val="en-DE" w:eastAsia="en-DE"/>
+                <w:lang/>
               </w:rPr>
             </w:pPr>
             <w:r>
@@ -10685,7 +10315,7 @@
                 <w:color w:val="000000"/>
                 <w:sz w:val="24"/>
                 <w:szCs w:val="24"/>
-                <w:lang w:val="en-DE" w:eastAsia="en-DE"/>
+                <w:lang/>
               </w:rPr>
               <w:t>-0.08026</w:t>
             </w:r>
@@ -10704,7 +10334,7 @@
                 <w:color w:val="000000"/>
                 <w:sz w:val="24"/>
                 <w:szCs w:val="24"/>
-                <w:lang w:val="en-DE" w:eastAsia="en-DE"/>
+                <w:lang/>
               </w:rPr>
             </w:pPr>
             <w:r>
@@ -10713,7 +10343,7 @@
                 <w:color w:val="000000"/>
                 <w:sz w:val="24"/>
                 <w:szCs w:val="24"/>
-                <w:lang w:val="en-DE" w:eastAsia="en-DE"/>
+                <w:lang/>
               </w:rPr>
               <w:t>-0.04708</w:t>
             </w:r>
@@ -10738,14 +10368,14 @@
               <w:rPr>
                 <w:rFonts w:ascii="Aptos Narrow" w:eastAsia="Times New Roman" w:hAnsi="Aptos Narrow" w:cs="Times New Roman"/>
                 <w:color w:val="000000"/>
-                <w:lang w:val="en-DE" w:eastAsia="en-DE"/>
-              </w:rPr>
-            </w:pPr>
-            <w:r>
-              <w:rPr>
-                <w:rFonts w:ascii="Aptos Narrow" w:eastAsia="Times New Roman" w:hAnsi="Aptos Narrow" w:cs="Times New Roman"/>
-                <w:color w:val="000000"/>
-                <w:lang w:val="en-DE" w:eastAsia="en-DE"/>
+                <w:lang/>
+              </w:rPr>
+            </w:pPr>
+            <w:r>
+              <w:rPr>
+                <w:rFonts w:ascii="Aptos Narrow" w:eastAsia="Times New Roman" w:hAnsi="Aptos Narrow" w:cs="Times New Roman"/>
+                <w:color w:val="000000"/>
+                <w:lang/>
               </w:rPr>
               <w:t>Workout: Stairs</w:t>
             </w:r>
@@ -10764,7 +10394,7 @@
                 <w:color w:val="000000"/>
                 <w:sz w:val="24"/>
                 <w:szCs w:val="24"/>
-                <w:lang w:val="en-DE" w:eastAsia="en-DE"/>
+                <w:lang/>
               </w:rPr>
             </w:pPr>
             <w:r>
@@ -10773,7 +10403,7 @@
                 <w:color w:val="000000"/>
                 <w:sz w:val="24"/>
                 <w:szCs w:val="24"/>
-                <w:lang w:val="en-DE" w:eastAsia="en-DE"/>
+                <w:lang/>
               </w:rPr>
               <w:t>-0.12719</w:t>
             </w:r>
@@ -10792,7 +10422,7 @@
                 <w:color w:val="000000"/>
                 <w:sz w:val="24"/>
                 <w:szCs w:val="24"/>
-                <w:lang w:val="en-DE" w:eastAsia="en-DE"/>
+                <w:lang/>
               </w:rPr>
             </w:pPr>
             <w:r>
@@ -10801,7 +10431,7 @@
                 <w:color w:val="000000"/>
                 <w:sz w:val="24"/>
                 <w:szCs w:val="24"/>
-                <w:lang w:val="en-DE" w:eastAsia="en-DE"/>
+                <w:lang/>
               </w:rPr>
               <w:t>0.03540</w:t>
             </w:r>
@@ -10820,7 +10450,7 @@
                 <w:color w:val="000000"/>
                 <w:sz w:val="24"/>
                 <w:szCs w:val="24"/>
-                <w:lang w:val="en-DE" w:eastAsia="en-DE"/>
+                <w:lang/>
               </w:rPr>
             </w:pPr>
             <w:r>
@@ -10829,7 +10459,7 @@
                 <w:color w:val="000000"/>
                 <w:sz w:val="24"/>
                 <w:szCs w:val="24"/>
-                <w:lang w:val="en-DE" w:eastAsia="en-DE"/>
+                <w:lang/>
               </w:rPr>
               <w:t>0.15122</w:t>
             </w:r>
@@ -10848,7 +10478,7 @@
                 <w:color w:val="000000"/>
                 <w:sz w:val="24"/>
                 <w:szCs w:val="24"/>
-                <w:lang w:val="en-DE" w:eastAsia="en-DE"/>
+                <w:lang/>
               </w:rPr>
             </w:pPr>
             <w:r>
@@ -10857,7 +10487,7 @@
                 <w:color w:val="000000"/>
                 <w:sz w:val="24"/>
                 <w:szCs w:val="24"/>
-                <w:lang w:val="en-DE" w:eastAsia="en-DE"/>
+                <w:lang/>
               </w:rPr>
               <w:t>-0.69764</w:t>
             </w:r>
@@ -10876,7 +10506,7 @@
                 <w:color w:val="000000"/>
                 <w:sz w:val="24"/>
                 <w:szCs w:val="24"/>
-                <w:lang w:val="en-DE" w:eastAsia="en-DE"/>
+                <w:lang/>
               </w:rPr>
             </w:pPr>
             <w:r>
@@ -10885,7 +10515,7 @@
                 <w:color w:val="000000"/>
                 <w:sz w:val="24"/>
                 <w:szCs w:val="24"/>
-                <w:lang w:val="en-DE" w:eastAsia="en-DE"/>
+                <w:lang/>
               </w:rPr>
               <w:t>-0.12719</w:t>
             </w:r>
@@ -10909,14 +10539,14 @@
               <w:rPr>
                 <w:rFonts w:ascii="Aptos Narrow" w:eastAsia="Times New Roman" w:hAnsi="Aptos Narrow" w:cs="Times New Roman"/>
                 <w:color w:val="000000"/>
-                <w:lang w:val="en-DE" w:eastAsia="en-DE"/>
-              </w:rPr>
-            </w:pPr>
-            <w:r>
-              <w:rPr>
-                <w:rFonts w:ascii="Aptos Narrow" w:eastAsia="Times New Roman" w:hAnsi="Aptos Narrow" w:cs="Times New Roman"/>
-                <w:color w:val="000000"/>
-                <w:lang w:val="en-DE" w:eastAsia="en-DE"/>
+                <w:lang/>
+              </w:rPr>
+            </w:pPr>
+            <w:r>
+              <w:rPr>
+                <w:rFonts w:ascii="Aptos Narrow" w:eastAsia="Times New Roman" w:hAnsi="Aptos Narrow" w:cs="Times New Roman"/>
+                <w:color w:val="000000"/>
+                <w:lang/>
               </w:rPr>
               <w:t>Workout: Jumping Jacks</w:t>
             </w:r>
@@ -10935,7 +10565,7 @@
                 <w:color w:val="000000"/>
                 <w:sz w:val="24"/>
                 <w:szCs w:val="24"/>
-                <w:lang w:val="en-DE" w:eastAsia="en-DE"/>
+                <w:lang/>
               </w:rPr>
             </w:pPr>
             <w:r>
@@ -10944,7 +10574,7 @@
                 <w:color w:val="000000"/>
                 <w:sz w:val="24"/>
                 <w:szCs w:val="24"/>
-                <w:lang w:val="en-DE" w:eastAsia="en-DE"/>
+                <w:lang/>
               </w:rPr>
               <w:t>-0.17812</w:t>
             </w:r>
@@ -10963,7 +10593,7 @@
                 <w:color w:val="000000"/>
                 <w:sz w:val="24"/>
                 <w:szCs w:val="24"/>
-                <w:lang w:val="en-DE" w:eastAsia="en-DE"/>
+                <w:lang/>
               </w:rPr>
             </w:pPr>
             <w:r>
@@ -10972,7 +10602,7 @@
                 <w:color w:val="000000"/>
                 <w:sz w:val="24"/>
                 <w:szCs w:val="24"/>
-                <w:lang w:val="en-DE" w:eastAsia="en-DE"/>
+                <w:lang/>
               </w:rPr>
               <w:t>-0.69327</w:t>
             </w:r>
@@ -10991,7 +10621,7 @@
                 <w:color w:val="000000"/>
                 <w:sz w:val="24"/>
                 <w:szCs w:val="24"/>
-                <w:lang w:val="en-DE" w:eastAsia="en-DE"/>
+                <w:lang/>
               </w:rPr>
             </w:pPr>
             <w:r>
@@ -11000,7 +10630,7 @@
                 <w:color w:val="000000"/>
                 <w:sz w:val="24"/>
                 <w:szCs w:val="24"/>
-                <w:lang w:val="en-DE" w:eastAsia="en-DE"/>
+                <w:lang/>
               </w:rPr>
               <w:t>-0.01662</w:t>
             </w:r>
@@ -11019,7 +10649,7 @@
                 <w:color w:val="000000"/>
                 <w:sz w:val="24"/>
                 <w:szCs w:val="24"/>
-                <w:lang w:val="en-DE" w:eastAsia="en-DE"/>
+                <w:lang/>
               </w:rPr>
             </w:pPr>
             <w:r>
@@ -11028,7 +10658,7 @@
                 <w:color w:val="000000"/>
                 <w:sz w:val="24"/>
                 <w:szCs w:val="24"/>
-                <w:lang w:val="en-DE" w:eastAsia="en-DE"/>
+                <w:lang/>
               </w:rPr>
               <w:t>-0.65299</w:t>
             </w:r>
@@ -11047,7 +10677,7 @@
                 <w:color w:val="000000"/>
                 <w:sz w:val="24"/>
                 <w:szCs w:val="24"/>
-                <w:lang w:val="en-DE" w:eastAsia="en-DE"/>
+                <w:lang/>
               </w:rPr>
             </w:pPr>
             <w:r>
@@ -11056,7 +10686,7 @@
                 <w:color w:val="000000"/>
                 <w:sz w:val="24"/>
                 <w:szCs w:val="24"/>
-                <w:lang w:val="en-DE" w:eastAsia="en-DE"/>
+                <w:lang/>
               </w:rPr>
               <w:t>-0.17812</w:t>
             </w:r>
@@ -11081,14 +10711,14 @@
               <w:rPr>
                 <w:rFonts w:ascii="Aptos Narrow" w:eastAsia="Times New Roman" w:hAnsi="Aptos Narrow" w:cs="Times New Roman"/>
                 <w:color w:val="000000"/>
-                <w:lang w:val="en-DE" w:eastAsia="en-DE"/>
-              </w:rPr>
-            </w:pPr>
-            <w:r>
-              <w:rPr>
-                <w:rFonts w:ascii="Aptos Narrow" w:eastAsia="Times New Roman" w:hAnsi="Aptos Narrow" w:cs="Times New Roman"/>
-                <w:color w:val="000000"/>
-                <w:lang w:val="en-DE" w:eastAsia="en-DE"/>
+                <w:lang/>
+              </w:rPr>
+            </w:pPr>
+            <w:r>
+              <w:rPr>
+                <w:rFonts w:ascii="Aptos Narrow" w:eastAsia="Times New Roman" w:hAnsi="Aptos Narrow" w:cs="Times New Roman"/>
+                <w:color w:val="000000"/>
+                <w:lang/>
               </w:rPr>
               <w:t>Workout: Wrists</w:t>
             </w:r>
@@ -11107,7 +10737,7 @@
                 <w:color w:val="000000"/>
                 <w:sz w:val="24"/>
                 <w:szCs w:val="24"/>
-                <w:lang w:val="en-DE" w:eastAsia="en-DE"/>
+                <w:lang/>
               </w:rPr>
             </w:pPr>
             <w:r>
@@ -11116,7 +10746,7 @@
                 <w:color w:val="000000"/>
                 <w:sz w:val="24"/>
                 <w:szCs w:val="24"/>
-                <w:lang w:val="en-DE" w:eastAsia="en-DE"/>
+                <w:lang/>
               </w:rPr>
               <w:t>0.07348</w:t>
             </w:r>
@@ -11135,7 +10765,7 @@
                 <w:color w:val="000000"/>
                 <w:sz w:val="24"/>
                 <w:szCs w:val="24"/>
-                <w:lang w:val="en-DE" w:eastAsia="en-DE"/>
+                <w:lang/>
               </w:rPr>
             </w:pPr>
             <w:r>
@@ -11144,7 +10774,7 @@
                 <w:color w:val="000000"/>
                 <w:sz w:val="24"/>
                 <w:szCs w:val="24"/>
-                <w:lang w:val="en-DE" w:eastAsia="en-DE"/>
+                <w:lang/>
               </w:rPr>
               <w:t>0.70747</w:t>
             </w:r>
@@ -11163,7 +10793,7 @@
                 <w:color w:val="000000"/>
                 <w:sz w:val="24"/>
                 <w:szCs w:val="24"/>
-                <w:lang w:val="en-DE" w:eastAsia="en-DE"/>
+                <w:lang/>
               </w:rPr>
             </w:pPr>
             <w:r>
@@ -11172,7 +10802,7 @@
                 <w:color w:val="000000"/>
                 <w:sz w:val="24"/>
                 <w:szCs w:val="24"/>
-                <w:lang w:val="en-DE" w:eastAsia="en-DE"/>
+                <w:lang/>
               </w:rPr>
               <w:t>0.10558</w:t>
             </w:r>
@@ -11191,7 +10821,7 @@
                 <w:color w:val="000000"/>
                 <w:sz w:val="24"/>
                 <w:szCs w:val="24"/>
-                <w:lang w:val="en-DE" w:eastAsia="en-DE"/>
+                <w:lang/>
               </w:rPr>
             </w:pPr>
             <w:r>
@@ -11200,7 +10830,7 @@
                 <w:color w:val="000000"/>
                 <w:sz w:val="24"/>
                 <w:szCs w:val="24"/>
-                <w:lang w:val="en-DE" w:eastAsia="en-DE"/>
+                <w:lang/>
               </w:rPr>
               <w:t>0.39743</w:t>
             </w:r>
@@ -11219,7 +10849,7 @@
                 <w:color w:val="000000"/>
                 <w:sz w:val="24"/>
                 <w:szCs w:val="24"/>
-                <w:lang w:val="en-DE" w:eastAsia="en-DE"/>
+                <w:lang/>
               </w:rPr>
             </w:pPr>
             <w:r>
@@ -11228,7 +10858,7 @@
                 <w:color w:val="000000"/>
                 <w:sz w:val="24"/>
                 <w:szCs w:val="24"/>
-                <w:lang w:val="en-DE" w:eastAsia="en-DE"/>
+                <w:lang/>
               </w:rPr>
               <w:t>0.07348</w:t>
             </w:r>
@@ -11252,14 +10882,14 @@
               <w:rPr>
                 <w:rFonts w:ascii="Aptos Narrow" w:eastAsia="Times New Roman" w:hAnsi="Aptos Narrow" w:cs="Times New Roman"/>
                 <w:color w:val="000000"/>
-                <w:lang w:val="en-DE" w:eastAsia="en-DE"/>
-              </w:rPr>
-            </w:pPr>
-            <w:r>
-              <w:rPr>
-                <w:rFonts w:ascii="Aptos Narrow" w:eastAsia="Times New Roman" w:hAnsi="Aptos Narrow" w:cs="Times New Roman"/>
-                <w:color w:val="000000"/>
-                <w:lang w:val="en-DE" w:eastAsia="en-DE"/>
+                <w:lang/>
+              </w:rPr>
+            </w:pPr>
+            <w:r>
+              <w:rPr>
+                <w:rFonts w:ascii="Aptos Narrow" w:eastAsia="Times New Roman" w:hAnsi="Aptos Narrow" w:cs="Times New Roman"/>
+                <w:color w:val="000000"/>
+                <w:lang/>
               </w:rPr>
               <w:t>Workout: Stretching</w:t>
             </w:r>
@@ -11278,7 +10908,7 @@
                 <w:color w:val="000000"/>
                 <w:sz w:val="24"/>
                 <w:szCs w:val="24"/>
-                <w:lang w:val="en-DE" w:eastAsia="en-DE"/>
+                <w:lang/>
               </w:rPr>
             </w:pPr>
             <w:r>
@@ -11287,7 +10917,7 @@
                 <w:color w:val="000000"/>
                 <w:sz w:val="24"/>
                 <w:szCs w:val="24"/>
-                <w:lang w:val="en-DE" w:eastAsia="en-DE"/>
+                <w:lang/>
               </w:rPr>
               <w:t>-0.35630</w:t>
             </w:r>
@@ -11306,7 +10936,7 @@
                 <w:color w:val="000000"/>
                 <w:sz w:val="24"/>
                 <w:szCs w:val="24"/>
-                <w:lang w:val="en-DE" w:eastAsia="en-DE"/>
+                <w:lang/>
               </w:rPr>
             </w:pPr>
             <w:r>
@@ -11315,7 +10945,7 @@
                 <w:color w:val="000000"/>
                 <w:sz w:val="24"/>
                 <w:szCs w:val="24"/>
-                <w:lang w:val="en-DE" w:eastAsia="en-DE"/>
+                <w:lang/>
               </w:rPr>
               <w:t>-0.72198</w:t>
             </w:r>
@@ -11334,7 +10964,7 @@
                 <w:color w:val="000000"/>
                 <w:sz w:val="24"/>
                 <w:szCs w:val="24"/>
-                <w:lang w:val="en-DE" w:eastAsia="en-DE"/>
+                <w:lang/>
               </w:rPr>
             </w:pPr>
             <w:r>
@@ -11343,7 +10973,7 @@
                 <w:color w:val="000000"/>
                 <w:sz w:val="24"/>
                 <w:szCs w:val="24"/>
-                <w:lang w:val="en-DE" w:eastAsia="en-DE"/>
+                <w:lang/>
               </w:rPr>
               <w:t>0.07529</w:t>
             </w:r>
@@ -11362,7 +10992,7 @@
                 <w:color w:val="000000"/>
                 <w:sz w:val="24"/>
                 <w:szCs w:val="24"/>
-                <w:lang w:val="en-DE" w:eastAsia="en-DE"/>
+                <w:lang/>
               </w:rPr>
             </w:pPr>
             <w:r>
@@ -11371,7 +11001,7 @@
                 <w:color w:val="000000"/>
                 <w:sz w:val="24"/>
                 <w:szCs w:val="24"/>
-                <w:lang w:val="en-DE" w:eastAsia="en-DE"/>
+                <w:lang/>
               </w:rPr>
               <w:t>-0.27388</w:t>
             </w:r>
@@ -11390,7 +11020,7 @@
                 <w:color w:val="000000"/>
                 <w:sz w:val="24"/>
                 <w:szCs w:val="24"/>
-                <w:lang w:val="en-DE" w:eastAsia="en-DE"/>
+                <w:lang/>
               </w:rPr>
             </w:pPr>
             <w:r>
@@ -11399,7 +11029,7 @@
                 <w:color w:val="000000"/>
                 <w:sz w:val="24"/>
                 <w:szCs w:val="24"/>
-                <w:lang w:val="en-DE" w:eastAsia="en-DE"/>
+                <w:lang/>
               </w:rPr>
               <w:t>-0.35630</w:t>
             </w:r>
@@ -11440,14 +11070,7 @@
           <w:color w:val="7F7F7F" w:themeColor="text1" w:themeTint="80"/>
           <w:lang w:val="en-US"/>
         </w:rPr>
-        <w:t>Pearson</w:t>
-      </w:r>
-      <w:r>
-        <w:rPr>
-          <w:color w:val="7F7F7F" w:themeColor="text1" w:themeTint="80"/>
-          <w:lang w:val="en-US"/>
-        </w:rPr>
-        <w:t xml:space="preserve"> values for all 5 considered heartrates, for comparison </w:t>
+        <w:t xml:space="preserve">Pearson values for all 5 considered heartrates, for comparison </w:t>
       </w:r>
     </w:p>
     <w:p>
@@ -11485,35 +11108,7 @@
           <w:color w:val="C00000"/>
           <w:lang w:val="en-US"/>
         </w:rPr>
-        <w:t xml:space="preserve"> (AND EMILIO REMOVE TH</w:t>
-      </w:r>
-      <w:r>
-        <w:rPr>
-          <w:color w:val="C00000"/>
-          <w:lang w:val="en-US"/>
-        </w:rPr>
-        <w:t>E</w:t>
-      </w:r>
-      <w:r>
-        <w:rPr>
-          <w:color w:val="C00000"/>
-          <w:lang w:val="en-US"/>
-        </w:rPr>
-        <w:t xml:space="preserve"> TODO</w:t>
-      </w:r>
-      <w:r>
-        <w:rPr>
-          <w:color w:val="C00000"/>
-          <w:lang w:val="en-US"/>
-        </w:rPr>
-        <w:t>s BEFORE HANDING THIS IN</w:t>
-      </w:r>
-      <w:r>
-        <w:rPr>
-          <w:color w:val="C00000"/>
-          <w:lang w:val="en-US"/>
-        </w:rPr>
-        <w:t>)</w:t>
+        <w:t xml:space="preserve"> </w:t>
       </w:r>
     </w:p>
     <w:p>
@@ -11616,61 +11211,25 @@
           <w:bCs/>
           <w:lang w:val="en-US"/>
         </w:rPr>
+        <w:t>both smoothed and not smoothed heart rate and also for “Stairs” and “Workout” data (you can</w:t>
+      </w:r>
+    </w:p>
+    <w:p>
+      <w:pPr>
+        <w:rPr>
+          <w:b/>
+          <w:bCs/>
+          <w:lang w:val="en-US"/>
+        </w:rPr>
+      </w:pPr>
+      <w:r>
+        <w:rPr>
+          <w:b/>
+          <w:bCs/>
+          <w:lang w:val="en-US"/>
+        </w:rPr>
         <w:lastRenderedPageBreak/>
-        <w:t xml:space="preserve">both smoothed and not smoothed heart rate </w:t>
-      </w:r>
-      <w:proofErr w:type="gramStart"/>
-      <w:r>
-        <w:rPr>
-          <w:b/>
-          <w:bCs/>
-          <w:lang w:val="en-US"/>
-        </w:rPr>
-        <w:t>and also</w:t>
-      </w:r>
-      <w:proofErr w:type="gramEnd"/>
-      <w:r>
-        <w:rPr>
-          <w:b/>
-          <w:bCs/>
-          <w:lang w:val="en-US"/>
-        </w:rPr>
-        <w:t xml:space="preserve"> for “Stairs” and “Workout” data (you can</w:t>
-      </w:r>
-    </w:p>
-    <w:p>
-      <w:pPr>
-        <w:rPr>
-          <w:b/>
-          <w:bCs/>
-          <w:lang w:val="en-US"/>
-        </w:rPr>
-      </w:pPr>
-      <w:r>
-        <w:rPr>
-          <w:b/>
-          <w:bCs/>
-          <w:lang w:val="en-US"/>
-        </w:rPr>
-        <w:t xml:space="preserve">choose one </w:t>
-      </w:r>
-      <w:proofErr w:type="gramStart"/>
-      <w:r>
-        <w:rPr>
-          <w:b/>
-          <w:bCs/>
-          <w:lang w:val="en-US"/>
-        </w:rPr>
-        <w:t>measurement, but</w:t>
-      </w:r>
-      <w:proofErr w:type="gramEnd"/>
-      <w:r>
-        <w:rPr>
-          <w:b/>
-          <w:bCs/>
-          <w:lang w:val="en-US"/>
-        </w:rPr>
-        <w:t xml:space="preserve"> document which one).</w:t>
+        <w:t>choose one measurement, but document which one).</w:t>
       </w:r>
     </w:p>
     <w:p>
@@ -11704,95 +11263,41 @@
           <w:bCs/>
           <w:lang w:val="en-US"/>
         </w:rPr>
-        <w:t xml:space="preserve">smoothed and not smoothed heart rate </w:t>
-      </w:r>
-      <w:proofErr w:type="gramStart"/>
-      <w:r>
-        <w:rPr>
-          <w:b/>
-          <w:bCs/>
-          <w:lang w:val="en-US"/>
-        </w:rPr>
-        <w:t>and also</w:t>
-      </w:r>
-      <w:proofErr w:type="gramEnd"/>
-      <w:r>
-        <w:rPr>
-          <w:b/>
-          <w:bCs/>
-          <w:lang w:val="en-US"/>
-        </w:rPr>
-        <w:t xml:space="preserve"> for “Stairs” and “Workout” data (you can</w:t>
-      </w:r>
-    </w:p>
-    <w:p>
-      <w:pPr>
-        <w:rPr>
-          <w:b/>
-          <w:bCs/>
-          <w:lang w:val="en-US"/>
-        </w:rPr>
-      </w:pPr>
-      <w:r>
-        <w:rPr>
-          <w:b/>
-          <w:bCs/>
-          <w:lang w:val="en-US"/>
-        </w:rPr>
-        <w:t xml:space="preserve">choose one </w:t>
-      </w:r>
-      <w:proofErr w:type="gramStart"/>
-      <w:r>
-        <w:rPr>
-          <w:b/>
-          <w:bCs/>
-          <w:lang w:val="en-US"/>
-        </w:rPr>
-        <w:t>measurement, but</w:t>
-      </w:r>
-      <w:proofErr w:type="gramEnd"/>
-      <w:r>
-        <w:rPr>
-          <w:b/>
-          <w:bCs/>
-          <w:lang w:val="en-US"/>
-        </w:rPr>
-        <w:t xml:space="preserve"> document which one).</w:t>
-      </w:r>
-    </w:p>
-    <w:p>
-      <w:pPr>
-        <w:rPr>
-          <w:b/>
-          <w:bCs/>
-          <w:lang w:val="en-US"/>
-        </w:rPr>
-      </w:pPr>
-      <w:r>
-        <w:rPr>
-          <w:b/>
-          <w:bCs/>
-          <w:lang w:val="en-US"/>
-        </w:rPr>
-        <w:t xml:space="preserve">Also do a Bland Altmann plot on the </w:t>
-      </w:r>
-      <w:proofErr w:type="gramStart"/>
-      <w:r>
-        <w:rPr>
-          <w:b/>
-          <w:bCs/>
-          <w:lang w:val="en-US"/>
-        </w:rPr>
-        <w:t>frequency based</w:t>
-      </w:r>
-      <w:proofErr w:type="gramEnd"/>
-      <w:r>
-        <w:rPr>
-          <w:b/>
-          <w:bCs/>
-          <w:lang w:val="en-US"/>
-        </w:rPr>
-        <w:t xml:space="preserve"> heart rate extraction.</w:t>
+        <w:t>smoothed and not smoothed heart rate and also for “Stairs” and “Workout” data (you can</w:t>
+      </w:r>
+    </w:p>
+    <w:p>
+      <w:pPr>
+        <w:rPr>
+          <w:b/>
+          <w:bCs/>
+          <w:lang w:val="en-US"/>
+        </w:rPr>
+      </w:pPr>
+      <w:r>
+        <w:rPr>
+          <w:b/>
+          <w:bCs/>
+          <w:lang w:val="en-US"/>
+        </w:rPr>
+        <w:t>choose one measurement, but document which one).</w:t>
+      </w:r>
+    </w:p>
+    <w:p>
+      <w:pPr>
+        <w:rPr>
+          <w:b/>
+          <w:bCs/>
+          <w:lang w:val="en-US"/>
+        </w:rPr>
+      </w:pPr>
+      <w:r>
+        <w:rPr>
+          <w:b/>
+          <w:bCs/>
+          <w:lang w:val="en-US"/>
+        </w:rPr>
+        <w:t>Also do a Bland Altmann plot on the frequency based heart rate extraction.</w:t>
       </w:r>
     </w:p>
     <w:p>
@@ -11879,7 +11384,7 @@
     </w:p>
     <w:p>
       <w:pPr>
-        <w:pStyle w:val="ListParagraph"/>
+        <w:pStyle w:val="Listenabsatz"/>
         <w:numPr>
           <w:ilvl w:val="0"/>
           <w:numId w:val="11"/>
@@ -11997,7 +11502,7 @@
     </w:p>
     <w:p>
       <w:pPr>
-        <w:pStyle w:val="ListParagraph"/>
+        <w:pStyle w:val="Listenabsatz"/>
         <w:numPr>
           <w:ilvl w:val="0"/>
           <w:numId w:val="11"/>
@@ -12024,21 +11529,7 @@
         <w:rPr>
           <w:lang w:val="en-US"/>
         </w:rPr>
-        <w:t xml:space="preserve"> PPG Based HR Data seems to work better than the data generated out of the smartwatch ppg curve. However, this might be due to the BP ECG Data being used as the ground truth. All in </w:t>
-      </w:r>
-      <w:proofErr w:type="gramStart"/>
-      <w:r>
-        <w:rPr>
-          <w:lang w:val="en-US"/>
-        </w:rPr>
-        <w:t>all</w:t>
-      </w:r>
-      <w:proofErr w:type="gramEnd"/>
-      <w:r>
-        <w:rPr>
-          <w:lang w:val="en-US"/>
-        </w:rPr>
-        <w:t xml:space="preserve"> though, the different BP and </w:t>
+        <w:t xml:space="preserve"> PPG Based HR Data seems to work better than the data generated out of the smartwatch ppg curve. However, this might be due to the BP ECG Data being used as the ground truth. All in all though, the different BP and </w:t>
       </w:r>
       <w:proofErr w:type="spellStart"/>
       <w:r>
@@ -12289,21 +11780,7 @@
           <w:color w:val="7F7F7F" w:themeColor="text1" w:themeTint="80"/>
           <w:lang w:val="en-US"/>
         </w:rPr>
-        <w:t xml:space="preserve">Bland-Altman plot of </w:t>
-      </w:r>
-      <w:r>
-        <w:rPr>
-          <w:color w:val="7F7F7F" w:themeColor="text1" w:themeTint="80"/>
-          <w:lang w:val="en-US"/>
-        </w:rPr>
-        <w:t>smoothed</w:t>
-      </w:r>
-      <w:r>
-        <w:rPr>
-          <w:color w:val="7F7F7F" w:themeColor="text1" w:themeTint="80"/>
-          <w:lang w:val="en-US"/>
-        </w:rPr>
-        <w:t xml:space="preserve"> heartrate from </w:t>
+        <w:t xml:space="preserve">Bland-Altman plot of smoothed heartrate from </w:t>
       </w:r>
       <w:proofErr w:type="spellStart"/>
       <w:r>
@@ -12319,21 +11796,7 @@
           <w:color w:val="7F7F7F" w:themeColor="text1" w:themeTint="80"/>
           <w:lang w:val="en-US"/>
         </w:rPr>
-        <w:t xml:space="preserve"> ECG (ground truth) against </w:t>
-      </w:r>
-      <w:r>
-        <w:rPr>
-          <w:color w:val="7F7F7F" w:themeColor="text1" w:themeTint="80"/>
-          <w:lang w:val="en-US"/>
-        </w:rPr>
-        <w:t>smoothed</w:t>
-      </w:r>
-      <w:r>
-        <w:rPr>
-          <w:color w:val="7F7F7F" w:themeColor="text1" w:themeTint="80"/>
-          <w:lang w:val="en-US"/>
-        </w:rPr>
-        <w:t xml:space="preserve"> heart rate from </w:t>
+        <w:t xml:space="preserve"> ECG (ground truth) against smoothed heart rate from </w:t>
       </w:r>
       <w:proofErr w:type="spellStart"/>
       <w:r>
@@ -12450,21 +11913,7 @@
           <w:color w:val="7F7F7F" w:themeColor="text1" w:themeTint="80"/>
           <w:lang w:val="en-US"/>
         </w:rPr>
-        <w:t xml:space="preserve">Bland-Altman plot of </w:t>
-      </w:r>
-      <w:r>
-        <w:rPr>
-          <w:color w:val="7F7F7F" w:themeColor="text1" w:themeTint="80"/>
-          <w:lang w:val="en-US"/>
-        </w:rPr>
-        <w:t>instant</w:t>
-      </w:r>
-      <w:r>
-        <w:rPr>
-          <w:color w:val="7F7F7F" w:themeColor="text1" w:themeTint="80"/>
-          <w:lang w:val="en-US"/>
-        </w:rPr>
-        <w:t xml:space="preserve"> heartrate from </w:t>
+        <w:t xml:space="preserve">Bland-Altman plot of instant heartrate from </w:t>
       </w:r>
       <w:proofErr w:type="spellStart"/>
       <w:r>
@@ -12480,35 +11929,7 @@
           <w:color w:val="7F7F7F" w:themeColor="text1" w:themeTint="80"/>
           <w:lang w:val="en-US"/>
         </w:rPr>
-        <w:t xml:space="preserve"> ECG (ground truth) against </w:t>
-      </w:r>
-      <w:r>
-        <w:rPr>
-          <w:color w:val="7F7F7F" w:themeColor="text1" w:themeTint="80"/>
-          <w:lang w:val="en-US"/>
-        </w:rPr>
-        <w:t>instant</w:t>
-      </w:r>
-      <w:r>
-        <w:rPr>
-          <w:color w:val="7F7F7F" w:themeColor="text1" w:themeTint="80"/>
-          <w:lang w:val="en-US"/>
-        </w:rPr>
-        <w:t xml:space="preserve"> heart rate from </w:t>
-      </w:r>
-      <w:r>
-        <w:rPr>
-          <w:color w:val="7F7F7F" w:themeColor="text1" w:themeTint="80"/>
-          <w:lang w:val="en-US"/>
-        </w:rPr>
-        <w:t>smartwatch</w:t>
-      </w:r>
-      <w:r>
-        <w:rPr>
-          <w:color w:val="7F7F7F" w:themeColor="text1" w:themeTint="80"/>
-          <w:lang w:val="en-US"/>
-        </w:rPr>
-        <w:t xml:space="preserve"> PPG</w:t>
+        <w:t xml:space="preserve"> ECG (ground truth) against instant heart rate from smartwatch PPG</w:t>
       </w:r>
     </w:p>
     <w:p>
@@ -12612,21 +12033,7 @@
           <w:color w:val="7F7F7F" w:themeColor="text1" w:themeTint="80"/>
           <w:lang w:val="en-US"/>
         </w:rPr>
-        <w:t xml:space="preserve">Bland-Altman plot of </w:t>
-      </w:r>
-      <w:r>
-        <w:rPr>
-          <w:color w:val="7F7F7F" w:themeColor="text1" w:themeTint="80"/>
-          <w:lang w:val="en-US"/>
-        </w:rPr>
-        <w:t>smoothed</w:t>
-      </w:r>
-      <w:r>
-        <w:rPr>
-          <w:color w:val="7F7F7F" w:themeColor="text1" w:themeTint="80"/>
-          <w:lang w:val="en-US"/>
-        </w:rPr>
-        <w:t xml:space="preserve"> heartrate from </w:t>
+        <w:t xml:space="preserve">Bland-Altman plot of smoothed heartrate from </w:t>
       </w:r>
       <w:proofErr w:type="spellStart"/>
       <w:r>
@@ -12642,21 +12049,7 @@
           <w:color w:val="7F7F7F" w:themeColor="text1" w:themeTint="80"/>
           <w:lang w:val="en-US"/>
         </w:rPr>
-        <w:t xml:space="preserve"> ECG (ground truth) against </w:t>
-      </w:r>
-      <w:r>
-        <w:rPr>
-          <w:color w:val="7F7F7F" w:themeColor="text1" w:themeTint="80"/>
-          <w:lang w:val="en-US"/>
-        </w:rPr>
-        <w:t>smoothed</w:t>
-      </w:r>
-      <w:r>
-        <w:rPr>
-          <w:color w:val="7F7F7F" w:themeColor="text1" w:themeTint="80"/>
-          <w:lang w:val="en-US"/>
-        </w:rPr>
-        <w:t xml:space="preserve"> heart rate from smartwatch PPG</w:t>
+        <w:t xml:space="preserve"> ECG (ground truth) against smoothed heart rate from smartwatch PPG</w:t>
       </w:r>
     </w:p>
     <w:p>
@@ -12775,23 +12168,7 @@
           <w:color w:val="7F7F7F" w:themeColor="text1" w:themeTint="80"/>
           <w:lang w:val="en-US"/>
         </w:rPr>
-        <w:t xml:space="preserve"> ECG (ground truth) against </w:t>
-      </w:r>
-      <w:proofErr w:type="gramStart"/>
-      <w:r>
-        <w:rPr>
-          <w:color w:val="7F7F7F" w:themeColor="text1" w:themeTint="80"/>
-          <w:lang w:val="en-US"/>
-        </w:rPr>
-        <w:t>frequency based</w:t>
-      </w:r>
-      <w:proofErr w:type="gramEnd"/>
-      <w:r>
-        <w:rPr>
-          <w:color w:val="7F7F7F" w:themeColor="text1" w:themeTint="80"/>
-          <w:lang w:val="en-US"/>
-        </w:rPr>
-        <w:t xml:space="preserve"> heartrate calculated from smartwatch data</w:t>
+        <w:t xml:space="preserve"> ECG (ground truth) against frequency based heartrate calculated from smartwatch data</w:t>
       </w:r>
     </w:p>
     <w:p>
@@ -12873,7 +12250,7 @@
     </w:p>
     <w:p>
       <w:pPr>
-        <w:pStyle w:val="Heading1"/>
+        <w:pStyle w:val="berschrift1"/>
         <w:rPr>
           <w:lang w:val="en-US"/>
         </w:rPr>
@@ -12971,7 +12348,7 @@
 <w:ftr xmlns:wpc="http://schemas.microsoft.com/office/word/2010/wordprocessingCanvas" xmlns:cx="http://schemas.microsoft.com/office/drawing/2014/chartex" xmlns:cx1="http://schemas.microsoft.com/office/drawing/2015/9/8/chartex" xmlns:cx2="http://schemas.microsoft.com/office/drawing/2015/10/21/chartex" xmlns:cx3="http://schemas.microsoft.com/office/drawing/2016/5/9/chartex" xmlns:cx4="http://schemas.microsoft.com/office/drawing/2016/5/10/chartex" xmlns:cx5="http://schemas.microsoft.com/office/drawing/2016/5/11/chartex" xmlns:cx6="http://schemas.microsoft.com/office/drawing/2016/5/12/chartex" xmlns:cx7="http://schemas.microsoft.com/office/drawing/2016/5/13/chartex" xmlns:cx8="http://schemas.microsoft.com/office/drawing/2016/5/14/chartex" xmlns:mc="http://schemas.openxmlformats.org/markup-compatibility/2006" xmlns:aink="http://schemas.microsoft.com/office/drawing/2016/ink" xmlns:am3d="http://schemas.microsoft.com/office/drawing/2017/model3d" xmlns:o="urn:schemas-microsoft-com:office:office" xmlns:oel="http://schemas.microsoft.com/office/2019/extlst" xmlns:r="http://schemas.openxmlformats.org/officeDocument/2006/relationships" xmlns:m="http://schemas.openxmlformats.org/officeDocument/2006/math" xmlns:v="urn:schemas-microsoft-com:vml" xmlns:wp14="http://schemas.microsoft.com/office/word/2010/wordprocessingDrawing" xmlns:wp="http://schemas.openxmlformats.org/drawingml/2006/wordprocessingDrawing" xmlns:w10="urn:schemas-microsoft-com:office:word" xmlns:w="http://schemas.openxmlformats.org/wordprocessingml/2006/main" xmlns:w14="http://schemas.microsoft.com/office/word/2010/wordml" xmlns:w15="http://schemas.microsoft.com/office/word/2012/wordml" xmlns:w16cex="http://schemas.microsoft.com/office/word/2018/wordml/cex" xmlns:w16cid="http://schemas.microsoft.com/office/word/2016/wordml/cid" xmlns:w16="http://schemas.microsoft.com/office/word/2018/wordml" xmlns:w16du="http://schemas.microsoft.com/office/word/2023/wordml/word16du" xmlns:w16sdtdh="http://schemas.microsoft.com/office/word/2020/wordml/sdtdatahash" xmlns:w16sdtfl="http://schemas.microsoft.com/office/word/2024/wordml/sdtformatlock" xmlns:w16se="http://schemas.microsoft.com/office/word/2015/wordml/symex" xmlns:wpg="http://schemas.microsoft.com/office/word/2010/wordprocessingGroup" xmlns:wpi="http://schemas.microsoft.com/office/word/2010/wordprocessingInk" xmlns:wne="http://schemas.microsoft.com/office/word/2006/wordml" xmlns:wps="http://schemas.microsoft.com/office/word/2010/wordprocessingShape" mc:Ignorable="w14 w15 w16se w16cid w16 w16cex w16sdtdh w16sdtfl w16du wp14">
   <w:p>
     <w:pPr>
-      <w:pStyle w:val="Footer"/>
+      <w:pStyle w:val="Fuzeile"/>
       <w:pBdr>
         <w:top w:val="single" w:sz="4" w:space="1" w:color="auto"/>
       </w:pBdr>
@@ -12983,7 +12360,7 @@
   </w:p>
   <w:p>
     <w:pPr>
-      <w:pStyle w:val="Footer"/>
+      <w:pStyle w:val="Fuzeile"/>
       <w:pBdr>
         <w:top w:val="single" w:sz="4" w:space="1" w:color="auto"/>
       </w:pBdr>
@@ -13033,7 +12410,7 @@
 <w:hdr xmlns:wpc="http://schemas.microsoft.com/office/word/2010/wordprocessingCanvas" xmlns:cx="http://schemas.microsoft.com/office/drawing/2014/chartex" xmlns:cx1="http://schemas.microsoft.com/office/drawing/2015/9/8/chartex" xmlns:cx2="http://schemas.microsoft.com/office/drawing/2015/10/21/chartex" xmlns:cx3="http://schemas.microsoft.com/office/drawing/2016/5/9/chartex" xmlns:cx4="http://schemas.microsoft.com/office/drawing/2016/5/10/chartex" xmlns:cx5="http://schemas.microsoft.com/office/drawing/2016/5/11/chartex" xmlns:cx6="http://schemas.microsoft.com/office/drawing/2016/5/12/chartex" xmlns:cx7="http://schemas.microsoft.com/office/drawing/2016/5/13/chartex" xmlns:cx8="http://schemas.microsoft.com/office/drawing/2016/5/14/chartex" xmlns:mc="http://schemas.openxmlformats.org/markup-compatibility/2006" xmlns:aink="http://schemas.microsoft.com/office/drawing/2016/ink" xmlns:am3d="http://schemas.microsoft.com/office/drawing/2017/model3d" xmlns:o="urn:schemas-microsoft-com:office:office" xmlns:oel="http://schemas.microsoft.com/office/2019/extlst" xmlns:r="http://schemas.openxmlformats.org/officeDocument/2006/relationships" xmlns:m="http://schemas.openxmlformats.org/officeDocument/2006/math" xmlns:v="urn:schemas-microsoft-com:vml" xmlns:wp14="http://schemas.microsoft.com/office/word/2010/wordprocessingDrawing" xmlns:wp="http://schemas.openxmlformats.org/drawingml/2006/wordprocessingDrawing" xmlns:w10="urn:schemas-microsoft-com:office:word" xmlns:w="http://schemas.openxmlformats.org/wordprocessingml/2006/main" xmlns:w14="http://schemas.microsoft.com/office/word/2010/wordml" xmlns:w15="http://schemas.microsoft.com/office/word/2012/wordml" xmlns:w16cex="http://schemas.microsoft.com/office/word/2018/wordml/cex" xmlns:w16cid="http://schemas.microsoft.com/office/word/2016/wordml/cid" xmlns:w16="http://schemas.microsoft.com/office/word/2018/wordml" xmlns:w16du="http://schemas.microsoft.com/office/word/2023/wordml/word16du" xmlns:w16sdtdh="http://schemas.microsoft.com/office/word/2020/wordml/sdtdatahash" xmlns:w16sdtfl="http://schemas.microsoft.com/office/word/2024/wordml/sdtformatlock" xmlns:w16se="http://schemas.microsoft.com/office/word/2015/wordml/symex" xmlns:wpg="http://schemas.microsoft.com/office/word/2010/wordprocessingGroup" xmlns:wpi="http://schemas.microsoft.com/office/word/2010/wordprocessingInk" xmlns:wne="http://schemas.microsoft.com/office/word/2006/wordml" xmlns:wps="http://schemas.microsoft.com/office/word/2010/wordprocessingShape" mc:Ignorable="w14 w15 w16se w16cid w16 w16cex w16sdtdh w16sdtfl w16du wp14">
   <w:p>
     <w:pPr>
-      <w:pStyle w:val="Header"/>
+      <w:pStyle w:val="Kopfzeile"/>
       <w:pBdr>
         <w:bottom w:val="single" w:sz="4" w:space="1" w:color="auto"/>
       </w:pBdr>
@@ -13224,7 +12601,7 @@
   </w:p>
   <w:p>
     <w:pPr>
-      <w:pStyle w:val="Header"/>
+      <w:pStyle w:val="Kopfzeile"/>
       <w:pBdr>
         <w:bottom w:val="single" w:sz="4" w:space="1" w:color="auto"/>
       </w:pBdr>
@@ -13570,7 +12947,7 @@
     <w:lvl w:ilvl="0">
       <w:start w:val="1"/>
       <w:numFmt w:val="decimal"/>
-      <w:pStyle w:val="Heading1"/>
+      <w:pStyle w:val="berschrift1"/>
       <w:lvlText w:val="%1"/>
       <w:lvlJc w:val="left"/>
       <w:pPr>
@@ -13580,7 +12957,7 @@
     <w:lvl w:ilvl="1">
       <w:start w:val="1"/>
       <w:numFmt w:val="decimal"/>
-      <w:pStyle w:val="Heading2"/>
+      <w:pStyle w:val="berschrift2"/>
       <w:lvlText w:val="%1.%2"/>
       <w:lvlJc w:val="left"/>
       <w:pPr>
@@ -13590,7 +12967,7 @@
     <w:lvl w:ilvl="2">
       <w:start w:val="1"/>
       <w:numFmt w:val="decimal"/>
-      <w:pStyle w:val="Heading3"/>
+      <w:pStyle w:val="berschrift3"/>
       <w:lvlText w:val="%1.%2.%3"/>
       <w:lvlJc w:val="left"/>
       <w:pPr>
@@ -13600,7 +12977,7 @@
     <w:lvl w:ilvl="3">
       <w:start w:val="1"/>
       <w:numFmt w:val="decimal"/>
-      <w:pStyle w:val="Heading4"/>
+      <w:pStyle w:val="berschrift4"/>
       <w:lvlText w:val="%1.%2.%3.%4"/>
       <w:lvlJc w:val="left"/>
       <w:pPr>
@@ -13610,7 +12987,7 @@
     <w:lvl w:ilvl="4">
       <w:start w:val="1"/>
       <w:numFmt w:val="decimal"/>
-      <w:pStyle w:val="Heading5"/>
+      <w:pStyle w:val="berschrift5"/>
       <w:lvlText w:val="%1.%2.%3.%4.%5"/>
       <w:lvlJc w:val="left"/>
       <w:pPr>
@@ -13620,7 +12997,7 @@
     <w:lvl w:ilvl="5">
       <w:start w:val="1"/>
       <w:numFmt w:val="decimal"/>
-      <w:pStyle w:val="Heading6"/>
+      <w:pStyle w:val="berschrift6"/>
       <w:lvlText w:val="%1.%2.%3.%4.%5.%6"/>
       <w:lvlJc w:val="left"/>
       <w:pPr>
@@ -13630,7 +13007,7 @@
     <w:lvl w:ilvl="6">
       <w:start w:val="1"/>
       <w:numFmt w:val="decimal"/>
-      <w:pStyle w:val="Heading7"/>
+      <w:pStyle w:val="berschrift7"/>
       <w:lvlText w:val="%1.%2.%3.%4.%5.%6.%7"/>
       <w:lvlJc w:val="left"/>
       <w:pPr>
@@ -13640,7 +13017,7 @@
     <w:lvl w:ilvl="7">
       <w:start w:val="1"/>
       <w:numFmt w:val="decimal"/>
-      <w:pStyle w:val="Heading8"/>
+      <w:pStyle w:val="berschrift8"/>
       <w:lvlText w:val="%1.%2.%3.%4.%5.%6.%7.%8"/>
       <w:lvlJc w:val="left"/>
       <w:pPr>
@@ -13650,7 +13027,7 @@
     <w:lvl w:ilvl="8">
       <w:start w:val="1"/>
       <w:numFmt w:val="decimal"/>
-      <w:pStyle w:val="Heading9"/>
+      <w:pStyle w:val="berschrift9"/>
       <w:lvlText w:val="%1.%2.%3.%4.%5.%6.%7.%8.%9"/>
       <w:lvlJc w:val="left"/>
       <w:pPr>
@@ -14817,7 +14194,7 @@
     <w:lsdException w:name="Unresolved Mention" w:semiHidden="1" w:unhideWhenUsed="1"/>
     <w:lsdException w:name="Smart Link" w:semiHidden="1" w:unhideWhenUsed="1"/>
   </w:latentStyles>
-  <w:style w:type="paragraph" w:default="1" w:styleId="Normal">
+  <w:style w:type="paragraph" w:default="1" w:styleId="Standard">
     <w:name w:val="Normal"/>
     <w:qFormat/>
     <w:rsid w:val="007A6AC3"/>
@@ -14830,11 +14207,11 @@
       <w:color w:val="000000" w:themeColor="text1"/>
     </w:rPr>
   </w:style>
-  <w:style w:type="paragraph" w:styleId="Heading1">
+  <w:style w:type="paragraph" w:styleId="berschrift1">
     <w:name w:val="heading 1"/>
-    <w:basedOn w:val="Normal"/>
-    <w:next w:val="Normal"/>
-    <w:link w:val="Heading1Char"/>
+    <w:basedOn w:val="Standard"/>
+    <w:next w:val="Standard"/>
+    <w:link w:val="berschrift1Zchn"/>
     <w:uiPriority w:val="9"/>
     <w:qFormat/>
     <w:rsid w:val="00AD4308"/>
@@ -14856,11 +14233,11 @@
       <w:szCs w:val="28"/>
     </w:rPr>
   </w:style>
-  <w:style w:type="paragraph" w:styleId="Heading2">
+  <w:style w:type="paragraph" w:styleId="berschrift2">
     <w:name w:val="heading 2"/>
-    <w:basedOn w:val="Heading1"/>
-    <w:next w:val="Normal"/>
-    <w:link w:val="Heading2Char"/>
+    <w:basedOn w:val="berschrift1"/>
+    <w:next w:val="Standard"/>
+    <w:link w:val="berschrift2Zchn"/>
     <w:uiPriority w:val="9"/>
     <w:unhideWhenUsed/>
     <w:qFormat/>
@@ -14878,11 +14255,11 @@
       <w:szCs w:val="26"/>
     </w:rPr>
   </w:style>
-  <w:style w:type="paragraph" w:styleId="Heading3">
+  <w:style w:type="paragraph" w:styleId="berschrift3">
     <w:name w:val="heading 3"/>
-    <w:basedOn w:val="Heading2"/>
-    <w:next w:val="Normal"/>
-    <w:link w:val="Heading3Char"/>
+    <w:basedOn w:val="berschrift2"/>
+    <w:next w:val="Standard"/>
+    <w:link w:val="berschrift3Zchn"/>
     <w:uiPriority w:val="9"/>
     <w:unhideWhenUsed/>
     <w:qFormat/>
@@ -14899,11 +14276,11 @@
       <w:caps w:val="0"/>
     </w:rPr>
   </w:style>
-  <w:style w:type="paragraph" w:styleId="Heading4">
+  <w:style w:type="paragraph" w:styleId="berschrift4">
     <w:name w:val="heading 4"/>
-    <w:basedOn w:val="Heading3"/>
-    <w:next w:val="Normal"/>
-    <w:link w:val="Heading4Char"/>
+    <w:basedOn w:val="berschrift3"/>
+    <w:next w:val="Standard"/>
+    <w:link w:val="berschrift4Zchn"/>
     <w:uiPriority w:val="9"/>
     <w:unhideWhenUsed/>
     <w:qFormat/>
@@ -14921,11 +14298,11 @@
       <w:sz w:val="22"/>
     </w:rPr>
   </w:style>
-  <w:style w:type="paragraph" w:styleId="Heading5">
+  <w:style w:type="paragraph" w:styleId="berschrift5">
     <w:name w:val="heading 5"/>
-    <w:basedOn w:val="Normal"/>
-    <w:next w:val="Normal"/>
-    <w:link w:val="Heading5Char"/>
+    <w:basedOn w:val="Standard"/>
+    <w:next w:val="Standard"/>
+    <w:link w:val="berschrift5Zchn"/>
     <w:uiPriority w:val="9"/>
     <w:semiHidden/>
     <w:unhideWhenUsed/>
@@ -14946,11 +14323,11 @@
       <w:color w:val="051428" w:themeColor="accent1" w:themeShade="7F"/>
     </w:rPr>
   </w:style>
-  <w:style w:type="paragraph" w:styleId="Heading6">
+  <w:style w:type="paragraph" w:styleId="berschrift6">
     <w:name w:val="heading 6"/>
-    <w:basedOn w:val="Normal"/>
-    <w:next w:val="Normal"/>
-    <w:link w:val="Heading6Char"/>
+    <w:basedOn w:val="Standard"/>
+    <w:next w:val="Standard"/>
+    <w:link w:val="berschrift6Zchn"/>
     <w:uiPriority w:val="9"/>
     <w:semiHidden/>
     <w:unhideWhenUsed/>
@@ -14973,11 +14350,11 @@
       <w:color w:val="051428" w:themeColor="accent1" w:themeShade="7F"/>
     </w:rPr>
   </w:style>
-  <w:style w:type="paragraph" w:styleId="Heading7">
+  <w:style w:type="paragraph" w:styleId="berschrift7">
     <w:name w:val="heading 7"/>
-    <w:basedOn w:val="Normal"/>
-    <w:next w:val="Normal"/>
-    <w:link w:val="Heading7Char"/>
+    <w:basedOn w:val="Standard"/>
+    <w:next w:val="Standard"/>
+    <w:link w:val="berschrift7Zchn"/>
     <w:uiPriority w:val="9"/>
     <w:semiHidden/>
     <w:unhideWhenUsed/>
@@ -15000,11 +14377,11 @@
       <w:color w:val="404040" w:themeColor="text1" w:themeTint="BF"/>
     </w:rPr>
   </w:style>
-  <w:style w:type="paragraph" w:styleId="Heading8">
+  <w:style w:type="paragraph" w:styleId="berschrift8">
     <w:name w:val="heading 8"/>
-    <w:basedOn w:val="Normal"/>
-    <w:next w:val="Normal"/>
-    <w:link w:val="Heading8Char"/>
+    <w:basedOn w:val="Standard"/>
+    <w:next w:val="Standard"/>
+    <w:link w:val="berschrift8Zchn"/>
     <w:uiPriority w:val="9"/>
     <w:semiHidden/>
     <w:unhideWhenUsed/>
@@ -15027,11 +14404,11 @@
       <w:szCs w:val="20"/>
     </w:rPr>
   </w:style>
-  <w:style w:type="paragraph" w:styleId="Heading9">
+  <w:style w:type="paragraph" w:styleId="berschrift9">
     <w:name w:val="heading 9"/>
-    <w:basedOn w:val="Normal"/>
-    <w:next w:val="Normal"/>
-    <w:link w:val="Heading9Char"/>
+    <w:basedOn w:val="Standard"/>
+    <w:next w:val="Standard"/>
+    <w:link w:val="berschrift9Zchn"/>
     <w:uiPriority w:val="9"/>
     <w:semiHidden/>
     <w:unhideWhenUsed/>
@@ -15056,13 +14433,12 @@
       <w:szCs w:val="20"/>
     </w:rPr>
   </w:style>
-  <w:style w:type="character" w:default="1" w:styleId="DefaultParagraphFont">
+  <w:style w:type="character" w:default="1" w:styleId="Absatz-Standardschriftart">
     <w:name w:val="Default Paragraph Font"/>
     <w:uiPriority w:val="1"/>
-    <w:semiHidden/>
     <w:unhideWhenUsed/>
   </w:style>
-  <w:style w:type="table" w:default="1" w:styleId="TableNormal">
+  <w:style w:type="table" w:default="1" w:styleId="NormaleTabelle">
     <w:name w:val="Normal Table"/>
     <w:uiPriority w:val="99"/>
     <w:semiHidden/>
@@ -15077,16 +14453,16 @@
       </w:tblCellMar>
     </w:tblPr>
   </w:style>
-  <w:style w:type="numbering" w:default="1" w:styleId="NoList">
+  <w:style w:type="numbering" w:default="1" w:styleId="KeineListe">
     <w:name w:val="No List"/>
     <w:uiPriority w:val="99"/>
     <w:semiHidden/>
     <w:unhideWhenUsed/>
   </w:style>
-  <w:style w:type="paragraph" w:styleId="Header">
+  <w:style w:type="paragraph" w:styleId="Kopfzeile">
     <w:name w:val="header"/>
-    <w:basedOn w:val="Normal"/>
-    <w:link w:val="HeaderChar"/>
+    <w:basedOn w:val="Standard"/>
+    <w:link w:val="KopfzeileZchn"/>
     <w:uiPriority w:val="99"/>
     <w:unhideWhenUsed/>
     <w:rsid w:val="00AD2EDB"/>
@@ -15102,10 +14478,10 @@
       <w:sz w:val="20"/>
     </w:rPr>
   </w:style>
-  <w:style w:type="character" w:customStyle="1" w:styleId="HeaderChar">
-    <w:name w:val="Header Char"/>
-    <w:basedOn w:val="DefaultParagraphFont"/>
-    <w:link w:val="Header"/>
+  <w:style w:type="character" w:customStyle="1" w:styleId="KopfzeileZchn">
+    <w:name w:val="Kopfzeile Zchn"/>
+    <w:basedOn w:val="Absatz-Standardschriftart"/>
+    <w:link w:val="Kopfzeile"/>
     <w:uiPriority w:val="99"/>
     <w:rsid w:val="00AD2EDB"/>
     <w:rPr>
@@ -15113,10 +14489,10 @@
       <w:sz w:val="20"/>
     </w:rPr>
   </w:style>
-  <w:style w:type="paragraph" w:styleId="Footer">
+  <w:style w:type="paragraph" w:styleId="Fuzeile">
     <w:name w:val="footer"/>
-    <w:basedOn w:val="Normal"/>
-    <w:link w:val="FooterChar"/>
+    <w:basedOn w:val="Standard"/>
+    <w:link w:val="FuzeileZchn"/>
     <w:uiPriority w:val="99"/>
     <w:unhideWhenUsed/>
     <w:rsid w:val="00D07338"/>
@@ -15127,18 +14503,18 @@
       </w:tabs>
     </w:pPr>
   </w:style>
-  <w:style w:type="character" w:customStyle="1" w:styleId="FooterChar">
-    <w:name w:val="Footer Char"/>
-    <w:basedOn w:val="DefaultParagraphFont"/>
-    <w:link w:val="Footer"/>
+  <w:style w:type="character" w:customStyle="1" w:styleId="FuzeileZchn">
+    <w:name w:val="Fußzeile Zchn"/>
+    <w:basedOn w:val="Absatz-Standardschriftart"/>
+    <w:link w:val="Fuzeile"/>
     <w:uiPriority w:val="99"/>
     <w:rsid w:val="00D07338"/>
   </w:style>
-  <w:style w:type="paragraph" w:styleId="Title">
+  <w:style w:type="paragraph" w:styleId="Titel">
     <w:name w:val="Title"/>
-    <w:basedOn w:val="Normal"/>
-    <w:next w:val="Normal"/>
-    <w:link w:val="TitleChar"/>
+    <w:basedOn w:val="Standard"/>
+    <w:next w:val="Standard"/>
+    <w:link w:val="TitelZchn"/>
     <w:uiPriority w:val="10"/>
     <w:qFormat/>
     <w:rsid w:val="00AD4308"/>
@@ -15155,10 +14531,10 @@
       <w:szCs w:val="52"/>
     </w:rPr>
   </w:style>
-  <w:style w:type="character" w:customStyle="1" w:styleId="TitleChar">
-    <w:name w:val="Title Char"/>
-    <w:basedOn w:val="DefaultParagraphFont"/>
-    <w:link w:val="Title"/>
+  <w:style w:type="character" w:customStyle="1" w:styleId="TitelZchn">
+    <w:name w:val="Titel Zchn"/>
+    <w:basedOn w:val="Absatz-Standardschriftart"/>
+    <w:link w:val="Titel"/>
     <w:uiPriority w:val="10"/>
     <w:rsid w:val="00AD4308"/>
     <w:rPr>
@@ -15171,10 +14547,10 @@
       <w:szCs w:val="52"/>
     </w:rPr>
   </w:style>
-  <w:style w:type="character" w:customStyle="1" w:styleId="Heading1Char">
-    <w:name w:val="Heading 1 Char"/>
-    <w:basedOn w:val="DefaultParagraphFont"/>
-    <w:link w:val="Heading1"/>
+  <w:style w:type="character" w:customStyle="1" w:styleId="berschrift1Zchn">
+    <w:name w:val="Überschrift 1 Zchn"/>
+    <w:basedOn w:val="Absatz-Standardschriftart"/>
+    <w:link w:val="berschrift1"/>
     <w:uiPriority w:val="9"/>
     <w:rsid w:val="00AD4308"/>
     <w:rPr>
@@ -15186,10 +14562,10 @@
       <w:szCs w:val="28"/>
     </w:rPr>
   </w:style>
-  <w:style w:type="character" w:customStyle="1" w:styleId="Heading2Char">
-    <w:name w:val="Heading 2 Char"/>
-    <w:basedOn w:val="DefaultParagraphFont"/>
-    <w:link w:val="Heading2"/>
+  <w:style w:type="character" w:customStyle="1" w:styleId="berschrift2Zchn">
+    <w:name w:val="Überschrift 2 Zchn"/>
+    <w:basedOn w:val="Absatz-Standardschriftart"/>
+    <w:link w:val="berschrift2"/>
     <w:uiPriority w:val="9"/>
     <w:rsid w:val="00F807CA"/>
     <w:rPr>
@@ -15200,10 +14576,10 @@
       <w:szCs w:val="26"/>
     </w:rPr>
   </w:style>
-  <w:style w:type="paragraph" w:styleId="BalloonText">
+  <w:style w:type="paragraph" w:styleId="Sprechblasentext">
     <w:name w:val="Balloon Text"/>
-    <w:basedOn w:val="Normal"/>
-    <w:link w:val="BalloonTextChar"/>
+    <w:basedOn w:val="Standard"/>
+    <w:link w:val="SprechblasentextZchn"/>
     <w:uiPriority w:val="99"/>
     <w:semiHidden/>
     <w:unhideWhenUsed/>
@@ -15214,10 +14590,10 @@
       <w:szCs w:val="16"/>
     </w:rPr>
   </w:style>
-  <w:style w:type="character" w:customStyle="1" w:styleId="BalloonTextChar">
-    <w:name w:val="Balloon Text Char"/>
-    <w:basedOn w:val="DefaultParagraphFont"/>
-    <w:link w:val="BalloonText"/>
+  <w:style w:type="character" w:customStyle="1" w:styleId="SprechblasentextZchn">
+    <w:name w:val="Sprechblasentext Zchn"/>
+    <w:basedOn w:val="Absatz-Standardschriftart"/>
+    <w:link w:val="Sprechblasentext"/>
     <w:uiPriority w:val="99"/>
     <w:semiHidden/>
     <w:rsid w:val="003957AC"/>
@@ -15227,10 +14603,10 @@
       <w:szCs w:val="16"/>
     </w:rPr>
   </w:style>
-  <w:style w:type="character" w:customStyle="1" w:styleId="Heading3Char">
-    <w:name w:val="Heading 3 Char"/>
-    <w:basedOn w:val="DefaultParagraphFont"/>
-    <w:link w:val="Heading3"/>
+  <w:style w:type="character" w:customStyle="1" w:styleId="berschrift3Zchn">
+    <w:name w:val="Überschrift 3 Zchn"/>
+    <w:basedOn w:val="Absatz-Standardschriftart"/>
+    <w:link w:val="berschrift3"/>
     <w:uiPriority w:val="9"/>
     <w:rsid w:val="00F807CA"/>
     <w:rPr>
@@ -15241,10 +14617,10 @@
       <w:szCs w:val="26"/>
     </w:rPr>
   </w:style>
-  <w:style w:type="character" w:customStyle="1" w:styleId="Heading4Char">
-    <w:name w:val="Heading 4 Char"/>
-    <w:basedOn w:val="DefaultParagraphFont"/>
-    <w:link w:val="Heading4"/>
+  <w:style w:type="character" w:customStyle="1" w:styleId="berschrift4Zchn">
+    <w:name w:val="Überschrift 4 Zchn"/>
+    <w:basedOn w:val="Absatz-Standardschriftart"/>
+    <w:link w:val="berschrift4"/>
     <w:uiPriority w:val="9"/>
     <w:rsid w:val="002E2A82"/>
     <w:rPr>
@@ -15254,10 +14630,10 @@
       <w:szCs w:val="26"/>
     </w:rPr>
   </w:style>
-  <w:style w:type="character" w:customStyle="1" w:styleId="Heading5Char">
-    <w:name w:val="Heading 5 Char"/>
-    <w:basedOn w:val="DefaultParagraphFont"/>
-    <w:link w:val="Heading5"/>
+  <w:style w:type="character" w:customStyle="1" w:styleId="berschrift5Zchn">
+    <w:name w:val="Überschrift 5 Zchn"/>
+    <w:basedOn w:val="Absatz-Standardschriftart"/>
+    <w:link w:val="berschrift5"/>
     <w:uiPriority w:val="9"/>
     <w:semiHidden/>
     <w:rsid w:val="00D51A6D"/>
@@ -15266,10 +14642,10 @@
       <w:color w:val="051428" w:themeColor="accent1" w:themeShade="7F"/>
     </w:rPr>
   </w:style>
-  <w:style w:type="character" w:customStyle="1" w:styleId="Heading6Char">
-    <w:name w:val="Heading 6 Char"/>
-    <w:basedOn w:val="DefaultParagraphFont"/>
-    <w:link w:val="Heading6"/>
+  <w:style w:type="character" w:customStyle="1" w:styleId="berschrift6Zchn">
+    <w:name w:val="Überschrift 6 Zchn"/>
+    <w:basedOn w:val="Absatz-Standardschriftart"/>
+    <w:link w:val="berschrift6"/>
     <w:uiPriority w:val="9"/>
     <w:semiHidden/>
     <w:rsid w:val="00D51A6D"/>
@@ -15280,10 +14656,10 @@
       <w:color w:val="051428" w:themeColor="accent1" w:themeShade="7F"/>
     </w:rPr>
   </w:style>
-  <w:style w:type="character" w:customStyle="1" w:styleId="Heading7Char">
-    <w:name w:val="Heading 7 Char"/>
-    <w:basedOn w:val="DefaultParagraphFont"/>
-    <w:link w:val="Heading7"/>
+  <w:style w:type="character" w:customStyle="1" w:styleId="berschrift7Zchn">
+    <w:name w:val="Überschrift 7 Zchn"/>
+    <w:basedOn w:val="Absatz-Standardschriftart"/>
+    <w:link w:val="berschrift7"/>
     <w:uiPriority w:val="9"/>
     <w:semiHidden/>
     <w:rsid w:val="00D51A6D"/>
@@ -15294,10 +14670,10 @@
       <w:color w:val="404040" w:themeColor="text1" w:themeTint="BF"/>
     </w:rPr>
   </w:style>
-  <w:style w:type="character" w:customStyle="1" w:styleId="Heading8Char">
-    <w:name w:val="Heading 8 Char"/>
-    <w:basedOn w:val="DefaultParagraphFont"/>
-    <w:link w:val="Heading8"/>
+  <w:style w:type="character" w:customStyle="1" w:styleId="berschrift8Zchn">
+    <w:name w:val="Überschrift 8 Zchn"/>
+    <w:basedOn w:val="Absatz-Standardschriftart"/>
+    <w:link w:val="berschrift8"/>
     <w:uiPriority w:val="9"/>
     <w:semiHidden/>
     <w:rsid w:val="00D51A6D"/>
@@ -15308,10 +14684,10 @@
       <w:szCs w:val="20"/>
     </w:rPr>
   </w:style>
-  <w:style w:type="character" w:customStyle="1" w:styleId="Heading9Char">
-    <w:name w:val="Heading 9 Char"/>
-    <w:basedOn w:val="DefaultParagraphFont"/>
-    <w:link w:val="Heading9"/>
+  <w:style w:type="character" w:customStyle="1" w:styleId="berschrift9Zchn">
+    <w:name w:val="Überschrift 9 Zchn"/>
+    <w:basedOn w:val="Absatz-Standardschriftart"/>
+    <w:link w:val="berschrift9"/>
     <w:uiPriority w:val="9"/>
     <w:semiHidden/>
     <w:rsid w:val="00D51A6D"/>
@@ -15326,7 +14702,7 @@
   </w:style>
   <w:style w:type="paragraph" w:customStyle="1" w:styleId="Fliesstext">
     <w:name w:val="Fliesstext"/>
-    <w:basedOn w:val="Normal"/>
+    <w:basedOn w:val="Standard"/>
     <w:rsid w:val="008B7542"/>
     <w:pPr>
       <w:ind w:firstLine="284"/>
@@ -15340,7 +14716,7 @@
   </w:style>
   <w:style w:type="character" w:customStyle="1" w:styleId="QuerbalkenFakultt">
     <w:name w:val="Querbalken Fakultät"/>
-    <w:basedOn w:val="DefaultParagraphFont"/>
+    <w:basedOn w:val="Absatz-Standardschriftart"/>
     <w:uiPriority w:val="1"/>
     <w:qFormat/>
     <w:rsid w:val="00EA4FB0"/>
@@ -15362,10 +14738,10 @@
       <w:sz w:val="22"/>
     </w:rPr>
   </w:style>
-  <w:style w:type="paragraph" w:styleId="FootnoteText">
+  <w:style w:type="paragraph" w:styleId="Funotentext">
     <w:name w:val="footnote text"/>
-    <w:basedOn w:val="Normal"/>
-    <w:link w:val="FootnoteTextChar"/>
+    <w:basedOn w:val="Standard"/>
+    <w:link w:val="FunotentextZchn"/>
     <w:uiPriority w:val="99"/>
     <w:semiHidden/>
     <w:unhideWhenUsed/>
@@ -15375,10 +14751,10 @@
       <w:szCs w:val="20"/>
     </w:rPr>
   </w:style>
-  <w:style w:type="character" w:customStyle="1" w:styleId="FootnoteTextChar">
-    <w:name w:val="Footnote Text Char"/>
-    <w:basedOn w:val="DefaultParagraphFont"/>
-    <w:link w:val="FootnoteText"/>
+  <w:style w:type="character" w:customStyle="1" w:styleId="FunotentextZchn">
+    <w:name w:val="Fußnotentext Zchn"/>
+    <w:basedOn w:val="Absatz-Standardschriftart"/>
+    <w:link w:val="Funotentext"/>
     <w:uiPriority w:val="99"/>
     <w:semiHidden/>
     <w:rsid w:val="00C32D73"/>
@@ -15388,9 +14764,9 @@
       <w:szCs w:val="20"/>
     </w:rPr>
   </w:style>
-  <w:style w:type="character" w:styleId="FootnoteReference">
+  <w:style w:type="character" w:styleId="Funotenzeichen">
     <w:name w:val="footnote reference"/>
-    <w:basedOn w:val="DefaultParagraphFont"/>
+    <w:basedOn w:val="Absatz-Standardschriftart"/>
     <w:uiPriority w:val="99"/>
     <w:semiHidden/>
     <w:unhideWhenUsed/>
@@ -15399,10 +14775,10 @@
       <w:vertAlign w:val="superscript"/>
     </w:rPr>
   </w:style>
-  <w:style w:type="paragraph" w:styleId="EndnoteText">
+  <w:style w:type="paragraph" w:styleId="Endnotentext">
     <w:name w:val="endnote text"/>
-    <w:basedOn w:val="Normal"/>
-    <w:link w:val="EndnoteTextChar"/>
+    <w:basedOn w:val="Standard"/>
+    <w:link w:val="EndnotentextZchn"/>
     <w:uiPriority w:val="99"/>
     <w:semiHidden/>
     <w:unhideWhenUsed/>
@@ -15412,10 +14788,10 @@
       <w:szCs w:val="20"/>
     </w:rPr>
   </w:style>
-  <w:style w:type="character" w:customStyle="1" w:styleId="EndnoteTextChar">
-    <w:name w:val="Endnote Text Char"/>
-    <w:basedOn w:val="DefaultParagraphFont"/>
-    <w:link w:val="EndnoteText"/>
+  <w:style w:type="character" w:customStyle="1" w:styleId="EndnotentextZchn">
+    <w:name w:val="Endnotentext Zchn"/>
+    <w:basedOn w:val="Absatz-Standardschriftart"/>
+    <w:link w:val="Endnotentext"/>
     <w:uiPriority w:val="99"/>
     <w:semiHidden/>
     <w:rsid w:val="00E53C93"/>
@@ -15425,9 +14801,9 @@
       <w:szCs w:val="20"/>
     </w:rPr>
   </w:style>
-  <w:style w:type="character" w:styleId="EndnoteReference">
+  <w:style w:type="character" w:styleId="Endnotenzeichen">
     <w:name w:val="endnote reference"/>
-    <w:basedOn w:val="DefaultParagraphFont"/>
+    <w:basedOn w:val="Absatz-Standardschriftart"/>
     <w:uiPriority w:val="99"/>
     <w:semiHidden/>
     <w:unhideWhenUsed/>
@@ -15436,10 +14812,10 @@
       <w:vertAlign w:val="superscript"/>
     </w:rPr>
   </w:style>
-  <w:style w:type="paragraph" w:styleId="TOC1">
+  <w:style w:type="paragraph" w:styleId="Verzeichnis1">
     <w:name w:val="toc 1"/>
-    <w:basedOn w:val="Normal"/>
-    <w:next w:val="Normal"/>
+    <w:basedOn w:val="Standard"/>
+    <w:next w:val="Standard"/>
     <w:autoRedefine/>
     <w:uiPriority w:val="39"/>
     <w:unhideWhenUsed/>
@@ -15448,10 +14824,10 @@
       <w:spacing w:after="100"/>
     </w:pPr>
   </w:style>
-  <w:style w:type="paragraph" w:styleId="TOC2">
+  <w:style w:type="paragraph" w:styleId="Verzeichnis2">
     <w:name w:val="toc 2"/>
-    <w:basedOn w:val="Normal"/>
-    <w:next w:val="Normal"/>
+    <w:basedOn w:val="Standard"/>
+    <w:next w:val="Standard"/>
     <w:autoRedefine/>
     <w:uiPriority w:val="39"/>
     <w:unhideWhenUsed/>
@@ -15461,10 +14837,10 @@
       <w:ind w:left="220"/>
     </w:pPr>
   </w:style>
-  <w:style w:type="paragraph" w:styleId="TOC3">
+  <w:style w:type="paragraph" w:styleId="Verzeichnis3">
     <w:name w:val="toc 3"/>
-    <w:basedOn w:val="Normal"/>
-    <w:next w:val="Normal"/>
+    <w:basedOn w:val="Standard"/>
+    <w:next w:val="Standard"/>
     <w:autoRedefine/>
     <w:uiPriority w:val="39"/>
     <w:unhideWhenUsed/>
@@ -15476,7 +14852,7 @@
   </w:style>
   <w:style w:type="character" w:styleId="Hyperlink">
     <w:name w:val="Hyperlink"/>
-    <w:basedOn w:val="DefaultParagraphFont"/>
+    <w:basedOn w:val="Absatz-Standardschriftart"/>
     <w:uiPriority w:val="99"/>
     <w:unhideWhenUsed/>
     <w:rsid w:val="004114D2"/>
@@ -15485,10 +14861,10 @@
       <w:u w:val="single"/>
     </w:rPr>
   </w:style>
-  <w:style w:type="paragraph" w:styleId="Caption">
+  <w:style w:type="paragraph" w:styleId="Beschriftung">
     <w:name w:val="caption"/>
-    <w:basedOn w:val="Normal"/>
-    <w:next w:val="Normal"/>
+    <w:basedOn w:val="Standard"/>
+    <w:next w:val="Standard"/>
     <w:uiPriority w:val="35"/>
     <w:unhideWhenUsed/>
     <w:qFormat/>
@@ -15503,9 +14879,9 @@
       <w:szCs w:val="18"/>
     </w:rPr>
   </w:style>
-  <w:style w:type="paragraph" w:styleId="NoSpacing">
+  <w:style w:type="paragraph" w:styleId="KeinLeerraum">
     <w:name w:val="No Spacing"/>
-    <w:link w:val="NoSpacingChar"/>
+    <w:link w:val="KeinLeerraumZchn"/>
     <w:uiPriority w:val="1"/>
     <w:qFormat/>
     <w:rsid w:val="008B4848"/>
@@ -15516,17 +14892,17 @@
       <w:color w:val="000000" w:themeColor="text1"/>
     </w:rPr>
   </w:style>
-  <w:style w:type="paragraph" w:styleId="TableofFigures">
+  <w:style w:type="paragraph" w:styleId="Abbildungsverzeichnis">
     <w:name w:val="table of figures"/>
-    <w:basedOn w:val="Normal"/>
-    <w:next w:val="Normal"/>
+    <w:basedOn w:val="Standard"/>
+    <w:next w:val="Standard"/>
     <w:uiPriority w:val="99"/>
     <w:unhideWhenUsed/>
     <w:rsid w:val="008B4848"/>
   </w:style>
-  <w:style w:type="table" w:styleId="TableGrid">
+  <w:style w:type="table" w:styleId="Tabellenraster">
     <w:name w:val="Table Grid"/>
-    <w:basedOn w:val="TableNormal"/>
+    <w:basedOn w:val="NormaleTabelle"/>
     <w:uiPriority w:val="59"/>
     <w:rsid w:val="00AE05DE"/>
     <w:pPr>
@@ -15543,19 +14919,19 @@
       </w:tblBorders>
     </w:tblPr>
   </w:style>
-  <w:style w:type="paragraph" w:styleId="Bibliography">
+  <w:style w:type="paragraph" w:styleId="Literaturverzeichnis">
     <w:name w:val="Bibliography"/>
-    <w:basedOn w:val="Normal"/>
-    <w:next w:val="Normal"/>
+    <w:basedOn w:val="Standard"/>
+    <w:next w:val="Standard"/>
     <w:uiPriority w:val="37"/>
     <w:unhideWhenUsed/>
     <w:rsid w:val="001E095E"/>
   </w:style>
-  <w:style w:type="paragraph" w:styleId="Quote">
+  <w:style w:type="paragraph" w:styleId="Zitat">
     <w:name w:val="Quote"/>
-    <w:basedOn w:val="Normal"/>
-    <w:next w:val="Normal"/>
-    <w:link w:val="QuoteChar"/>
+    <w:basedOn w:val="Standard"/>
+    <w:next w:val="Standard"/>
+    <w:link w:val="ZitatZchn"/>
     <w:uiPriority w:val="29"/>
     <w:qFormat/>
     <w:rsid w:val="00F95D0B"/>
@@ -15564,10 +14940,10 @@
       <w:iCs/>
     </w:rPr>
   </w:style>
-  <w:style w:type="character" w:customStyle="1" w:styleId="QuoteChar">
-    <w:name w:val="Quote Char"/>
-    <w:basedOn w:val="DefaultParagraphFont"/>
-    <w:link w:val="Quote"/>
+  <w:style w:type="character" w:customStyle="1" w:styleId="ZitatZchn">
+    <w:name w:val="Zitat Zchn"/>
+    <w:basedOn w:val="Absatz-Standardschriftart"/>
+    <w:link w:val="Zitat"/>
     <w:uiPriority w:val="29"/>
     <w:rsid w:val="00F95D0B"/>
     <w:rPr>
@@ -15576,9 +14952,9 @@
       <w:color w:val="000000" w:themeColor="text1"/>
     </w:rPr>
   </w:style>
-  <w:style w:type="character" w:styleId="PlaceholderText">
+  <w:style w:type="character" w:styleId="Platzhaltertext">
     <w:name w:val="Placeholder Text"/>
-    <w:basedOn w:val="DefaultParagraphFont"/>
+    <w:basedOn w:val="Absatz-Standardschriftart"/>
     <w:uiPriority w:val="99"/>
     <w:semiHidden/>
     <w:rsid w:val="00C332CD"/>
@@ -15586,9 +14962,9 @@
       <w:color w:val="808080"/>
     </w:rPr>
   </w:style>
-  <w:style w:type="character" w:styleId="SubtleEmphasis">
+  <w:style w:type="character" w:styleId="SchwacheHervorhebung">
     <w:name w:val="Subtle Emphasis"/>
-    <w:basedOn w:val="DefaultParagraphFont"/>
+    <w:basedOn w:val="Absatz-Standardschriftart"/>
     <w:uiPriority w:val="19"/>
     <w:qFormat/>
     <w:rsid w:val="008945B9"/>
@@ -15600,7 +14976,7 @@
       <w:sz w:val="22"/>
     </w:rPr>
   </w:style>
-  <w:style w:type="character" w:styleId="Emphasis">
+  <w:style w:type="character" w:styleId="Hervorhebung">
     <w:name w:val="Emphasis"/>
     <w:uiPriority w:val="20"/>
     <w:qFormat/>
@@ -15611,9 +14987,9 @@
       <w:sz w:val="22"/>
     </w:rPr>
   </w:style>
-  <w:style w:type="character" w:styleId="CommentReference">
+  <w:style w:type="character" w:styleId="Kommentarzeichen">
     <w:name w:val="annotation reference"/>
-    <w:basedOn w:val="DefaultParagraphFont"/>
+    <w:basedOn w:val="Absatz-Standardschriftart"/>
     <w:uiPriority w:val="99"/>
     <w:semiHidden/>
     <w:unhideWhenUsed/>
@@ -15623,10 +14999,10 @@
       <w:szCs w:val="16"/>
     </w:rPr>
   </w:style>
-  <w:style w:type="paragraph" w:styleId="CommentText">
+  <w:style w:type="paragraph" w:styleId="Kommentartext">
     <w:name w:val="annotation text"/>
-    <w:basedOn w:val="Normal"/>
-    <w:link w:val="CommentTextChar"/>
+    <w:basedOn w:val="Standard"/>
+    <w:link w:val="KommentartextZchn"/>
     <w:uiPriority w:val="99"/>
     <w:semiHidden/>
     <w:unhideWhenUsed/>
@@ -15636,10 +15012,10 @@
       <w:szCs w:val="20"/>
     </w:rPr>
   </w:style>
-  <w:style w:type="character" w:customStyle="1" w:styleId="CommentTextChar">
-    <w:name w:val="Comment Text Char"/>
-    <w:basedOn w:val="DefaultParagraphFont"/>
-    <w:link w:val="CommentText"/>
+  <w:style w:type="character" w:customStyle="1" w:styleId="KommentartextZchn">
+    <w:name w:val="Kommentartext Zchn"/>
+    <w:basedOn w:val="Absatz-Standardschriftart"/>
+    <w:link w:val="Kommentartext"/>
     <w:uiPriority w:val="99"/>
     <w:semiHidden/>
     <w:rsid w:val="000A4AAA"/>
@@ -15650,11 +15026,11 @@
       <w:szCs w:val="20"/>
     </w:rPr>
   </w:style>
-  <w:style w:type="paragraph" w:styleId="CommentSubject">
+  <w:style w:type="paragraph" w:styleId="Kommentarthema">
     <w:name w:val="annotation subject"/>
-    <w:basedOn w:val="CommentText"/>
-    <w:next w:val="CommentText"/>
-    <w:link w:val="CommentSubjectChar"/>
+    <w:basedOn w:val="Kommentartext"/>
+    <w:next w:val="Kommentartext"/>
+    <w:link w:val="KommentarthemaZchn"/>
     <w:uiPriority w:val="99"/>
     <w:semiHidden/>
     <w:unhideWhenUsed/>
@@ -15664,10 +15040,10 @@
       <w:bCs/>
     </w:rPr>
   </w:style>
-  <w:style w:type="character" w:customStyle="1" w:styleId="CommentSubjectChar">
-    <w:name w:val="Comment Subject Char"/>
-    <w:basedOn w:val="CommentTextChar"/>
-    <w:link w:val="CommentSubject"/>
+  <w:style w:type="character" w:customStyle="1" w:styleId="KommentarthemaZchn">
+    <w:name w:val="Kommentarthema Zchn"/>
+    <w:basedOn w:val="KommentartextZchn"/>
+    <w:link w:val="Kommentarthema"/>
     <w:uiPriority w:val="99"/>
     <w:semiHidden/>
     <w:rsid w:val="000A4AAA"/>
@@ -15680,9 +15056,9 @@
       <w:szCs w:val="20"/>
     </w:rPr>
   </w:style>
-  <w:style w:type="paragraph" w:styleId="ListParagraph">
+  <w:style w:type="paragraph" w:styleId="Listenabsatz">
     <w:name w:val="List Paragraph"/>
-    <w:basedOn w:val="Normal"/>
+    <w:basedOn w:val="Standard"/>
     <w:uiPriority w:val="34"/>
     <w:qFormat/>
     <w:rsid w:val="00A372C9"/>
@@ -15691,9 +15067,9 @@
       <w:contextualSpacing/>
     </w:pPr>
   </w:style>
-  <w:style w:type="character" w:styleId="UnresolvedMention">
+  <w:style w:type="character" w:styleId="NichtaufgelsteErwhnung">
     <w:name w:val="Unresolved Mention"/>
-    <w:basedOn w:val="DefaultParagraphFont"/>
+    <w:basedOn w:val="Absatz-Standardschriftart"/>
     <w:uiPriority w:val="99"/>
     <w:semiHidden/>
     <w:unhideWhenUsed/>
@@ -15703,7 +15079,7 @@
       <w:shd w:val="clear" w:color="auto" w:fill="E1DFDD"/>
     </w:rPr>
   </w:style>
-  <w:style w:type="paragraph" w:styleId="Revision">
+  <w:style w:type="paragraph" w:styleId="berarbeitung">
     <w:name w:val="Revision"/>
     <w:hidden/>
     <w:uiPriority w:val="99"/>
@@ -15717,10 +15093,10 @@
       <w:color w:val="000000" w:themeColor="text1"/>
     </w:rPr>
   </w:style>
-  <w:style w:type="paragraph" w:styleId="HTMLPreformatted">
+  <w:style w:type="paragraph" w:styleId="HTMLVorformatiert">
     <w:name w:val="HTML Preformatted"/>
-    <w:basedOn w:val="Normal"/>
-    <w:link w:val="HTMLPreformattedChar"/>
+    <w:basedOn w:val="Standard"/>
+    <w:link w:val="HTMLVorformatiertZchn"/>
     <w:uiPriority w:val="99"/>
     <w:semiHidden/>
     <w:unhideWhenUsed/>
@@ -15731,10 +15107,10 @@
       <w:szCs w:val="20"/>
     </w:rPr>
   </w:style>
-  <w:style w:type="character" w:customStyle="1" w:styleId="HTMLPreformattedChar">
-    <w:name w:val="HTML Preformatted Char"/>
-    <w:basedOn w:val="DefaultParagraphFont"/>
-    <w:link w:val="HTMLPreformatted"/>
+  <w:style w:type="character" w:customStyle="1" w:styleId="HTMLVorformatiertZchn">
+    <w:name w:val="HTML Vorformatiert Zchn"/>
+    <w:basedOn w:val="Absatz-Standardschriftart"/>
+    <w:link w:val="HTMLVorformatiert"/>
     <w:uiPriority w:val="99"/>
     <w:semiHidden/>
     <w:rsid w:val="00FC6650"/>
@@ -15745,19 +15121,19 @@
       <w:szCs w:val="20"/>
     </w:rPr>
   </w:style>
-  <w:style w:type="character" w:customStyle="1" w:styleId="NoSpacingChar">
-    <w:name w:val="No Spacing Char"/>
-    <w:basedOn w:val="DefaultParagraphFont"/>
-    <w:link w:val="NoSpacing"/>
+  <w:style w:type="character" w:customStyle="1" w:styleId="KeinLeerraumZchn">
+    <w:name w:val="Kein Leerraum Zchn"/>
+    <w:basedOn w:val="Absatz-Standardschriftart"/>
+    <w:link w:val="KeinLeerraum"/>
     <w:uiPriority w:val="1"/>
     <w:rsid w:val="00B87F73"/>
     <w:rPr>
       <w:color w:val="000000" w:themeColor="text1"/>
     </w:rPr>
   </w:style>
-  <w:style w:type="table" w:styleId="TableGridLight">
+  <w:style w:type="table" w:styleId="TabellemithellemGitternetz">
     <w:name w:val="Grid Table Light"/>
-    <w:basedOn w:val="TableNormal"/>
+    <w:basedOn w:val="NormaleTabelle"/>
     <w:uiPriority w:val="40"/>
     <w:rsid w:val="00867BA2"/>
     <w:pPr>
@@ -15774,9 +15150,9 @@
       </w:tblBorders>
     </w:tblPr>
   </w:style>
-  <w:style w:type="table" w:styleId="GridTable1Light">
+  <w:style w:type="table" w:styleId="Gitternetztabelle1hell">
     <w:name w:val="Grid Table 1 Light"/>
-    <w:basedOn w:val="TableNormal"/>
+    <w:basedOn w:val="NormaleTabelle"/>
     <w:uiPriority w:val="46"/>
     <w:rsid w:val="007A6AC3"/>
     <w:pPr>
@@ -15831,9 +15207,9 @@
       </w:rPr>
     </w:tblStylePr>
   </w:style>
-  <w:style w:type="table" w:styleId="PlainTable3">
+  <w:style w:type="table" w:styleId="EinfacheTabelle3">
     <w:name w:val="Plain Table 3"/>
-    <w:basedOn w:val="TableNormal"/>
+    <w:basedOn w:val="NormaleTabelle"/>
     <w:uiPriority w:val="43"/>
     <w:rsid w:val="002E0ED8"/>
     <w:pPr>
@@ -16208,9 +15584,11 @@
     <w:rsid w:val="00B77025"/>
     <w:rsid w:val="00C04012"/>
     <w:rsid w:val="00C46E4C"/>
+    <w:rsid w:val="00CA41FD"/>
     <w:rsid w:val="00CD2454"/>
     <w:rsid w:val="00D76533"/>
     <w:rsid w:val="00DE4AC7"/>
+    <w:rsid w:val="00E34942"/>
     <w:rsid w:val="00E36E2A"/>
     <w:rsid w:val="00E43C95"/>
     <w:rsid w:val="00F56F7F"/>
@@ -16232,7 +15610,7 @@
   <w:themeFontLang w:val="de-DE"/>
   <w:clrSchemeMapping w:bg1="light1" w:t1="dark1" w:bg2="light2" w:t2="dark2" w:accent1="accent1" w:accent2="accent2" w:accent3="accent3" w:accent4="accent4" w:accent5="accent5" w:accent6="accent6" w:hyperlink="hyperlink" w:followedHyperlink="followedHyperlink"/>
   <w:decimalSymbol w:val=","/>
-  <w:listSeparator w:val=","/>
+  <w:listSeparator w:val=";"/>
   <w15:chartTrackingRefBased/>
 </w:settings>
 </file>
@@ -16634,17 +16012,17 @@
     <w:lsdException w:name="Unresolved Mention" w:semiHidden="1" w:unhideWhenUsed="1"/>
     <w:lsdException w:name="Smart Link" w:semiHidden="1" w:unhideWhenUsed="1"/>
   </w:latentStyles>
-  <w:style w:type="paragraph" w:default="1" w:styleId="Normal">
+  <w:style w:type="paragraph" w:default="1" w:styleId="Standard">
     <w:name w:val="Normal"/>
     <w:qFormat/>
   </w:style>
-  <w:style w:type="character" w:default="1" w:styleId="DefaultParagraphFont">
+  <w:style w:type="character" w:default="1" w:styleId="Absatz-Standardschriftart">
     <w:name w:val="Default Paragraph Font"/>
     <w:uiPriority w:val="1"/>
     <w:semiHidden/>
     <w:unhideWhenUsed/>
   </w:style>
-  <w:style w:type="table" w:default="1" w:styleId="TableNormal">
+  <w:style w:type="table" w:default="1" w:styleId="NormaleTabelle">
     <w:name w:val="Normal Table"/>
     <w:uiPriority w:val="99"/>
     <w:semiHidden/>
@@ -16659,7 +16037,7 @@
       </w:tblCellMar>
     </w:tblPr>
   </w:style>
-  <w:style w:type="numbering" w:default="1" w:styleId="NoList">
+  <w:style w:type="numbering" w:default="1" w:styleId="KeineListe">
     <w:name w:val="No List"/>
     <w:uiPriority w:val="99"/>
     <w:semiHidden/>

--- a/assignment_3.docx
+++ b/assignment_3.docx
@@ -1800,14 +1800,14 @@
         <w:rPr>
           <w:lang w:val="en-US"/>
         </w:rPr>
-        <w:t xml:space="preserve"> for just that one instance, which is not what happens if you consider a longer time frame. The smoothed heart rate takes the average measurements over a 10s window instead, which yields a much more reasonable representation of the heart rate. As the heart rate describes “the number of heart beats in </w:t>
+        <w:t xml:space="preserve"> for just that one instance, which is not what happens if you consider a longer time frame. The smoothed heart rate takes the average measurements over a 10s window instead, which yields a much more </w:t>
       </w:r>
       <w:r>
         <w:rPr>
           <w:lang w:val="en-US"/>
         </w:rPr>
         <w:lastRenderedPageBreak/>
-        <w:t xml:space="preserve">a minute” (bpm = beats per minute), making assumptions on its value on just one instance is always going to be much further from the truth than a smoothed average, and trying to derive it in real time, beat for beat, will always yield noise above anything else. </w:t>
+        <w:t xml:space="preserve">reasonable representation of the heart rate. As the heart rate describes “the number of heart beats in a minute” (bpm = beats per minute), making assumptions on its value on just one instance is always going to be much further from the truth than a smoothed average, and trying to derive it in real time, beat for beat, will always yield noise above anything else. </w:t>
       </w:r>
     </w:p>
     <w:p>
@@ -3662,7 +3662,15 @@
           <w:color w:val="auto"/>
           <w:lang w:val="en-US"/>
         </w:rPr>
-        <w:t xml:space="preserve">only the systole and (for most instances) the diastole are clearly defined. It’s also much less prone to noise. The instant heartrate derived by the </w:t>
+        <w:t xml:space="preserve">only the systole and (for most instances) the </w:t>
+      </w:r>
+      <w:r>
+        <w:rPr>
+          <w:color w:val="auto"/>
+          <w:lang w:val="en-US"/>
+        </w:rPr>
+        <w:lastRenderedPageBreak/>
+        <w:t xml:space="preserve">diastole are clearly defined. It’s also much less prone to noise. The instant heartrate derived by the </w:t>
       </w:r>
       <w:proofErr w:type="spellStart"/>
       <w:r>
@@ -3670,7 +3678,6 @@
           <w:color w:val="auto"/>
           <w:lang w:val="en-US"/>
         </w:rPr>
-        <w:lastRenderedPageBreak/>
         <w:t>BioPac</w:t>
       </w:r>
       <w:proofErr w:type="spellEnd"/>
@@ -4274,7 +4281,6 @@
           <w:bCs/>
           <w:lang w:val="en-US"/>
         </w:rPr>
-        <w:lastRenderedPageBreak/>
         <w:t>Q8</w:t>
       </w:r>
       <w:r>
@@ -5812,24 +5818,52 @@
     <w:p>
       <w:pPr>
         <w:rPr>
-          <w:color w:val="7F7F7F" w:themeColor="text1" w:themeTint="80"/>
-          <w:lang w:val="en-US"/>
-        </w:rPr>
-      </w:pPr>
-    </w:p>
-    <w:p>
-      <w:pPr>
-        <w:rPr>
           <w:color w:val="C00000"/>
           <w:lang w:val="en-US"/>
         </w:rPr>
       </w:pPr>
-      <w:r>
-        <w:rPr>
-          <w:color w:val="C00000"/>
-          <w:lang w:val="en-US"/>
-        </w:rPr>
-        <w:t xml:space="preserve">TODO: discuss differences that may occur </w:t>
+    </w:p>
+    <w:p>
+      <w:pPr>
+        <w:rPr>
+          <w:color w:val="auto"/>
+          <w:lang w:val="en-US"/>
+        </w:rPr>
+      </w:pPr>
+      <w:r>
+        <w:rPr>
+          <w:color w:val="auto"/>
+          <w:lang w:val="en-US"/>
+        </w:rPr>
+        <w:t>t</w:t>
+      </w:r>
+      <w:r>
+        <w:rPr>
+          <w:color w:val="auto"/>
+          <w:lang w:val="en-US"/>
+        </w:rPr>
+        <w:t>he smartwatch PPG data reveals large errors and low to negative Pearson correlations, especially in unsmoothed heart rate estimates. Movements such as squats, stairs, and jumping jacks cause motion artifacts that degrade signal quality. Smoothing improves both MAE and correlation substantially, showing the effectiveness of temporal aggregation. Some activities (e.g., wrist rotation) show better correlation</w:t>
+      </w:r>
+      <w:r>
+        <w:rPr>
+          <w:color w:val="auto"/>
+          <w:lang w:val="en-US"/>
+        </w:rPr>
+        <w:t xml:space="preserve">. </w:t>
+      </w:r>
+      <w:r>
+        <w:rPr>
+          <w:color w:val="auto"/>
+          <w:lang w:val="en-US"/>
+        </w:rPr>
+        <w:t>Negative correlations in some phases suggest inaccuracy</w:t>
+      </w:r>
+      <w:r>
+        <w:rPr>
+          <w:color w:val="auto"/>
+          <w:lang w:val="en-US"/>
+        </w:rPr>
+        <w:t>.</w:t>
       </w:r>
     </w:p>
     <w:p>
@@ -7086,6 +7120,7 @@
           <w:color w:val="7F7F7F" w:themeColor="text1" w:themeTint="80"/>
           <w:lang w:val="en-US"/>
         </w:rPr>
+        <w:lastRenderedPageBreak/>
         <w:t xml:space="preserve">Table </w:t>
       </w:r>
       <w:r>
@@ -7117,29 +7152,6 @@
           <w:lang w:val="en-US"/>
         </w:rPr>
         <w:t xml:space="preserve"> PPG data</w:t>
-      </w:r>
-    </w:p>
-    <w:p>
-      <w:pPr>
-        <w:rPr>
-          <w:color w:val="7F7F7F" w:themeColor="text1" w:themeTint="80"/>
-          <w:lang w:val="en-US"/>
-        </w:rPr>
-      </w:pPr>
-    </w:p>
-    <w:p>
-      <w:pPr>
-        <w:rPr>
-          <w:color w:val="C00000"/>
-          <w:lang w:val="en-US"/>
-        </w:rPr>
-      </w:pPr>
-      <w:r>
-        <w:rPr>
-          <w:color w:val="C00000"/>
-          <w:lang w:val="en-US"/>
-        </w:rPr>
-        <w:t xml:space="preserve">TODO: discuss differences </w:t>
       </w:r>
     </w:p>
     <w:p>
@@ -7152,13 +7164,48 @@
           <w:lang w:val="en-US"/>
         </w:rPr>
       </w:pPr>
-      <w:r>
-        <w:rPr>
-          <w:b/>
-          <w:bCs/>
-          <w:lang w:val="en-US"/>
-        </w:rPr>
-        <w:br w:type="page"/>
+    </w:p>
+    <w:p>
+      <w:pPr>
+        <w:spacing w:after="200" w:line="276" w:lineRule="auto"/>
+        <w:jc w:val="left"/>
+        <w:rPr>
+          <w:lang w:val="en-US"/>
+        </w:rPr>
+      </w:pPr>
+      <w:r>
+        <w:rPr>
+          <w:lang w:val="en-US"/>
+        </w:rPr>
+        <w:t xml:space="preserve">The </w:t>
+      </w:r>
+      <w:proofErr w:type="spellStart"/>
+      <w:r>
+        <w:rPr>
+          <w:lang w:val="en-US"/>
+        </w:rPr>
+        <w:t>Biopac</w:t>
+      </w:r>
+      <w:proofErr w:type="spellEnd"/>
+      <w:r>
+        <w:rPr>
+          <w:lang w:val="en-US"/>
+        </w:rPr>
+        <w:t xml:space="preserve"> PPG data shows better agreement with ECG ground truth compared to smartwatch PPG. Even before smoothing, the MAEs are lower and the correlation higher. After smoothing, values improve further, especially for the “Stairs” and “Rest” phases. Some exceptions exist (e.g., “Workout: Stairs”). Overall, the </w:t>
+      </w:r>
+      <w:proofErr w:type="spellStart"/>
+      <w:r>
+        <w:rPr>
+          <w:lang w:val="en-US"/>
+        </w:rPr>
+        <w:t>Biopac</w:t>
+      </w:r>
+      <w:proofErr w:type="spellEnd"/>
+      <w:r>
+        <w:rPr>
+          <w:lang w:val="en-US"/>
+        </w:rPr>
+        <w:t xml:space="preserve"> sensor demonstrates higher fidelity and robustness, particularly in controlled or stationary conditions. </w:t>
       </w:r>
     </w:p>
     <w:p>
@@ -10720,6 +10767,7 @@
                 <w:color w:val="000000"/>
                 <w:lang/>
               </w:rPr>
+              <w:lastRenderedPageBreak/>
               <w:t>Workout: Wrists</w:t>
             </w:r>
           </w:p>
@@ -11084,41 +11132,59 @@
     </w:p>
     <w:p>
       <w:pPr>
-        <w:rPr>
-          <w:color w:val="C00000"/>
-          <w:lang w:val="en-US"/>
-        </w:rPr>
-      </w:pPr>
-      <w:r>
-        <w:rPr>
-          <w:color w:val="C00000"/>
-          <w:lang w:val="en-US"/>
-        </w:rPr>
-        <w:t xml:space="preserve">TODO: discuss differences </w:t>
-      </w:r>
-      <w:r>
-        <w:rPr>
-          <w:color w:val="C00000"/>
-          <w:lang w:val="en-US"/>
-        </w:rPr>
-        <w:t>and which one is the best</w:t>
-      </w:r>
-      <w:r>
-        <w:rPr>
-          <w:color w:val="C00000"/>
-          <w:lang w:val="en-US"/>
-        </w:rPr>
-        <w:t xml:space="preserve"> </w:t>
-      </w:r>
-    </w:p>
-    <w:p>
-      <w:pPr>
-        <w:rPr>
-          <w:b/>
-          <w:bCs/>
-          <w:lang w:val="en-US"/>
-        </w:rPr>
-      </w:pPr>
+        <w:jc w:val="left"/>
+        <w:rPr>
+          <w:lang w:val="en-US"/>
+        </w:rPr>
+      </w:pPr>
+      <w:r>
+        <w:rPr>
+          <w:lang w:val="en-US"/>
+        </w:rPr>
+        <w:t xml:space="preserve">Comparing all HR extraction methods (smartwatch PPG, </w:t>
+      </w:r>
+      <w:proofErr w:type="spellStart"/>
+      <w:r>
+        <w:rPr>
+          <w:lang w:val="en-US"/>
+        </w:rPr>
+        <w:t>Biopac</w:t>
+      </w:r>
+      <w:proofErr w:type="spellEnd"/>
+      <w:r>
+        <w:rPr>
+          <w:lang w:val="en-US"/>
+        </w:rPr>
+        <w:t xml:space="preserve"> PPG, FFT), the smoothed </w:t>
+      </w:r>
+      <w:proofErr w:type="spellStart"/>
+      <w:r>
+        <w:rPr>
+          <w:lang w:val="en-US"/>
+        </w:rPr>
+        <w:t>Biopac</w:t>
+      </w:r>
+      <w:proofErr w:type="spellEnd"/>
+      <w:r>
+        <w:rPr>
+          <w:lang w:val="en-US"/>
+        </w:rPr>
+        <w:t xml:space="preserve"> PPG heart rate performs best — it achieves the lowest MAE and highest Pearson correlation across almost all activities. The smartwatch PPG, though improved by smoothing, still shows notable error and low correlation, particularly under dynamic conditions. The FFT-based HR performs worst overall — it is highly sensitive to signal quality, windowing effects, and lacks temporal resolution. Its results show poor alignment with ECG ground truth. In conclusion, the best method is smoothed HR from </w:t>
+      </w:r>
+      <w:proofErr w:type="spellStart"/>
+      <w:r>
+        <w:rPr>
+          <w:lang w:val="en-US"/>
+        </w:rPr>
+        <w:t>Biopac</w:t>
+      </w:r>
+      <w:proofErr w:type="spellEnd"/>
+      <w:r>
+        <w:rPr>
+          <w:lang w:val="en-US"/>
+        </w:rPr>
+        <w:t xml:space="preserve"> PPG, combining high accuracy, stability, and strong agreement with ECG data.</w:t>
+      </w:r>
     </w:p>
     <w:p>
       <w:pPr>
@@ -11228,7 +11294,6 @@
           <w:bCs/>
           <w:lang w:val="en-US"/>
         </w:rPr>
-        <w:lastRenderedPageBreak/>
         <w:t>choose one measurement, but document which one).</w:t>
       </w:r>
     </w:p>
@@ -11561,6 +11626,7 @@
           <w:noProof/>
           <w:lang w:val="en-US"/>
         </w:rPr>
+        <w:lastRenderedPageBreak/>
         <w:drawing>
           <wp:inline distT="0" distB="0" distL="0" distR="0" wp14:anchorId="01DBC59F" wp14:editId="7AADED0A">
             <wp:extent cx="5760085" cy="2874010"/>
@@ -11703,7 +11769,6 @@
           <w:noProof/>
           <w:lang w:val="en-US"/>
         </w:rPr>
-        <w:lastRenderedPageBreak/>
         <w:drawing>
           <wp:inline distT="0" distB="0" distL="0" distR="0" wp14:anchorId="5CC9350E" wp14:editId="3A8E2854">
             <wp:extent cx="5760085" cy="2842895"/>
@@ -11837,6 +11902,7 @@
           <w:noProof/>
           <w:lang w:val="en-US"/>
         </w:rPr>
+        <w:lastRenderedPageBreak/>
         <w:drawing>
           <wp:inline distT="0" distB="0" distL="0" distR="0" wp14:anchorId="1FF6AA3F" wp14:editId="057D7F6D">
             <wp:extent cx="5760085" cy="2849245"/>
@@ -11956,7 +12022,6 @@
           <w:noProof/>
           <w:lang w:val="en-US"/>
         </w:rPr>
-        <w:lastRenderedPageBreak/>
         <w:drawing>
           <wp:inline distT="0" distB="0" distL="0" distR="0" wp14:anchorId="1A11E3F7" wp14:editId="0E5F9FAE">
             <wp:extent cx="5760085" cy="2880360"/>
@@ -12076,6 +12141,7 @@
           <w:noProof/>
           <w:lang w:val="en-US"/>
         </w:rPr>
+        <w:lastRenderedPageBreak/>
         <w:drawing>
           <wp:inline distT="0" distB="0" distL="0" distR="0" wp14:anchorId="55ED4DD7" wp14:editId="3D80B9AB">
             <wp:extent cx="5760085" cy="2852420"/>
@@ -12195,7 +12261,6 @@
           <w:noProof/>
           <w:lang w:val="en-US"/>
         </w:rPr>
-        <w:lastRenderedPageBreak/>
         <w:drawing>
           <wp:inline distT="0" distB="0" distL="0" distR="0" wp14:anchorId="64F96C52" wp14:editId="69E2D134">
             <wp:extent cx="5760085" cy="2864485"/>
@@ -12417,7 +12482,7 @@
       <w:jc w:val="both"/>
       <w:rPr>
         <w:noProof/>
-        <w:lang w:eastAsia="de-DE"/>
+        <w:lang w:val="en-US" w:eastAsia="de-DE"/>
       </w:rPr>
     </w:pPr>
     <w:r>
@@ -12480,14 +12545,14 @@
     <w:r>
       <w:rPr>
         <w:noProof/>
-        <w:lang w:eastAsia="de-DE"/>
+        <w:lang w:val="en-US" w:eastAsia="de-DE"/>
       </w:rPr>
       <w:tab/>
     </w:r>
     <w:r>
       <w:rPr>
         <w:noProof/>
-        <w:lang w:eastAsia="de-DE"/>
+        <w:lang w:val="en-US" w:eastAsia="de-DE"/>
       </w:rPr>
       <w:tab/>
     </w:r>
@@ -12593,7 +12658,19 @@
       <w:fldChar w:fldCharType="begin"/>
     </w:r>
     <w:r>
+      <w:rPr>
+        <w:lang w:val="en-US"/>
+      </w:rPr>
       <w:instrText xml:space="preserve"> TITLE   \* MERGEFORMAT </w:instrText>
+    </w:r>
+    <w:r>
+      <w:fldChar w:fldCharType="separate"/>
+    </w:r>
+    <w:r>
+      <w:rPr>
+        <w:lang w:val="en-US"/>
+      </w:rPr>
+      <w:t>TASK 03: REAL-WORLD DATA ACQUISITION AND HANDLING</w:t>
     </w:r>
     <w:r>
       <w:fldChar w:fldCharType="end"/>
@@ -12608,13 +12685,26 @@
       <w:rPr>
         <w:sz w:val="8"/>
         <w:szCs w:val="8"/>
+        <w:lang w:val="en-US"/>
       </w:rPr>
     </w:pPr>
     <w:r>
       <w:fldChar w:fldCharType="begin"/>
     </w:r>
     <w:r>
+      <w:rPr>
+        <w:lang w:val="en-US"/>
+      </w:rPr>
       <w:instrText xml:space="preserve"> TITLE   \* MERGEFORMAT </w:instrText>
+    </w:r>
+    <w:r>
+      <w:fldChar w:fldCharType="separate"/>
+    </w:r>
+    <w:r>
+      <w:rPr>
+        <w:lang w:val="en-US"/>
+      </w:rPr>
+      <w:t>TASK 03: REAL-WORLD DATA ACQUISITION AND HANDLING</w:t>
     </w:r>
     <w:r>
       <w:fldChar w:fldCharType="end"/>
@@ -15472,8 +15562,10 @@
   </w:font>
   <w:font w:name="Univers 45 Light">
     <w:altName w:val="Calibri"/>
+    <w:panose1 w:val="00000000000000000000"/>
     <w:charset w:val="00"/>
     <w:family w:val="roman"/>
+    <w:notTrueType/>
     <w:pitch w:val="default"/>
   </w:font>
   <w:font w:name="Calibri">
@@ -15574,6 +15666,7 @@
     <w:rsid w:val="00734641"/>
     <w:rsid w:val="0075272C"/>
     <w:rsid w:val="0075406D"/>
+    <w:rsid w:val="00781E8B"/>
     <w:rsid w:val="00A32F15"/>
     <w:rsid w:val="00A36F1E"/>
     <w:rsid w:val="00A467CE"/>
@@ -15584,7 +15677,6 @@
     <w:rsid w:val="00B77025"/>
     <w:rsid w:val="00C04012"/>
     <w:rsid w:val="00C46E4C"/>
-    <w:rsid w:val="00CA41FD"/>
     <w:rsid w:val="00CD2454"/>
     <w:rsid w:val="00D76533"/>
     <w:rsid w:val="00DE4AC7"/>

--- a/assignment_3.docx
+++ b/assignment_3.docx
@@ -4,6 +4,7 @@
   <w:body>
     <w:bookmarkStart w:id="0" w:name="_Hlk200471980" w:displacedByCustomXml="next"/>
     <w:bookmarkEnd w:id="0" w:displacedByCustomXml="next"/>
+    <w:bookmarkStart w:id="1" w:name="_Hlk202393101" w:displacedByCustomXml="next"/>
     <w:sdt>
       <w:sdtPr>
         <w:id w:val="2089339085"/>
@@ -494,50 +495,14 @@
         <w:rPr>
           <w:b/>
           <w:bCs/>
-          <w:color w:val="C00000"/>
-          <w:lang w:val="en-US"/>
-        </w:rPr>
-      </w:pPr>
-      <w:r>
-        <w:rPr>
-          <w:b/>
-          <w:bCs/>
-          <w:color w:val="C00000"/>
-          <w:lang w:val="en-US"/>
-        </w:rPr>
-        <w:t xml:space="preserve">TODO: </w:t>
-      </w:r>
-      <w:r>
-        <w:rPr>
-          <w:b/>
-          <w:bCs/>
-          <w:color w:val="C00000"/>
-          <w:lang w:val="en-US"/>
-        </w:rPr>
-        <w:t>check if markers are correct</w:t>
-      </w:r>
-    </w:p>
-    <w:p>
-      <w:pPr>
-        <w:rPr>
-          <w:b/>
-          <w:bCs/>
-          <w:lang w:val="en-US"/>
-        </w:rPr>
-      </w:pPr>
-    </w:p>
-    <w:p>
-      <w:pPr>
-        <w:rPr>
-          <w:b/>
-          <w:bCs/>
-          <w:lang w:val="en-US"/>
-        </w:rPr>
-      </w:pPr>
-      <w:r>
-        <w:rPr>
-          <w:b/>
-          <w:bCs/>
+          <w:lang w:val="en-US"/>
+        </w:rPr>
+      </w:pPr>
+      <w:r>
+        <w:rPr>
+          <w:b/>
+          <w:bCs/>
+          <w:noProof/>
           <w:lang w:val="en-US"/>
         </w:rPr>
         <w:drawing>
@@ -653,6 +618,7 @@
       </w:pPr>
       <w:r>
         <w:rPr>
+          <w:noProof/>
           <w:color w:val="7F7F7F" w:themeColor="text1" w:themeTint="80"/>
           <w:lang w:val="en-US"/>
         </w:rPr>
@@ -729,6 +695,7 @@
         <w:rPr>
           <w:b/>
           <w:bCs/>
+          <w:noProof/>
           <w:lang w:val="en-US"/>
         </w:rPr>
         <w:lastRenderedPageBreak/>
@@ -965,6 +932,7 @@
         <w:rPr>
           <w:b/>
           <w:bCs/>
+          <w:noProof/>
           <w:lang w:val="en-US"/>
         </w:rPr>
         <w:drawing>
@@ -1080,6 +1048,7 @@
       </w:pPr>
       <w:r>
         <w:rPr>
+          <w:noProof/>
           <w:color w:val="7F7F7F" w:themeColor="text1" w:themeTint="80"/>
           <w:lang w:val="en-US"/>
         </w:rPr>
@@ -1165,41 +1134,35 @@
           <w:color w:val="7F7F7F" w:themeColor="text1" w:themeTint="80"/>
           <w:lang w:val="en-US"/>
         </w:rPr>
-        <w:t xml:space="preserve">, </w:t>
-      </w:r>
-      <w:r>
-        <w:rPr>
-          <w:color w:val="7F7F7F" w:themeColor="text1" w:themeTint="80"/>
-          <w:lang w:val="en-US"/>
-        </w:rPr>
-        <w:t>with markers for the transitions between exercises and breaks</w:t>
-      </w:r>
-    </w:p>
-    <w:p>
-      <w:pPr>
-        <w:rPr>
-          <w:color w:val="7F7F7F" w:themeColor="text1" w:themeTint="80"/>
-          <w:lang w:val="en-US"/>
-        </w:rPr>
-      </w:pPr>
-    </w:p>
-    <w:p>
-      <w:pPr>
-        <w:rPr>
-          <w:color w:val="7F7F7F" w:themeColor="text1" w:themeTint="80"/>
-          <w:lang w:val="en-US"/>
-        </w:rPr>
-      </w:pPr>
-    </w:p>
-    <w:p>
-      <w:pPr>
-        <w:rPr>
-          <w:color w:val="7F7F7F" w:themeColor="text1" w:themeTint="80"/>
-          <w:lang w:val="en-US"/>
-        </w:rPr>
-      </w:pPr>
-      <w:r>
-        <w:rPr>
+        <w:t>, with markers for the transitions between exercises and breaks</w:t>
+      </w:r>
+    </w:p>
+    <w:p>
+      <w:pPr>
+        <w:rPr>
+          <w:color w:val="7F7F7F" w:themeColor="text1" w:themeTint="80"/>
+          <w:lang w:val="en-US"/>
+        </w:rPr>
+      </w:pPr>
+    </w:p>
+    <w:p>
+      <w:pPr>
+        <w:rPr>
+          <w:color w:val="7F7F7F" w:themeColor="text1" w:themeTint="80"/>
+          <w:lang w:val="en-US"/>
+        </w:rPr>
+      </w:pPr>
+    </w:p>
+    <w:p>
+      <w:pPr>
+        <w:rPr>
+          <w:color w:val="7F7F7F" w:themeColor="text1" w:themeTint="80"/>
+          <w:lang w:val="en-US"/>
+        </w:rPr>
+      </w:pPr>
+      <w:r>
+        <w:rPr>
+          <w:noProof/>
           <w:color w:val="7F7F7F" w:themeColor="text1" w:themeTint="80"/>
           <w:lang w:val="en-US"/>
         </w:rPr>
@@ -1251,14 +1214,7 @@
           <w:color w:val="7F7F7F" w:themeColor="text1" w:themeTint="80"/>
           <w:lang w:val="en-US"/>
         </w:rPr>
-        <w:t xml:space="preserve">, </w:t>
-      </w:r>
-      <w:r>
-        <w:rPr>
-          <w:color w:val="7F7F7F" w:themeColor="text1" w:themeTint="80"/>
-          <w:lang w:val="en-US"/>
-        </w:rPr>
-        <w:t>with markers for the transitions between exercises and breaks</w:t>
+        <w:t>, with markers for the transitions between exercises and breaks</w:t>
       </w:r>
     </w:p>
     <w:p>
@@ -1852,14 +1808,14 @@
         <w:rPr>
           <w:lang w:val="en-US"/>
         </w:rPr>
-        <w:t xml:space="preserve"> for just that one instance, which is not what happens if you consider a longer time frame. The smoothed heart rate takes the average measurements over a 10s window instead, which yields a much more reasonable representation of the heart rate. As the heart rate describes “the number of heart beats in </w:t>
+        <w:t xml:space="preserve"> for just that one instance, which is not what happens if you consider a longer time frame. The smoothed heart rate takes the average measurements over a 10s window instead, which yields a much more </w:t>
       </w:r>
       <w:r>
         <w:rPr>
           <w:lang w:val="en-US"/>
         </w:rPr>
         <w:lastRenderedPageBreak/>
-        <w:t xml:space="preserve">a minute” (bpm = beats per minute), making assumptions on its value on just one instance is always going to be much further from the truth than a smoothed average, and trying to derive it in real time, beat for beat, will always yield noise above anything else. </w:t>
+        <w:t xml:space="preserve">reasonable representation of the heart rate. As the heart rate describes “the number of heart beats in a minute” (bpm = beats per minute), making assumptions on its value on just one instance is always going to be much further from the truth than a smoothed average, and trying to derive it in real time, beat for beat, will always yield noise above anything else. </w:t>
       </w:r>
     </w:p>
     <w:p>
@@ -2658,49 +2614,20 @@
         <w:rPr>
           <w:b/>
           <w:bCs/>
-          <w:color w:val="C00000"/>
-          <w:lang w:val="en-US"/>
-        </w:rPr>
-      </w:pPr>
-      <w:r>
-        <w:rPr>
-          <w:b/>
-          <w:bCs/>
-          <w:color w:val="C00000"/>
-          <w:lang w:val="en-US"/>
-        </w:rPr>
-        <w:t>TODO: check if good and faulty graphs are mixed up</w:t>
-      </w:r>
-    </w:p>
-    <w:p>
-      <w:pPr>
-        <w:rPr>
-          <w:b/>
-          <w:bCs/>
-          <w:lang w:val="en-US"/>
-        </w:rPr>
-      </w:pPr>
-    </w:p>
-    <w:p>
-      <w:pPr>
-        <w:rPr>
-          <w:b/>
-          <w:bCs/>
-          <w:lang w:val="en-US"/>
-        </w:rPr>
-      </w:pPr>
-      <w:r>
-        <w:rPr>
-          <w:b/>
-          <w:bCs/>
-          <w:noProof/>
+          <w:lang w:val="en-US"/>
+        </w:rPr>
+      </w:pPr>
+      <w:r>
+        <w:rPr>
+          <w:b/>
+          <w:bCs/>
           <w:lang w:val="en-US"/>
         </w:rPr>
         <w:drawing>
-          <wp:inline distT="0" distB="0" distL="0" distR="0" wp14:anchorId="226D0D22" wp14:editId="2576A2CE">
+          <wp:inline distT="0" distB="0" distL="0" distR="0" wp14:anchorId="027CC60D" wp14:editId="0F5EBE2C">
             <wp:extent cx="5760085" cy="1889125"/>
             <wp:effectExtent l="0" t="0" r="0" b="0"/>
-            <wp:docPr id="1057506563" name="Picture 1" descr="A graph on a black background&#10;&#10;AI-generated content may be incorrect."/>
+            <wp:docPr id="643035445" name="Picture 1" descr="A screen shot of a graph&#10;&#10;AI-generated content may be incorrect."/>
             <wp:cNvGraphicFramePr>
               <a:graphicFrameLocks xmlns:a="http://schemas.openxmlformats.org/drawingml/2006/main" noChangeAspect="1"/>
             </wp:cNvGraphicFramePr>
@@ -2708,7 +2635,7 @@
               <a:graphicData uri="http://schemas.openxmlformats.org/drawingml/2006/picture">
                 <pic:pic xmlns:pic="http://schemas.openxmlformats.org/drawingml/2006/picture">
                   <pic:nvPicPr>
-                    <pic:cNvPr id="1057506563" name="Picture 1" descr="A graph on a black background&#10;&#10;AI-generated content may be incorrect."/>
+                    <pic:cNvPr id="643035445" name="Picture 1" descr="A screen shot of a graph&#10;&#10;AI-generated content may be incorrect."/>
                     <pic:cNvPicPr/>
                   </pic:nvPicPr>
                   <pic:blipFill>
@@ -2769,15 +2696,14 @@
         <w:rPr>
           <w:b/>
           <w:bCs/>
-          <w:noProof/>
           <w:lang w:val="en-US"/>
         </w:rPr>
         <w:lastRenderedPageBreak/>
         <w:drawing>
-          <wp:inline distT="0" distB="0" distL="0" distR="0" wp14:anchorId="72FF294B" wp14:editId="4B2C1746">
+          <wp:inline distT="0" distB="0" distL="0" distR="0" wp14:anchorId="759EE929" wp14:editId="4B084CAA">
             <wp:extent cx="5760085" cy="1889125"/>
             <wp:effectExtent l="0" t="0" r="0" b="0"/>
-            <wp:docPr id="801776556" name="Picture 1" descr="A screen shot of a graph&#10;&#10;AI-generated content may be incorrect."/>
+            <wp:docPr id="1098275185" name="Picture 1" descr="A graph on a black background&#10;&#10;AI-generated content may be incorrect."/>
             <wp:cNvGraphicFramePr>
               <a:graphicFrameLocks xmlns:a="http://schemas.openxmlformats.org/drawingml/2006/main" noChangeAspect="1"/>
             </wp:cNvGraphicFramePr>
@@ -2785,7 +2711,7 @@
               <a:graphicData uri="http://schemas.openxmlformats.org/drawingml/2006/picture">
                 <pic:pic xmlns:pic="http://schemas.openxmlformats.org/drawingml/2006/picture">
                   <pic:nvPicPr>
-                    <pic:cNvPr id="801776556" name="Picture 1" descr="A screen shot of a graph&#10;&#10;AI-generated content may be incorrect."/>
+                    <pic:cNvPr id="1098275185" name="Picture 1" descr="A graph on a black background&#10;&#10;AI-generated content may be incorrect."/>
                     <pic:cNvPicPr/>
                   </pic:nvPicPr>
                   <pic:blipFill>
@@ -3268,6 +3194,7 @@
         <w:rPr>
           <w:b/>
           <w:bCs/>
+          <w:noProof/>
           <w:color w:val="C00000"/>
           <w:lang w:val="en-US"/>
         </w:rPr>
@@ -3321,35 +3248,7 @@
           <w:color w:val="7F7F7F" w:themeColor="text1" w:themeTint="80"/>
           <w:lang w:val="en-US"/>
         </w:rPr>
-        <w:t>Figure 1</w:t>
-      </w:r>
-      <w:r>
-        <w:rPr>
-          <w:color w:val="7F7F7F" w:themeColor="text1" w:themeTint="80"/>
-          <w:lang w:val="en-US"/>
-        </w:rPr>
-        <w:t>6</w:t>
-      </w:r>
-      <w:r>
-        <w:rPr>
-          <w:color w:val="7F7F7F" w:themeColor="text1" w:themeTint="80"/>
-          <w:lang w:val="en-US"/>
-        </w:rPr>
-        <w:t xml:space="preserve">: R-Peak Detection that worked </w:t>
-      </w:r>
-      <w:r>
-        <w:rPr>
-          <w:color w:val="7F7F7F" w:themeColor="text1" w:themeTint="80"/>
-          <w:lang w:val="en-US"/>
-        </w:rPr>
-        <w:t>well</w:t>
-      </w:r>
-      <w:r>
-        <w:rPr>
-          <w:color w:val="7F7F7F" w:themeColor="text1" w:themeTint="80"/>
-          <w:lang w:val="en-US"/>
-        </w:rPr>
-        <w:t xml:space="preserve"> on </w:t>
+        <w:t xml:space="preserve">Figure 16: R-Peak Detection that worked well on </w:t>
       </w:r>
       <w:proofErr w:type="spellStart"/>
       <w:r>
@@ -3388,6 +3287,7 @@
         <w:rPr>
           <w:b/>
           <w:bCs/>
+          <w:noProof/>
           <w:lang w:val="en-US"/>
         </w:rPr>
         <w:drawing>
@@ -3439,35 +3339,7 @@
           <w:color w:val="7F7F7F" w:themeColor="text1" w:themeTint="80"/>
           <w:lang w:val="en-US"/>
         </w:rPr>
-        <w:t>Figure 1</w:t>
-      </w:r>
-      <w:r>
-        <w:rPr>
-          <w:color w:val="7F7F7F" w:themeColor="text1" w:themeTint="80"/>
-          <w:lang w:val="en-US"/>
-        </w:rPr>
-        <w:t>7</w:t>
-      </w:r>
-      <w:r>
-        <w:rPr>
-          <w:color w:val="7F7F7F" w:themeColor="text1" w:themeTint="80"/>
-          <w:lang w:val="en-US"/>
-        </w:rPr>
-        <w:t xml:space="preserve">: R-Peak Detection that worked </w:t>
-      </w:r>
-      <w:r>
-        <w:rPr>
-          <w:color w:val="7F7F7F" w:themeColor="text1" w:themeTint="80"/>
-          <w:lang w:val="en-US"/>
-        </w:rPr>
-        <w:t>poorly</w:t>
-      </w:r>
-      <w:r>
-        <w:rPr>
-          <w:color w:val="7F7F7F" w:themeColor="text1" w:themeTint="80"/>
-          <w:lang w:val="en-US"/>
-        </w:rPr>
-        <w:t xml:space="preserve"> on </w:t>
+        <w:t xml:space="preserve">Figure 17: R-Peak Detection that worked poorly on </w:t>
       </w:r>
       <w:proofErr w:type="spellStart"/>
       <w:r>
@@ -3513,6 +3385,7 @@
         <w:rPr>
           <w:b/>
           <w:bCs/>
+          <w:noProof/>
           <w:lang w:val="en-US"/>
         </w:rPr>
         <w:drawing>
@@ -3677,6 +3550,7 @@
         <w:rPr>
           <w:b/>
           <w:bCs/>
+          <w:noProof/>
           <w:lang w:val="en-US"/>
         </w:rPr>
         <w:drawing>
@@ -3728,28 +3602,7 @@
           <w:color w:val="7F7F7F" w:themeColor="text1" w:themeTint="80"/>
           <w:lang w:val="en-US"/>
         </w:rPr>
-        <w:t>Figure 1</w:t>
-      </w:r>
-      <w:r>
-        <w:rPr>
-          <w:color w:val="7F7F7F" w:themeColor="text1" w:themeTint="80"/>
-          <w:lang w:val="en-US"/>
-        </w:rPr>
-        <w:t>9</w:t>
-      </w:r>
-      <w:r>
-        <w:rPr>
-          <w:color w:val="7F7F7F" w:themeColor="text1" w:themeTint="80"/>
-          <w:lang w:val="en-US"/>
-        </w:rPr>
-        <w:t xml:space="preserve">: </w:t>
-      </w:r>
-      <w:r>
-        <w:rPr>
-          <w:color w:val="7F7F7F" w:themeColor="text1" w:themeTint="80"/>
-          <w:lang w:val="en-US"/>
-        </w:rPr>
-        <w:t xml:space="preserve">Figure 15 </w:t>
+        <w:t xml:space="preserve">Figure 19: Figure 15 </w:t>
       </w:r>
       <w:r>
         <w:rPr>
@@ -3823,7 +3676,15 @@
           <w:color w:val="auto"/>
           <w:lang w:val="en-US"/>
         </w:rPr>
-        <w:t xml:space="preserve">only the systole and (for most instances) the diastole </w:t>
+        <w:t xml:space="preserve">only the systole and (for most instances) the </w:t>
+      </w:r>
+      <w:r>
+        <w:rPr>
+          <w:color w:val="auto"/>
+          <w:lang w:val="en-US"/>
+        </w:rPr>
+        <w:lastRenderedPageBreak/>
+        <w:t xml:space="preserve">diastole </w:t>
       </w:r>
       <w:proofErr w:type="gramStart"/>
       <w:r>
@@ -3847,7 +3708,6 @@
           <w:color w:val="auto"/>
           <w:lang w:val="en-US"/>
         </w:rPr>
-        <w:lastRenderedPageBreak/>
         <w:t>BioPac</w:t>
       </w:r>
       <w:proofErr w:type="spellEnd"/>
@@ -3974,28 +3834,7 @@
           <w:color w:val="7F7F7F" w:themeColor="text1" w:themeTint="80"/>
           <w:lang w:val="en-US"/>
         </w:rPr>
-        <w:t xml:space="preserve">Figure </w:t>
-      </w:r>
-      <w:r>
-        <w:rPr>
-          <w:color w:val="7F7F7F" w:themeColor="text1" w:themeTint="80"/>
-          <w:lang w:val="en-US"/>
-        </w:rPr>
-        <w:t>20</w:t>
-      </w:r>
-      <w:r>
-        <w:rPr>
-          <w:color w:val="7F7F7F" w:themeColor="text1" w:themeTint="80"/>
-          <w:lang w:val="en-US"/>
-        </w:rPr>
-        <w:t xml:space="preserve">: </w:t>
-      </w:r>
-      <w:r>
-        <w:rPr>
-          <w:color w:val="7F7F7F" w:themeColor="text1" w:themeTint="80"/>
-          <w:lang w:val="en-US"/>
-        </w:rPr>
-        <w:t>Manually marked beginning of exercise, end of exercise, and end of recovery period (red, left to right)</w:t>
+        <w:t>Figure 20: Manually marked beginning of exercise, end of exercise, and end of recovery period (red, left to right)</w:t>
       </w:r>
     </w:p>
     <w:p>
@@ -4478,6 +4317,7 @@
         <w:rPr>
           <w:b/>
           <w:bCs/>
+          <w:noProof/>
           <w:lang w:val="en-US"/>
         </w:rPr>
         <w:lastRenderedPageBreak/>
@@ -4563,7 +4403,6 @@
           <w:bCs/>
           <w:lang w:val="en-US"/>
         </w:rPr>
-        <w:lastRenderedPageBreak/>
         <w:t>Q8</w:t>
       </w:r>
       <w:r>
@@ -4856,6 +4695,590 @@
           <w:lang w:val="en-US"/>
         </w:rPr>
         <w:t>max).</w:t>
+      </w:r>
+    </w:p>
+    <w:p>
+      <w:pPr>
+        <w:rPr>
+          <w:b/>
+          <w:bCs/>
+          <w:lang w:val="en-US"/>
+        </w:rPr>
+      </w:pPr>
+    </w:p>
+    <w:p>
+      <w:pPr>
+        <w:rPr>
+          <w:rFonts w:eastAsiaTheme="minorEastAsia"/>
+          <w:lang w:val="en-US"/>
+        </w:rPr>
+      </w:pPr>
+      <w:r>
+        <w:rPr>
+          <w:lang w:val="en-US"/>
+        </w:rPr>
+        <w:t xml:space="preserve">MAE = </w:t>
+      </w:r>
+      <m:oMath>
+        <m:f>
+          <m:fPr>
+            <m:ctrlPr>
+              <w:rPr>
+                <w:rFonts w:ascii="Cambria Math" w:hAnsi="Cambria Math"/>
+                <w:i/>
+                <w:lang w:val="en-US"/>
+              </w:rPr>
+            </m:ctrlPr>
+          </m:fPr>
+          <m:num>
+            <m:r>
+              <w:rPr>
+                <w:rFonts w:ascii="Cambria Math" w:hAnsi="Cambria Math"/>
+                <w:lang w:val="en-US"/>
+              </w:rPr>
+              <m:t>1</m:t>
+            </m:r>
+          </m:num>
+          <m:den>
+            <m:r>
+              <w:rPr>
+                <w:rFonts w:ascii="Cambria Math" w:hAnsi="Cambria Math"/>
+                <w:lang w:val="en-US"/>
+              </w:rPr>
+              <m:t>n</m:t>
+            </m:r>
+          </m:den>
+        </m:f>
+        <m:nary>
+          <m:naryPr>
+            <m:chr m:val="∑"/>
+            <m:limLoc m:val="undOvr"/>
+            <m:ctrlPr>
+              <w:rPr>
+                <w:rFonts w:ascii="Cambria Math" w:hAnsi="Cambria Math"/>
+                <w:i/>
+                <w:lang w:val="en-US"/>
+              </w:rPr>
+            </m:ctrlPr>
+          </m:naryPr>
+          <m:sub>
+            <m:r>
+              <w:rPr>
+                <w:rFonts w:ascii="Cambria Math" w:hAnsi="Cambria Math"/>
+                <w:lang w:val="en-US"/>
+              </w:rPr>
+              <m:t>i=1</m:t>
+            </m:r>
+          </m:sub>
+          <m:sup>
+            <m:r>
+              <w:rPr>
+                <w:rFonts w:ascii="Cambria Math" w:hAnsi="Cambria Math"/>
+                <w:lang w:val="en-US"/>
+              </w:rPr>
+              <m:t>n</m:t>
+            </m:r>
+          </m:sup>
+          <m:e>
+            <m:r>
+              <w:rPr>
+                <w:rFonts w:ascii="Cambria Math" w:hAnsi="Cambria Math"/>
+                <w:lang w:val="en-US"/>
+              </w:rPr>
+              <m:t>|</m:t>
+            </m:r>
+            <m:sSub>
+              <m:sSubPr>
+                <m:ctrlPr>
+                  <w:rPr>
+                    <w:rFonts w:ascii="Cambria Math" w:hAnsi="Cambria Math"/>
+                    <w:i/>
+                    <w:lang w:val="en-US"/>
+                  </w:rPr>
+                </m:ctrlPr>
+              </m:sSubPr>
+              <m:e>
+                <m:r>
+                  <w:rPr>
+                    <w:rFonts w:ascii="Cambria Math" w:hAnsi="Cambria Math"/>
+                    <w:lang w:val="en-US"/>
+                  </w:rPr>
+                  <m:t>y</m:t>
+                </m:r>
+              </m:e>
+              <m:sub>
+                <m:r>
+                  <w:rPr>
+                    <w:rFonts w:ascii="Cambria Math" w:hAnsi="Cambria Math"/>
+                    <w:lang w:val="en-US"/>
+                  </w:rPr>
+                  <m:t>pred</m:t>
+                </m:r>
+              </m:sub>
+            </m:sSub>
+            <m:r>
+              <w:rPr>
+                <w:rFonts w:ascii="Cambria Math" w:hAnsi="Cambria Math"/>
+                <w:lang w:val="en-US"/>
+              </w:rPr>
+              <m:t>-</m:t>
+            </m:r>
+            <m:sSub>
+              <m:sSubPr>
+                <m:ctrlPr>
+                  <w:rPr>
+                    <w:rFonts w:ascii="Cambria Math" w:hAnsi="Cambria Math"/>
+                    <w:i/>
+                    <w:lang w:val="en-US"/>
+                  </w:rPr>
+                </m:ctrlPr>
+              </m:sSubPr>
+              <m:e>
+                <m:r>
+                  <w:rPr>
+                    <w:rFonts w:ascii="Cambria Math" w:hAnsi="Cambria Math"/>
+                    <w:lang w:val="en-US"/>
+                  </w:rPr>
+                  <m:t>y</m:t>
+                </m:r>
+              </m:e>
+              <m:sub>
+                <m:r>
+                  <w:rPr>
+                    <w:rFonts w:ascii="Cambria Math" w:hAnsi="Cambria Math"/>
+                    <w:lang w:val="en-US"/>
+                  </w:rPr>
+                  <m:t>i</m:t>
+                </m:r>
+              </m:sub>
+            </m:sSub>
+            <m:r>
+              <w:rPr>
+                <w:rFonts w:ascii="Cambria Math" w:hAnsi="Cambria Math"/>
+                <w:lang w:val="en-US"/>
+              </w:rPr>
+              <m:t>|</m:t>
+            </m:r>
+          </m:e>
+        </m:nary>
+      </m:oMath>
+    </w:p>
+    <w:p>
+      <w:pPr>
+        <w:rPr>
+          <w:rFonts w:eastAsiaTheme="minorEastAsia"/>
+          <w:b/>
+          <w:bCs/>
+          <w:lang w:val="en-US"/>
+        </w:rPr>
+      </w:pPr>
+    </w:p>
+    <w:p>
+      <w:pPr>
+        <w:rPr>
+          <w:rFonts w:eastAsiaTheme="minorEastAsia"/>
+          <w:lang w:val="en-US"/>
+        </w:rPr>
+      </w:pPr>
+      <w:r>
+        <w:rPr>
+          <w:rFonts w:eastAsiaTheme="minorEastAsia"/>
+          <w:lang w:val="en-US"/>
+        </w:rPr>
+        <w:t>Pearson correlation coefficient</w:t>
+      </w:r>
+      <w:r>
+        <w:rPr>
+          <w:rFonts w:eastAsiaTheme="minorEastAsia"/>
+          <w:lang w:val="en-US"/>
+        </w:rPr>
+        <w:t>:</w:t>
+      </w:r>
+    </w:p>
+    <w:p>
+      <w:pPr>
+        <w:rPr>
+          <w:lang w:val="en-US"/>
+        </w:rPr>
+      </w:pPr>
+      <w:r>
+        <w:rPr>
+          <w:rFonts w:eastAsiaTheme="minorEastAsia"/>
+          <w:lang w:val="en-US"/>
+        </w:rPr>
+        <w:t xml:space="preserve">r = </w:t>
+      </w:r>
+      <m:oMath>
+        <m:f>
+          <m:fPr>
+            <m:ctrlPr>
+              <w:rPr>
+                <w:rFonts w:ascii="Cambria Math" w:eastAsiaTheme="minorEastAsia" w:hAnsi="Cambria Math"/>
+                <w:i/>
+                <w:lang w:val="en-US"/>
+              </w:rPr>
+            </m:ctrlPr>
+          </m:fPr>
+          <m:num>
+            <m:r>
+              <w:rPr>
+                <w:rFonts w:ascii="Cambria Math" w:eastAsiaTheme="minorEastAsia" w:hAnsi="Cambria Math"/>
+                <w:lang w:val="en-US"/>
+              </w:rPr>
+              <m:t>n(</m:t>
+            </m:r>
+            <m:nary>
+              <m:naryPr>
+                <m:chr m:val="∑"/>
+                <m:limLoc m:val="undOvr"/>
+                <m:subHide m:val="1"/>
+                <m:supHide m:val="1"/>
+                <m:ctrlPr>
+                  <w:rPr>
+                    <w:rFonts w:ascii="Cambria Math" w:eastAsiaTheme="minorEastAsia" w:hAnsi="Cambria Math"/>
+                    <w:i/>
+                    <w:lang w:val="en-US"/>
+                  </w:rPr>
+                </m:ctrlPr>
+              </m:naryPr>
+              <m:sub/>
+              <m:sup/>
+              <m:e>
+                <m:r>
+                  <w:rPr>
+                    <w:rFonts w:ascii="Cambria Math" w:eastAsiaTheme="minorEastAsia" w:hAnsi="Cambria Math"/>
+                    <w:lang w:val="en-US"/>
+                  </w:rPr>
+                  <m:t>xy)-</m:t>
+                </m:r>
+              </m:e>
+            </m:nary>
+            <m:r>
+              <w:rPr>
+                <w:rFonts w:ascii="Cambria Math" w:eastAsiaTheme="minorEastAsia" w:hAnsi="Cambria Math"/>
+                <w:lang w:val="en-US"/>
+              </w:rPr>
+              <m:t>(</m:t>
+            </m:r>
+            <m:nary>
+              <m:naryPr>
+                <m:chr m:val="∑"/>
+                <m:limLoc m:val="undOvr"/>
+                <m:subHide m:val="1"/>
+                <m:supHide m:val="1"/>
+                <m:ctrlPr>
+                  <w:rPr>
+                    <w:rFonts w:ascii="Cambria Math" w:eastAsiaTheme="minorEastAsia" w:hAnsi="Cambria Math"/>
+                    <w:i/>
+                    <w:lang w:val="en-US"/>
+                  </w:rPr>
+                </m:ctrlPr>
+              </m:naryPr>
+              <m:sub/>
+              <m:sup/>
+              <m:e>
+                <m:r>
+                  <w:rPr>
+                    <w:rFonts w:ascii="Cambria Math" w:eastAsiaTheme="minorEastAsia" w:hAnsi="Cambria Math"/>
+                    <w:lang w:val="en-US"/>
+                  </w:rPr>
+                  <m:t>x)(</m:t>
+                </m:r>
+                <m:nary>
+                  <m:naryPr>
+                    <m:chr m:val="∑"/>
+                    <m:limLoc m:val="undOvr"/>
+                    <m:subHide m:val="1"/>
+                    <m:supHide m:val="1"/>
+                    <m:ctrlPr>
+                      <w:rPr>
+                        <w:rFonts w:ascii="Cambria Math" w:eastAsiaTheme="minorEastAsia" w:hAnsi="Cambria Math"/>
+                        <w:i/>
+                        <w:lang w:val="en-US"/>
+                      </w:rPr>
+                    </m:ctrlPr>
+                  </m:naryPr>
+                  <m:sub/>
+                  <m:sup/>
+                  <m:e>
+                    <m:r>
+                      <w:rPr>
+                        <w:rFonts w:ascii="Cambria Math" w:eastAsiaTheme="minorEastAsia" w:hAnsi="Cambria Math"/>
+                        <w:lang w:val="en-US"/>
+                      </w:rPr>
+                      <m:t>y)</m:t>
+                    </m:r>
+                  </m:e>
+                </m:nary>
+              </m:e>
+            </m:nary>
+          </m:num>
+          <m:den>
+            <m:rad>
+              <m:radPr>
+                <m:degHide m:val="1"/>
+                <m:ctrlPr>
+                  <w:rPr>
+                    <w:rFonts w:ascii="Cambria Math" w:eastAsiaTheme="minorEastAsia" w:hAnsi="Cambria Math"/>
+                    <w:i/>
+                    <w:lang w:val="en-US"/>
+                  </w:rPr>
+                </m:ctrlPr>
+              </m:radPr>
+              <m:deg/>
+              <m:e>
+                <m:r>
+                  <w:rPr>
+                    <w:rFonts w:ascii="Cambria Math" w:eastAsiaTheme="minorEastAsia" w:hAnsi="Cambria Math"/>
+                    <w:lang w:val="en-US"/>
+                  </w:rPr>
+                  <m:t>(n</m:t>
+                </m:r>
+                <m:nary>
+                  <m:naryPr>
+                    <m:chr m:val="∑"/>
+                    <m:limLoc m:val="undOvr"/>
+                    <m:subHide m:val="1"/>
+                    <m:supHide m:val="1"/>
+                    <m:ctrlPr>
+                      <w:rPr>
+                        <w:rFonts w:ascii="Cambria Math" w:eastAsiaTheme="minorEastAsia" w:hAnsi="Cambria Math"/>
+                        <w:i/>
+                        <w:lang w:val="en-US"/>
+                      </w:rPr>
+                    </m:ctrlPr>
+                  </m:naryPr>
+                  <m:sub/>
+                  <m:sup/>
+                  <m:e>
+                    <m:sSup>
+                      <m:sSupPr>
+                        <m:ctrlPr>
+                          <w:rPr>
+                            <w:rFonts w:ascii="Cambria Math" w:eastAsiaTheme="minorEastAsia" w:hAnsi="Cambria Math"/>
+                            <w:i/>
+                            <w:lang w:val="en-US"/>
+                          </w:rPr>
+                        </m:ctrlPr>
+                      </m:sSupPr>
+                      <m:e>
+                        <m:r>
+                          <w:rPr>
+                            <w:rFonts w:ascii="Cambria Math" w:eastAsiaTheme="minorEastAsia" w:hAnsi="Cambria Math"/>
+                            <w:lang w:val="en-US"/>
+                          </w:rPr>
+                          <m:t>x</m:t>
+                        </m:r>
+                      </m:e>
+                      <m:sup>
+                        <m:r>
+                          <w:rPr>
+                            <w:rFonts w:ascii="Cambria Math" w:eastAsiaTheme="minorEastAsia" w:hAnsi="Cambria Math"/>
+                            <w:lang w:val="en-US"/>
+                          </w:rPr>
+                          <m:t>2</m:t>
+                        </m:r>
+                      </m:sup>
+                    </m:sSup>
+                    <m:r>
+                      <w:rPr>
+                        <w:rFonts w:ascii="Cambria Math" w:eastAsiaTheme="minorEastAsia" w:hAnsi="Cambria Math"/>
+                        <w:lang w:val="en-US"/>
+                      </w:rPr>
+                      <m:t>-(</m:t>
+                    </m:r>
+                    <m:sSup>
+                      <m:sSupPr>
+                        <m:ctrlPr>
+                          <w:rPr>
+                            <w:rFonts w:ascii="Cambria Math" w:eastAsiaTheme="minorEastAsia" w:hAnsi="Cambria Math"/>
+                            <w:i/>
+                            <w:lang w:val="en-US"/>
+                          </w:rPr>
+                        </m:ctrlPr>
+                      </m:sSupPr>
+                      <m:e>
+                        <m:nary>
+                          <m:naryPr>
+                            <m:chr m:val="∑"/>
+                            <m:limLoc m:val="undOvr"/>
+                            <m:subHide m:val="1"/>
+                            <m:supHide m:val="1"/>
+                            <m:ctrlPr>
+                              <w:rPr>
+                                <w:rFonts w:ascii="Cambria Math" w:eastAsiaTheme="minorEastAsia" w:hAnsi="Cambria Math"/>
+                                <w:i/>
+                                <w:lang w:val="en-US"/>
+                              </w:rPr>
+                            </m:ctrlPr>
+                          </m:naryPr>
+                          <m:sub/>
+                          <m:sup/>
+                          <m:e>
+                            <m:r>
+                              <w:rPr>
+                                <w:rFonts w:ascii="Cambria Math" w:eastAsiaTheme="minorEastAsia" w:hAnsi="Cambria Math"/>
+                                <w:lang w:val="en-US"/>
+                              </w:rPr>
+                              <m:t>x)</m:t>
+                            </m:r>
+                          </m:e>
+                        </m:nary>
+                      </m:e>
+                      <m:sup>
+                        <m:r>
+                          <w:rPr>
+                            <w:rFonts w:ascii="Cambria Math" w:eastAsiaTheme="minorEastAsia" w:hAnsi="Cambria Math"/>
+                            <w:lang w:val="en-US"/>
+                          </w:rPr>
+                          <m:t>2</m:t>
+                        </m:r>
+                      </m:sup>
+                    </m:sSup>
+                    <m:r>
+                      <w:rPr>
+                        <w:rFonts w:ascii="Cambria Math" w:eastAsiaTheme="minorEastAsia" w:hAnsi="Cambria Math"/>
+                        <w:lang w:val="en-US"/>
+                      </w:rPr>
+                      <m:t>)(</m:t>
+                    </m:r>
+                  </m:e>
+                </m:nary>
+                <m:r>
+                  <w:rPr>
+                    <w:rFonts w:ascii="Cambria Math" w:eastAsiaTheme="minorEastAsia" w:hAnsi="Cambria Math"/>
+                    <w:lang w:val="en-US"/>
+                  </w:rPr>
+                  <m:t>n</m:t>
+                </m:r>
+                <m:nary>
+                  <m:naryPr>
+                    <m:chr m:val="∑"/>
+                    <m:limLoc m:val="undOvr"/>
+                    <m:subHide m:val="1"/>
+                    <m:supHide m:val="1"/>
+                    <m:ctrlPr>
+                      <w:rPr>
+                        <w:rFonts w:ascii="Cambria Math" w:eastAsiaTheme="minorEastAsia" w:hAnsi="Cambria Math"/>
+                        <w:i/>
+                        <w:lang w:val="en-US"/>
+                      </w:rPr>
+                    </m:ctrlPr>
+                  </m:naryPr>
+                  <m:sub/>
+                  <m:sup/>
+                  <m:e>
+                    <m:sSup>
+                      <m:sSupPr>
+                        <m:ctrlPr>
+                          <w:rPr>
+                            <w:rFonts w:ascii="Cambria Math" w:eastAsiaTheme="minorEastAsia" w:hAnsi="Cambria Math"/>
+                            <w:i/>
+                            <w:lang w:val="en-US"/>
+                          </w:rPr>
+                        </m:ctrlPr>
+                      </m:sSupPr>
+                      <m:e>
+                        <m:r>
+                          <w:rPr>
+                            <w:rFonts w:ascii="Cambria Math" w:eastAsiaTheme="minorEastAsia" w:hAnsi="Cambria Math"/>
+                            <w:lang w:val="en-US"/>
+                          </w:rPr>
+                          <m:t>y</m:t>
+                        </m:r>
+                      </m:e>
+                      <m:sup>
+                        <m:r>
+                          <w:rPr>
+                            <w:rFonts w:ascii="Cambria Math" w:eastAsiaTheme="minorEastAsia" w:hAnsi="Cambria Math"/>
+                            <w:lang w:val="en-US"/>
+                          </w:rPr>
+                          <m:t>2</m:t>
+                        </m:r>
+                      </m:sup>
+                    </m:sSup>
+                    <m:r>
+                      <w:rPr>
+                        <w:rFonts w:ascii="Cambria Math" w:eastAsiaTheme="minorEastAsia" w:hAnsi="Cambria Math"/>
+                        <w:lang w:val="en-US"/>
+                      </w:rPr>
+                      <m:t>-(</m:t>
+                    </m:r>
+                    <m:sSup>
+                      <m:sSupPr>
+                        <m:ctrlPr>
+                          <w:rPr>
+                            <w:rFonts w:ascii="Cambria Math" w:eastAsiaTheme="minorEastAsia" w:hAnsi="Cambria Math"/>
+                            <w:i/>
+                            <w:lang w:val="en-US"/>
+                          </w:rPr>
+                        </m:ctrlPr>
+                      </m:sSupPr>
+                      <m:e>
+                        <m:nary>
+                          <m:naryPr>
+                            <m:chr m:val="∑"/>
+                            <m:limLoc m:val="undOvr"/>
+                            <m:subHide m:val="1"/>
+                            <m:supHide m:val="1"/>
+                            <m:ctrlPr>
+                              <w:rPr>
+                                <w:rFonts w:ascii="Cambria Math" w:eastAsiaTheme="minorEastAsia" w:hAnsi="Cambria Math"/>
+                                <w:i/>
+                                <w:lang w:val="en-US"/>
+                              </w:rPr>
+                            </m:ctrlPr>
+                          </m:naryPr>
+                          <m:sub/>
+                          <m:sup/>
+                          <m:e>
+                            <m:r>
+                              <w:rPr>
+                                <w:rFonts w:ascii="Cambria Math" w:eastAsiaTheme="minorEastAsia" w:hAnsi="Cambria Math"/>
+                                <w:lang w:val="en-US"/>
+                              </w:rPr>
+                              <m:t>y</m:t>
+                            </m:r>
+                            <m:r>
+                              <w:rPr>
+                                <w:rFonts w:ascii="Cambria Math" w:eastAsiaTheme="minorEastAsia" w:hAnsi="Cambria Math"/>
+                                <w:lang w:val="en-US"/>
+                              </w:rPr>
+                              <m:t>)</m:t>
+                            </m:r>
+                          </m:e>
+                        </m:nary>
+                      </m:e>
+                      <m:sup>
+                        <m:r>
+                          <w:rPr>
+                            <w:rFonts w:ascii="Cambria Math" w:eastAsiaTheme="minorEastAsia" w:hAnsi="Cambria Math"/>
+                            <w:lang w:val="en-US"/>
+                          </w:rPr>
+                          <m:t>2</m:t>
+                        </m:r>
+                      </m:sup>
+                    </m:sSup>
+                    <m:r>
+                      <w:rPr>
+                        <w:rFonts w:ascii="Cambria Math" w:eastAsiaTheme="minorEastAsia" w:hAnsi="Cambria Math"/>
+                        <w:lang w:val="en-US"/>
+                      </w:rPr>
+                      <m:t>)</m:t>
+                    </m:r>
+                  </m:e>
+                </m:nary>
+              </m:e>
+            </m:rad>
+          </m:den>
+        </m:f>
+      </m:oMath>
+      <w:r>
+        <w:rPr>
+          <w:rFonts w:eastAsiaTheme="minorEastAsia"/>
+          <w:lang w:val="en-US"/>
+        </w:rPr>
+        <w:t xml:space="preserve"> </w:t>
       </w:r>
     </w:p>
     <w:p>
@@ -6127,44 +6550,146 @@
     <w:p>
       <w:pPr>
         <w:rPr>
-          <w:color w:val="C00000"/>
-          <w:lang w:val="en-US"/>
-        </w:rPr>
-      </w:pPr>
-      <w:r>
-        <w:rPr>
-          <w:color w:val="C00000"/>
-          <w:lang w:val="en-US"/>
-        </w:rPr>
-        <w:t>TODO: discuss differences that may occur (AND EMILIO REMOVE TH</w:t>
-      </w:r>
-      <w:r>
-        <w:rPr>
-          <w:color w:val="C00000"/>
-          <w:lang w:val="en-US"/>
-        </w:rPr>
-        <w:t>E</w:t>
-      </w:r>
-      <w:r>
-        <w:rPr>
-          <w:color w:val="C00000"/>
-          <w:lang w:val="en-US"/>
-        </w:rPr>
-        <w:t xml:space="preserve"> TODO</w:t>
-      </w:r>
-      <w:r>
-        <w:rPr>
-          <w:color w:val="C00000"/>
-          <w:lang w:val="en-US"/>
-        </w:rPr>
-        <w:t>s BEFORE HANDING THIS IN</w:t>
-      </w:r>
-      <w:r>
-        <w:rPr>
-          <w:color w:val="C00000"/>
-          <w:lang w:val="en-US"/>
-        </w:rPr>
-        <w:t>)</w:t>
+          <w:lang w:val="en-US"/>
+        </w:rPr>
+      </w:pPr>
+      <w:r>
+        <w:rPr>
+          <w:lang w:val="en-US"/>
+        </w:rPr>
+        <w:t xml:space="preserve">We see that the instant heart rate has a higher MAE </w:t>
+      </w:r>
+      <w:proofErr w:type="spellStart"/>
+      <w:r>
+        <w:rPr>
+          <w:lang w:val="en-US"/>
+        </w:rPr>
+        <w:t>and than</w:t>
+      </w:r>
+      <w:proofErr w:type="spellEnd"/>
+      <w:r>
+        <w:rPr>
+          <w:lang w:val="en-US"/>
+        </w:rPr>
+        <w:t xml:space="preserve"> the smoothed one on all measurements. This is expected, as the smoothed heartrate is less prone to measuring errors, as more points of measurement are taken into consideration at once. The MAE is also higher on the instant heart rate for the exercises, most notably the squads. We expected to see the highest MAE on the jumping jacks, as those have the most intense axis movement and are </w:t>
+      </w:r>
+      <w:proofErr w:type="gramStart"/>
+      <w:r>
+        <w:rPr>
+          <w:lang w:val="en-US"/>
+        </w:rPr>
+        <w:t>therefor</w:t>
+      </w:r>
+      <w:proofErr w:type="gramEnd"/>
+      <w:r>
+        <w:rPr>
+          <w:lang w:val="en-US"/>
+        </w:rPr>
+        <w:t xml:space="preserve"> more likely to cause measurement errors, but at least in this measurement that is not the case.</w:t>
+      </w:r>
+    </w:p>
+    <w:p>
+      <w:pPr>
+        <w:rPr>
+          <w:lang w:val="en-US"/>
+        </w:rPr>
+      </w:pPr>
+      <w:r>
+        <w:rPr>
+          <w:lang w:val="en-US"/>
+        </w:rPr>
+        <w:t xml:space="preserve">The smoothed heartrate scores a much lower MAE in most measurements, </w:t>
+      </w:r>
+      <w:proofErr w:type="gramStart"/>
+      <w:r>
+        <w:rPr>
+          <w:lang w:val="en-US"/>
+        </w:rPr>
+        <w:t>with the exception of</w:t>
+      </w:r>
+      <w:proofErr w:type="gramEnd"/>
+      <w:r>
+        <w:rPr>
+          <w:lang w:val="en-US"/>
+        </w:rPr>
+        <w:t xml:space="preserve"> the squads, where it is almost as high as the MAE of the instant heart rate. We have no explanation for why this is the case, as there does not seem to be a correlation between the MAE of the instant and smoothed heart rates. This is also unexpected. </w:t>
+      </w:r>
+      <w:r>
+        <w:rPr>
+          <w:lang w:val="en-US"/>
+        </w:rPr>
+        <w:t xml:space="preserve">The smoothed heart rate also shows an exceptionally reduced MAE on the stairs segment of the workout data. </w:t>
+      </w:r>
+    </w:p>
+    <w:p>
+      <w:pPr>
+        <w:rPr>
+          <w:lang w:val="en-US"/>
+        </w:rPr>
+      </w:pPr>
+      <w:r>
+        <w:rPr>
+          <w:lang w:val="en-US"/>
+        </w:rPr>
+        <w:lastRenderedPageBreak/>
+        <w:t xml:space="preserve">The Pearson coefficient </w:t>
+      </w:r>
+      <w:r>
+        <w:rPr>
+          <w:lang w:val="en-US"/>
+        </w:rPr>
+        <w:t xml:space="preserve">shows the strongest correlations for the stretching exercise on the instant and </w:t>
+      </w:r>
+      <w:proofErr w:type="gramStart"/>
+      <w:r>
+        <w:rPr>
+          <w:lang w:val="en-US"/>
+        </w:rPr>
+        <w:t>smoothed</w:t>
+      </w:r>
+      <w:proofErr w:type="gramEnd"/>
+      <w:r>
+        <w:rPr>
+          <w:lang w:val="en-US"/>
+        </w:rPr>
+        <w:t xml:space="preserve"> heart rate. The smooth heart rate tends to be more strongly correlated </w:t>
+      </w:r>
+      <w:r>
+        <w:rPr>
+          <w:lang w:val="en-US"/>
+        </w:rPr>
+        <w:t xml:space="preserve">(positive or negative) </w:t>
+      </w:r>
+      <w:r>
+        <w:rPr>
+          <w:lang w:val="en-US"/>
+        </w:rPr>
+        <w:t xml:space="preserve">to our ground truth than the instant heart rate. While the coefficient only changes from positive to negative (or reversely) on </w:t>
+      </w:r>
+      <w:r>
+        <w:rPr>
+          <w:lang w:val="en-US"/>
+        </w:rPr>
+        <w:t>weakly correlated data, the difference in strength of correlation between the instant and smoothed heartrate can be big, most notably almost no correlation on the instant heartrate and the 2</w:t>
+      </w:r>
+      <w:r>
+        <w:rPr>
+          <w:vertAlign w:val="superscript"/>
+          <w:lang w:val="en-US"/>
+        </w:rPr>
+        <w:t>nd</w:t>
+      </w:r>
+      <w:r>
+        <w:rPr>
+          <w:lang w:val="en-US"/>
+        </w:rPr>
+        <w:t xml:space="preserve"> strongest correlation on the smoothed heartrate for the wrist rotation exercise.</w:t>
+      </w:r>
+      <w:r>
+        <w:rPr>
+          <w:lang w:val="en-US"/>
+        </w:rPr>
+        <w:t xml:space="preserve"> </w:t>
       </w:r>
     </w:p>
     <w:p>
@@ -7465,63 +7990,76 @@
     <w:p>
       <w:pPr>
         <w:rPr>
-          <w:color w:val="C00000"/>
-          <w:lang w:val="en-US"/>
-        </w:rPr>
-      </w:pPr>
-      <w:r>
-        <w:rPr>
-          <w:color w:val="C00000"/>
-          <w:lang w:val="en-US"/>
-        </w:rPr>
-        <w:t>TODO: discuss differences (AND EMILIO REMOVE TH</w:t>
-      </w:r>
-      <w:r>
-        <w:rPr>
-          <w:color w:val="C00000"/>
-          <w:lang w:val="en-US"/>
-        </w:rPr>
-        <w:t>E</w:t>
-      </w:r>
-      <w:r>
-        <w:rPr>
-          <w:color w:val="C00000"/>
-          <w:lang w:val="en-US"/>
-        </w:rPr>
-        <w:t xml:space="preserve"> TODO</w:t>
-      </w:r>
-      <w:r>
-        <w:rPr>
-          <w:color w:val="C00000"/>
-          <w:lang w:val="en-US"/>
-        </w:rPr>
-        <w:t>s BEFORE HANDING THIS IN</w:t>
-      </w:r>
-      <w:r>
-        <w:rPr>
-          <w:color w:val="C00000"/>
-          <w:lang w:val="en-US"/>
-        </w:rPr>
-        <w:t>)</w:t>
-      </w:r>
-    </w:p>
-    <w:p>
-      <w:pPr>
-        <w:spacing w:after="200" w:line="276" w:lineRule="auto"/>
-        <w:jc w:val="left"/>
-        <w:rPr>
-          <w:b/>
-          <w:bCs/>
-          <w:lang w:val="en-US"/>
-        </w:rPr>
-      </w:pPr>
-      <w:r>
-        <w:rPr>
-          <w:b/>
-          <w:bCs/>
-          <w:lang w:val="en-US"/>
-        </w:rPr>
-        <w:br w:type="page"/>
+          <w:lang w:val="en-US"/>
+        </w:rPr>
+      </w:pPr>
+      <w:r>
+        <w:rPr>
+          <w:lang w:val="en-US"/>
+        </w:rPr>
+        <w:t xml:space="preserve">The measurements of the </w:t>
+      </w:r>
+      <w:proofErr w:type="spellStart"/>
+      <w:r>
+        <w:rPr>
+          <w:lang w:val="en-US"/>
+        </w:rPr>
+        <w:t>BioPac</w:t>
+      </w:r>
+      <w:proofErr w:type="spellEnd"/>
+      <w:r>
+        <w:rPr>
+          <w:lang w:val="en-US"/>
+        </w:rPr>
+        <w:t xml:space="preserve"> PPG data show similar results: Higher MAE on the instant than the smoothed heartrate in all but one case (where the MAE is very low on both measurements), and higher MAE during more intense movements. While the jumping jacks did have the highest error on the instant heart rate, the smoothing reduced the MAE the most on this exercise. On this set too the highest smoothed heartrate MAE is seen on the squads. </w:t>
+      </w:r>
+    </w:p>
+    <w:p>
+      <w:pPr>
+        <w:rPr>
+          <w:lang w:val="en-US"/>
+        </w:rPr>
+      </w:pPr>
+      <w:r>
+        <w:rPr>
+          <w:lang w:val="en-US"/>
+        </w:rPr>
+        <w:t xml:space="preserve">For the Pearson coefficient we see two cases of operator flips, but unlike on the previous set both show a comparatively strong correlation on the smoothed heartrate, most notably on the stair workout, where the instant heartrate is weakly positively correlated, but the smoothed heartrate is strongly negatively correlated with the ground truth. </w:t>
+      </w:r>
+    </w:p>
+    <w:p>
+      <w:pPr>
+        <w:rPr>
+          <w:b/>
+          <w:bCs/>
+          <w:lang w:val="en-US"/>
+        </w:rPr>
+      </w:pPr>
+      <w:r>
+        <w:rPr>
+          <w:lang w:val="en-US"/>
+        </w:rPr>
+        <w:t xml:space="preserve">We also observe high rates of correlation on the </w:t>
+      </w:r>
+      <w:r>
+        <w:rPr>
+          <w:lang w:val="en-US"/>
+        </w:rPr>
+        <w:t xml:space="preserve">rest and stairs sets. For the workout sets it is notable that the wrists exercise, which showed the strongest correlation when using the smartwatch data, showed a weaker correlation than the other exercises, </w:t>
+      </w:r>
+      <w:proofErr w:type="gramStart"/>
+      <w:r>
+        <w:rPr>
+          <w:lang w:val="en-US"/>
+        </w:rPr>
+        <w:t>with the exception of</w:t>
+      </w:r>
+      <w:proofErr w:type="gramEnd"/>
+      <w:r>
+        <w:rPr>
+          <w:lang w:val="en-US"/>
+        </w:rPr>
+        <w:t xml:space="preserve"> the stretching exercise, which also was much more highly correlated on the previous data set. </w:t>
       </w:r>
     </w:p>
     <w:p>
@@ -7661,6 +8199,7 @@
           <w:tcPr>
             <w:tcW w:w="0" w:type="auto"/>
             <w:noWrap/>
+            <w:vAlign w:val="bottom"/>
             <w:hideMark/>
           </w:tcPr>
           <w:p>
@@ -7675,9 +8214,8 @@
             </w:pPr>
             <w:r>
               <w:rPr>
-                <w:rFonts w:ascii="Aptos Narrow" w:eastAsia="Times New Roman" w:hAnsi="Aptos Narrow" w:cs="Times New Roman"/>
-                <w:color w:val="000000"/>
-                <w:lang w:val="en-DE" w:eastAsia="en-DE"/>
+                <w:rFonts w:ascii="Aptos Narrow" w:hAnsi="Aptos Narrow"/>
+                <w:color w:val="000000"/>
               </w:rPr>
               <w:t>9.97172</w:t>
             </w:r>
@@ -7687,6 +8225,7 @@
           <w:tcPr>
             <w:tcW w:w="0" w:type="auto"/>
             <w:noWrap/>
+            <w:vAlign w:val="bottom"/>
             <w:hideMark/>
           </w:tcPr>
           <w:p>
@@ -7701,11 +8240,10 @@
             </w:pPr>
             <w:r>
               <w:rPr>
-                <w:rFonts w:ascii="Aptos Narrow" w:eastAsia="Times New Roman" w:hAnsi="Aptos Narrow" w:cs="Times New Roman"/>
-                <w:color w:val="000000"/>
-                <w:lang w:val="en-DE" w:eastAsia="en-DE"/>
-              </w:rPr>
-              <w:t>-0.02615</w:t>
+                <w:rFonts w:ascii="Aptos Narrow" w:hAnsi="Aptos Narrow"/>
+                <w:color w:val="000000"/>
+              </w:rPr>
+              <w:t>0.039933</w:t>
             </w:r>
           </w:p>
         </w:tc>
@@ -7744,6 +8282,7 @@
           <w:tcPr>
             <w:tcW w:w="0" w:type="auto"/>
             <w:noWrap/>
+            <w:vAlign w:val="bottom"/>
             <w:hideMark/>
           </w:tcPr>
           <w:p>
@@ -7758,9 +8297,8 @@
             </w:pPr>
             <w:r>
               <w:rPr>
-                <w:rFonts w:ascii="Aptos Narrow" w:eastAsia="Times New Roman" w:hAnsi="Aptos Narrow" w:cs="Times New Roman"/>
-                <w:color w:val="000000"/>
-                <w:lang w:val="en-DE" w:eastAsia="en-DE"/>
+                <w:rFonts w:ascii="Aptos Narrow" w:hAnsi="Aptos Narrow"/>
+                <w:color w:val="000000"/>
               </w:rPr>
               <w:t>31.69900</w:t>
             </w:r>
@@ -7770,6 +8308,7 @@
           <w:tcPr>
             <w:tcW w:w="0" w:type="auto"/>
             <w:noWrap/>
+            <w:vAlign w:val="bottom"/>
             <w:hideMark/>
           </w:tcPr>
           <w:p>
@@ -7784,11 +8323,10 @@
             </w:pPr>
             <w:r>
               <w:rPr>
-                <w:rFonts w:ascii="Aptos Narrow" w:eastAsia="Times New Roman" w:hAnsi="Aptos Narrow" w:cs="Times New Roman"/>
-                <w:color w:val="000000"/>
-                <w:lang w:val="en-DE" w:eastAsia="en-DE"/>
-              </w:rPr>
-              <w:t>0.07001</w:t>
+                <w:rFonts w:ascii="Aptos Narrow" w:hAnsi="Aptos Narrow"/>
+                <w:color w:val="000000"/>
+              </w:rPr>
+              <w:t>-0.044937</w:t>
             </w:r>
           </w:p>
         </w:tc>
@@ -7828,6 +8366,7 @@
           <w:tcPr>
             <w:tcW w:w="0" w:type="auto"/>
             <w:noWrap/>
+            <w:vAlign w:val="bottom"/>
             <w:hideMark/>
           </w:tcPr>
           <w:p>
@@ -7842,9 +8381,8 @@
             </w:pPr>
             <w:r>
               <w:rPr>
-                <w:rFonts w:ascii="Aptos Narrow" w:eastAsia="Times New Roman" w:hAnsi="Aptos Narrow" w:cs="Times New Roman"/>
-                <w:color w:val="000000"/>
-                <w:lang w:val="en-DE" w:eastAsia="en-DE"/>
+                <w:rFonts w:ascii="Aptos Narrow" w:hAnsi="Aptos Narrow"/>
+                <w:color w:val="000000"/>
               </w:rPr>
               <w:t>34.34222</w:t>
             </w:r>
@@ -7854,6 +8392,7 @@
           <w:tcPr>
             <w:tcW w:w="0" w:type="auto"/>
             <w:noWrap/>
+            <w:vAlign w:val="bottom"/>
             <w:hideMark/>
           </w:tcPr>
           <w:p>
@@ -7868,11 +8407,10 @@
             </w:pPr>
             <w:r>
               <w:rPr>
-                <w:rFonts w:ascii="Aptos Narrow" w:eastAsia="Times New Roman" w:hAnsi="Aptos Narrow" w:cs="Times New Roman"/>
-                <w:color w:val="000000"/>
-                <w:lang w:val="en-DE" w:eastAsia="en-DE"/>
-              </w:rPr>
-              <w:t>0.20511</w:t>
+                <w:rFonts w:ascii="Aptos Narrow" w:hAnsi="Aptos Narrow"/>
+                <w:color w:val="000000"/>
+              </w:rPr>
+              <w:t>-0.238141</w:t>
             </w:r>
           </w:p>
         </w:tc>
@@ -7911,6 +8449,7 @@
           <w:tcPr>
             <w:tcW w:w="0" w:type="auto"/>
             <w:noWrap/>
+            <w:vAlign w:val="bottom"/>
             <w:hideMark/>
           </w:tcPr>
           <w:p>
@@ -7925,11 +8464,10 @@
             </w:pPr>
             <w:r>
               <w:rPr>
-                <w:rFonts w:ascii="Aptos Narrow" w:eastAsia="Times New Roman" w:hAnsi="Aptos Narrow" w:cs="Times New Roman"/>
-                <w:color w:val="000000"/>
-                <w:lang w:val="en-DE" w:eastAsia="en-DE"/>
-              </w:rPr>
-              <w:t>46.66926</w:t>
+                <w:rFonts w:ascii="Aptos Narrow" w:hAnsi="Aptos Narrow"/>
+                <w:color w:val="000000"/>
+              </w:rPr>
+              <w:t>29.02036</w:t>
             </w:r>
           </w:p>
         </w:tc>
@@ -7937,6 +8475,7 @@
           <w:tcPr>
             <w:tcW w:w="0" w:type="auto"/>
             <w:noWrap/>
+            <w:vAlign w:val="bottom"/>
             <w:hideMark/>
           </w:tcPr>
           <w:p>
@@ -7951,11 +8490,10 @@
             </w:pPr>
             <w:r>
               <w:rPr>
-                <w:rFonts w:ascii="Aptos Narrow" w:eastAsia="Times New Roman" w:hAnsi="Aptos Narrow" w:cs="Times New Roman"/>
-                <w:color w:val="000000"/>
-                <w:lang w:val="en-DE" w:eastAsia="en-DE"/>
-              </w:rPr>
-              <w:t>-0.04708</w:t>
+                <w:rFonts w:ascii="Aptos Narrow" w:hAnsi="Aptos Narrow"/>
+                <w:color w:val="000000"/>
+              </w:rPr>
+              <w:t>0.022576</w:t>
             </w:r>
           </w:p>
         </w:tc>
@@ -7995,6 +8533,7 @@
           <w:tcPr>
             <w:tcW w:w="0" w:type="auto"/>
             <w:noWrap/>
+            <w:vAlign w:val="bottom"/>
             <w:hideMark/>
           </w:tcPr>
           <w:p>
@@ -8009,11 +8548,10 @@
             </w:pPr>
             <w:r>
               <w:rPr>
-                <w:rFonts w:ascii="Aptos Narrow" w:eastAsia="Times New Roman" w:hAnsi="Aptos Narrow" w:cs="Times New Roman"/>
-                <w:color w:val="000000"/>
-                <w:lang w:val="en-DE" w:eastAsia="en-DE"/>
-              </w:rPr>
-              <w:t>46.54085</w:t>
+                <w:rFonts w:ascii="Aptos Narrow" w:hAnsi="Aptos Narrow"/>
+                <w:color w:val="000000"/>
+              </w:rPr>
+              <w:t>42.71676</w:t>
             </w:r>
           </w:p>
         </w:tc>
@@ -8021,6 +8559,7 @@
           <w:tcPr>
             <w:tcW w:w="0" w:type="auto"/>
             <w:noWrap/>
+            <w:vAlign w:val="bottom"/>
             <w:hideMark/>
           </w:tcPr>
           <w:p>
@@ -8035,11 +8574,10 @@
             </w:pPr>
             <w:r>
               <w:rPr>
-                <w:rFonts w:ascii="Aptos Narrow" w:eastAsia="Times New Roman" w:hAnsi="Aptos Narrow" w:cs="Times New Roman"/>
-                <w:color w:val="000000"/>
-                <w:lang w:val="en-DE" w:eastAsia="en-DE"/>
-              </w:rPr>
-              <w:t>-0.12719</w:t>
+                <w:rFonts w:ascii="Aptos Narrow" w:hAnsi="Aptos Narrow"/>
+                <w:color w:val="000000"/>
+              </w:rPr>
+              <w:t>0.004115</w:t>
             </w:r>
           </w:p>
         </w:tc>
@@ -8078,6 +8616,7 @@
           <w:tcPr>
             <w:tcW w:w="0" w:type="auto"/>
             <w:noWrap/>
+            <w:vAlign w:val="bottom"/>
             <w:hideMark/>
           </w:tcPr>
           <w:p>
@@ -8092,11 +8631,10 @@
             </w:pPr>
             <w:r>
               <w:rPr>
-                <w:rFonts w:ascii="Aptos Narrow" w:eastAsia="Times New Roman" w:hAnsi="Aptos Narrow" w:cs="Times New Roman"/>
-                <w:color w:val="000000"/>
-                <w:lang w:val="en-DE" w:eastAsia="en-DE"/>
-              </w:rPr>
-              <w:t>69.02524</w:t>
+                <w:rFonts w:ascii="Aptos Narrow" w:hAnsi="Aptos Narrow"/>
+                <w:color w:val="000000"/>
+              </w:rPr>
+              <w:t>67.28387</w:t>
             </w:r>
           </w:p>
         </w:tc>
@@ -8104,6 +8642,7 @@
           <w:tcPr>
             <w:tcW w:w="0" w:type="auto"/>
             <w:noWrap/>
+            <w:vAlign w:val="bottom"/>
             <w:hideMark/>
           </w:tcPr>
           <w:p>
@@ -8118,11 +8657,10 @@
             </w:pPr>
             <w:r>
               <w:rPr>
-                <w:rFonts w:ascii="Aptos Narrow" w:eastAsia="Times New Roman" w:hAnsi="Aptos Narrow" w:cs="Times New Roman"/>
-                <w:color w:val="000000"/>
-                <w:lang w:val="en-DE" w:eastAsia="en-DE"/>
-              </w:rPr>
-              <w:t>-0.17812</w:t>
+                <w:rFonts w:ascii="Aptos Narrow" w:hAnsi="Aptos Narrow"/>
+                <w:color w:val="000000"/>
+              </w:rPr>
+              <w:t>0.206561</w:t>
             </w:r>
           </w:p>
         </w:tc>
@@ -8162,6 +8700,7 @@
           <w:tcPr>
             <w:tcW w:w="0" w:type="auto"/>
             <w:noWrap/>
+            <w:vAlign w:val="bottom"/>
             <w:hideMark/>
           </w:tcPr>
           <w:p>
@@ -8176,11 +8715,10 @@
             </w:pPr>
             <w:r>
               <w:rPr>
-                <w:rFonts w:ascii="Aptos Narrow" w:eastAsia="Times New Roman" w:hAnsi="Aptos Narrow" w:cs="Times New Roman"/>
-                <w:color w:val="000000"/>
-                <w:lang w:val="en-DE" w:eastAsia="en-DE"/>
-              </w:rPr>
-              <w:t>13.16511</w:t>
+                <w:rFonts w:ascii="Aptos Narrow" w:hAnsi="Aptos Narrow"/>
+                <w:color w:val="000000"/>
+              </w:rPr>
+              <w:t>36.51787</w:t>
             </w:r>
           </w:p>
         </w:tc>
@@ -8188,6 +8726,7 @@
           <w:tcPr>
             <w:tcW w:w="0" w:type="auto"/>
             <w:noWrap/>
+            <w:vAlign w:val="bottom"/>
             <w:hideMark/>
           </w:tcPr>
           <w:p>
@@ -8202,11 +8741,10 @@
             </w:pPr>
             <w:r>
               <w:rPr>
-                <w:rFonts w:ascii="Aptos Narrow" w:eastAsia="Times New Roman" w:hAnsi="Aptos Narrow" w:cs="Times New Roman"/>
-                <w:color w:val="000000"/>
-                <w:lang w:val="en-DE" w:eastAsia="en-DE"/>
-              </w:rPr>
-              <w:t>0.07348</w:t>
+                <w:rFonts w:ascii="Aptos Narrow" w:hAnsi="Aptos Narrow"/>
+                <w:color w:val="000000"/>
+              </w:rPr>
+              <w:t>0.071297</w:t>
             </w:r>
           </w:p>
         </w:tc>
@@ -8245,6 +8783,7 @@
           <w:tcPr>
             <w:tcW w:w="0" w:type="auto"/>
             <w:noWrap/>
+            <w:vAlign w:val="bottom"/>
             <w:hideMark/>
           </w:tcPr>
           <w:p>
@@ -8259,11 +8798,10 @@
             </w:pPr>
             <w:r>
               <w:rPr>
-                <w:rFonts w:ascii="Aptos Narrow" w:eastAsia="Times New Roman" w:hAnsi="Aptos Narrow" w:cs="Times New Roman"/>
-                <w:color w:val="000000"/>
-                <w:lang w:val="en-DE" w:eastAsia="en-DE"/>
-              </w:rPr>
-              <w:t>26.90391</w:t>
+                <w:rFonts w:ascii="Aptos Narrow" w:hAnsi="Aptos Narrow"/>
+                <w:color w:val="000000"/>
+              </w:rPr>
+              <w:t>33.41549</w:t>
             </w:r>
           </w:p>
         </w:tc>
@@ -8271,6 +8809,7 @@
           <w:tcPr>
             <w:tcW w:w="0" w:type="auto"/>
             <w:noWrap/>
+            <w:vAlign w:val="bottom"/>
             <w:hideMark/>
           </w:tcPr>
           <w:p>
@@ -8285,11 +8824,10 @@
             </w:pPr>
             <w:r>
               <w:rPr>
-                <w:rFonts w:ascii="Aptos Narrow" w:eastAsia="Times New Roman" w:hAnsi="Aptos Narrow" w:cs="Times New Roman"/>
-                <w:color w:val="000000"/>
-                <w:lang w:val="en-DE" w:eastAsia="en-DE"/>
-              </w:rPr>
-              <w:t>-0.35630</w:t>
+                <w:rFonts w:ascii="Aptos Narrow" w:hAnsi="Aptos Narrow"/>
+                <w:color w:val="000000"/>
+              </w:rPr>
+              <w:t>0.177440</w:t>
             </w:r>
           </w:p>
         </w:tc>
@@ -8335,6 +8873,38 @@
       <w:pPr>
         <w:rPr>
           <w:color w:val="7F7F7F" w:themeColor="text1" w:themeTint="80"/>
+          <w:lang w:val="en-US"/>
+        </w:rPr>
+      </w:pPr>
+    </w:p>
+    <w:p>
+      <w:pPr>
+        <w:rPr>
+          <w:lang w:val="en-US"/>
+        </w:rPr>
+      </w:pPr>
+      <w:r>
+        <w:rPr>
+          <w:lang w:val="en-US"/>
+        </w:rPr>
+        <w:t>The FFT measurements show relatively high MAEs, and an especially high on the jumping jacks, while also showing weak correlation</w:t>
+      </w:r>
+      <w:r>
+        <w:rPr>
+          <w:lang w:val="en-US"/>
+        </w:rPr>
+        <w:t xml:space="preserve"> on all measurements</w:t>
+      </w:r>
+      <w:r>
+        <w:rPr>
+          <w:lang w:val="en-US"/>
+        </w:rPr>
+        <w:t>.</w:t>
+      </w:r>
+    </w:p>
+    <w:p>
+      <w:pPr>
+        <w:rPr>
           <w:lang w:val="en-US"/>
         </w:rPr>
       </w:pPr>
@@ -9810,23 +10380,162 @@
           <w:color w:val="7F7F7F" w:themeColor="text1" w:themeTint="80"/>
           <w:lang w:val="en-US"/>
         </w:rPr>
-        <w:t>MAE values for all 5 considered heartrates, for comparison</w:t>
-      </w:r>
-      <w:r>
-        <w:rPr>
-          <w:color w:val="7F7F7F" w:themeColor="text1" w:themeTint="80"/>
-          <w:lang w:val="en-US"/>
-        </w:rPr>
-        <w:t xml:space="preserve"> </w:t>
-      </w:r>
-    </w:p>
-    <w:p>
-      <w:pPr>
-        <w:rPr>
-          <w:color w:val="7F7F7F" w:themeColor="text1" w:themeTint="80"/>
-          <w:lang w:val="en-US"/>
-        </w:rPr>
-      </w:pPr>
+        <w:t xml:space="preserve">MAE values for all 5 considered heartrates, for comparison </w:t>
+      </w:r>
+    </w:p>
+    <w:p>
+      <w:pPr>
+        <w:rPr>
+          <w:color w:val="7F7F7F" w:themeColor="text1" w:themeTint="80"/>
+          <w:lang w:val="en-US"/>
+        </w:rPr>
+      </w:pPr>
+    </w:p>
+    <w:p>
+      <w:pPr>
+        <w:rPr>
+          <w:lang w:val="en-US"/>
+        </w:rPr>
+      </w:pPr>
+      <w:r>
+        <w:rPr>
+          <w:lang w:val="en-US"/>
+        </w:rPr>
+        <w:t>For the MAE results we want to see low values</w:t>
+      </w:r>
+      <w:r>
+        <w:rPr>
+          <w:lang w:val="en-US"/>
+        </w:rPr>
+        <w:t xml:space="preserve">, as this is an error measurement. Over the longer data set (rest, stairs, and workout) the </w:t>
+      </w:r>
+      <w:proofErr w:type="spellStart"/>
+      <w:r>
+        <w:rPr>
+          <w:lang w:val="en-US"/>
+        </w:rPr>
+        <w:t>BioPac</w:t>
+      </w:r>
+      <w:proofErr w:type="spellEnd"/>
+      <w:r>
+        <w:rPr>
+          <w:lang w:val="en-US"/>
+        </w:rPr>
+        <w:t xml:space="preserve"> PPG shows the lowest errors by far. While the MAE slightly increases on the rest set from the instant to the smoothed heartrate, both are the lowest values of all measurements. The smoothed </w:t>
+      </w:r>
+      <w:proofErr w:type="spellStart"/>
+      <w:r>
+        <w:rPr>
+          <w:lang w:val="en-US"/>
+        </w:rPr>
+        <w:t>BioPac</w:t>
+      </w:r>
+      <w:proofErr w:type="spellEnd"/>
+      <w:r>
+        <w:rPr>
+          <w:lang w:val="en-US"/>
+        </w:rPr>
+        <w:t xml:space="preserve"> heartrate also shows the lowest MAE for the squads, jumping jacks, and stretching exercises, making it the best on 5 of the 8 sets</w:t>
+      </w:r>
+      <w:r>
+        <w:rPr>
+          <w:lang w:val="en-US"/>
+        </w:rPr>
+        <w:t>.</w:t>
+      </w:r>
+    </w:p>
+    <w:p>
+      <w:pPr>
+        <w:rPr>
+          <w:lang w:val="en-US"/>
+        </w:rPr>
+      </w:pPr>
+      <w:r>
+        <w:rPr>
+          <w:lang w:val="en-US"/>
+        </w:rPr>
+        <w:t xml:space="preserve">The remaining two lowest scores are held by the smoothed watch heartrate for the </w:t>
+      </w:r>
+      <w:proofErr w:type="gramStart"/>
+      <w:r>
+        <w:rPr>
+          <w:lang w:val="en-US"/>
+        </w:rPr>
+        <w:t>stairs</w:t>
+      </w:r>
+      <w:proofErr w:type="gramEnd"/>
+      <w:r>
+        <w:rPr>
+          <w:lang w:val="en-US"/>
+        </w:rPr>
+        <w:t xml:space="preserve"> workout and the FFT heartrate for the wrist rotation exercise respectively.</w:t>
+      </w:r>
+    </w:p>
+    <w:p>
+      <w:pPr>
+        <w:rPr>
+          <w:lang w:val="en-US"/>
+        </w:rPr>
+      </w:pPr>
+      <w:r>
+        <w:rPr>
+          <w:lang w:val="en-US"/>
+        </w:rPr>
+        <w:t>There are three reasons why the smoothed BP heartrate performs the best:</w:t>
+      </w:r>
+    </w:p>
+    <w:p>
+      <w:pPr>
+        <w:rPr>
+          <w:lang w:val="en-US"/>
+        </w:rPr>
+      </w:pPr>
+      <w:r>
+        <w:rPr>
+          <w:lang w:val="en-US"/>
+        </w:rPr>
+        <w:t>Firstly, it is a professional tool, so its measurements are more accurate and less error prone than those of the smartwatch.</w:t>
+      </w:r>
+    </w:p>
+    <w:p>
+      <w:pPr>
+        <w:rPr>
+          <w:lang w:val="en-US"/>
+        </w:rPr>
+      </w:pPr>
+      <w:r>
+        <w:rPr>
+          <w:lang w:val="en-US"/>
+        </w:rPr>
+        <w:t>Secondly, the smoothing (almost perfectly) consistently reduces the MAE.</w:t>
+      </w:r>
+    </w:p>
+    <w:p>
+      <w:pPr>
+        <w:rPr>
+          <w:lang w:val="en-US"/>
+        </w:rPr>
+      </w:pPr>
+      <w:r>
+        <w:rPr>
+          <w:lang w:val="en-US"/>
+        </w:rPr>
+        <w:t xml:space="preserve">Thirdly, it is the same tool with which the ground truth was obtained, although through different measurements (the ground truth is derived from the </w:t>
+      </w:r>
+      <w:proofErr w:type="spellStart"/>
+      <w:r>
+        <w:rPr>
+          <w:lang w:val="en-US"/>
+        </w:rPr>
+        <w:t>BioPac</w:t>
+      </w:r>
+      <w:proofErr w:type="spellEnd"/>
+      <w:r>
+        <w:rPr>
+          <w:lang w:val="en-US"/>
+        </w:rPr>
+        <w:t xml:space="preserve"> ECG)</w:t>
+      </w:r>
     </w:p>
     <w:p>
       <w:pPr>
@@ -10180,6 +10889,7 @@
         <w:tc>
           <w:tcPr>
             <w:tcW w:w="0" w:type="auto"/>
+            <w:vAlign w:val="bottom"/>
           </w:tcPr>
           <w:p>
             <w:pPr>
@@ -10195,13 +10905,10 @@
             </w:pPr>
             <w:r>
               <w:rPr>
-                <w:rFonts w:ascii="Aptos Narrow" w:eastAsia="Times New Roman" w:hAnsi="Aptos Narrow" w:cs="Times New Roman"/>
-                <w:color w:val="000000"/>
-                <w:sz w:val="24"/>
-                <w:szCs w:val="24"/>
-                <w:lang w:val="en-DE" w:eastAsia="en-DE"/>
-              </w:rPr>
-              <w:t>-0.02615</w:t>
+                <w:rFonts w:ascii="Aptos Narrow" w:hAnsi="Aptos Narrow"/>
+                <w:color w:val="000000"/>
+              </w:rPr>
+              <w:t>0.039933</w:t>
             </w:r>
           </w:p>
         </w:tc>
@@ -10351,6 +11058,7 @@
         <w:tc>
           <w:tcPr>
             <w:tcW w:w="0" w:type="auto"/>
+            <w:vAlign w:val="bottom"/>
           </w:tcPr>
           <w:p>
             <w:pPr>
@@ -10366,13 +11074,10 @@
             </w:pPr>
             <w:r>
               <w:rPr>
-                <w:rFonts w:ascii="Aptos Narrow" w:eastAsia="Times New Roman" w:hAnsi="Aptos Narrow" w:cs="Times New Roman"/>
-                <w:color w:val="000000"/>
-                <w:sz w:val="24"/>
-                <w:szCs w:val="24"/>
-                <w:lang w:val="en-DE" w:eastAsia="en-DE"/>
-              </w:rPr>
-              <w:t>0.07001</w:t>
+                <w:rFonts w:ascii="Aptos Narrow" w:hAnsi="Aptos Narrow"/>
+                <w:color w:val="000000"/>
+              </w:rPr>
+              <w:t>-0.044937</w:t>
             </w:r>
           </w:p>
         </w:tc>
@@ -10523,6 +11228,7 @@
         <w:tc>
           <w:tcPr>
             <w:tcW w:w="0" w:type="auto"/>
+            <w:vAlign w:val="bottom"/>
           </w:tcPr>
           <w:p>
             <w:pPr>
@@ -10538,13 +11244,10 @@
             </w:pPr>
             <w:r>
               <w:rPr>
-                <w:rFonts w:ascii="Aptos Narrow" w:eastAsia="Times New Roman" w:hAnsi="Aptos Narrow" w:cs="Times New Roman"/>
-                <w:color w:val="000000"/>
-                <w:sz w:val="24"/>
-                <w:szCs w:val="24"/>
-                <w:lang w:val="en-DE" w:eastAsia="en-DE"/>
-              </w:rPr>
-              <w:t>0.20511</w:t>
+                <w:rFonts w:ascii="Aptos Narrow" w:hAnsi="Aptos Narrow"/>
+                <w:color w:val="000000"/>
+              </w:rPr>
+              <w:t>-0.238141</w:t>
             </w:r>
           </w:p>
         </w:tc>
@@ -10694,6 +11397,7 @@
         <w:tc>
           <w:tcPr>
             <w:tcW w:w="0" w:type="auto"/>
+            <w:vAlign w:val="bottom"/>
           </w:tcPr>
           <w:p>
             <w:pPr>
@@ -10709,13 +11413,10 @@
             </w:pPr>
             <w:r>
               <w:rPr>
-                <w:rFonts w:ascii="Aptos Narrow" w:eastAsia="Times New Roman" w:hAnsi="Aptos Narrow" w:cs="Times New Roman"/>
-                <w:color w:val="000000"/>
-                <w:sz w:val="24"/>
-                <w:szCs w:val="24"/>
-                <w:lang w:val="en-DE" w:eastAsia="en-DE"/>
-              </w:rPr>
-              <w:t>-0.04708</w:t>
+                <w:rFonts w:ascii="Aptos Narrow" w:hAnsi="Aptos Narrow"/>
+                <w:color w:val="000000"/>
+              </w:rPr>
+              <w:t>0.022576</w:t>
             </w:r>
           </w:p>
         </w:tc>
@@ -10866,6 +11567,7 @@
         <w:tc>
           <w:tcPr>
             <w:tcW w:w="0" w:type="auto"/>
+            <w:vAlign w:val="bottom"/>
           </w:tcPr>
           <w:p>
             <w:pPr>
@@ -10881,13 +11583,10 @@
             </w:pPr>
             <w:r>
               <w:rPr>
-                <w:rFonts w:ascii="Aptos Narrow" w:eastAsia="Times New Roman" w:hAnsi="Aptos Narrow" w:cs="Times New Roman"/>
-                <w:color w:val="000000"/>
-                <w:sz w:val="24"/>
-                <w:szCs w:val="24"/>
-                <w:lang w:val="en-DE" w:eastAsia="en-DE"/>
-              </w:rPr>
-              <w:t>-0.12719</w:t>
+                <w:rFonts w:ascii="Aptos Narrow" w:hAnsi="Aptos Narrow"/>
+                <w:color w:val="000000"/>
+              </w:rPr>
+              <w:t>0.004115</w:t>
             </w:r>
           </w:p>
         </w:tc>
@@ -11037,6 +11736,7 @@
         <w:tc>
           <w:tcPr>
             <w:tcW w:w="0" w:type="auto"/>
+            <w:vAlign w:val="bottom"/>
           </w:tcPr>
           <w:p>
             <w:pPr>
@@ -11052,13 +11752,10 @@
             </w:pPr>
             <w:r>
               <w:rPr>
-                <w:rFonts w:ascii="Aptos Narrow" w:eastAsia="Times New Roman" w:hAnsi="Aptos Narrow" w:cs="Times New Roman"/>
-                <w:color w:val="000000"/>
-                <w:sz w:val="24"/>
-                <w:szCs w:val="24"/>
-                <w:lang w:val="en-DE" w:eastAsia="en-DE"/>
-              </w:rPr>
-              <w:t>-0.17812</w:t>
+                <w:rFonts w:ascii="Aptos Narrow" w:hAnsi="Aptos Narrow"/>
+                <w:color w:val="000000"/>
+              </w:rPr>
+              <w:t>0.206561</w:t>
             </w:r>
           </w:p>
         </w:tc>
@@ -11209,6 +11906,7 @@
         <w:tc>
           <w:tcPr>
             <w:tcW w:w="0" w:type="auto"/>
+            <w:vAlign w:val="bottom"/>
           </w:tcPr>
           <w:p>
             <w:pPr>
@@ -11224,13 +11922,10 @@
             </w:pPr>
             <w:r>
               <w:rPr>
-                <w:rFonts w:ascii="Aptos Narrow" w:eastAsia="Times New Roman" w:hAnsi="Aptos Narrow" w:cs="Times New Roman"/>
-                <w:color w:val="000000"/>
-                <w:sz w:val="24"/>
-                <w:szCs w:val="24"/>
-                <w:lang w:val="en-DE" w:eastAsia="en-DE"/>
-              </w:rPr>
-              <w:t>0.07348</w:t>
+                <w:rFonts w:ascii="Aptos Narrow" w:hAnsi="Aptos Narrow"/>
+                <w:color w:val="000000"/>
+              </w:rPr>
+              <w:t>0.071297</w:t>
             </w:r>
           </w:p>
         </w:tc>
@@ -11380,6 +12075,7 @@
         <w:tc>
           <w:tcPr>
             <w:tcW w:w="0" w:type="auto"/>
+            <w:vAlign w:val="bottom"/>
           </w:tcPr>
           <w:p>
             <w:pPr>
@@ -11395,13 +12091,10 @@
             </w:pPr>
             <w:r>
               <w:rPr>
-                <w:rFonts w:ascii="Aptos Narrow" w:eastAsia="Times New Roman" w:hAnsi="Aptos Narrow" w:cs="Times New Roman"/>
-                <w:color w:val="000000"/>
-                <w:sz w:val="24"/>
-                <w:szCs w:val="24"/>
-                <w:lang w:val="en-DE" w:eastAsia="en-DE"/>
-              </w:rPr>
-              <w:t>-0.35630</w:t>
+                <w:rFonts w:ascii="Aptos Narrow" w:hAnsi="Aptos Narrow"/>
+                <w:color w:val="000000"/>
+              </w:rPr>
+              <w:t>0.177440</w:t>
             </w:r>
           </w:p>
         </w:tc>
@@ -11440,80 +12133,62 @@
           <w:color w:val="7F7F7F" w:themeColor="text1" w:themeTint="80"/>
           <w:lang w:val="en-US"/>
         </w:rPr>
-        <w:t>Pearson</w:t>
-      </w:r>
-      <w:r>
-        <w:rPr>
-          <w:color w:val="7F7F7F" w:themeColor="text1" w:themeTint="80"/>
-          <w:lang w:val="en-US"/>
-        </w:rPr>
-        <w:t xml:space="preserve"> values for all 5 considered heartrates, for comparison </w:t>
-      </w:r>
-    </w:p>
-    <w:p>
-      <w:pPr>
-        <w:rPr>
-          <w:b/>
-          <w:bCs/>
-          <w:lang w:val="en-US"/>
-        </w:rPr>
-      </w:pPr>
-    </w:p>
-    <w:p>
-      <w:pPr>
-        <w:rPr>
-          <w:color w:val="C00000"/>
-          <w:lang w:val="en-US"/>
-        </w:rPr>
-      </w:pPr>
-      <w:r>
-        <w:rPr>
-          <w:color w:val="C00000"/>
-          <w:lang w:val="en-US"/>
-        </w:rPr>
-        <w:t xml:space="preserve">TODO: discuss differences </w:t>
-      </w:r>
-      <w:r>
-        <w:rPr>
-          <w:color w:val="C00000"/>
-          <w:lang w:val="en-US"/>
-        </w:rPr>
-        <w:t>and which one is the best</w:t>
-      </w:r>
-      <w:r>
-        <w:rPr>
-          <w:color w:val="C00000"/>
-          <w:lang w:val="en-US"/>
-        </w:rPr>
-        <w:t xml:space="preserve"> (AND EMILIO REMOVE TH</w:t>
-      </w:r>
-      <w:r>
-        <w:rPr>
-          <w:color w:val="C00000"/>
-          <w:lang w:val="en-US"/>
-        </w:rPr>
-        <w:t>E</w:t>
-      </w:r>
-      <w:r>
-        <w:rPr>
-          <w:color w:val="C00000"/>
-          <w:lang w:val="en-US"/>
-        </w:rPr>
-        <w:t xml:space="preserve"> TODO</w:t>
-      </w:r>
-      <w:r>
-        <w:rPr>
-          <w:color w:val="C00000"/>
-          <w:lang w:val="en-US"/>
-        </w:rPr>
-        <w:t>s BEFORE HANDING THIS IN</w:t>
-      </w:r>
-      <w:r>
-        <w:rPr>
-          <w:color w:val="C00000"/>
-          <w:lang w:val="en-US"/>
-        </w:rPr>
-        <w:t>)</w:t>
+        <w:t xml:space="preserve">Pearson values for all 5 considered heartrates, for comparison </w:t>
+      </w:r>
+    </w:p>
+    <w:p>
+      <w:pPr>
+        <w:rPr>
+          <w:b/>
+          <w:bCs/>
+          <w:lang w:val="en-US"/>
+        </w:rPr>
+      </w:pPr>
+    </w:p>
+    <w:p>
+      <w:pPr>
+        <w:rPr>
+          <w:lang w:val="en-US"/>
+        </w:rPr>
+      </w:pPr>
+      <w:r>
+        <w:rPr>
+          <w:lang w:val="en-US"/>
+        </w:rPr>
+        <w:t xml:space="preserve">We see similar results for the Pearson coefficient, where a higher correlation (a value near 1 or -1) is a better result. The </w:t>
+      </w:r>
+      <w:proofErr w:type="spellStart"/>
+      <w:r>
+        <w:rPr>
+          <w:lang w:val="en-US"/>
+        </w:rPr>
+        <w:t>BioPac</w:t>
+      </w:r>
+      <w:proofErr w:type="spellEnd"/>
+      <w:r>
+        <w:rPr>
+          <w:lang w:val="en-US"/>
+        </w:rPr>
+        <w:t xml:space="preserve"> smoothed heartrate </w:t>
+      </w:r>
+      <w:r>
+        <w:rPr>
+          <w:lang w:val="en-US"/>
+        </w:rPr>
+        <w:t xml:space="preserve">achieves the highest single coefficient (0.92111 for the long stairs exercise), and the best result in a total of 4 of the 8 measurements. Notably, it underperforms severely on the wrist rotation and stretching exercises, where the watch achieves its </w:t>
+      </w:r>
+      <w:r>
+        <w:rPr>
+          <w:lang w:val="en-US"/>
+        </w:rPr>
+        <w:lastRenderedPageBreak/>
+        <w:t>best results and the best results overall. The FFT heartrat</w:t>
+      </w:r>
+      <w:r>
+        <w:rPr>
+          <w:lang w:val="en-US"/>
+        </w:rPr>
+        <w:t xml:space="preserve">e shows results similarly poor to the instant hear rates. Perhaps this is explainable because it is calculated via a different process. </w:t>
       </w:r>
     </w:p>
     <w:p>
@@ -11616,7 +12291,6 @@
           <w:bCs/>
           <w:lang w:val="en-US"/>
         </w:rPr>
-        <w:lastRenderedPageBreak/>
         <w:t xml:space="preserve">both smoothed and not smoothed heart rate </w:t>
       </w:r>
       <w:proofErr w:type="gramStart"/>
@@ -12070,6 +12744,7 @@
           <w:noProof/>
           <w:lang w:val="en-US"/>
         </w:rPr>
+        <w:lastRenderedPageBreak/>
         <w:drawing>
           <wp:inline distT="0" distB="0" distL="0" distR="0" wp14:anchorId="01DBC59F" wp14:editId="7AADED0A">
             <wp:extent cx="5760085" cy="2874010"/>
@@ -12212,7 +12887,6 @@
           <w:noProof/>
           <w:lang w:val="en-US"/>
         </w:rPr>
-        <w:lastRenderedPageBreak/>
         <w:drawing>
           <wp:inline distT="0" distB="0" distL="0" distR="0" wp14:anchorId="5CC9350E" wp14:editId="3A8E2854">
             <wp:extent cx="5760085" cy="2842895"/>
@@ -12289,21 +12963,7 @@
           <w:color w:val="7F7F7F" w:themeColor="text1" w:themeTint="80"/>
           <w:lang w:val="en-US"/>
         </w:rPr>
-        <w:t xml:space="preserve">Bland-Altman plot of </w:t>
-      </w:r>
-      <w:r>
-        <w:rPr>
-          <w:color w:val="7F7F7F" w:themeColor="text1" w:themeTint="80"/>
-          <w:lang w:val="en-US"/>
-        </w:rPr>
-        <w:t>smoothed</w:t>
-      </w:r>
-      <w:r>
-        <w:rPr>
-          <w:color w:val="7F7F7F" w:themeColor="text1" w:themeTint="80"/>
-          <w:lang w:val="en-US"/>
-        </w:rPr>
-        <w:t xml:space="preserve"> heartrate from </w:t>
+        <w:t xml:space="preserve">Bland-Altman plot of smoothed heartrate from </w:t>
       </w:r>
       <w:proofErr w:type="spellStart"/>
       <w:r>
@@ -12319,21 +12979,7 @@
           <w:color w:val="7F7F7F" w:themeColor="text1" w:themeTint="80"/>
           <w:lang w:val="en-US"/>
         </w:rPr>
-        <w:t xml:space="preserve"> ECG (ground truth) against </w:t>
-      </w:r>
-      <w:r>
-        <w:rPr>
-          <w:color w:val="7F7F7F" w:themeColor="text1" w:themeTint="80"/>
-          <w:lang w:val="en-US"/>
-        </w:rPr>
-        <w:t>smoothed</w:t>
-      </w:r>
-      <w:r>
-        <w:rPr>
-          <w:color w:val="7F7F7F" w:themeColor="text1" w:themeTint="80"/>
-          <w:lang w:val="en-US"/>
-        </w:rPr>
-        <w:t xml:space="preserve"> heart rate from </w:t>
+        <w:t xml:space="preserve"> ECG (ground truth) against smoothed heart rate from </w:t>
       </w:r>
       <w:proofErr w:type="spellStart"/>
       <w:r>
@@ -12374,6 +13020,7 @@
           <w:noProof/>
           <w:lang w:val="en-US"/>
         </w:rPr>
+        <w:lastRenderedPageBreak/>
         <w:drawing>
           <wp:inline distT="0" distB="0" distL="0" distR="0" wp14:anchorId="1FF6AA3F" wp14:editId="057D7F6D">
             <wp:extent cx="5760085" cy="2849245"/>
@@ -12450,21 +13097,7 @@
           <w:color w:val="7F7F7F" w:themeColor="text1" w:themeTint="80"/>
           <w:lang w:val="en-US"/>
         </w:rPr>
-        <w:t xml:space="preserve">Bland-Altman plot of </w:t>
-      </w:r>
-      <w:r>
-        <w:rPr>
-          <w:color w:val="7F7F7F" w:themeColor="text1" w:themeTint="80"/>
-          <w:lang w:val="en-US"/>
-        </w:rPr>
-        <w:t>instant</w:t>
-      </w:r>
-      <w:r>
-        <w:rPr>
-          <w:color w:val="7F7F7F" w:themeColor="text1" w:themeTint="80"/>
-          <w:lang w:val="en-US"/>
-        </w:rPr>
-        <w:t xml:space="preserve"> heartrate from </w:t>
+        <w:t xml:space="preserve">Bland-Altman plot of instant heartrate from </w:t>
       </w:r>
       <w:proofErr w:type="spellStart"/>
       <w:r>
@@ -12480,35 +13113,7 @@
           <w:color w:val="7F7F7F" w:themeColor="text1" w:themeTint="80"/>
           <w:lang w:val="en-US"/>
         </w:rPr>
-        <w:t xml:space="preserve"> ECG (ground truth) against </w:t>
-      </w:r>
-      <w:r>
-        <w:rPr>
-          <w:color w:val="7F7F7F" w:themeColor="text1" w:themeTint="80"/>
-          <w:lang w:val="en-US"/>
-        </w:rPr>
-        <w:t>instant</w:t>
-      </w:r>
-      <w:r>
-        <w:rPr>
-          <w:color w:val="7F7F7F" w:themeColor="text1" w:themeTint="80"/>
-          <w:lang w:val="en-US"/>
-        </w:rPr>
-        <w:t xml:space="preserve"> heart rate from </w:t>
-      </w:r>
-      <w:r>
-        <w:rPr>
-          <w:color w:val="7F7F7F" w:themeColor="text1" w:themeTint="80"/>
-          <w:lang w:val="en-US"/>
-        </w:rPr>
-        <w:t>smartwatch</w:t>
-      </w:r>
-      <w:r>
-        <w:rPr>
-          <w:color w:val="7F7F7F" w:themeColor="text1" w:themeTint="80"/>
-          <w:lang w:val="en-US"/>
-        </w:rPr>
-        <w:t xml:space="preserve"> PPG</w:t>
+        <w:t xml:space="preserve"> ECG (ground truth) against instant heart rate from smartwatch PPG</w:t>
       </w:r>
     </w:p>
     <w:p>
@@ -12535,7 +13140,6 @@
           <w:noProof/>
           <w:lang w:val="en-US"/>
         </w:rPr>
-        <w:lastRenderedPageBreak/>
         <w:drawing>
           <wp:inline distT="0" distB="0" distL="0" distR="0" wp14:anchorId="1A11E3F7" wp14:editId="0E5F9FAE">
             <wp:extent cx="5760085" cy="2880360"/>
@@ -12612,21 +13216,7 @@
           <w:color w:val="7F7F7F" w:themeColor="text1" w:themeTint="80"/>
           <w:lang w:val="en-US"/>
         </w:rPr>
-        <w:t xml:space="preserve">Bland-Altman plot of </w:t>
-      </w:r>
-      <w:r>
-        <w:rPr>
-          <w:color w:val="7F7F7F" w:themeColor="text1" w:themeTint="80"/>
-          <w:lang w:val="en-US"/>
-        </w:rPr>
-        <w:t>smoothed</w:t>
-      </w:r>
-      <w:r>
-        <w:rPr>
-          <w:color w:val="7F7F7F" w:themeColor="text1" w:themeTint="80"/>
-          <w:lang w:val="en-US"/>
-        </w:rPr>
-        <w:t xml:space="preserve"> heartrate from </w:t>
+        <w:t xml:space="preserve">Bland-Altman plot of smoothed heartrate from </w:t>
       </w:r>
       <w:proofErr w:type="spellStart"/>
       <w:r>
@@ -12642,21 +13232,7 @@
           <w:color w:val="7F7F7F" w:themeColor="text1" w:themeTint="80"/>
           <w:lang w:val="en-US"/>
         </w:rPr>
-        <w:t xml:space="preserve"> ECG (ground truth) against </w:t>
-      </w:r>
-      <w:r>
-        <w:rPr>
-          <w:color w:val="7F7F7F" w:themeColor="text1" w:themeTint="80"/>
-          <w:lang w:val="en-US"/>
-        </w:rPr>
-        <w:t>smoothed</w:t>
-      </w:r>
-      <w:r>
-        <w:rPr>
-          <w:color w:val="7F7F7F" w:themeColor="text1" w:themeTint="80"/>
-          <w:lang w:val="en-US"/>
-        </w:rPr>
-        <w:t xml:space="preserve"> heart rate from smartwatch PPG</w:t>
+        <w:t xml:space="preserve"> ECG (ground truth) against smoothed heart rate from smartwatch PPG</w:t>
       </w:r>
     </w:p>
     <w:p>
@@ -12683,6 +13259,7 @@
           <w:noProof/>
           <w:lang w:val="en-US"/>
         </w:rPr>
+        <w:lastRenderedPageBreak/>
         <w:drawing>
           <wp:inline distT="0" distB="0" distL="0" distR="0" wp14:anchorId="55ED4DD7" wp14:editId="3D80B9AB">
             <wp:extent cx="5760085" cy="2852420"/>
@@ -12818,7 +13395,6 @@
           <w:noProof/>
           <w:lang w:val="en-US"/>
         </w:rPr>
-        <w:lastRenderedPageBreak/>
         <w:drawing>
           <wp:inline distT="0" distB="0" distL="0" distR="0" wp14:anchorId="64F96C52" wp14:editId="69E2D134">
             <wp:extent cx="5760085" cy="2864485"/>
@@ -12930,6 +13506,7 @@
         </w:rPr>
         <w:t xml:space="preserve"> (Lecture Slides)</w:t>
       </w:r>
+      <w:bookmarkEnd w:id="1"/>
     </w:p>
     <w:sectPr>
       <w:headerReference w:type="default" r:id="rId36"/>
@@ -13040,7 +13617,7 @@
       <w:jc w:val="both"/>
       <w:rPr>
         <w:noProof/>
-        <w:lang w:eastAsia="de-DE"/>
+        <w:lang w:val="en-GB" w:eastAsia="de-DE"/>
       </w:rPr>
     </w:pPr>
     <w:r>
@@ -13103,14 +13680,14 @@
     <w:r>
       <w:rPr>
         <w:noProof/>
-        <w:lang w:eastAsia="de-DE"/>
+        <w:lang w:val="en-GB" w:eastAsia="de-DE"/>
       </w:rPr>
       <w:tab/>
     </w:r>
     <w:r>
       <w:rPr>
         <w:noProof/>
-        <w:lang w:eastAsia="de-DE"/>
+        <w:lang w:val="en-GB" w:eastAsia="de-DE"/>
       </w:rPr>
       <w:tab/>
     </w:r>
@@ -13216,7 +13793,19 @@
       <w:fldChar w:fldCharType="begin"/>
     </w:r>
     <w:r>
+      <w:rPr>
+        <w:lang w:val="en-GB"/>
+      </w:rPr>
       <w:instrText xml:space="preserve"> TITLE   \* MERGEFORMAT </w:instrText>
+    </w:r>
+    <w:r>
+      <w:fldChar w:fldCharType="separate"/>
+    </w:r>
+    <w:r>
+      <w:rPr>
+        <w:lang w:val="en-GB"/>
+      </w:rPr>
+      <w:t>TASK 03: REAL-WORLD DATA ACQUISITION AND HANDLING</w:t>
     </w:r>
     <w:r>
       <w:fldChar w:fldCharType="end"/>
@@ -13231,13 +13820,26 @@
       <w:rPr>
         <w:sz w:val="8"/>
         <w:szCs w:val="8"/>
+        <w:lang w:val="en-GB"/>
       </w:rPr>
     </w:pPr>
     <w:r>
       <w:fldChar w:fldCharType="begin"/>
     </w:r>
     <w:r>
+      <w:rPr>
+        <w:lang w:val="en-GB"/>
+      </w:rPr>
       <w:instrText xml:space="preserve"> TITLE   \* MERGEFORMAT </w:instrText>
+    </w:r>
+    <w:r>
+      <w:fldChar w:fldCharType="separate"/>
+    </w:r>
+    <w:r>
+      <w:rPr>
+        <w:lang w:val="en-GB"/>
+      </w:rPr>
+      <w:t>TASK 03: REAL-WORLD DATA ACQUISITION AND HANDLING</w:t>
     </w:r>
     <w:r>
       <w:fldChar w:fldCharType="end"/>
@@ -16143,6 +16745,13 @@
     <w:pitch w:val="fixed"/>
     <w:sig w:usb0="E00006FF" w:usb1="0000FCFF" w:usb2="00000001" w:usb3="00000000" w:csb0="0000019F" w:csb1="00000000"/>
   </w:font>
+  <w:font w:name="Cambria Math">
+    <w:panose1 w:val="02040503050406030204"/>
+    <w:charset w:val="00"/>
+    <w:family w:val="roman"/>
+    <w:pitch w:val="variable"/>
+    <w:sig w:usb0="E00006FF" w:usb1="420024FF" w:usb2="02000000" w:usb3="00000000" w:csb0="0000019F" w:csb1="00000000"/>
+  </w:font>
   <w:font w:name="Aptos Narrow">
     <w:charset w:val="00"/>
     <w:family w:val="swiss"/>
@@ -16185,6 +16794,7 @@
     <w:rsid w:val="000A2E78"/>
     <w:rsid w:val="000C62A0"/>
     <w:rsid w:val="00134D3A"/>
+    <w:rsid w:val="00165857"/>
     <w:rsid w:val="001D4425"/>
     <w:rsid w:val="001E1193"/>
     <w:rsid w:val="001F7831"/>
@@ -16198,10 +16808,12 @@
     <w:rsid w:val="00734641"/>
     <w:rsid w:val="0075272C"/>
     <w:rsid w:val="0075406D"/>
+    <w:rsid w:val="008C3965"/>
     <w:rsid w:val="00A32F15"/>
     <w:rsid w:val="00A36F1E"/>
     <w:rsid w:val="00A467CE"/>
     <w:rsid w:val="00A571CC"/>
+    <w:rsid w:val="00A710A9"/>
     <w:rsid w:val="00A948C9"/>
     <w:rsid w:val="00AC222D"/>
     <w:rsid w:val="00AC6A61"/>
@@ -16681,6 +17293,16 @@
     <w:name w:val="A1A637363751459DA36C46A640473D6B"/>
     <w:rsid w:val="000A2E78"/>
   </w:style>
+  <w:style w:type="character" w:styleId="PlaceholderText">
+    <w:name w:val="Placeholder Text"/>
+    <w:basedOn w:val="DefaultParagraphFont"/>
+    <w:uiPriority w:val="99"/>
+    <w:semiHidden/>
+    <w:rsid w:val="00165857"/>
+    <w:rPr>
+      <w:color w:val="808080"/>
+    </w:rPr>
+  </w:style>
 </w:styles>
 </file>
 
